--- a/docs/package/out/iNXT_BrokerVerse_OOTB_Strategy_and_Playbook.docx
+++ b/docs/package/out/iNXT_BrokerVerse_OOTB_Strategy_and_Playbook.docx
@@ -789,7 +789,7 @@
             </w:rPr>
             <w:fldChar w:fldCharType="separate"/>
           </w:r>
-          <w:hyperlink w:anchor="__RefHeading___Toc23830_2135982699">
+          <w:hyperlink w:anchor="__RefHeading___Toc29039_1649759004">
             <w:r>
               <w:rPr>
                 <w:webHidden/>
@@ -824,7 +824,7 @@
             </w:tabs>
             <w:rPr/>
           </w:pPr>
-          <w:hyperlink w:anchor="__RefHeading___Toc23832_2135982699">
+          <w:hyperlink w:anchor="__RefHeading___Toc29041_1649759004">
             <w:r>
               <w:rPr>
                 <w:webHidden/>
@@ -853,7 +853,7 @@
             </w:tabs>
             <w:rPr/>
           </w:pPr>
-          <w:hyperlink w:anchor="__RefHeading___Toc23834_2135982699">
+          <w:hyperlink w:anchor="__RefHeading___Toc29043_1649759004">
             <w:r>
               <w:rPr>
                 <w:webHidden/>
@@ -875,7 +875,7 @@
             </w:tabs>
             <w:rPr/>
           </w:pPr>
-          <w:hyperlink w:anchor="__RefHeading___Toc23836_2135982699">
+          <w:hyperlink w:anchor="__RefHeading___Toc29045_1649759004">
             <w:r>
               <w:rPr>
                 <w:webHidden/>
@@ -897,7 +897,7 @@
             </w:tabs>
             <w:rPr/>
           </w:pPr>
-          <w:hyperlink w:anchor="__RefHeading___Toc23838_2135982699">
+          <w:hyperlink w:anchor="__RefHeading___Toc29047_1649759004">
             <w:r>
               <w:rPr>
                 <w:webHidden/>
@@ -919,7 +919,7 @@
             </w:tabs>
             <w:rPr/>
           </w:pPr>
-          <w:hyperlink w:anchor="__RefHeading___Toc23840_2135982699">
+          <w:hyperlink w:anchor="__RefHeading___Toc29049_1649759004">
             <w:r>
               <w:rPr>
                 <w:webHidden/>
@@ -941,7 +941,7 @@
             </w:tabs>
             <w:rPr/>
           </w:pPr>
-          <w:hyperlink w:anchor="__RefHeading___Toc23842_2135982699">
+          <w:hyperlink w:anchor="__RefHeading___Toc29051_1649759004">
             <w:r>
               <w:rPr>
                 <w:webHidden/>
@@ -963,7 +963,7 @@
             </w:tabs>
             <w:rPr/>
           </w:pPr>
-          <w:hyperlink w:anchor="__RefHeading___Toc23844_2135982699">
+          <w:hyperlink w:anchor="__RefHeading___Toc29053_1649759004">
             <w:r>
               <w:rPr>
                 <w:webHidden/>
@@ -985,7 +985,7 @@
             </w:tabs>
             <w:rPr/>
           </w:pPr>
-          <w:hyperlink w:anchor="__RefHeading___Toc23846_2135982699">
+          <w:hyperlink w:anchor="__RefHeading___Toc29055_1649759004">
             <w:r>
               <w:rPr>
                 <w:webHidden/>
@@ -1007,7 +1007,7 @@
             </w:tabs>
             <w:rPr/>
           </w:pPr>
-          <w:hyperlink w:anchor="__RefHeading___Toc23848_2135982699">
+          <w:hyperlink w:anchor="__RefHeading___Toc29057_1649759004">
             <w:r>
               <w:rPr>
                 <w:webHidden/>
@@ -1029,7 +1029,7 @@
             </w:tabs>
             <w:rPr/>
           </w:pPr>
-          <w:hyperlink w:anchor="__RefHeading___Toc23850_2135982699">
+          <w:hyperlink w:anchor="__RefHeading___Toc29059_1649759004">
             <w:r>
               <w:rPr>
                 <w:webHidden/>
@@ -1051,7 +1051,7 @@
             </w:tabs>
             <w:rPr/>
           </w:pPr>
-          <w:hyperlink w:anchor="__RefHeading___Toc23852_2135982699">
+          <w:hyperlink w:anchor="__RefHeading___Toc29061_1649759004">
             <w:r>
               <w:rPr>
                 <w:webHidden/>
@@ -1073,7 +1073,7 @@
             </w:tabs>
             <w:rPr/>
           </w:pPr>
-          <w:hyperlink w:anchor="__RefHeading___Toc23854_2135982699">
+          <w:hyperlink w:anchor="__RefHeading___Toc29063_1649759004">
             <w:r>
               <w:rPr>
                 <w:webHidden/>
@@ -1095,7 +1095,7 @@
             </w:tabs>
             <w:rPr/>
           </w:pPr>
-          <w:hyperlink w:anchor="__RefHeading___Toc23856_2135982699">
+          <w:hyperlink w:anchor="__RefHeading___Toc29065_1649759004">
             <w:r>
               <w:rPr>
                 <w:webHidden/>
@@ -1117,7 +1117,7 @@
             </w:tabs>
             <w:rPr/>
           </w:pPr>
-          <w:hyperlink w:anchor="__RefHeading___Toc23858_2135982699">
+          <w:hyperlink w:anchor="__RefHeading___Toc29067_1649759004">
             <w:r>
               <w:rPr>
                 <w:webHidden/>
@@ -1139,7 +1139,7 @@
             </w:tabs>
             <w:rPr/>
           </w:pPr>
-          <w:hyperlink w:anchor="__RefHeading___Toc23860_2135982699">
+          <w:hyperlink w:anchor="__RefHeading___Toc29069_1649759004">
             <w:r>
               <w:rPr>
                 <w:webHidden/>
@@ -1161,7 +1161,7 @@
             </w:tabs>
             <w:rPr/>
           </w:pPr>
-          <w:hyperlink w:anchor="__RefHeading___Toc23862_2135982699">
+          <w:hyperlink w:anchor="__RefHeading___Toc29071_1649759004">
             <w:r>
               <w:rPr>
                 <w:webHidden/>
@@ -1183,7 +1183,7 @@
             </w:tabs>
             <w:rPr/>
           </w:pPr>
-          <w:hyperlink w:anchor="__RefHeading___Toc23864_2135982699">
+          <w:hyperlink w:anchor="__RefHeading___Toc29073_1649759004">
             <w:r>
               <w:rPr>
                 <w:webHidden/>
@@ -1205,7 +1205,7 @@
             </w:tabs>
             <w:rPr/>
           </w:pPr>
-          <w:hyperlink w:anchor="__RefHeading___Toc23866_2135982699">
+          <w:hyperlink w:anchor="__RefHeading___Toc29075_1649759004">
             <w:r>
               <w:rPr>
                 <w:webHidden/>
@@ -1227,7 +1227,7 @@
             </w:tabs>
             <w:rPr/>
           </w:pPr>
-          <w:hyperlink w:anchor="__RefHeading___Toc23868_2135982699">
+          <w:hyperlink w:anchor="__RefHeading___Toc29077_1649759004">
             <w:r>
               <w:rPr>
                 <w:webHidden/>
@@ -1249,7 +1249,7 @@
             </w:tabs>
             <w:rPr/>
           </w:pPr>
-          <w:hyperlink w:anchor="__RefHeading___Toc23870_2135982699">
+          <w:hyperlink w:anchor="__RefHeading___Toc29079_1649759004">
             <w:r>
               <w:rPr>
                 <w:webHidden/>
@@ -1257,7 +1257,7 @@
               </w:rPr>
               <w:t>6.4 Hosting options</w:t>
               <w:tab/>
-              <w:t>12</w:t>
+              <w:t>11</w:t>
             </w:r>
           </w:hyperlink>
         </w:p>
@@ -1271,7 +1271,7 @@
             </w:tabs>
             <w:rPr/>
           </w:pPr>
-          <w:hyperlink w:anchor="__RefHeading___Toc23872_2135982699">
+          <w:hyperlink w:anchor="__RefHeading___Toc29081_1649759004">
             <w:r>
               <w:rPr>
                 <w:webHidden/>
@@ -1293,7 +1293,7 @@
             </w:tabs>
             <w:rPr/>
           </w:pPr>
-          <w:hyperlink w:anchor="__RefHeading___Toc23874_2135982699">
+          <w:hyperlink w:anchor="__RefHeading___Toc29083_1649759004">
             <w:r>
               <w:rPr>
                 <w:webHidden/>
@@ -1315,7 +1315,7 @@
             </w:tabs>
             <w:rPr/>
           </w:pPr>
-          <w:hyperlink w:anchor="__RefHeading___Toc23876_2135982699">
+          <w:hyperlink w:anchor="__RefHeading___Toc29085_1649759004">
             <w:r>
               <w:rPr>
                 <w:webHidden/>
@@ -1337,7 +1337,7 @@
             </w:tabs>
             <w:rPr/>
           </w:pPr>
-          <w:hyperlink w:anchor="__RefHeading___Toc23878_2135982699">
+          <w:hyperlink w:anchor="__RefHeading___Toc29087_1649759004">
             <w:r>
               <w:rPr>
                 <w:webHidden/>
@@ -1359,7 +1359,7 @@
             </w:tabs>
             <w:rPr/>
           </w:pPr>
-          <w:hyperlink w:anchor="__RefHeading___Toc23880_2135982699">
+          <w:hyperlink w:anchor="__RefHeading___Toc29089_1649759004">
             <w:r>
               <w:rPr>
                 <w:webHidden/>
@@ -1367,7 +1367,7 @@
               </w:rPr>
               <w:t>7.2 Rules for the sales team</w:t>
               <w:tab/>
-              <w:t>14</w:t>
+              <w:t>13</w:t>
             </w:r>
           </w:hyperlink>
         </w:p>
@@ -1381,7 +1381,7 @@
             </w:tabs>
             <w:rPr/>
           </w:pPr>
-          <w:hyperlink w:anchor="__RefHeading___Toc23882_2135982699">
+          <w:hyperlink w:anchor="__RefHeading___Toc29091_1649759004">
             <w:r>
               <w:rPr>
                 <w:webHidden/>
@@ -1403,7 +1403,7 @@
             </w:tabs>
             <w:rPr/>
           </w:pPr>
-          <w:hyperlink w:anchor="__RefHeading___Toc23884_2135982699">
+          <w:hyperlink w:anchor="__RefHeading___Toc29093_1649759004">
             <w:r>
               <w:rPr>
                 <w:webHidden/>
@@ -1425,7 +1425,7 @@
             </w:tabs>
             <w:rPr/>
           </w:pPr>
-          <w:hyperlink w:anchor="__RefHeading___Toc23886_2135982699">
+          <w:hyperlink w:anchor="__RefHeading___Toc29095_1649759004">
             <w:r>
               <w:rPr>
                 <w:webHidden/>
@@ -1447,7 +1447,7 @@
             </w:tabs>
             <w:rPr/>
           </w:pPr>
-          <w:hyperlink w:anchor="__RefHeading___Toc23888_2135982699">
+          <w:hyperlink w:anchor="__RefHeading___Toc29097_1649759004">
             <w:r>
               <w:rPr>
                 <w:webHidden/>
@@ -1469,7 +1469,7 @@
             </w:tabs>
             <w:rPr/>
           </w:pPr>
-          <w:hyperlink w:anchor="__RefHeading___Toc23890_2135982699">
+          <w:hyperlink w:anchor="__RefHeading___Toc29099_1649759004">
             <w:r>
               <w:rPr>
                 <w:webHidden/>
@@ -1491,7 +1491,7 @@
             </w:tabs>
             <w:rPr/>
           </w:pPr>
-          <w:hyperlink w:anchor="__RefHeading___Toc23892_2135982699">
+          <w:hyperlink w:anchor="__RefHeading___Toc29101_1649759004">
             <w:r>
               <w:rPr>
                 <w:webHidden/>
@@ -1513,7 +1513,7 @@
             </w:tabs>
             <w:rPr/>
           </w:pPr>
-          <w:hyperlink w:anchor="__RefHeading___Toc23894_2135982699">
+          <w:hyperlink w:anchor="__RefHeading___Toc29103_1649759004">
             <w:r>
               <w:rPr>
                 <w:webHidden/>
@@ -1535,7 +1535,7 @@
             </w:tabs>
             <w:rPr/>
           </w:pPr>
-          <w:hyperlink w:anchor="__RefHeading___Toc23896_2135982699">
+          <w:hyperlink w:anchor="__RefHeading___Toc29105_1649759004">
             <w:r>
               <w:rPr>
                 <w:webHidden/>
@@ -1557,7 +1557,7 @@
             </w:tabs>
             <w:rPr/>
           </w:pPr>
-          <w:hyperlink w:anchor="__RefHeading___Toc23898_2135982699">
+          <w:hyperlink w:anchor="__RefHeading___Toc29107_1649759004">
             <w:r>
               <w:rPr>
                 <w:webHidden/>
@@ -1579,7 +1579,7 @@
             </w:tabs>
             <w:rPr/>
           </w:pPr>
-          <w:hyperlink w:anchor="__RefHeading___Toc23900_2135982699">
+          <w:hyperlink w:anchor="__RefHeading___Toc29109_1649759004">
             <w:r>
               <w:rPr>
                 <w:webHidden/>
@@ -1601,7 +1601,7 @@
             </w:tabs>
             <w:rPr/>
           </w:pPr>
-          <w:hyperlink w:anchor="__RefHeading___Toc23902_2135982699">
+          <w:hyperlink w:anchor="__RefHeading___Toc29111_1649759004">
             <w:r>
               <w:rPr>
                 <w:webHidden/>
@@ -1623,7 +1623,7 @@
             </w:tabs>
             <w:rPr/>
           </w:pPr>
-          <w:hyperlink w:anchor="__RefHeading___Toc23904_2135982699">
+          <w:hyperlink w:anchor="__RefHeading___Toc29113_1649759004">
             <w:r>
               <w:rPr>
                 <w:webHidden/>
@@ -1645,7 +1645,7 @@
             </w:tabs>
             <w:rPr/>
           </w:pPr>
-          <w:hyperlink w:anchor="__RefHeading___Toc23906_2135982699">
+          <w:hyperlink w:anchor="__RefHeading___Toc29115_1649759004">
             <w:r>
               <w:rPr>
                 <w:webHidden/>
@@ -1667,7 +1667,7 @@
             </w:tabs>
             <w:rPr/>
           </w:pPr>
-          <w:hyperlink w:anchor="__RefHeading___Toc23908_2135982699">
+          <w:hyperlink w:anchor="__RefHeading___Toc29117_1649759004">
             <w:r>
               <w:rPr>
                 <w:webHidden/>
@@ -1689,7 +1689,7 @@
             </w:tabs>
             <w:rPr/>
           </w:pPr>
-          <w:hyperlink w:anchor="__RefHeading___Toc23910_2135982699">
+          <w:hyperlink w:anchor="__RefHeading___Toc29119_1649759004">
             <w:r>
               <w:rPr>
                 <w:webHidden/>
@@ -1711,7 +1711,7 @@
             </w:tabs>
             <w:rPr/>
           </w:pPr>
-          <w:hyperlink w:anchor="__RefHeading___Toc23912_2135982699">
+          <w:hyperlink w:anchor="__RefHeading___Toc29121_1649759004">
             <w:r>
               <w:rPr>
                 <w:webHidden/>
@@ -1733,7 +1733,7 @@
             </w:tabs>
             <w:rPr/>
           </w:pPr>
-          <w:hyperlink w:anchor="__RefHeading___Toc23914_2135982699">
+          <w:hyperlink w:anchor="__RefHeading___Toc29123_1649759004">
             <w:r>
               <w:rPr>
                 <w:webHidden/>
@@ -1755,7 +1755,7 @@
             </w:tabs>
             <w:rPr/>
           </w:pPr>
-          <w:hyperlink w:anchor="__RefHeading___Toc23916_2135982699">
+          <w:hyperlink w:anchor="__RefHeading___Toc29125_1649759004">
             <w:r>
               <w:rPr>
                 <w:webHidden/>
@@ -1777,7 +1777,7 @@
             </w:tabs>
             <w:rPr/>
           </w:pPr>
-          <w:hyperlink w:anchor="__RefHeading___Toc23918_2135982699">
+          <w:hyperlink w:anchor="__RefHeading___Toc29127_1649759004">
             <w:r>
               <w:rPr>
                 <w:webHidden/>
@@ -1799,7 +1799,7 @@
             </w:tabs>
             <w:rPr/>
           </w:pPr>
-          <w:hyperlink w:anchor="__RefHeading___Toc23920_2135982699">
+          <w:hyperlink w:anchor="__RefHeading___Toc29129_1649759004">
             <w:r>
               <w:rPr>
                 <w:webHidden/>
@@ -1821,7 +1821,7 @@
             </w:tabs>
             <w:rPr/>
           </w:pPr>
-          <w:hyperlink w:anchor="__RefHeading___Toc23922_2135982699">
+          <w:hyperlink w:anchor="__RefHeading___Toc29131_1649759004">
             <w:r>
               <w:rPr>
                 <w:webHidden/>
@@ -1843,7 +1843,7 @@
             </w:tabs>
             <w:rPr/>
           </w:pPr>
-          <w:hyperlink w:anchor="__RefHeading___Toc23924_2135982699">
+          <w:hyperlink w:anchor="__RefHeading___Toc29133_1649759004">
             <w:r>
               <w:rPr>
                 <w:webHidden/>
@@ -1851,7 +1851,7 @@
               </w:rPr>
               <w:t>10.3 Roadmap themes</w:t>
               <w:tab/>
-              <w:t>22</w:t>
+              <w:t>21</w:t>
             </w:r>
           </w:hyperlink>
         </w:p>
@@ -1865,7 +1865,7 @@
             </w:tabs>
             <w:rPr/>
           </w:pPr>
-          <w:hyperlink w:anchor="__RefHeading___Toc23926_2135982699">
+          <w:hyperlink w:anchor="__RefHeading___Toc29135_1649759004">
             <w:r>
               <w:rPr>
                 <w:webHidden/>
@@ -1887,7 +1887,7 @@
             </w:tabs>
             <w:rPr/>
           </w:pPr>
-          <w:hyperlink w:anchor="__RefHeading___Toc23928_2135982699">
+          <w:hyperlink w:anchor="__RefHeading___Toc29137_1649759004">
             <w:r>
               <w:rPr>
                 <w:webHidden/>
@@ -1909,7 +1909,7 @@
             </w:tabs>
             <w:rPr/>
           </w:pPr>
-          <w:hyperlink w:anchor="__RefHeading___Toc23930_2135982699">
+          <w:hyperlink w:anchor="__RefHeading___Toc29139_1649759004">
             <w:r>
               <w:rPr>
                 <w:webHidden/>
@@ -1931,7 +1931,7 @@
             </w:tabs>
             <w:rPr/>
           </w:pPr>
-          <w:hyperlink w:anchor="__RefHeading___Toc23932_2135982699">
+          <w:hyperlink w:anchor="__RefHeading___Toc29141_1649759004">
             <w:r>
               <w:rPr>
                 <w:webHidden/>
@@ -1953,7 +1953,7 @@
             </w:tabs>
             <w:rPr/>
           </w:pPr>
-          <w:hyperlink w:anchor="__RefHeading___Toc23934_2135982699">
+          <w:hyperlink w:anchor="__RefHeading___Toc29143_1649759004">
             <w:r>
               <w:rPr>
                 <w:webHidden/>
@@ -1975,7 +1975,7 @@
             </w:tabs>
             <w:rPr/>
           </w:pPr>
-          <w:hyperlink w:anchor="__RefHeading___Toc23936_2135982699">
+          <w:hyperlink w:anchor="__RefHeading___Toc29145_1649759004">
             <w:r>
               <w:rPr>
                 <w:webHidden/>
@@ -1997,7 +1997,7 @@
             </w:tabs>
             <w:rPr/>
           </w:pPr>
-          <w:hyperlink w:anchor="__RefHeading___Toc23938_2135982699">
+          <w:hyperlink w:anchor="__RefHeading___Toc29147_1649759004">
             <w:r>
               <w:rPr>
                 <w:webHidden/>
@@ -2019,7 +2019,7 @@
             </w:tabs>
             <w:rPr/>
           </w:pPr>
-          <w:hyperlink w:anchor="__RefHeading___Toc23940_2135982699">
+          <w:hyperlink w:anchor="__RefHeading___Toc29149_1649759004">
             <w:r>
               <w:rPr>
                 <w:webHidden/>
@@ -2041,7 +2041,7 @@
             </w:tabs>
             <w:rPr/>
           </w:pPr>
-          <w:hyperlink w:anchor="__RefHeading___Toc23942_2135982699">
+          <w:hyperlink w:anchor="__RefHeading___Toc29151_1649759004">
             <w:r>
               <w:rPr>
                 <w:webHidden/>
@@ -2063,7 +2063,7 @@
             </w:tabs>
             <w:rPr/>
           </w:pPr>
-          <w:hyperlink w:anchor="__RefHeading___Toc23944_2135982699">
+          <w:hyperlink w:anchor="__RefHeading___Toc29153_1649759004">
             <w:r>
               <w:rPr>
                 <w:webHidden/>
@@ -2085,7 +2085,7 @@
             </w:tabs>
             <w:rPr/>
           </w:pPr>
-          <w:hyperlink w:anchor="__RefHeading___Toc23946_2135982699">
+          <w:hyperlink w:anchor="__RefHeading___Toc29155_1649759004">
             <w:r>
               <w:rPr>
                 <w:webHidden/>
@@ -2107,7 +2107,7 @@
             </w:tabs>
             <w:rPr/>
           </w:pPr>
-          <w:hyperlink w:anchor="__RefHeading___Toc23948_2135982699">
+          <w:hyperlink w:anchor="__RefHeading___Toc29157_1649759004">
             <w:r>
               <w:rPr>
                 <w:webHidden/>
@@ -2129,7 +2129,7 @@
             </w:tabs>
             <w:rPr/>
           </w:pPr>
-          <w:hyperlink w:anchor="__RefHeading___Toc23950_2135982699">
+          <w:hyperlink w:anchor="__RefHeading___Toc29159_1649759004">
             <w:r>
               <w:rPr>
                 <w:webHidden/>
@@ -2151,7 +2151,7 @@
             </w:tabs>
             <w:rPr/>
           </w:pPr>
-          <w:hyperlink w:anchor="__RefHeading___Toc23952_2135982699">
+          <w:hyperlink w:anchor="__RefHeading___Toc29161_1649759004">
             <w:r>
               <w:rPr>
                 <w:webHidden/>
@@ -2173,7 +2173,7 @@
             </w:tabs>
             <w:rPr/>
           </w:pPr>
-          <w:hyperlink w:anchor="__RefHeading___Toc23954_2135982699">
+          <w:hyperlink w:anchor="__RefHeading___Toc29163_1649759004">
             <w:r>
               <w:rPr>
                 <w:webHidden/>
@@ -2195,7 +2195,7 @@
             </w:tabs>
             <w:rPr/>
           </w:pPr>
-          <w:hyperlink w:anchor="__RefHeading___Toc23956_2135982699">
+          <w:hyperlink w:anchor="__RefHeading___Toc29165_1649759004">
             <w:r>
               <w:rPr>
                 <w:webHidden/>
@@ -2217,7 +2217,7 @@
             </w:tabs>
             <w:rPr/>
           </w:pPr>
-          <w:hyperlink w:anchor="__RefHeading___Toc23958_2135982699">
+          <w:hyperlink w:anchor="__RefHeading___Toc29167_1649759004">
             <w:r>
               <w:rPr>
                 <w:webHidden/>
@@ -2239,7 +2239,7 @@
             </w:tabs>
             <w:rPr/>
           </w:pPr>
-          <w:hyperlink w:anchor="__RefHeading___Toc23960_2135982699">
+          <w:hyperlink w:anchor="__RefHeading___Toc29169_1649759004">
             <w:r>
               <w:rPr>
                 <w:webHidden/>
@@ -2261,7 +2261,7 @@
             </w:tabs>
             <w:rPr/>
           </w:pPr>
-          <w:hyperlink w:anchor="__RefHeading___Toc23962_2135982699">
+          <w:hyperlink w:anchor="__RefHeading___Toc29171_1649759004">
             <w:r>
               <w:rPr>
                 <w:webHidden/>
@@ -2283,7 +2283,7 @@
             </w:tabs>
             <w:rPr/>
           </w:pPr>
-          <w:hyperlink w:anchor="__RefHeading___Toc23964_2135982699">
+          <w:hyperlink w:anchor="__RefHeading___Toc29173_1649759004">
             <w:r>
               <w:rPr>
                 <w:webHidden/>
@@ -2305,7 +2305,7 @@
             </w:tabs>
             <w:rPr/>
           </w:pPr>
-          <w:hyperlink w:anchor="__RefHeading___Toc23966_2135982699">
+          <w:hyperlink w:anchor="__RefHeading___Toc29175_1649759004">
             <w:r>
               <w:rPr>
                 <w:webHidden/>
@@ -2353,7 +2353,7 @@
       <w:r>
         <w:br w:type="page"/>
       </w:r>
-      <w:bookmarkStart w:id="0" w:name="__RefHeading___Toc23830_2135982699"/>
+      <w:bookmarkStart w:id="0" w:name="__RefHeading___Toc29039_1649759004"/>
       <w:bookmarkStart w:id="1" w:name="_Toc48319687"/>
       <w:bookmarkStart w:id="2" w:name="_Toc11824118"/>
       <w:bookmarkEnd w:id="0"/>
@@ -2998,7 +2998,7 @@
           <w:spacing w:val="0"/>
         </w:rPr>
       </w:pPr>
-      <w:bookmarkStart w:id="4" w:name="__RefHeading___Toc23832_2135982699"/>
+      <w:bookmarkStart w:id="4" w:name="__RefHeading___Toc29041_1649759004"/>
       <w:bookmarkStart w:id="5" w:name="_Toc233203388"/>
       <w:bookmarkEnd w:id="4"/>
       <w:r>
@@ -6120,7 +6120,7 @@
         <w:pageBreakBefore w:val="false"/>
         <w:rPr/>
       </w:pPr>
-      <w:bookmarkStart w:id="6" w:name="__RefHeading___Toc23834_2135982699"/>
+      <w:bookmarkStart w:id="6" w:name="__RefHeading___Toc29043_1649759004"/>
       <w:bookmarkEnd w:id="6"/>
       <w:r>
         <w:rPr>
@@ -6137,7 +6137,7 @@
         <w:pStyle w:val="Heading2"/>
         <w:rPr/>
       </w:pPr>
-      <w:bookmarkStart w:id="7" w:name="__RefHeading___Toc23836_2135982699"/>
+      <w:bookmarkStart w:id="7" w:name="__RefHeading___Toc29045_1649759004"/>
       <w:bookmarkEnd w:id="7"/>
       <w:r>
         <w:rPr>
@@ -6699,7 +6699,7 @@
         <w:pStyle w:val="Heading2"/>
         <w:rPr/>
       </w:pPr>
-      <w:bookmarkStart w:id="8" w:name="__RefHeading___Toc23838_2135982699"/>
+      <w:bookmarkStart w:id="8" w:name="__RefHeading___Toc29047_1649759004"/>
       <w:bookmarkEnd w:id="8"/>
       <w:r>
         <w:rPr>
@@ -6800,7 +6800,7 @@
         <w:pStyle w:val="Heading1"/>
         <w:rPr/>
       </w:pPr>
-      <w:bookmarkStart w:id="9" w:name="__RefHeading___Toc23840_2135982699"/>
+      <w:bookmarkStart w:id="9" w:name="__RefHeading___Toc29049_1649759004"/>
       <w:bookmarkEnd w:id="9"/>
       <w:r>
         <w:rPr>
@@ -6817,7 +6817,7 @@
         <w:pStyle w:val="Heading2"/>
         <w:rPr/>
       </w:pPr>
-      <w:bookmarkStart w:id="10" w:name="__RefHeading___Toc23842_2135982699"/>
+      <w:bookmarkStart w:id="10" w:name="__RefHeading___Toc29051_1649759004"/>
       <w:bookmarkEnd w:id="10"/>
       <w:r>
         <w:rPr>
@@ -7004,7 +7004,7 @@
         <w:pStyle w:val="Heading2"/>
         <w:rPr/>
       </w:pPr>
-      <w:bookmarkStart w:id="11" w:name="__RefHeading___Toc23844_2135982699"/>
+      <w:bookmarkStart w:id="11" w:name="__RefHeading___Toc29053_1649759004"/>
       <w:bookmarkEnd w:id="11"/>
       <w:r>
         <w:rPr>
@@ -7904,7 +7904,7 @@
         <w:pStyle w:val="Heading2"/>
         <w:rPr/>
       </w:pPr>
-      <w:bookmarkStart w:id="12" w:name="__RefHeading___Toc23846_2135982699"/>
+      <w:bookmarkStart w:id="12" w:name="__RefHeading___Toc29055_1649759004"/>
       <w:bookmarkEnd w:id="12"/>
       <w:r>
         <w:rPr>
@@ -9020,7 +9020,7 @@
         <w:pStyle w:val="Heading2"/>
         <w:rPr/>
       </w:pPr>
-      <w:bookmarkStart w:id="13" w:name="__RefHeading___Toc23848_2135982699"/>
+      <w:bookmarkStart w:id="13" w:name="__RefHeading___Toc29057_1649759004"/>
       <w:bookmarkEnd w:id="13"/>
       <w:r>
         <w:rPr>
@@ -9131,7 +9131,7 @@
         <w:pStyle w:val="Heading1"/>
         <w:rPr/>
       </w:pPr>
-      <w:bookmarkStart w:id="14" w:name="__RefHeading___Toc23850_2135982699"/>
+      <w:bookmarkStart w:id="14" w:name="__RefHeading___Toc29059_1649759004"/>
       <w:bookmarkEnd w:id="14"/>
       <w:r>
         <w:rPr>
@@ -9148,7 +9148,7 @@
         <w:pStyle w:val="Heading2"/>
         <w:rPr/>
       </w:pPr>
-      <w:bookmarkStart w:id="15" w:name="__RefHeading___Toc23852_2135982699"/>
+      <w:bookmarkStart w:id="15" w:name="__RefHeading___Toc29061_1649759004"/>
       <w:bookmarkEnd w:id="15"/>
       <w:r>
         <w:rPr>
@@ -9195,7 +9195,7 @@
         <w:pStyle w:val="Heading2"/>
         <w:rPr/>
       </w:pPr>
-      <w:bookmarkStart w:id="16" w:name="__RefHeading___Toc23854_2135982699"/>
+      <w:bookmarkStart w:id="16" w:name="__RefHeading___Toc29063_1649759004"/>
       <w:bookmarkEnd w:id="16"/>
       <w:r>
         <w:rPr>
@@ -9210,7 +9210,7 @@
     <w:tbl>
       <w:tblPr>
         <w:tblStyle w:val="TableGrid"/>
-        <w:tblW w:w="9015" w:type="dxa"/>
+        <w:tblW w:w="9014" w:type="dxa"/>
         <w:jc w:val="left"/>
         <w:tblInd w:w="0" w:type="dxa"/>
         <w:tblLayout w:type="fixed"/>
@@ -9223,11 +9223,11 @@
         <w:tblLook w:val="04a0" w:noHBand="0" w:noVBand="1" w:firstColumn="1" w:lastRow="0" w:lastColumn="0" w:firstRow="1"/>
       </w:tblPr>
       <w:tblGrid>
-        <w:gridCol w:w="1781"/>
-        <w:gridCol w:w="1168"/>
-        <w:gridCol w:w="2449"/>
-        <w:gridCol w:w="1122"/>
-        <w:gridCol w:w="2495"/>
+        <w:gridCol w:w="1764"/>
+        <w:gridCol w:w="1229"/>
+        <w:gridCol w:w="2348"/>
+        <w:gridCol w:w="1123"/>
+        <w:gridCol w:w="2550"/>
       </w:tblGrid>
       <w:tr>
         <w:trPr>
@@ -9235,7 +9235,7 @@
         </w:trPr>
         <w:tc>
           <w:tcPr>
-            <w:tcW w:w="1781" w:type="dxa"/>
+            <w:tcW w:w="1764" w:type="dxa"/>
             <w:tcBorders>
               <w:top w:val="single" w:sz="4" w:space="0" w:color="BFC7D1"/>
               <w:left w:val="single" w:sz="4" w:space="0" w:color="BFC7D1"/>
@@ -9274,7 +9274,7 @@
         </w:tc>
         <w:tc>
           <w:tcPr>
-            <w:tcW w:w="1168" w:type="dxa"/>
+            <w:tcW w:w="1229" w:type="dxa"/>
             <w:tcBorders>
               <w:top w:val="single" w:sz="4" w:space="0" w:color="BFC7D1"/>
               <w:left w:val="single" w:sz="4" w:space="0" w:color="BFC7D1"/>
@@ -9313,7 +9313,7 @@
         </w:tc>
         <w:tc>
           <w:tcPr>
-            <w:tcW w:w="2449" w:type="dxa"/>
+            <w:tcW w:w="2348" w:type="dxa"/>
             <w:tcBorders>
               <w:top w:val="single" w:sz="4" w:space="0" w:color="BFC7D1"/>
               <w:left w:val="single" w:sz="4" w:space="0" w:color="BFC7D1"/>
@@ -9352,7 +9352,7 @@
         </w:tc>
         <w:tc>
           <w:tcPr>
-            <w:tcW w:w="1122" w:type="dxa"/>
+            <w:tcW w:w="1123" w:type="dxa"/>
             <w:tcBorders>
               <w:top w:val="single" w:sz="4" w:space="0" w:color="BFC7D1"/>
               <w:left w:val="single" w:sz="4" w:space="0" w:color="BFC7D1"/>
@@ -9391,7 +9391,7 @@
         </w:tc>
         <w:tc>
           <w:tcPr>
-            <w:tcW w:w="2495" w:type="dxa"/>
+            <w:tcW w:w="2550" w:type="dxa"/>
             <w:tcBorders>
               <w:top w:val="single" w:sz="4" w:space="0" w:color="BFC7D1"/>
               <w:left w:val="single" w:sz="4" w:space="0" w:color="BFC7D1"/>
@@ -9433,7 +9433,7 @@
         <w:trPr/>
         <w:tc>
           <w:tcPr>
-            <w:tcW w:w="1781" w:type="dxa"/>
+            <w:tcW w:w="1764" w:type="dxa"/>
             <w:tcBorders>
               <w:top w:val="single" w:sz="4" w:space="0" w:color="BFC7D1"/>
               <w:left w:val="single" w:sz="4" w:space="0" w:color="BFC7D1"/>
@@ -9470,7 +9470,7 @@
         </w:tc>
         <w:tc>
           <w:tcPr>
-            <w:tcW w:w="1168" w:type="dxa"/>
+            <w:tcW w:w="1229" w:type="dxa"/>
             <w:tcBorders>
               <w:top w:val="single" w:sz="4" w:space="0" w:color="BFC7D1"/>
               <w:left w:val="single" w:sz="4" w:space="0" w:color="BFC7D1"/>
@@ -9507,7 +9507,7 @@
         </w:tc>
         <w:tc>
           <w:tcPr>
-            <w:tcW w:w="2449" w:type="dxa"/>
+            <w:tcW w:w="2348" w:type="dxa"/>
             <w:tcBorders>
               <w:top w:val="single" w:sz="4" w:space="0" w:color="BFC7D1"/>
               <w:left w:val="single" w:sz="4" w:space="0" w:color="BFC7D1"/>
@@ -9544,7 +9544,7 @@
         </w:tc>
         <w:tc>
           <w:tcPr>
-            <w:tcW w:w="1122" w:type="dxa"/>
+            <w:tcW w:w="1123" w:type="dxa"/>
             <w:tcBorders>
               <w:top w:val="single" w:sz="4" w:space="0" w:color="BFC7D1"/>
               <w:left w:val="single" w:sz="4" w:space="0" w:color="BFC7D1"/>
@@ -9581,7 +9581,7 @@
         </w:tc>
         <w:tc>
           <w:tcPr>
-            <w:tcW w:w="2495" w:type="dxa"/>
+            <w:tcW w:w="2550" w:type="dxa"/>
             <w:tcBorders>
               <w:top w:val="single" w:sz="4" w:space="0" w:color="BFC7D1"/>
               <w:left w:val="single" w:sz="4" w:space="0" w:color="BFC7D1"/>
@@ -9621,7 +9621,7 @@
         <w:trPr/>
         <w:tc>
           <w:tcPr>
-            <w:tcW w:w="1781" w:type="dxa"/>
+            <w:tcW w:w="1764" w:type="dxa"/>
             <w:tcBorders>
               <w:top w:val="single" w:sz="4" w:space="0" w:color="BFC7D1"/>
               <w:left w:val="single" w:sz="4" w:space="0" w:color="BFC7D1"/>
@@ -9658,7 +9658,7 @@
         </w:tc>
         <w:tc>
           <w:tcPr>
-            <w:tcW w:w="1168" w:type="dxa"/>
+            <w:tcW w:w="1229" w:type="dxa"/>
             <w:tcBorders>
               <w:top w:val="single" w:sz="4" w:space="0" w:color="BFC7D1"/>
               <w:left w:val="single" w:sz="4" w:space="0" w:color="BFC7D1"/>
@@ -9695,7 +9695,7 @@
         </w:tc>
         <w:tc>
           <w:tcPr>
-            <w:tcW w:w="2449" w:type="dxa"/>
+            <w:tcW w:w="2348" w:type="dxa"/>
             <w:tcBorders>
               <w:top w:val="single" w:sz="4" w:space="0" w:color="BFC7D1"/>
               <w:left w:val="single" w:sz="4" w:space="0" w:color="BFC7D1"/>
@@ -9732,7 +9732,7 @@
         </w:tc>
         <w:tc>
           <w:tcPr>
-            <w:tcW w:w="1122" w:type="dxa"/>
+            <w:tcW w:w="1123" w:type="dxa"/>
             <w:tcBorders>
               <w:top w:val="single" w:sz="4" w:space="0" w:color="BFC7D1"/>
               <w:left w:val="single" w:sz="4" w:space="0" w:color="BFC7D1"/>
@@ -9769,7 +9769,7 @@
         </w:tc>
         <w:tc>
           <w:tcPr>
-            <w:tcW w:w="2495" w:type="dxa"/>
+            <w:tcW w:w="2550" w:type="dxa"/>
             <w:tcBorders>
               <w:top w:val="single" w:sz="4" w:space="0" w:color="BFC7D1"/>
               <w:left w:val="single" w:sz="4" w:space="0" w:color="BFC7D1"/>
@@ -9809,7 +9809,7 @@
         <w:trPr/>
         <w:tc>
           <w:tcPr>
-            <w:tcW w:w="1781" w:type="dxa"/>
+            <w:tcW w:w="1764" w:type="dxa"/>
             <w:tcBorders>
               <w:top w:val="single" w:sz="4" w:space="0" w:color="BFC7D1"/>
               <w:left w:val="single" w:sz="4" w:space="0" w:color="BFC7D1"/>
@@ -9846,7 +9846,7 @@
         </w:tc>
         <w:tc>
           <w:tcPr>
-            <w:tcW w:w="1168" w:type="dxa"/>
+            <w:tcW w:w="1229" w:type="dxa"/>
             <w:tcBorders>
               <w:top w:val="single" w:sz="4" w:space="0" w:color="BFC7D1"/>
               <w:left w:val="single" w:sz="4" w:space="0" w:color="BFC7D1"/>
@@ -9883,7 +9883,7 @@
         </w:tc>
         <w:tc>
           <w:tcPr>
-            <w:tcW w:w="2449" w:type="dxa"/>
+            <w:tcW w:w="2348" w:type="dxa"/>
             <w:tcBorders>
               <w:top w:val="single" w:sz="4" w:space="0" w:color="BFC7D1"/>
               <w:left w:val="single" w:sz="4" w:space="0" w:color="BFC7D1"/>
@@ -9920,7 +9920,7 @@
         </w:tc>
         <w:tc>
           <w:tcPr>
-            <w:tcW w:w="1122" w:type="dxa"/>
+            <w:tcW w:w="1123" w:type="dxa"/>
             <w:tcBorders>
               <w:top w:val="single" w:sz="4" w:space="0" w:color="BFC7D1"/>
               <w:left w:val="single" w:sz="4" w:space="0" w:color="BFC7D1"/>
@@ -9957,7 +9957,7 @@
         </w:tc>
         <w:tc>
           <w:tcPr>
-            <w:tcW w:w="2495" w:type="dxa"/>
+            <w:tcW w:w="2550" w:type="dxa"/>
             <w:tcBorders>
               <w:top w:val="single" w:sz="4" w:space="0" w:color="BFC7D1"/>
               <w:left w:val="single" w:sz="4" w:space="0" w:color="BFC7D1"/>
@@ -9997,7 +9997,7 @@
         <w:trPr/>
         <w:tc>
           <w:tcPr>
-            <w:tcW w:w="1781" w:type="dxa"/>
+            <w:tcW w:w="1764" w:type="dxa"/>
             <w:tcBorders>
               <w:top w:val="single" w:sz="4" w:space="0" w:color="BFC7D1"/>
               <w:left w:val="single" w:sz="4" w:space="0" w:color="BFC7D1"/>
@@ -10034,7 +10034,7 @@
         </w:tc>
         <w:tc>
           <w:tcPr>
-            <w:tcW w:w="1168" w:type="dxa"/>
+            <w:tcW w:w="1229" w:type="dxa"/>
             <w:tcBorders>
               <w:top w:val="single" w:sz="4" w:space="0" w:color="BFC7D1"/>
               <w:left w:val="single" w:sz="4" w:space="0" w:color="BFC7D1"/>
@@ -10071,7 +10071,7 @@
         </w:tc>
         <w:tc>
           <w:tcPr>
-            <w:tcW w:w="2449" w:type="dxa"/>
+            <w:tcW w:w="2348" w:type="dxa"/>
             <w:tcBorders>
               <w:top w:val="single" w:sz="4" w:space="0" w:color="BFC7D1"/>
               <w:left w:val="single" w:sz="4" w:space="0" w:color="BFC7D1"/>
@@ -10108,7 +10108,7 @@
         </w:tc>
         <w:tc>
           <w:tcPr>
-            <w:tcW w:w="1122" w:type="dxa"/>
+            <w:tcW w:w="1123" w:type="dxa"/>
             <w:tcBorders>
               <w:top w:val="single" w:sz="4" w:space="0" w:color="BFC7D1"/>
               <w:left w:val="single" w:sz="4" w:space="0" w:color="BFC7D1"/>
@@ -10145,7 +10145,7 @@
         </w:tc>
         <w:tc>
           <w:tcPr>
-            <w:tcW w:w="2495" w:type="dxa"/>
+            <w:tcW w:w="2550" w:type="dxa"/>
             <w:tcBorders>
               <w:top w:val="single" w:sz="4" w:space="0" w:color="BFC7D1"/>
               <w:left w:val="single" w:sz="4" w:space="0" w:color="BFC7D1"/>
@@ -10221,7 +10221,7 @@
         <w:pStyle w:val="Heading2"/>
         <w:rPr/>
       </w:pPr>
-      <w:bookmarkStart w:id="17" w:name="__RefHeading___Toc23856_2135982699"/>
+      <w:bookmarkStart w:id="17" w:name="__RefHeading___Toc29065_1649759004"/>
       <w:bookmarkEnd w:id="17"/>
       <w:r>
         <w:rPr>
@@ -10751,7 +10751,7 @@
         <w:pStyle w:val="Heading2"/>
         <w:rPr/>
       </w:pPr>
-      <w:bookmarkStart w:id="18" w:name="__RefHeading___Toc23858_2135982699"/>
+      <w:bookmarkStart w:id="18" w:name="__RefHeading___Toc29067_1649759004"/>
       <w:bookmarkEnd w:id="18"/>
       <w:r>
         <w:rPr>
@@ -10878,7 +10878,7 @@
         <w:pStyle w:val="Heading2"/>
         <w:rPr/>
       </w:pPr>
-      <w:bookmarkStart w:id="19" w:name="__RefHeading___Toc23860_2135982699"/>
+      <w:bookmarkStart w:id="19" w:name="__RefHeading___Toc29069_1649759004"/>
       <w:bookmarkEnd w:id="19"/>
       <w:r>
         <w:rPr>
@@ -10913,7 +10913,7 @@
         <w:pStyle w:val="Heading1"/>
         <w:rPr/>
       </w:pPr>
-      <w:bookmarkStart w:id="20" w:name="__RefHeading___Toc23862_2135982699"/>
+      <w:bookmarkStart w:id="20" w:name="__RefHeading___Toc29071_1649759004"/>
       <w:bookmarkEnd w:id="20"/>
       <w:r>
         <w:rPr>
@@ -10930,7 +10930,7 @@
         <w:pStyle w:val="Heading2"/>
         <w:rPr/>
       </w:pPr>
-      <w:bookmarkStart w:id="21" w:name="__RefHeading___Toc23864_2135982699"/>
+      <w:bookmarkStart w:id="21" w:name="__RefHeading___Toc29073_1649759004"/>
       <w:bookmarkEnd w:id="21"/>
       <w:r>
         <w:rPr>
@@ -10962,7 +10962,7 @@
         <w:pStyle w:val="Heading2"/>
         <w:rPr/>
       </w:pPr>
-      <w:bookmarkStart w:id="22" w:name="__RefHeading___Toc23866_2135982699"/>
+      <w:bookmarkStart w:id="22" w:name="__RefHeading___Toc29075_1649759004"/>
       <w:bookmarkEnd w:id="22"/>
       <w:r>
         <w:rPr>
@@ -10990,9 +10990,9 @@
         <w:tblLook w:val="04a0" w:noHBand="0" w:noVBand="1" w:firstColumn="1" w:lastRow="0" w:lastColumn="0" w:firstRow="1"/>
       </w:tblPr>
       <w:tblGrid>
-        <w:gridCol w:w="1217"/>
-        <w:gridCol w:w="3899"/>
-        <w:gridCol w:w="3898"/>
+        <w:gridCol w:w="1518"/>
+        <w:gridCol w:w="3746"/>
+        <w:gridCol w:w="3750"/>
       </w:tblGrid>
       <w:tr>
         <w:trPr>
@@ -11000,7 +11000,7 @@
         </w:trPr>
         <w:tc>
           <w:tcPr>
-            <w:tcW w:w="1217" w:type="dxa"/>
+            <w:tcW w:w="1518" w:type="dxa"/>
             <w:tcBorders>
               <w:top w:val="single" w:sz="4" w:space="0" w:color="BFC7D1"/>
               <w:left w:val="single" w:sz="4" w:space="0" w:color="BFC7D1"/>
@@ -11039,7 +11039,7 @@
         </w:tc>
         <w:tc>
           <w:tcPr>
-            <w:tcW w:w="3899" w:type="dxa"/>
+            <w:tcW w:w="3746" w:type="dxa"/>
             <w:tcBorders>
               <w:top w:val="single" w:sz="4" w:space="0" w:color="BFC7D1"/>
               <w:left w:val="single" w:sz="4" w:space="0" w:color="BFC7D1"/>
@@ -11078,7 +11078,7 @@
         </w:tc>
         <w:tc>
           <w:tcPr>
-            <w:tcW w:w="3898" w:type="dxa"/>
+            <w:tcW w:w="3750" w:type="dxa"/>
             <w:tcBorders>
               <w:top w:val="single" w:sz="4" w:space="0" w:color="BFC7D1"/>
               <w:left w:val="single" w:sz="4" w:space="0" w:color="BFC7D1"/>
@@ -11120,7 +11120,7 @@
         <w:trPr/>
         <w:tc>
           <w:tcPr>
-            <w:tcW w:w="1217" w:type="dxa"/>
+            <w:tcW w:w="1518" w:type="dxa"/>
             <w:tcBorders>
               <w:top w:val="single" w:sz="4" w:space="0" w:color="BFC7D1"/>
               <w:left w:val="single" w:sz="4" w:space="0" w:color="BFC7D1"/>
@@ -11157,7 +11157,7 @@
         </w:tc>
         <w:tc>
           <w:tcPr>
-            <w:tcW w:w="3899" w:type="dxa"/>
+            <w:tcW w:w="3746" w:type="dxa"/>
             <w:tcBorders>
               <w:top w:val="single" w:sz="4" w:space="0" w:color="BFC7D1"/>
               <w:left w:val="single" w:sz="4" w:space="0" w:color="BFC7D1"/>
@@ -11194,7 +11194,7 @@
         </w:tc>
         <w:tc>
           <w:tcPr>
-            <w:tcW w:w="3898" w:type="dxa"/>
+            <w:tcW w:w="3750" w:type="dxa"/>
             <w:tcBorders>
               <w:top w:val="single" w:sz="4" w:space="0" w:color="BFC7D1"/>
               <w:left w:val="single" w:sz="4" w:space="0" w:color="BFC7D1"/>
@@ -11234,7 +11234,7 @@
         <w:trPr/>
         <w:tc>
           <w:tcPr>
-            <w:tcW w:w="1217" w:type="dxa"/>
+            <w:tcW w:w="1518" w:type="dxa"/>
             <w:tcBorders>
               <w:top w:val="single" w:sz="4" w:space="0" w:color="BFC7D1"/>
               <w:left w:val="single" w:sz="4" w:space="0" w:color="BFC7D1"/>
@@ -11271,7 +11271,7 @@
         </w:tc>
         <w:tc>
           <w:tcPr>
-            <w:tcW w:w="3899" w:type="dxa"/>
+            <w:tcW w:w="3746" w:type="dxa"/>
             <w:tcBorders>
               <w:top w:val="single" w:sz="4" w:space="0" w:color="BFC7D1"/>
               <w:left w:val="single" w:sz="4" w:space="0" w:color="BFC7D1"/>
@@ -11308,7 +11308,7 @@
         </w:tc>
         <w:tc>
           <w:tcPr>
-            <w:tcW w:w="3898" w:type="dxa"/>
+            <w:tcW w:w="3750" w:type="dxa"/>
             <w:tcBorders>
               <w:top w:val="single" w:sz="4" w:space="0" w:color="BFC7D1"/>
               <w:left w:val="single" w:sz="4" w:space="0" w:color="BFC7D1"/>
@@ -11348,7 +11348,7 @@
         <w:trPr/>
         <w:tc>
           <w:tcPr>
-            <w:tcW w:w="1217" w:type="dxa"/>
+            <w:tcW w:w="1518" w:type="dxa"/>
             <w:tcBorders>
               <w:top w:val="single" w:sz="4" w:space="0" w:color="BFC7D1"/>
               <w:left w:val="single" w:sz="4" w:space="0" w:color="BFC7D1"/>
@@ -11385,7 +11385,7 @@
         </w:tc>
         <w:tc>
           <w:tcPr>
-            <w:tcW w:w="3899" w:type="dxa"/>
+            <w:tcW w:w="3746" w:type="dxa"/>
             <w:tcBorders>
               <w:top w:val="single" w:sz="4" w:space="0" w:color="BFC7D1"/>
               <w:left w:val="single" w:sz="4" w:space="0" w:color="BFC7D1"/>
@@ -11422,7 +11422,7 @@
         </w:tc>
         <w:tc>
           <w:tcPr>
-            <w:tcW w:w="3898" w:type="dxa"/>
+            <w:tcW w:w="3750" w:type="dxa"/>
             <w:tcBorders>
               <w:top w:val="single" w:sz="4" w:space="0" w:color="BFC7D1"/>
               <w:left w:val="single" w:sz="4" w:space="0" w:color="BFC7D1"/>
@@ -11462,7 +11462,7 @@
         <w:trPr/>
         <w:tc>
           <w:tcPr>
-            <w:tcW w:w="1217" w:type="dxa"/>
+            <w:tcW w:w="1518" w:type="dxa"/>
             <w:tcBorders>
               <w:top w:val="single" w:sz="4" w:space="0" w:color="BFC7D1"/>
               <w:left w:val="single" w:sz="4" w:space="0" w:color="BFC7D1"/>
@@ -11499,7 +11499,7 @@
         </w:tc>
         <w:tc>
           <w:tcPr>
-            <w:tcW w:w="3899" w:type="dxa"/>
+            <w:tcW w:w="3746" w:type="dxa"/>
             <w:tcBorders>
               <w:top w:val="single" w:sz="4" w:space="0" w:color="BFC7D1"/>
               <w:left w:val="single" w:sz="4" w:space="0" w:color="BFC7D1"/>
@@ -11536,7 +11536,7 @@
         </w:tc>
         <w:tc>
           <w:tcPr>
-            <w:tcW w:w="3898" w:type="dxa"/>
+            <w:tcW w:w="3750" w:type="dxa"/>
             <w:tcBorders>
               <w:top w:val="single" w:sz="4" w:space="0" w:color="BFC7D1"/>
               <w:left w:val="single" w:sz="4" w:space="0" w:color="BFC7D1"/>
@@ -11576,7 +11576,7 @@
         <w:trPr/>
         <w:tc>
           <w:tcPr>
-            <w:tcW w:w="1217" w:type="dxa"/>
+            <w:tcW w:w="1518" w:type="dxa"/>
             <w:tcBorders>
               <w:top w:val="single" w:sz="4" w:space="0" w:color="BFC7D1"/>
               <w:left w:val="single" w:sz="4" w:space="0" w:color="BFC7D1"/>
@@ -11613,7 +11613,7 @@
         </w:tc>
         <w:tc>
           <w:tcPr>
-            <w:tcW w:w="3899" w:type="dxa"/>
+            <w:tcW w:w="3746" w:type="dxa"/>
             <w:tcBorders>
               <w:top w:val="single" w:sz="4" w:space="0" w:color="BFC7D1"/>
               <w:left w:val="single" w:sz="4" w:space="0" w:color="BFC7D1"/>
@@ -11650,7 +11650,7 @@
         </w:tc>
         <w:tc>
           <w:tcPr>
-            <w:tcW w:w="3898" w:type="dxa"/>
+            <w:tcW w:w="3750" w:type="dxa"/>
             <w:tcBorders>
               <w:top w:val="single" w:sz="4" w:space="0" w:color="BFC7D1"/>
               <w:left w:val="single" w:sz="4" w:space="0" w:color="BFC7D1"/>
@@ -11690,7 +11690,7 @@
         <w:trPr/>
         <w:tc>
           <w:tcPr>
-            <w:tcW w:w="1217" w:type="dxa"/>
+            <w:tcW w:w="1518" w:type="dxa"/>
             <w:tcBorders>
               <w:top w:val="single" w:sz="4" w:space="0" w:color="BFC7D1"/>
               <w:left w:val="single" w:sz="4" w:space="0" w:color="BFC7D1"/>
@@ -11727,7 +11727,7 @@
         </w:tc>
         <w:tc>
           <w:tcPr>
-            <w:tcW w:w="3899" w:type="dxa"/>
+            <w:tcW w:w="3746" w:type="dxa"/>
             <w:tcBorders>
               <w:top w:val="single" w:sz="4" w:space="0" w:color="BFC7D1"/>
               <w:left w:val="single" w:sz="4" w:space="0" w:color="BFC7D1"/>
@@ -11764,7 +11764,7 @@
         </w:tc>
         <w:tc>
           <w:tcPr>
-            <w:tcW w:w="3898" w:type="dxa"/>
+            <w:tcW w:w="3750" w:type="dxa"/>
             <w:tcBorders>
               <w:top w:val="single" w:sz="4" w:space="0" w:color="BFC7D1"/>
               <w:left w:val="single" w:sz="4" w:space="0" w:color="BFC7D1"/>
@@ -11804,7 +11804,7 @@
         <w:trPr/>
         <w:tc>
           <w:tcPr>
-            <w:tcW w:w="1217" w:type="dxa"/>
+            <w:tcW w:w="1518" w:type="dxa"/>
             <w:tcBorders>
               <w:top w:val="single" w:sz="4" w:space="0" w:color="BFC7D1"/>
               <w:left w:val="single" w:sz="4" w:space="0" w:color="BFC7D1"/>
@@ -11841,7 +11841,7 @@
         </w:tc>
         <w:tc>
           <w:tcPr>
-            <w:tcW w:w="3899" w:type="dxa"/>
+            <w:tcW w:w="3746" w:type="dxa"/>
             <w:tcBorders>
               <w:top w:val="single" w:sz="4" w:space="0" w:color="BFC7D1"/>
               <w:left w:val="single" w:sz="4" w:space="0" w:color="BFC7D1"/>
@@ -11878,7 +11878,7 @@
         </w:tc>
         <w:tc>
           <w:tcPr>
-            <w:tcW w:w="3898" w:type="dxa"/>
+            <w:tcW w:w="3750" w:type="dxa"/>
             <w:tcBorders>
               <w:top w:val="single" w:sz="4" w:space="0" w:color="BFC7D1"/>
               <w:left w:val="single" w:sz="4" w:space="0" w:color="BFC7D1"/>
@@ -11945,7 +11945,7 @@
         <w:pStyle w:val="Heading2"/>
         <w:rPr/>
       </w:pPr>
-      <w:bookmarkStart w:id="23" w:name="__RefHeading___Toc23868_2135982699"/>
+      <w:bookmarkStart w:id="23" w:name="__RefHeading___Toc29077_1649759004"/>
       <w:bookmarkEnd w:id="23"/>
       <w:r>
         <w:rPr>
@@ -11960,7 +11960,7 @@
     <w:tbl>
       <w:tblPr>
         <w:tblStyle w:val="TableGrid"/>
-        <w:tblW w:w="9014" w:type="dxa"/>
+        <w:tblW w:w="9015" w:type="dxa"/>
         <w:jc w:val="left"/>
         <w:tblInd w:w="0" w:type="dxa"/>
         <w:tblLayout w:type="fixed"/>
@@ -11973,12 +11973,12 @@
         <w:tblLook w:val="04a0" w:noHBand="0" w:noVBand="1" w:firstColumn="1" w:lastRow="0" w:lastColumn="0" w:firstRow="1"/>
       </w:tblPr>
       <w:tblGrid>
-        <w:gridCol w:w="906"/>
+        <w:gridCol w:w="1134"/>
         <w:gridCol w:w="1123"/>
-        <w:gridCol w:w="2023"/>
-        <w:gridCol w:w="1819"/>
-        <w:gridCol w:w="993"/>
-        <w:gridCol w:w="2149"/>
+        <w:gridCol w:w="1880"/>
+        <w:gridCol w:w="1638"/>
+        <w:gridCol w:w="1327"/>
+        <w:gridCol w:w="1912"/>
       </w:tblGrid>
       <w:tr>
         <w:trPr>
@@ -11986,7 +11986,7 @@
         </w:trPr>
         <w:tc>
           <w:tcPr>
-            <w:tcW w:w="906" w:type="dxa"/>
+            <w:tcW w:w="1134" w:type="dxa"/>
             <w:tcBorders>
               <w:top w:val="single" w:sz="4" w:space="0" w:color="BFC7D1"/>
               <w:left w:val="single" w:sz="4" w:space="0" w:color="BFC7D1"/>
@@ -12064,7 +12064,7 @@
         </w:tc>
         <w:tc>
           <w:tcPr>
-            <w:tcW w:w="2023" w:type="dxa"/>
+            <w:tcW w:w="1880" w:type="dxa"/>
             <w:tcBorders>
               <w:top w:val="single" w:sz="4" w:space="0" w:color="BFC7D1"/>
               <w:left w:val="single" w:sz="4" w:space="0" w:color="BFC7D1"/>
@@ -12103,7 +12103,7 @@
         </w:tc>
         <w:tc>
           <w:tcPr>
-            <w:tcW w:w="1819" w:type="dxa"/>
+            <w:tcW w:w="1638" w:type="dxa"/>
             <w:tcBorders>
               <w:top w:val="single" w:sz="4" w:space="0" w:color="BFC7D1"/>
               <w:left w:val="single" w:sz="4" w:space="0" w:color="BFC7D1"/>
@@ -12142,7 +12142,7 @@
         </w:tc>
         <w:tc>
           <w:tcPr>
-            <w:tcW w:w="993" w:type="dxa"/>
+            <w:tcW w:w="1327" w:type="dxa"/>
             <w:tcBorders>
               <w:top w:val="single" w:sz="4" w:space="0" w:color="BFC7D1"/>
               <w:left w:val="single" w:sz="4" w:space="0" w:color="BFC7D1"/>
@@ -12181,7 +12181,7 @@
         </w:tc>
         <w:tc>
           <w:tcPr>
-            <w:tcW w:w="2149" w:type="dxa"/>
+            <w:tcW w:w="1912" w:type="dxa"/>
             <w:tcBorders>
               <w:top w:val="single" w:sz="4" w:space="0" w:color="BFC7D1"/>
               <w:left w:val="single" w:sz="4" w:space="0" w:color="BFC7D1"/>
@@ -12223,7 +12223,7 @@
         <w:trPr/>
         <w:tc>
           <w:tcPr>
-            <w:tcW w:w="906" w:type="dxa"/>
+            <w:tcW w:w="1134" w:type="dxa"/>
             <w:tcBorders>
               <w:top w:val="single" w:sz="4" w:space="0" w:color="BFC7D1"/>
               <w:left w:val="single" w:sz="4" w:space="0" w:color="BFC7D1"/>
@@ -12297,7 +12297,7 @@
         </w:tc>
         <w:tc>
           <w:tcPr>
-            <w:tcW w:w="2023" w:type="dxa"/>
+            <w:tcW w:w="1880" w:type="dxa"/>
             <w:tcBorders>
               <w:top w:val="single" w:sz="4" w:space="0" w:color="BFC7D1"/>
               <w:left w:val="single" w:sz="4" w:space="0" w:color="BFC7D1"/>
@@ -12334,7 +12334,7 @@
         </w:tc>
         <w:tc>
           <w:tcPr>
-            <w:tcW w:w="1819" w:type="dxa"/>
+            <w:tcW w:w="1638" w:type="dxa"/>
             <w:tcBorders>
               <w:top w:val="single" w:sz="4" w:space="0" w:color="BFC7D1"/>
               <w:left w:val="single" w:sz="4" w:space="0" w:color="BFC7D1"/>
@@ -12371,7 +12371,7 @@
         </w:tc>
         <w:tc>
           <w:tcPr>
-            <w:tcW w:w="993" w:type="dxa"/>
+            <w:tcW w:w="1327" w:type="dxa"/>
             <w:tcBorders>
               <w:top w:val="single" w:sz="4" w:space="0" w:color="BFC7D1"/>
               <w:left w:val="single" w:sz="4" w:space="0" w:color="BFC7D1"/>
@@ -12408,7 +12408,7 @@
         </w:tc>
         <w:tc>
           <w:tcPr>
-            <w:tcW w:w="2149" w:type="dxa"/>
+            <w:tcW w:w="1912" w:type="dxa"/>
             <w:tcBorders>
               <w:top w:val="single" w:sz="4" w:space="0" w:color="BFC7D1"/>
               <w:left w:val="single" w:sz="4" w:space="0" w:color="BFC7D1"/>
@@ -12448,7 +12448,7 @@
         <w:trPr/>
         <w:tc>
           <w:tcPr>
-            <w:tcW w:w="906" w:type="dxa"/>
+            <w:tcW w:w="1134" w:type="dxa"/>
             <w:tcBorders>
               <w:top w:val="single" w:sz="4" w:space="0" w:color="BFC7D1"/>
               <w:left w:val="single" w:sz="4" w:space="0" w:color="BFC7D1"/>
@@ -12522,7 +12522,7 @@
         </w:tc>
         <w:tc>
           <w:tcPr>
-            <w:tcW w:w="2023" w:type="dxa"/>
+            <w:tcW w:w="1880" w:type="dxa"/>
             <w:tcBorders>
               <w:top w:val="single" w:sz="4" w:space="0" w:color="BFC7D1"/>
               <w:left w:val="single" w:sz="4" w:space="0" w:color="BFC7D1"/>
@@ -12559,7 +12559,7 @@
         </w:tc>
         <w:tc>
           <w:tcPr>
-            <w:tcW w:w="1819" w:type="dxa"/>
+            <w:tcW w:w="1638" w:type="dxa"/>
             <w:tcBorders>
               <w:top w:val="single" w:sz="4" w:space="0" w:color="BFC7D1"/>
               <w:left w:val="single" w:sz="4" w:space="0" w:color="BFC7D1"/>
@@ -12596,7 +12596,7 @@
         </w:tc>
         <w:tc>
           <w:tcPr>
-            <w:tcW w:w="993" w:type="dxa"/>
+            <w:tcW w:w="1327" w:type="dxa"/>
             <w:tcBorders>
               <w:top w:val="single" w:sz="4" w:space="0" w:color="BFC7D1"/>
               <w:left w:val="single" w:sz="4" w:space="0" w:color="BFC7D1"/>
@@ -12633,7 +12633,7 @@
         </w:tc>
         <w:tc>
           <w:tcPr>
-            <w:tcW w:w="2149" w:type="dxa"/>
+            <w:tcW w:w="1912" w:type="dxa"/>
             <w:tcBorders>
               <w:top w:val="single" w:sz="4" w:space="0" w:color="BFC7D1"/>
               <w:left w:val="single" w:sz="4" w:space="0" w:color="BFC7D1"/>
@@ -12673,7 +12673,7 @@
         <w:trPr/>
         <w:tc>
           <w:tcPr>
-            <w:tcW w:w="906" w:type="dxa"/>
+            <w:tcW w:w="1134" w:type="dxa"/>
             <w:tcBorders>
               <w:top w:val="single" w:sz="4" w:space="0" w:color="BFC7D1"/>
               <w:left w:val="single" w:sz="4" w:space="0" w:color="BFC7D1"/>
@@ -12747,7 +12747,7 @@
         </w:tc>
         <w:tc>
           <w:tcPr>
-            <w:tcW w:w="2023" w:type="dxa"/>
+            <w:tcW w:w="1880" w:type="dxa"/>
             <w:tcBorders>
               <w:top w:val="single" w:sz="4" w:space="0" w:color="BFC7D1"/>
               <w:left w:val="single" w:sz="4" w:space="0" w:color="BFC7D1"/>
@@ -12784,7 +12784,7 @@
         </w:tc>
         <w:tc>
           <w:tcPr>
-            <w:tcW w:w="1819" w:type="dxa"/>
+            <w:tcW w:w="1638" w:type="dxa"/>
             <w:tcBorders>
               <w:top w:val="single" w:sz="4" w:space="0" w:color="BFC7D1"/>
               <w:left w:val="single" w:sz="4" w:space="0" w:color="BFC7D1"/>
@@ -12821,7 +12821,7 @@
         </w:tc>
         <w:tc>
           <w:tcPr>
-            <w:tcW w:w="993" w:type="dxa"/>
+            <w:tcW w:w="1327" w:type="dxa"/>
             <w:tcBorders>
               <w:top w:val="single" w:sz="4" w:space="0" w:color="BFC7D1"/>
               <w:left w:val="single" w:sz="4" w:space="0" w:color="BFC7D1"/>
@@ -12858,7 +12858,7 @@
         </w:tc>
         <w:tc>
           <w:tcPr>
-            <w:tcW w:w="2149" w:type="dxa"/>
+            <w:tcW w:w="1912" w:type="dxa"/>
             <w:tcBorders>
               <w:top w:val="single" w:sz="4" w:space="0" w:color="BFC7D1"/>
               <w:left w:val="single" w:sz="4" w:space="0" w:color="BFC7D1"/>
@@ -12898,7 +12898,7 @@
         <w:trPr/>
         <w:tc>
           <w:tcPr>
-            <w:tcW w:w="906" w:type="dxa"/>
+            <w:tcW w:w="1134" w:type="dxa"/>
             <w:tcBorders>
               <w:top w:val="single" w:sz="4" w:space="0" w:color="BFC7D1"/>
               <w:left w:val="single" w:sz="4" w:space="0" w:color="BFC7D1"/>
@@ -12972,7 +12972,7 @@
         </w:tc>
         <w:tc>
           <w:tcPr>
-            <w:tcW w:w="2023" w:type="dxa"/>
+            <w:tcW w:w="1880" w:type="dxa"/>
             <w:tcBorders>
               <w:top w:val="single" w:sz="4" w:space="0" w:color="BFC7D1"/>
               <w:left w:val="single" w:sz="4" w:space="0" w:color="BFC7D1"/>
@@ -13009,7 +13009,7 @@
         </w:tc>
         <w:tc>
           <w:tcPr>
-            <w:tcW w:w="1819" w:type="dxa"/>
+            <w:tcW w:w="1638" w:type="dxa"/>
             <w:tcBorders>
               <w:top w:val="single" w:sz="4" w:space="0" w:color="BFC7D1"/>
               <w:left w:val="single" w:sz="4" w:space="0" w:color="BFC7D1"/>
@@ -13046,7 +13046,7 @@
         </w:tc>
         <w:tc>
           <w:tcPr>
-            <w:tcW w:w="993" w:type="dxa"/>
+            <w:tcW w:w="1327" w:type="dxa"/>
             <w:tcBorders>
               <w:top w:val="single" w:sz="4" w:space="0" w:color="BFC7D1"/>
               <w:left w:val="single" w:sz="4" w:space="0" w:color="BFC7D1"/>
@@ -13083,7 +13083,7 @@
         </w:tc>
         <w:tc>
           <w:tcPr>
-            <w:tcW w:w="2149" w:type="dxa"/>
+            <w:tcW w:w="1912" w:type="dxa"/>
             <w:tcBorders>
               <w:top w:val="single" w:sz="4" w:space="0" w:color="BFC7D1"/>
               <w:left w:val="single" w:sz="4" w:space="0" w:color="BFC7D1"/>
@@ -13150,7 +13150,7 @@
         <w:pStyle w:val="Heading2"/>
         <w:rPr/>
       </w:pPr>
-      <w:bookmarkStart w:id="24" w:name="__RefHeading___Toc23870_2135982699"/>
+      <w:bookmarkStart w:id="24" w:name="__RefHeading___Toc29079_1649759004"/>
       <w:bookmarkEnd w:id="24"/>
       <w:r>
         <w:rPr>
@@ -13165,7 +13165,7 @@
     <w:tbl>
       <w:tblPr>
         <w:tblStyle w:val="TableGrid"/>
-        <w:tblW w:w="9015" w:type="dxa"/>
+        <w:tblW w:w="9014" w:type="dxa"/>
         <w:jc w:val="left"/>
         <w:tblInd w:w="0" w:type="dxa"/>
         <w:tblLayout w:type="fixed"/>
@@ -13178,11 +13178,11 @@
         <w:tblLook w:val="04a0" w:noHBand="0" w:noVBand="1" w:firstColumn="1" w:lastRow="0" w:lastColumn="0" w:firstRow="1"/>
       </w:tblPr>
       <w:tblGrid>
-        <w:gridCol w:w="3594"/>
-        <w:gridCol w:w="1339"/>
-        <w:gridCol w:w="906"/>
-        <w:gridCol w:w="907"/>
-        <w:gridCol w:w="907"/>
+        <w:gridCol w:w="3153"/>
+        <w:gridCol w:w="1291"/>
+        <w:gridCol w:w="1038"/>
+        <w:gridCol w:w="1036"/>
+        <w:gridCol w:w="1134"/>
         <w:gridCol w:w="1361"/>
       </w:tblGrid>
       <w:tr>
@@ -13191,7 +13191,7 @@
         </w:trPr>
         <w:tc>
           <w:tcPr>
-            <w:tcW w:w="3594" w:type="dxa"/>
+            <w:tcW w:w="3153" w:type="dxa"/>
             <w:tcBorders>
               <w:top w:val="single" w:sz="4" w:space="0" w:color="BFC7D1"/>
               <w:left w:val="single" w:sz="4" w:space="0" w:color="BFC7D1"/>
@@ -13230,7 +13230,7 @@
         </w:tc>
         <w:tc>
           <w:tcPr>
-            <w:tcW w:w="1339" w:type="dxa"/>
+            <w:tcW w:w="1291" w:type="dxa"/>
             <w:tcBorders>
               <w:top w:val="single" w:sz="4" w:space="0" w:color="BFC7D1"/>
               <w:left w:val="single" w:sz="4" w:space="0" w:color="BFC7D1"/>
@@ -13269,7 +13269,7 @@
         </w:tc>
         <w:tc>
           <w:tcPr>
-            <w:tcW w:w="906" w:type="dxa"/>
+            <w:tcW w:w="1038" w:type="dxa"/>
             <w:tcBorders>
               <w:top w:val="single" w:sz="4" w:space="0" w:color="BFC7D1"/>
               <w:left w:val="single" w:sz="4" w:space="0" w:color="BFC7D1"/>
@@ -13308,7 +13308,7 @@
         </w:tc>
         <w:tc>
           <w:tcPr>
-            <w:tcW w:w="907" w:type="dxa"/>
+            <w:tcW w:w="1036" w:type="dxa"/>
             <w:tcBorders>
               <w:top w:val="single" w:sz="4" w:space="0" w:color="BFC7D1"/>
               <w:left w:val="single" w:sz="4" w:space="0" w:color="BFC7D1"/>
@@ -13347,7 +13347,7 @@
         </w:tc>
         <w:tc>
           <w:tcPr>
-            <w:tcW w:w="907" w:type="dxa"/>
+            <w:tcW w:w="1134" w:type="dxa"/>
             <w:tcBorders>
               <w:top w:val="single" w:sz="4" w:space="0" w:color="BFC7D1"/>
               <w:left w:val="single" w:sz="4" w:space="0" w:color="BFC7D1"/>
@@ -13428,7 +13428,7 @@
         <w:trPr/>
         <w:tc>
           <w:tcPr>
-            <w:tcW w:w="3594" w:type="dxa"/>
+            <w:tcW w:w="3153" w:type="dxa"/>
             <w:tcBorders>
               <w:top w:val="single" w:sz="4" w:space="0" w:color="BFC7D1"/>
               <w:left w:val="single" w:sz="4" w:space="0" w:color="BFC7D1"/>
@@ -13465,7 +13465,7 @@
         </w:tc>
         <w:tc>
           <w:tcPr>
-            <w:tcW w:w="1339" w:type="dxa"/>
+            <w:tcW w:w="1291" w:type="dxa"/>
             <w:tcBorders>
               <w:top w:val="single" w:sz="4" w:space="0" w:color="BFC7D1"/>
               <w:left w:val="single" w:sz="4" w:space="0" w:color="BFC7D1"/>
@@ -13502,7 +13502,7 @@
         </w:tc>
         <w:tc>
           <w:tcPr>
-            <w:tcW w:w="906" w:type="dxa"/>
+            <w:tcW w:w="1038" w:type="dxa"/>
             <w:tcBorders>
               <w:top w:val="single" w:sz="4" w:space="0" w:color="BFC7D1"/>
               <w:left w:val="single" w:sz="4" w:space="0" w:color="BFC7D1"/>
@@ -13539,7 +13539,7 @@
         </w:tc>
         <w:tc>
           <w:tcPr>
-            <w:tcW w:w="907" w:type="dxa"/>
+            <w:tcW w:w="1036" w:type="dxa"/>
             <w:tcBorders>
               <w:top w:val="single" w:sz="4" w:space="0" w:color="BFC7D1"/>
               <w:left w:val="single" w:sz="4" w:space="0" w:color="BFC7D1"/>
@@ -13576,7 +13576,7 @@
         </w:tc>
         <w:tc>
           <w:tcPr>
-            <w:tcW w:w="907" w:type="dxa"/>
+            <w:tcW w:w="1134" w:type="dxa"/>
             <w:tcBorders>
               <w:top w:val="single" w:sz="4" w:space="0" w:color="BFC7D1"/>
               <w:left w:val="single" w:sz="4" w:space="0" w:color="BFC7D1"/>
@@ -13653,7 +13653,7 @@
         <w:trPr/>
         <w:tc>
           <w:tcPr>
-            <w:tcW w:w="3594" w:type="dxa"/>
+            <w:tcW w:w="3153" w:type="dxa"/>
             <w:tcBorders>
               <w:top w:val="single" w:sz="4" w:space="0" w:color="BFC7D1"/>
               <w:left w:val="single" w:sz="4" w:space="0" w:color="BFC7D1"/>
@@ -13690,7 +13690,7 @@
         </w:tc>
         <w:tc>
           <w:tcPr>
-            <w:tcW w:w="1339" w:type="dxa"/>
+            <w:tcW w:w="1291" w:type="dxa"/>
             <w:tcBorders>
               <w:top w:val="single" w:sz="4" w:space="0" w:color="BFC7D1"/>
               <w:left w:val="single" w:sz="4" w:space="0" w:color="BFC7D1"/>
@@ -13727,7 +13727,7 @@
         </w:tc>
         <w:tc>
           <w:tcPr>
-            <w:tcW w:w="906" w:type="dxa"/>
+            <w:tcW w:w="1038" w:type="dxa"/>
             <w:tcBorders>
               <w:top w:val="single" w:sz="4" w:space="0" w:color="BFC7D1"/>
               <w:left w:val="single" w:sz="4" w:space="0" w:color="BFC7D1"/>
@@ -13764,7 +13764,7 @@
         </w:tc>
         <w:tc>
           <w:tcPr>
-            <w:tcW w:w="907" w:type="dxa"/>
+            <w:tcW w:w="1036" w:type="dxa"/>
             <w:tcBorders>
               <w:top w:val="single" w:sz="4" w:space="0" w:color="BFC7D1"/>
               <w:left w:val="single" w:sz="4" w:space="0" w:color="BFC7D1"/>
@@ -13801,7 +13801,7 @@
         </w:tc>
         <w:tc>
           <w:tcPr>
-            <w:tcW w:w="907" w:type="dxa"/>
+            <w:tcW w:w="1134" w:type="dxa"/>
             <w:tcBorders>
               <w:top w:val="single" w:sz="4" w:space="0" w:color="BFC7D1"/>
               <w:left w:val="single" w:sz="4" w:space="0" w:color="BFC7D1"/>
@@ -13878,7 +13878,7 @@
         <w:trPr/>
         <w:tc>
           <w:tcPr>
-            <w:tcW w:w="3594" w:type="dxa"/>
+            <w:tcW w:w="3153" w:type="dxa"/>
             <w:tcBorders>
               <w:top w:val="single" w:sz="4" w:space="0" w:color="BFC7D1"/>
               <w:left w:val="single" w:sz="4" w:space="0" w:color="BFC7D1"/>
@@ -13915,7 +13915,7 @@
         </w:tc>
         <w:tc>
           <w:tcPr>
-            <w:tcW w:w="1339" w:type="dxa"/>
+            <w:tcW w:w="1291" w:type="dxa"/>
             <w:tcBorders>
               <w:top w:val="single" w:sz="4" w:space="0" w:color="BFC7D1"/>
               <w:left w:val="single" w:sz="4" w:space="0" w:color="BFC7D1"/>
@@ -13952,7 +13952,7 @@
         </w:tc>
         <w:tc>
           <w:tcPr>
-            <w:tcW w:w="906" w:type="dxa"/>
+            <w:tcW w:w="1038" w:type="dxa"/>
             <w:tcBorders>
               <w:top w:val="single" w:sz="4" w:space="0" w:color="BFC7D1"/>
               <w:left w:val="single" w:sz="4" w:space="0" w:color="BFC7D1"/>
@@ -13989,7 +13989,7 @@
         </w:tc>
         <w:tc>
           <w:tcPr>
-            <w:tcW w:w="907" w:type="dxa"/>
+            <w:tcW w:w="1036" w:type="dxa"/>
             <w:tcBorders>
               <w:top w:val="single" w:sz="4" w:space="0" w:color="BFC7D1"/>
               <w:left w:val="single" w:sz="4" w:space="0" w:color="BFC7D1"/>
@@ -14026,7 +14026,7 @@
         </w:tc>
         <w:tc>
           <w:tcPr>
-            <w:tcW w:w="907" w:type="dxa"/>
+            <w:tcW w:w="1134" w:type="dxa"/>
             <w:tcBorders>
               <w:top w:val="single" w:sz="4" w:space="0" w:color="BFC7D1"/>
               <w:left w:val="single" w:sz="4" w:space="0" w:color="BFC7D1"/>
@@ -14103,7 +14103,7 @@
         <w:trPr/>
         <w:tc>
           <w:tcPr>
-            <w:tcW w:w="3594" w:type="dxa"/>
+            <w:tcW w:w="3153" w:type="dxa"/>
             <w:tcBorders>
               <w:top w:val="single" w:sz="4" w:space="0" w:color="BFC7D1"/>
               <w:left w:val="single" w:sz="4" w:space="0" w:color="BFC7D1"/>
@@ -14140,7 +14140,7 @@
         </w:tc>
         <w:tc>
           <w:tcPr>
-            <w:tcW w:w="1339" w:type="dxa"/>
+            <w:tcW w:w="1291" w:type="dxa"/>
             <w:tcBorders>
               <w:top w:val="single" w:sz="4" w:space="0" w:color="BFC7D1"/>
               <w:left w:val="single" w:sz="4" w:space="0" w:color="BFC7D1"/>
@@ -14177,7 +14177,7 @@
         </w:tc>
         <w:tc>
           <w:tcPr>
-            <w:tcW w:w="906" w:type="dxa"/>
+            <w:tcW w:w="1038" w:type="dxa"/>
             <w:tcBorders>
               <w:top w:val="single" w:sz="4" w:space="0" w:color="BFC7D1"/>
               <w:left w:val="single" w:sz="4" w:space="0" w:color="BFC7D1"/>
@@ -14214,7 +14214,7 @@
         </w:tc>
         <w:tc>
           <w:tcPr>
-            <w:tcW w:w="907" w:type="dxa"/>
+            <w:tcW w:w="1036" w:type="dxa"/>
             <w:tcBorders>
               <w:top w:val="single" w:sz="4" w:space="0" w:color="BFC7D1"/>
               <w:left w:val="single" w:sz="4" w:space="0" w:color="BFC7D1"/>
@@ -14251,7 +14251,7 @@
         </w:tc>
         <w:tc>
           <w:tcPr>
-            <w:tcW w:w="907" w:type="dxa"/>
+            <w:tcW w:w="1134" w:type="dxa"/>
             <w:tcBorders>
               <w:top w:val="single" w:sz="4" w:space="0" w:color="BFC7D1"/>
               <w:left w:val="single" w:sz="4" w:space="0" w:color="BFC7D1"/>
@@ -14355,7 +14355,7 @@
         <w:pStyle w:val="Heading2"/>
         <w:rPr/>
       </w:pPr>
-      <w:bookmarkStart w:id="25" w:name="__RefHeading___Toc23872_2135982699"/>
+      <w:bookmarkStart w:id="25" w:name="__RefHeading___Toc29081_1649759004"/>
       <w:bookmarkEnd w:id="25"/>
       <w:r>
         <w:rPr>
@@ -14370,7 +14370,7 @@
     <w:tbl>
       <w:tblPr>
         <w:tblStyle w:val="TableGrid"/>
-        <w:tblW w:w="9014" w:type="dxa"/>
+        <w:tblW w:w="9015" w:type="dxa"/>
         <w:jc w:val="left"/>
         <w:tblInd w:w="0" w:type="dxa"/>
         <w:tblLayout w:type="fixed"/>
@@ -14383,12 +14383,12 @@
         <w:tblLook w:val="04a0" w:noHBand="0" w:noVBand="1" w:firstColumn="1" w:lastRow="0" w:lastColumn="0" w:firstRow="1"/>
       </w:tblPr>
       <w:tblGrid>
-        <w:gridCol w:w="1009"/>
-        <w:gridCol w:w="1298"/>
-        <w:gridCol w:w="1876"/>
-        <w:gridCol w:w="2018"/>
-        <w:gridCol w:w="1370"/>
-        <w:gridCol w:w="1442"/>
+        <w:gridCol w:w="1134"/>
+        <w:gridCol w:w="1327"/>
+        <w:gridCol w:w="1821"/>
+        <w:gridCol w:w="1933"/>
+        <w:gridCol w:w="1366"/>
+        <w:gridCol w:w="1433"/>
       </w:tblGrid>
       <w:tr>
         <w:trPr>
@@ -14396,7 +14396,7 @@
         </w:trPr>
         <w:tc>
           <w:tcPr>
-            <w:tcW w:w="1009" w:type="dxa"/>
+            <w:tcW w:w="1134" w:type="dxa"/>
             <w:tcBorders>
               <w:top w:val="single" w:sz="4" w:space="0" w:color="BFC7D1"/>
               <w:left w:val="single" w:sz="4" w:space="0" w:color="BFC7D1"/>
@@ -14435,7 +14435,7 @@
         </w:tc>
         <w:tc>
           <w:tcPr>
-            <w:tcW w:w="1298" w:type="dxa"/>
+            <w:tcW w:w="1327" w:type="dxa"/>
             <w:tcBorders>
               <w:top w:val="single" w:sz="4" w:space="0" w:color="BFC7D1"/>
               <w:left w:val="single" w:sz="4" w:space="0" w:color="BFC7D1"/>
@@ -14474,7 +14474,7 @@
         </w:tc>
         <w:tc>
           <w:tcPr>
-            <w:tcW w:w="1876" w:type="dxa"/>
+            <w:tcW w:w="1821" w:type="dxa"/>
             <w:tcBorders>
               <w:top w:val="single" w:sz="4" w:space="0" w:color="BFC7D1"/>
               <w:left w:val="single" w:sz="4" w:space="0" w:color="BFC7D1"/>
@@ -14513,7 +14513,7 @@
         </w:tc>
         <w:tc>
           <w:tcPr>
-            <w:tcW w:w="2018" w:type="dxa"/>
+            <w:tcW w:w="1933" w:type="dxa"/>
             <w:tcBorders>
               <w:top w:val="single" w:sz="4" w:space="0" w:color="BFC7D1"/>
               <w:left w:val="single" w:sz="4" w:space="0" w:color="BFC7D1"/>
@@ -14552,7 +14552,7 @@
         </w:tc>
         <w:tc>
           <w:tcPr>
-            <w:tcW w:w="1370" w:type="dxa"/>
+            <w:tcW w:w="1366" w:type="dxa"/>
             <w:tcBorders>
               <w:top w:val="single" w:sz="4" w:space="0" w:color="BFC7D1"/>
               <w:left w:val="single" w:sz="4" w:space="0" w:color="BFC7D1"/>
@@ -14591,7 +14591,7 @@
         </w:tc>
         <w:tc>
           <w:tcPr>
-            <w:tcW w:w="1442" w:type="dxa"/>
+            <w:tcW w:w="1433" w:type="dxa"/>
             <w:tcBorders>
               <w:top w:val="single" w:sz="4" w:space="0" w:color="BFC7D1"/>
               <w:left w:val="single" w:sz="4" w:space="0" w:color="BFC7D1"/>
@@ -14633,7 +14633,7 @@
         <w:trPr/>
         <w:tc>
           <w:tcPr>
-            <w:tcW w:w="1009" w:type="dxa"/>
+            <w:tcW w:w="1134" w:type="dxa"/>
             <w:tcBorders>
               <w:top w:val="single" w:sz="4" w:space="0" w:color="BFC7D1"/>
               <w:left w:val="single" w:sz="4" w:space="0" w:color="BFC7D1"/>
@@ -14670,7 +14670,7 @@
         </w:tc>
         <w:tc>
           <w:tcPr>
-            <w:tcW w:w="1298" w:type="dxa"/>
+            <w:tcW w:w="1327" w:type="dxa"/>
             <w:tcBorders>
               <w:top w:val="single" w:sz="4" w:space="0" w:color="BFC7D1"/>
               <w:left w:val="single" w:sz="4" w:space="0" w:color="BFC7D1"/>
@@ -14707,7 +14707,7 @@
         </w:tc>
         <w:tc>
           <w:tcPr>
-            <w:tcW w:w="1876" w:type="dxa"/>
+            <w:tcW w:w="1821" w:type="dxa"/>
             <w:tcBorders>
               <w:top w:val="single" w:sz="4" w:space="0" w:color="BFC7D1"/>
               <w:left w:val="single" w:sz="4" w:space="0" w:color="BFC7D1"/>
@@ -14744,7 +14744,7 @@
         </w:tc>
         <w:tc>
           <w:tcPr>
-            <w:tcW w:w="2018" w:type="dxa"/>
+            <w:tcW w:w="1933" w:type="dxa"/>
             <w:tcBorders>
               <w:top w:val="single" w:sz="4" w:space="0" w:color="BFC7D1"/>
               <w:left w:val="single" w:sz="4" w:space="0" w:color="BFC7D1"/>
@@ -14781,7 +14781,7 @@
         </w:tc>
         <w:tc>
           <w:tcPr>
-            <w:tcW w:w="1370" w:type="dxa"/>
+            <w:tcW w:w="1366" w:type="dxa"/>
             <w:tcBorders>
               <w:top w:val="single" w:sz="4" w:space="0" w:color="BFC7D1"/>
               <w:left w:val="single" w:sz="4" w:space="0" w:color="BFC7D1"/>
@@ -14818,7 +14818,7 @@
         </w:tc>
         <w:tc>
           <w:tcPr>
-            <w:tcW w:w="1442" w:type="dxa"/>
+            <w:tcW w:w="1433" w:type="dxa"/>
             <w:tcBorders>
               <w:top w:val="single" w:sz="4" w:space="0" w:color="BFC7D1"/>
               <w:left w:val="single" w:sz="4" w:space="0" w:color="BFC7D1"/>
@@ -14858,7 +14858,7 @@
         <w:trPr/>
         <w:tc>
           <w:tcPr>
-            <w:tcW w:w="1009" w:type="dxa"/>
+            <w:tcW w:w="1134" w:type="dxa"/>
             <w:tcBorders>
               <w:top w:val="single" w:sz="4" w:space="0" w:color="BFC7D1"/>
               <w:left w:val="single" w:sz="4" w:space="0" w:color="BFC7D1"/>
@@ -14895,7 +14895,7 @@
         </w:tc>
         <w:tc>
           <w:tcPr>
-            <w:tcW w:w="1298" w:type="dxa"/>
+            <w:tcW w:w="1327" w:type="dxa"/>
             <w:tcBorders>
               <w:top w:val="single" w:sz="4" w:space="0" w:color="BFC7D1"/>
               <w:left w:val="single" w:sz="4" w:space="0" w:color="BFC7D1"/>
@@ -14932,7 +14932,7 @@
         </w:tc>
         <w:tc>
           <w:tcPr>
-            <w:tcW w:w="1876" w:type="dxa"/>
+            <w:tcW w:w="1821" w:type="dxa"/>
             <w:tcBorders>
               <w:top w:val="single" w:sz="4" w:space="0" w:color="BFC7D1"/>
               <w:left w:val="single" w:sz="4" w:space="0" w:color="BFC7D1"/>
@@ -14969,7 +14969,7 @@
         </w:tc>
         <w:tc>
           <w:tcPr>
-            <w:tcW w:w="2018" w:type="dxa"/>
+            <w:tcW w:w="1933" w:type="dxa"/>
             <w:tcBorders>
               <w:top w:val="single" w:sz="4" w:space="0" w:color="BFC7D1"/>
               <w:left w:val="single" w:sz="4" w:space="0" w:color="BFC7D1"/>
@@ -15006,7 +15006,7 @@
         </w:tc>
         <w:tc>
           <w:tcPr>
-            <w:tcW w:w="1370" w:type="dxa"/>
+            <w:tcW w:w="1366" w:type="dxa"/>
             <w:tcBorders>
               <w:top w:val="single" w:sz="4" w:space="0" w:color="BFC7D1"/>
               <w:left w:val="single" w:sz="4" w:space="0" w:color="BFC7D1"/>
@@ -15043,7 +15043,7 @@
         </w:tc>
         <w:tc>
           <w:tcPr>
-            <w:tcW w:w="1442" w:type="dxa"/>
+            <w:tcW w:w="1433" w:type="dxa"/>
             <w:tcBorders>
               <w:top w:val="single" w:sz="4" w:space="0" w:color="BFC7D1"/>
               <w:left w:val="single" w:sz="4" w:space="0" w:color="BFC7D1"/>
@@ -15083,7 +15083,7 @@
         <w:trPr/>
         <w:tc>
           <w:tcPr>
-            <w:tcW w:w="1009" w:type="dxa"/>
+            <w:tcW w:w="1134" w:type="dxa"/>
             <w:tcBorders>
               <w:top w:val="single" w:sz="4" w:space="0" w:color="BFC7D1"/>
               <w:left w:val="single" w:sz="4" w:space="0" w:color="BFC7D1"/>
@@ -15120,7 +15120,7 @@
         </w:tc>
         <w:tc>
           <w:tcPr>
-            <w:tcW w:w="1298" w:type="dxa"/>
+            <w:tcW w:w="1327" w:type="dxa"/>
             <w:tcBorders>
               <w:top w:val="single" w:sz="4" w:space="0" w:color="BFC7D1"/>
               <w:left w:val="single" w:sz="4" w:space="0" w:color="BFC7D1"/>
@@ -15157,7 +15157,7 @@
         </w:tc>
         <w:tc>
           <w:tcPr>
-            <w:tcW w:w="1876" w:type="dxa"/>
+            <w:tcW w:w="1821" w:type="dxa"/>
             <w:tcBorders>
               <w:top w:val="single" w:sz="4" w:space="0" w:color="BFC7D1"/>
               <w:left w:val="single" w:sz="4" w:space="0" w:color="BFC7D1"/>
@@ -15194,7 +15194,7 @@
         </w:tc>
         <w:tc>
           <w:tcPr>
-            <w:tcW w:w="2018" w:type="dxa"/>
+            <w:tcW w:w="1933" w:type="dxa"/>
             <w:tcBorders>
               <w:top w:val="single" w:sz="4" w:space="0" w:color="BFC7D1"/>
               <w:left w:val="single" w:sz="4" w:space="0" w:color="BFC7D1"/>
@@ -15231,7 +15231,7 @@
         </w:tc>
         <w:tc>
           <w:tcPr>
-            <w:tcW w:w="1370" w:type="dxa"/>
+            <w:tcW w:w="1366" w:type="dxa"/>
             <w:tcBorders>
               <w:top w:val="single" w:sz="4" w:space="0" w:color="BFC7D1"/>
               <w:left w:val="single" w:sz="4" w:space="0" w:color="BFC7D1"/>
@@ -15268,7 +15268,7 @@
         </w:tc>
         <w:tc>
           <w:tcPr>
-            <w:tcW w:w="1442" w:type="dxa"/>
+            <w:tcW w:w="1433" w:type="dxa"/>
             <w:tcBorders>
               <w:top w:val="single" w:sz="4" w:space="0" w:color="BFC7D1"/>
               <w:left w:val="single" w:sz="4" w:space="0" w:color="BFC7D1"/>
@@ -15308,7 +15308,7 @@
         <w:trPr/>
         <w:tc>
           <w:tcPr>
-            <w:tcW w:w="1009" w:type="dxa"/>
+            <w:tcW w:w="1134" w:type="dxa"/>
             <w:tcBorders>
               <w:top w:val="single" w:sz="4" w:space="0" w:color="BFC7D1"/>
               <w:left w:val="single" w:sz="4" w:space="0" w:color="BFC7D1"/>
@@ -15345,7 +15345,7 @@
         </w:tc>
         <w:tc>
           <w:tcPr>
-            <w:tcW w:w="1298" w:type="dxa"/>
+            <w:tcW w:w="1327" w:type="dxa"/>
             <w:tcBorders>
               <w:top w:val="single" w:sz="4" w:space="0" w:color="BFC7D1"/>
               <w:left w:val="single" w:sz="4" w:space="0" w:color="BFC7D1"/>
@@ -15382,7 +15382,7 @@
         </w:tc>
         <w:tc>
           <w:tcPr>
-            <w:tcW w:w="1876" w:type="dxa"/>
+            <w:tcW w:w="1821" w:type="dxa"/>
             <w:tcBorders>
               <w:top w:val="single" w:sz="4" w:space="0" w:color="BFC7D1"/>
               <w:left w:val="single" w:sz="4" w:space="0" w:color="BFC7D1"/>
@@ -15419,7 +15419,7 @@
         </w:tc>
         <w:tc>
           <w:tcPr>
-            <w:tcW w:w="2018" w:type="dxa"/>
+            <w:tcW w:w="1933" w:type="dxa"/>
             <w:tcBorders>
               <w:top w:val="single" w:sz="4" w:space="0" w:color="BFC7D1"/>
               <w:left w:val="single" w:sz="4" w:space="0" w:color="BFC7D1"/>
@@ -15456,7 +15456,7 @@
         </w:tc>
         <w:tc>
           <w:tcPr>
-            <w:tcW w:w="1370" w:type="dxa"/>
+            <w:tcW w:w="1366" w:type="dxa"/>
             <w:tcBorders>
               <w:top w:val="single" w:sz="4" w:space="0" w:color="BFC7D1"/>
               <w:left w:val="single" w:sz="4" w:space="0" w:color="BFC7D1"/>
@@ -15493,7 +15493,7 @@
         </w:tc>
         <w:tc>
           <w:tcPr>
-            <w:tcW w:w="1442" w:type="dxa"/>
+            <w:tcW w:w="1433" w:type="dxa"/>
             <w:tcBorders>
               <w:top w:val="single" w:sz="4" w:space="0" w:color="BFC7D1"/>
               <w:left w:val="single" w:sz="4" w:space="0" w:color="BFC7D1"/>
@@ -15560,7 +15560,7 @@
         <w:pStyle w:val="Heading2"/>
         <w:rPr/>
       </w:pPr>
-      <w:bookmarkStart w:id="26" w:name="__RefHeading___Toc23874_2135982699"/>
+      <w:bookmarkStart w:id="26" w:name="__RefHeading___Toc29083_1649759004"/>
       <w:bookmarkEnd w:id="26"/>
       <w:r>
         <w:rPr>
@@ -15595,7 +15595,7 @@
         <w:pStyle w:val="Heading1"/>
         <w:rPr/>
       </w:pPr>
-      <w:bookmarkStart w:id="27" w:name="__RefHeading___Toc23876_2135982699"/>
+      <w:bookmarkStart w:id="27" w:name="__RefHeading___Toc29085_1649759004"/>
       <w:bookmarkEnd w:id="27"/>
       <w:r>
         <w:rPr>
@@ -15612,7 +15612,7 @@
         <w:pStyle w:val="Heading2"/>
         <w:rPr/>
       </w:pPr>
-      <w:bookmarkStart w:id="28" w:name="__RefHeading___Toc23878_2135982699"/>
+      <w:bookmarkStart w:id="28" w:name="__RefHeading___Toc29087_1649759004"/>
       <w:bookmarkEnd w:id="28"/>
       <w:r>
         <w:rPr>
@@ -15627,7 +15627,7 @@
     <w:tbl>
       <w:tblPr>
         <w:tblStyle w:val="TableGrid"/>
-        <w:tblW w:w="9014" w:type="dxa"/>
+        <w:tblW w:w="9015" w:type="dxa"/>
         <w:jc w:val="left"/>
         <w:tblInd w:w="0" w:type="dxa"/>
         <w:tblLayout w:type="fixed"/>
@@ -15641,10 +15641,10 @@
       </w:tblPr>
       <w:tblGrid>
         <w:gridCol w:w="906"/>
-        <w:gridCol w:w="1644"/>
-        <w:gridCol w:w="1850"/>
-        <w:gridCol w:w="2546"/>
-        <w:gridCol w:w="2068"/>
+        <w:gridCol w:w="1601"/>
+        <w:gridCol w:w="2341"/>
+        <w:gridCol w:w="2284"/>
+        <w:gridCol w:w="1883"/>
       </w:tblGrid>
       <w:tr>
         <w:trPr>
@@ -15691,7 +15691,7 @@
         </w:tc>
         <w:tc>
           <w:tcPr>
-            <w:tcW w:w="1644" w:type="dxa"/>
+            <w:tcW w:w="1601" w:type="dxa"/>
             <w:tcBorders>
               <w:top w:val="single" w:sz="4" w:space="0" w:color="BFC7D1"/>
               <w:left w:val="single" w:sz="4" w:space="0" w:color="BFC7D1"/>
@@ -15730,7 +15730,7 @@
         </w:tc>
         <w:tc>
           <w:tcPr>
-            <w:tcW w:w="1850" w:type="dxa"/>
+            <w:tcW w:w="2341" w:type="dxa"/>
             <w:tcBorders>
               <w:top w:val="single" w:sz="4" w:space="0" w:color="BFC7D1"/>
               <w:left w:val="single" w:sz="4" w:space="0" w:color="BFC7D1"/>
@@ -15769,7 +15769,7 @@
         </w:tc>
         <w:tc>
           <w:tcPr>
-            <w:tcW w:w="2546" w:type="dxa"/>
+            <w:tcW w:w="2284" w:type="dxa"/>
             <w:tcBorders>
               <w:top w:val="single" w:sz="4" w:space="0" w:color="BFC7D1"/>
               <w:left w:val="single" w:sz="4" w:space="0" w:color="BFC7D1"/>
@@ -15808,7 +15808,7 @@
         </w:tc>
         <w:tc>
           <w:tcPr>
-            <w:tcW w:w="2068" w:type="dxa"/>
+            <w:tcW w:w="1883" w:type="dxa"/>
             <w:tcBorders>
               <w:top w:val="single" w:sz="4" w:space="0" w:color="BFC7D1"/>
               <w:left w:val="single" w:sz="4" w:space="0" w:color="BFC7D1"/>
@@ -15887,7 +15887,7 @@
         </w:tc>
         <w:tc>
           <w:tcPr>
-            <w:tcW w:w="1644" w:type="dxa"/>
+            <w:tcW w:w="1601" w:type="dxa"/>
             <w:tcBorders>
               <w:top w:val="single" w:sz="4" w:space="0" w:color="BFC7D1"/>
               <w:left w:val="single" w:sz="4" w:space="0" w:color="BFC7D1"/>
@@ -15924,7 +15924,7 @@
         </w:tc>
         <w:tc>
           <w:tcPr>
-            <w:tcW w:w="1850" w:type="dxa"/>
+            <w:tcW w:w="2341" w:type="dxa"/>
             <w:tcBorders>
               <w:top w:val="single" w:sz="4" w:space="0" w:color="BFC7D1"/>
               <w:left w:val="single" w:sz="4" w:space="0" w:color="BFC7D1"/>
@@ -15961,7 +15961,7 @@
         </w:tc>
         <w:tc>
           <w:tcPr>
-            <w:tcW w:w="2546" w:type="dxa"/>
+            <w:tcW w:w="2284" w:type="dxa"/>
             <w:tcBorders>
               <w:top w:val="single" w:sz="4" w:space="0" w:color="BFC7D1"/>
               <w:left w:val="single" w:sz="4" w:space="0" w:color="BFC7D1"/>
@@ -15998,7 +15998,7 @@
         </w:tc>
         <w:tc>
           <w:tcPr>
-            <w:tcW w:w="2068" w:type="dxa"/>
+            <w:tcW w:w="1883" w:type="dxa"/>
             <w:tcBorders>
               <w:top w:val="single" w:sz="4" w:space="0" w:color="BFC7D1"/>
               <w:left w:val="single" w:sz="4" w:space="0" w:color="BFC7D1"/>
@@ -16075,7 +16075,7 @@
         </w:tc>
         <w:tc>
           <w:tcPr>
-            <w:tcW w:w="1644" w:type="dxa"/>
+            <w:tcW w:w="1601" w:type="dxa"/>
             <w:tcBorders>
               <w:top w:val="single" w:sz="4" w:space="0" w:color="BFC7D1"/>
               <w:left w:val="single" w:sz="4" w:space="0" w:color="BFC7D1"/>
@@ -16112,7 +16112,7 @@
         </w:tc>
         <w:tc>
           <w:tcPr>
-            <w:tcW w:w="1850" w:type="dxa"/>
+            <w:tcW w:w="2341" w:type="dxa"/>
             <w:tcBorders>
               <w:top w:val="single" w:sz="4" w:space="0" w:color="BFC7D1"/>
               <w:left w:val="single" w:sz="4" w:space="0" w:color="BFC7D1"/>
@@ -16149,7 +16149,7 @@
         </w:tc>
         <w:tc>
           <w:tcPr>
-            <w:tcW w:w="2546" w:type="dxa"/>
+            <w:tcW w:w="2284" w:type="dxa"/>
             <w:tcBorders>
               <w:top w:val="single" w:sz="4" w:space="0" w:color="BFC7D1"/>
               <w:left w:val="single" w:sz="4" w:space="0" w:color="BFC7D1"/>
@@ -16186,7 +16186,7 @@
         </w:tc>
         <w:tc>
           <w:tcPr>
-            <w:tcW w:w="2068" w:type="dxa"/>
+            <w:tcW w:w="1883" w:type="dxa"/>
             <w:tcBorders>
               <w:top w:val="single" w:sz="4" w:space="0" w:color="BFC7D1"/>
               <w:left w:val="single" w:sz="4" w:space="0" w:color="BFC7D1"/>
@@ -16263,7 +16263,7 @@
         </w:tc>
         <w:tc>
           <w:tcPr>
-            <w:tcW w:w="1644" w:type="dxa"/>
+            <w:tcW w:w="1601" w:type="dxa"/>
             <w:tcBorders>
               <w:top w:val="single" w:sz="4" w:space="0" w:color="BFC7D1"/>
               <w:left w:val="single" w:sz="4" w:space="0" w:color="BFC7D1"/>
@@ -16300,7 +16300,7 @@
         </w:tc>
         <w:tc>
           <w:tcPr>
-            <w:tcW w:w="1850" w:type="dxa"/>
+            <w:tcW w:w="2341" w:type="dxa"/>
             <w:tcBorders>
               <w:top w:val="single" w:sz="4" w:space="0" w:color="BFC7D1"/>
               <w:left w:val="single" w:sz="4" w:space="0" w:color="BFC7D1"/>
@@ -16337,7 +16337,7 @@
         </w:tc>
         <w:tc>
           <w:tcPr>
-            <w:tcW w:w="2546" w:type="dxa"/>
+            <w:tcW w:w="2284" w:type="dxa"/>
             <w:tcBorders>
               <w:top w:val="single" w:sz="4" w:space="0" w:color="BFC7D1"/>
               <w:left w:val="single" w:sz="4" w:space="0" w:color="BFC7D1"/>
@@ -16374,7 +16374,7 @@
         </w:tc>
         <w:tc>
           <w:tcPr>
-            <w:tcW w:w="2068" w:type="dxa"/>
+            <w:tcW w:w="1883" w:type="dxa"/>
             <w:tcBorders>
               <w:top w:val="single" w:sz="4" w:space="0" w:color="BFC7D1"/>
               <w:left w:val="single" w:sz="4" w:space="0" w:color="BFC7D1"/>
@@ -16451,7 +16451,7 @@
         </w:tc>
         <w:tc>
           <w:tcPr>
-            <w:tcW w:w="1644" w:type="dxa"/>
+            <w:tcW w:w="1601" w:type="dxa"/>
             <w:tcBorders>
               <w:top w:val="single" w:sz="4" w:space="0" w:color="BFC7D1"/>
               <w:left w:val="single" w:sz="4" w:space="0" w:color="BFC7D1"/>
@@ -16488,7 +16488,7 @@
         </w:tc>
         <w:tc>
           <w:tcPr>
-            <w:tcW w:w="1850" w:type="dxa"/>
+            <w:tcW w:w="2341" w:type="dxa"/>
             <w:tcBorders>
               <w:top w:val="single" w:sz="4" w:space="0" w:color="BFC7D1"/>
               <w:left w:val="single" w:sz="4" w:space="0" w:color="BFC7D1"/>
@@ -16525,7 +16525,7 @@
         </w:tc>
         <w:tc>
           <w:tcPr>
-            <w:tcW w:w="2546" w:type="dxa"/>
+            <w:tcW w:w="2284" w:type="dxa"/>
             <w:tcBorders>
               <w:top w:val="single" w:sz="4" w:space="0" w:color="BFC7D1"/>
               <w:left w:val="single" w:sz="4" w:space="0" w:color="BFC7D1"/>
@@ -16562,7 +16562,7 @@
         </w:tc>
         <w:tc>
           <w:tcPr>
-            <w:tcW w:w="2068" w:type="dxa"/>
+            <w:tcW w:w="1883" w:type="dxa"/>
             <w:tcBorders>
               <w:top w:val="single" w:sz="4" w:space="0" w:color="BFC7D1"/>
               <w:left w:val="single" w:sz="4" w:space="0" w:color="BFC7D1"/>
@@ -16639,7 +16639,7 @@
         </w:tc>
         <w:tc>
           <w:tcPr>
-            <w:tcW w:w="1644" w:type="dxa"/>
+            <w:tcW w:w="1601" w:type="dxa"/>
             <w:tcBorders>
               <w:top w:val="single" w:sz="4" w:space="0" w:color="BFC7D1"/>
               <w:left w:val="single" w:sz="4" w:space="0" w:color="BFC7D1"/>
@@ -16676,7 +16676,7 @@
         </w:tc>
         <w:tc>
           <w:tcPr>
-            <w:tcW w:w="1850" w:type="dxa"/>
+            <w:tcW w:w="2341" w:type="dxa"/>
             <w:tcBorders>
               <w:top w:val="single" w:sz="4" w:space="0" w:color="BFC7D1"/>
               <w:left w:val="single" w:sz="4" w:space="0" w:color="BFC7D1"/>
@@ -16713,7 +16713,7 @@
         </w:tc>
         <w:tc>
           <w:tcPr>
-            <w:tcW w:w="2546" w:type="dxa"/>
+            <w:tcW w:w="2284" w:type="dxa"/>
             <w:tcBorders>
               <w:top w:val="single" w:sz="4" w:space="0" w:color="BFC7D1"/>
               <w:left w:val="single" w:sz="4" w:space="0" w:color="BFC7D1"/>
@@ -16750,7 +16750,7 @@
         </w:tc>
         <w:tc>
           <w:tcPr>
-            <w:tcW w:w="2068" w:type="dxa"/>
+            <w:tcW w:w="1883" w:type="dxa"/>
             <w:tcBorders>
               <w:top w:val="single" w:sz="4" w:space="0" w:color="BFC7D1"/>
               <w:left w:val="single" w:sz="4" w:space="0" w:color="BFC7D1"/>
@@ -16827,7 +16827,7 @@
         </w:tc>
         <w:tc>
           <w:tcPr>
-            <w:tcW w:w="1644" w:type="dxa"/>
+            <w:tcW w:w="1601" w:type="dxa"/>
             <w:tcBorders>
               <w:top w:val="single" w:sz="4" w:space="0" w:color="BFC7D1"/>
               <w:left w:val="single" w:sz="4" w:space="0" w:color="BFC7D1"/>
@@ -16864,7 +16864,7 @@
         </w:tc>
         <w:tc>
           <w:tcPr>
-            <w:tcW w:w="1850" w:type="dxa"/>
+            <w:tcW w:w="2341" w:type="dxa"/>
             <w:tcBorders>
               <w:top w:val="single" w:sz="4" w:space="0" w:color="BFC7D1"/>
               <w:left w:val="single" w:sz="4" w:space="0" w:color="BFC7D1"/>
@@ -16901,7 +16901,7 @@
         </w:tc>
         <w:tc>
           <w:tcPr>
-            <w:tcW w:w="2546" w:type="dxa"/>
+            <w:tcW w:w="2284" w:type="dxa"/>
             <w:tcBorders>
               <w:top w:val="single" w:sz="4" w:space="0" w:color="BFC7D1"/>
               <w:left w:val="single" w:sz="4" w:space="0" w:color="BFC7D1"/>
@@ -16938,7 +16938,7 @@
         </w:tc>
         <w:tc>
           <w:tcPr>
-            <w:tcW w:w="2068" w:type="dxa"/>
+            <w:tcW w:w="1883" w:type="dxa"/>
             <w:tcBorders>
               <w:top w:val="single" w:sz="4" w:space="0" w:color="BFC7D1"/>
               <w:left w:val="single" w:sz="4" w:space="0" w:color="BFC7D1"/>
@@ -17015,7 +17015,7 @@
         </w:tc>
         <w:tc>
           <w:tcPr>
-            <w:tcW w:w="1644" w:type="dxa"/>
+            <w:tcW w:w="1601" w:type="dxa"/>
             <w:tcBorders>
               <w:top w:val="single" w:sz="4" w:space="0" w:color="BFC7D1"/>
               <w:left w:val="single" w:sz="4" w:space="0" w:color="BFC7D1"/>
@@ -17052,7 +17052,7 @@
         </w:tc>
         <w:tc>
           <w:tcPr>
-            <w:tcW w:w="1850" w:type="dxa"/>
+            <w:tcW w:w="2341" w:type="dxa"/>
             <w:tcBorders>
               <w:top w:val="single" w:sz="4" w:space="0" w:color="BFC7D1"/>
               <w:left w:val="single" w:sz="4" w:space="0" w:color="BFC7D1"/>
@@ -17089,7 +17089,7 @@
         </w:tc>
         <w:tc>
           <w:tcPr>
-            <w:tcW w:w="2546" w:type="dxa"/>
+            <w:tcW w:w="2284" w:type="dxa"/>
             <w:tcBorders>
               <w:top w:val="single" w:sz="4" w:space="0" w:color="BFC7D1"/>
               <w:left w:val="single" w:sz="4" w:space="0" w:color="BFC7D1"/>
@@ -17126,7 +17126,7 @@
         </w:tc>
         <w:tc>
           <w:tcPr>
-            <w:tcW w:w="2068" w:type="dxa"/>
+            <w:tcW w:w="1883" w:type="dxa"/>
             <w:tcBorders>
               <w:top w:val="single" w:sz="4" w:space="0" w:color="BFC7D1"/>
               <w:left w:val="single" w:sz="4" w:space="0" w:color="BFC7D1"/>
@@ -17203,7 +17203,7 @@
         </w:tc>
         <w:tc>
           <w:tcPr>
-            <w:tcW w:w="1644" w:type="dxa"/>
+            <w:tcW w:w="1601" w:type="dxa"/>
             <w:tcBorders>
               <w:top w:val="single" w:sz="4" w:space="0" w:color="BFC7D1"/>
               <w:left w:val="single" w:sz="4" w:space="0" w:color="BFC7D1"/>
@@ -17240,7 +17240,7 @@
         </w:tc>
         <w:tc>
           <w:tcPr>
-            <w:tcW w:w="1850" w:type="dxa"/>
+            <w:tcW w:w="2341" w:type="dxa"/>
             <w:tcBorders>
               <w:top w:val="single" w:sz="4" w:space="0" w:color="BFC7D1"/>
               <w:left w:val="single" w:sz="4" w:space="0" w:color="BFC7D1"/>
@@ -17277,7 +17277,7 @@
         </w:tc>
         <w:tc>
           <w:tcPr>
-            <w:tcW w:w="2546" w:type="dxa"/>
+            <w:tcW w:w="2284" w:type="dxa"/>
             <w:tcBorders>
               <w:top w:val="single" w:sz="4" w:space="0" w:color="BFC7D1"/>
               <w:left w:val="single" w:sz="4" w:space="0" w:color="BFC7D1"/>
@@ -17314,7 +17314,7 @@
         </w:tc>
         <w:tc>
           <w:tcPr>
-            <w:tcW w:w="2068" w:type="dxa"/>
+            <w:tcW w:w="1883" w:type="dxa"/>
             <w:tcBorders>
               <w:top w:val="single" w:sz="4" w:space="0" w:color="BFC7D1"/>
               <w:left w:val="single" w:sz="4" w:space="0" w:color="BFC7D1"/>
@@ -17391,7 +17391,7 @@
         </w:tc>
         <w:tc>
           <w:tcPr>
-            <w:tcW w:w="1644" w:type="dxa"/>
+            <w:tcW w:w="1601" w:type="dxa"/>
             <w:tcBorders>
               <w:top w:val="single" w:sz="4" w:space="0" w:color="BFC7D1"/>
               <w:left w:val="single" w:sz="4" w:space="0" w:color="BFC7D1"/>
@@ -17428,7 +17428,7 @@
         </w:tc>
         <w:tc>
           <w:tcPr>
-            <w:tcW w:w="1850" w:type="dxa"/>
+            <w:tcW w:w="2341" w:type="dxa"/>
             <w:tcBorders>
               <w:top w:val="single" w:sz="4" w:space="0" w:color="BFC7D1"/>
               <w:left w:val="single" w:sz="4" w:space="0" w:color="BFC7D1"/>
@@ -17465,7 +17465,7 @@
         </w:tc>
         <w:tc>
           <w:tcPr>
-            <w:tcW w:w="2546" w:type="dxa"/>
+            <w:tcW w:w="2284" w:type="dxa"/>
             <w:tcBorders>
               <w:top w:val="single" w:sz="4" w:space="0" w:color="BFC7D1"/>
               <w:left w:val="single" w:sz="4" w:space="0" w:color="BFC7D1"/>
@@ -17502,7 +17502,7 @@
         </w:tc>
         <w:tc>
           <w:tcPr>
-            <w:tcW w:w="2068" w:type="dxa"/>
+            <w:tcW w:w="1883" w:type="dxa"/>
             <w:tcBorders>
               <w:top w:val="single" w:sz="4" w:space="0" w:color="BFC7D1"/>
               <w:left w:val="single" w:sz="4" w:space="0" w:color="BFC7D1"/>
@@ -17579,7 +17579,7 @@
         </w:tc>
         <w:tc>
           <w:tcPr>
-            <w:tcW w:w="1644" w:type="dxa"/>
+            <w:tcW w:w="1601" w:type="dxa"/>
             <w:tcBorders>
               <w:top w:val="single" w:sz="4" w:space="0" w:color="BFC7D1"/>
               <w:left w:val="single" w:sz="4" w:space="0" w:color="BFC7D1"/>
@@ -17616,7 +17616,7 @@
         </w:tc>
         <w:tc>
           <w:tcPr>
-            <w:tcW w:w="1850" w:type="dxa"/>
+            <w:tcW w:w="2341" w:type="dxa"/>
             <w:tcBorders>
               <w:top w:val="single" w:sz="4" w:space="0" w:color="BFC7D1"/>
               <w:left w:val="single" w:sz="4" w:space="0" w:color="BFC7D1"/>
@@ -17653,7 +17653,7 @@
         </w:tc>
         <w:tc>
           <w:tcPr>
-            <w:tcW w:w="2546" w:type="dxa"/>
+            <w:tcW w:w="2284" w:type="dxa"/>
             <w:tcBorders>
               <w:top w:val="single" w:sz="4" w:space="0" w:color="BFC7D1"/>
               <w:left w:val="single" w:sz="4" w:space="0" w:color="BFC7D1"/>
@@ -17690,7 +17690,7 @@
         </w:tc>
         <w:tc>
           <w:tcPr>
-            <w:tcW w:w="2068" w:type="dxa"/>
+            <w:tcW w:w="1883" w:type="dxa"/>
             <w:tcBorders>
               <w:top w:val="single" w:sz="4" w:space="0" w:color="BFC7D1"/>
               <w:left w:val="single" w:sz="4" w:space="0" w:color="BFC7D1"/>
@@ -17757,7 +17757,7 @@
         <w:pStyle w:val="Heading2"/>
         <w:rPr/>
       </w:pPr>
-      <w:bookmarkStart w:id="29" w:name="__RefHeading___Toc23880_2135982699"/>
+      <w:bookmarkStart w:id="29" w:name="__RefHeading___Toc29089_1649759004"/>
       <w:bookmarkEnd w:id="29"/>
       <w:r>
         <w:rPr>
@@ -17888,7 +17888,7 @@
         <w:pStyle w:val="Heading2"/>
         <w:rPr/>
       </w:pPr>
-      <w:bookmarkStart w:id="30" w:name="__RefHeading___Toc23882_2135982699"/>
+      <w:bookmarkStart w:id="30" w:name="__RefHeading___Toc29091_1649759004"/>
       <w:bookmarkEnd w:id="30"/>
       <w:r>
         <w:rPr>
@@ -17903,7 +17903,7 @@
     <w:tbl>
       <w:tblPr>
         <w:tblStyle w:val="TableGrid"/>
-        <w:tblW w:w="9013" w:type="dxa"/>
+        <w:tblW w:w="9014" w:type="dxa"/>
         <w:jc w:val="left"/>
         <w:tblInd w:w="0" w:type="dxa"/>
         <w:tblLayout w:type="fixed"/>
@@ -17916,10 +17916,10 @@
         <w:tblLook w:val="04a0" w:noHBand="0" w:noVBand="1" w:firstColumn="1" w:lastRow="0" w:lastColumn="0" w:firstRow="1"/>
       </w:tblPr>
       <w:tblGrid>
-        <w:gridCol w:w="1147"/>
-        <w:gridCol w:w="2622"/>
-        <w:gridCol w:w="2622"/>
-        <w:gridCol w:w="2621"/>
+        <w:gridCol w:w="1423"/>
+        <w:gridCol w:w="2536"/>
+        <w:gridCol w:w="2517"/>
+        <w:gridCol w:w="2537"/>
       </w:tblGrid>
       <w:tr>
         <w:trPr>
@@ -17927,7 +17927,7 @@
         </w:trPr>
         <w:tc>
           <w:tcPr>
-            <w:tcW w:w="1147" w:type="dxa"/>
+            <w:tcW w:w="1423" w:type="dxa"/>
             <w:tcBorders>
               <w:top w:val="single" w:sz="4" w:space="0" w:color="BFC7D1"/>
               <w:left w:val="single" w:sz="4" w:space="0" w:color="BFC7D1"/>
@@ -17966,7 +17966,7 @@
         </w:tc>
         <w:tc>
           <w:tcPr>
-            <w:tcW w:w="2622" w:type="dxa"/>
+            <w:tcW w:w="2536" w:type="dxa"/>
             <w:tcBorders>
               <w:top w:val="single" w:sz="4" w:space="0" w:color="BFC7D1"/>
               <w:left w:val="single" w:sz="4" w:space="0" w:color="BFC7D1"/>
@@ -18005,7 +18005,7 @@
         </w:tc>
         <w:tc>
           <w:tcPr>
-            <w:tcW w:w="2622" w:type="dxa"/>
+            <w:tcW w:w="2517" w:type="dxa"/>
             <w:tcBorders>
               <w:top w:val="single" w:sz="4" w:space="0" w:color="BFC7D1"/>
               <w:left w:val="single" w:sz="4" w:space="0" w:color="BFC7D1"/>
@@ -18044,7 +18044,7 @@
         </w:tc>
         <w:tc>
           <w:tcPr>
-            <w:tcW w:w="2621" w:type="dxa"/>
+            <w:tcW w:w="2537" w:type="dxa"/>
             <w:tcBorders>
               <w:top w:val="single" w:sz="4" w:space="0" w:color="BFC7D1"/>
               <w:left w:val="single" w:sz="4" w:space="0" w:color="BFC7D1"/>
@@ -18086,7 +18086,7 @@
         <w:trPr/>
         <w:tc>
           <w:tcPr>
-            <w:tcW w:w="1147" w:type="dxa"/>
+            <w:tcW w:w="1423" w:type="dxa"/>
             <w:tcBorders>
               <w:top w:val="single" w:sz="4" w:space="0" w:color="BFC7D1"/>
               <w:left w:val="single" w:sz="4" w:space="0" w:color="BFC7D1"/>
@@ -18123,7 +18123,7 @@
         </w:tc>
         <w:tc>
           <w:tcPr>
-            <w:tcW w:w="2622" w:type="dxa"/>
+            <w:tcW w:w="2536" w:type="dxa"/>
             <w:tcBorders>
               <w:top w:val="single" w:sz="4" w:space="0" w:color="BFC7D1"/>
               <w:left w:val="single" w:sz="4" w:space="0" w:color="BFC7D1"/>
@@ -18160,7 +18160,7 @@
         </w:tc>
         <w:tc>
           <w:tcPr>
-            <w:tcW w:w="2622" w:type="dxa"/>
+            <w:tcW w:w="2517" w:type="dxa"/>
             <w:tcBorders>
               <w:top w:val="single" w:sz="4" w:space="0" w:color="BFC7D1"/>
               <w:left w:val="single" w:sz="4" w:space="0" w:color="BFC7D1"/>
@@ -18197,7 +18197,7 @@
         </w:tc>
         <w:tc>
           <w:tcPr>
-            <w:tcW w:w="2621" w:type="dxa"/>
+            <w:tcW w:w="2537" w:type="dxa"/>
             <w:tcBorders>
               <w:top w:val="single" w:sz="4" w:space="0" w:color="BFC7D1"/>
               <w:left w:val="single" w:sz="4" w:space="0" w:color="BFC7D1"/>
@@ -18237,7 +18237,7 @@
         <w:trPr/>
         <w:tc>
           <w:tcPr>
-            <w:tcW w:w="1147" w:type="dxa"/>
+            <w:tcW w:w="1423" w:type="dxa"/>
             <w:tcBorders>
               <w:top w:val="single" w:sz="4" w:space="0" w:color="BFC7D1"/>
               <w:left w:val="single" w:sz="4" w:space="0" w:color="BFC7D1"/>
@@ -18274,7 +18274,7 @@
         </w:tc>
         <w:tc>
           <w:tcPr>
-            <w:tcW w:w="2622" w:type="dxa"/>
+            <w:tcW w:w="2536" w:type="dxa"/>
             <w:tcBorders>
               <w:top w:val="single" w:sz="4" w:space="0" w:color="BFC7D1"/>
               <w:left w:val="single" w:sz="4" w:space="0" w:color="BFC7D1"/>
@@ -18311,7 +18311,7 @@
         </w:tc>
         <w:tc>
           <w:tcPr>
-            <w:tcW w:w="2622" w:type="dxa"/>
+            <w:tcW w:w="2517" w:type="dxa"/>
             <w:tcBorders>
               <w:top w:val="single" w:sz="4" w:space="0" w:color="BFC7D1"/>
               <w:left w:val="single" w:sz="4" w:space="0" w:color="BFC7D1"/>
@@ -18348,7 +18348,7 @@
         </w:tc>
         <w:tc>
           <w:tcPr>
-            <w:tcW w:w="2621" w:type="dxa"/>
+            <w:tcW w:w="2537" w:type="dxa"/>
             <w:tcBorders>
               <w:top w:val="single" w:sz="4" w:space="0" w:color="BFC7D1"/>
               <w:left w:val="single" w:sz="4" w:space="0" w:color="BFC7D1"/>
@@ -18388,7 +18388,7 @@
         <w:trPr/>
         <w:tc>
           <w:tcPr>
-            <w:tcW w:w="1147" w:type="dxa"/>
+            <w:tcW w:w="1423" w:type="dxa"/>
             <w:tcBorders>
               <w:top w:val="single" w:sz="4" w:space="0" w:color="BFC7D1"/>
               <w:left w:val="single" w:sz="4" w:space="0" w:color="BFC7D1"/>
@@ -18425,7 +18425,7 @@
         </w:tc>
         <w:tc>
           <w:tcPr>
-            <w:tcW w:w="2622" w:type="dxa"/>
+            <w:tcW w:w="2536" w:type="dxa"/>
             <w:tcBorders>
               <w:top w:val="single" w:sz="4" w:space="0" w:color="BFC7D1"/>
               <w:left w:val="single" w:sz="4" w:space="0" w:color="BFC7D1"/>
@@ -18462,7 +18462,7 @@
         </w:tc>
         <w:tc>
           <w:tcPr>
-            <w:tcW w:w="2622" w:type="dxa"/>
+            <w:tcW w:w="2517" w:type="dxa"/>
             <w:tcBorders>
               <w:top w:val="single" w:sz="4" w:space="0" w:color="BFC7D1"/>
               <w:left w:val="single" w:sz="4" w:space="0" w:color="BFC7D1"/>
@@ -18499,7 +18499,7 @@
         </w:tc>
         <w:tc>
           <w:tcPr>
-            <w:tcW w:w="2621" w:type="dxa"/>
+            <w:tcW w:w="2537" w:type="dxa"/>
             <w:tcBorders>
               <w:top w:val="single" w:sz="4" w:space="0" w:color="BFC7D1"/>
               <w:left w:val="single" w:sz="4" w:space="0" w:color="BFC7D1"/>
@@ -18539,7 +18539,7 @@
         <w:trPr/>
         <w:tc>
           <w:tcPr>
-            <w:tcW w:w="1147" w:type="dxa"/>
+            <w:tcW w:w="1423" w:type="dxa"/>
             <w:tcBorders>
               <w:top w:val="single" w:sz="4" w:space="0" w:color="BFC7D1"/>
               <w:left w:val="single" w:sz="4" w:space="0" w:color="BFC7D1"/>
@@ -18576,7 +18576,7 @@
         </w:tc>
         <w:tc>
           <w:tcPr>
-            <w:tcW w:w="2622" w:type="dxa"/>
+            <w:tcW w:w="2536" w:type="dxa"/>
             <w:tcBorders>
               <w:top w:val="single" w:sz="4" w:space="0" w:color="BFC7D1"/>
               <w:left w:val="single" w:sz="4" w:space="0" w:color="BFC7D1"/>
@@ -18613,7 +18613,7 @@
         </w:tc>
         <w:tc>
           <w:tcPr>
-            <w:tcW w:w="2622" w:type="dxa"/>
+            <w:tcW w:w="2517" w:type="dxa"/>
             <w:tcBorders>
               <w:top w:val="single" w:sz="4" w:space="0" w:color="BFC7D1"/>
               <w:left w:val="single" w:sz="4" w:space="0" w:color="BFC7D1"/>
@@ -18650,7 +18650,7 @@
         </w:tc>
         <w:tc>
           <w:tcPr>
-            <w:tcW w:w="2621" w:type="dxa"/>
+            <w:tcW w:w="2537" w:type="dxa"/>
             <w:tcBorders>
               <w:top w:val="single" w:sz="4" w:space="0" w:color="BFC7D1"/>
               <w:left w:val="single" w:sz="4" w:space="0" w:color="BFC7D1"/>
@@ -18690,7 +18690,7 @@
         <w:trPr/>
         <w:tc>
           <w:tcPr>
-            <w:tcW w:w="1147" w:type="dxa"/>
+            <w:tcW w:w="1423" w:type="dxa"/>
             <w:tcBorders>
               <w:top w:val="single" w:sz="4" w:space="0" w:color="BFC7D1"/>
               <w:left w:val="single" w:sz="4" w:space="0" w:color="BFC7D1"/>
@@ -18727,7 +18727,7 @@
         </w:tc>
         <w:tc>
           <w:tcPr>
-            <w:tcW w:w="2622" w:type="dxa"/>
+            <w:tcW w:w="2536" w:type="dxa"/>
             <w:tcBorders>
               <w:top w:val="single" w:sz="4" w:space="0" w:color="BFC7D1"/>
               <w:left w:val="single" w:sz="4" w:space="0" w:color="BFC7D1"/>
@@ -18764,7 +18764,7 @@
         </w:tc>
         <w:tc>
           <w:tcPr>
-            <w:tcW w:w="2622" w:type="dxa"/>
+            <w:tcW w:w="2517" w:type="dxa"/>
             <w:tcBorders>
               <w:top w:val="single" w:sz="4" w:space="0" w:color="BFC7D1"/>
               <w:left w:val="single" w:sz="4" w:space="0" w:color="BFC7D1"/>
@@ -18801,7 +18801,7 @@
         </w:tc>
         <w:tc>
           <w:tcPr>
-            <w:tcW w:w="2621" w:type="dxa"/>
+            <w:tcW w:w="2537" w:type="dxa"/>
             <w:tcBorders>
               <w:top w:val="single" w:sz="4" w:space="0" w:color="BFC7D1"/>
               <w:left w:val="single" w:sz="4" w:space="0" w:color="BFC7D1"/>
@@ -18853,7 +18853,7 @@
         <w:pStyle w:val="Heading2"/>
         <w:rPr/>
       </w:pPr>
-      <w:bookmarkStart w:id="31" w:name="__RefHeading___Toc23884_2135982699"/>
+      <w:bookmarkStart w:id="31" w:name="__RefHeading___Toc29093_1649759004"/>
       <w:bookmarkEnd w:id="31"/>
       <w:r>
         <w:rPr>
@@ -20434,7 +20434,7 @@
         <w:pStyle w:val="Heading2"/>
         <w:rPr/>
       </w:pPr>
-      <w:bookmarkStart w:id="32" w:name="__RefHeading___Toc23886_2135982699"/>
+      <w:bookmarkStart w:id="32" w:name="__RefHeading___Toc29095_1649759004"/>
       <w:bookmarkEnd w:id="32"/>
       <w:r>
         <w:rPr>
@@ -20469,7 +20469,7 @@
         <w:pStyle w:val="Heading1"/>
         <w:rPr/>
       </w:pPr>
-      <w:bookmarkStart w:id="33" w:name="__RefHeading___Toc23888_2135982699"/>
+      <w:bookmarkStart w:id="33" w:name="__RefHeading___Toc29097_1649759004"/>
       <w:bookmarkEnd w:id="33"/>
       <w:r>
         <w:rPr>
@@ -20486,7 +20486,7 @@
         <w:pStyle w:val="Heading2"/>
         <w:rPr/>
       </w:pPr>
-      <w:bookmarkStart w:id="34" w:name="__RefHeading___Toc23890_2135982699"/>
+      <w:bookmarkStart w:id="34" w:name="__RefHeading___Toc29099_1649759004"/>
       <w:bookmarkEnd w:id="34"/>
       <w:r>
         <w:rPr>
@@ -20515,8 +20515,8 @@
       </w:tblPr>
       <w:tblGrid>
         <w:gridCol w:w="906"/>
-        <w:gridCol w:w="2765"/>
-        <w:gridCol w:w="5343"/>
+        <w:gridCol w:w="2659"/>
+        <w:gridCol w:w="5449"/>
       </w:tblGrid>
       <w:tr>
         <w:trPr>
@@ -20563,7 +20563,7 @@
         </w:tc>
         <w:tc>
           <w:tcPr>
-            <w:tcW w:w="2765" w:type="dxa"/>
+            <w:tcW w:w="2659" w:type="dxa"/>
             <w:tcBorders>
               <w:top w:val="single" w:sz="4" w:space="0" w:color="BFC7D1"/>
               <w:left w:val="single" w:sz="4" w:space="0" w:color="BFC7D1"/>
@@ -20602,7 +20602,7 @@
         </w:tc>
         <w:tc>
           <w:tcPr>
-            <w:tcW w:w="5343" w:type="dxa"/>
+            <w:tcW w:w="5449" w:type="dxa"/>
             <w:tcBorders>
               <w:top w:val="single" w:sz="4" w:space="0" w:color="BFC7D1"/>
               <w:left w:val="single" w:sz="4" w:space="0" w:color="BFC7D1"/>
@@ -20681,7 +20681,7 @@
         </w:tc>
         <w:tc>
           <w:tcPr>
-            <w:tcW w:w="2765" w:type="dxa"/>
+            <w:tcW w:w="2659" w:type="dxa"/>
             <w:tcBorders>
               <w:top w:val="single" w:sz="4" w:space="0" w:color="BFC7D1"/>
               <w:left w:val="single" w:sz="4" w:space="0" w:color="BFC7D1"/>
@@ -20718,7 +20718,7 @@
         </w:tc>
         <w:tc>
           <w:tcPr>
-            <w:tcW w:w="5343" w:type="dxa"/>
+            <w:tcW w:w="5449" w:type="dxa"/>
             <w:tcBorders>
               <w:top w:val="single" w:sz="4" w:space="0" w:color="BFC7D1"/>
               <w:left w:val="single" w:sz="4" w:space="0" w:color="BFC7D1"/>
@@ -20795,7 +20795,7 @@
         </w:tc>
         <w:tc>
           <w:tcPr>
-            <w:tcW w:w="2765" w:type="dxa"/>
+            <w:tcW w:w="2659" w:type="dxa"/>
             <w:tcBorders>
               <w:top w:val="single" w:sz="4" w:space="0" w:color="BFC7D1"/>
               <w:left w:val="single" w:sz="4" w:space="0" w:color="BFC7D1"/>
@@ -20832,7 +20832,7 @@
         </w:tc>
         <w:tc>
           <w:tcPr>
-            <w:tcW w:w="5343" w:type="dxa"/>
+            <w:tcW w:w="5449" w:type="dxa"/>
             <w:tcBorders>
               <w:top w:val="single" w:sz="4" w:space="0" w:color="BFC7D1"/>
               <w:left w:val="single" w:sz="4" w:space="0" w:color="BFC7D1"/>
@@ -20909,7 +20909,7 @@
         </w:tc>
         <w:tc>
           <w:tcPr>
-            <w:tcW w:w="2765" w:type="dxa"/>
+            <w:tcW w:w="2659" w:type="dxa"/>
             <w:tcBorders>
               <w:top w:val="single" w:sz="4" w:space="0" w:color="BFC7D1"/>
               <w:left w:val="single" w:sz="4" w:space="0" w:color="BFC7D1"/>
@@ -20946,7 +20946,7 @@
         </w:tc>
         <w:tc>
           <w:tcPr>
-            <w:tcW w:w="5343" w:type="dxa"/>
+            <w:tcW w:w="5449" w:type="dxa"/>
             <w:tcBorders>
               <w:top w:val="single" w:sz="4" w:space="0" w:color="BFC7D1"/>
               <w:left w:val="single" w:sz="4" w:space="0" w:color="BFC7D1"/>
@@ -21023,7 +21023,7 @@
         </w:tc>
         <w:tc>
           <w:tcPr>
-            <w:tcW w:w="2765" w:type="dxa"/>
+            <w:tcW w:w="2659" w:type="dxa"/>
             <w:tcBorders>
               <w:top w:val="single" w:sz="4" w:space="0" w:color="BFC7D1"/>
               <w:left w:val="single" w:sz="4" w:space="0" w:color="BFC7D1"/>
@@ -21060,7 +21060,7 @@
         </w:tc>
         <w:tc>
           <w:tcPr>
-            <w:tcW w:w="5343" w:type="dxa"/>
+            <w:tcW w:w="5449" w:type="dxa"/>
             <w:tcBorders>
               <w:top w:val="single" w:sz="4" w:space="0" w:color="BFC7D1"/>
               <w:left w:val="single" w:sz="4" w:space="0" w:color="BFC7D1"/>
@@ -21137,7 +21137,7 @@
         </w:tc>
         <w:tc>
           <w:tcPr>
-            <w:tcW w:w="2765" w:type="dxa"/>
+            <w:tcW w:w="2659" w:type="dxa"/>
             <w:tcBorders>
               <w:top w:val="single" w:sz="4" w:space="0" w:color="BFC7D1"/>
               <w:left w:val="single" w:sz="4" w:space="0" w:color="BFC7D1"/>
@@ -21174,7 +21174,7 @@
         </w:tc>
         <w:tc>
           <w:tcPr>
-            <w:tcW w:w="5343" w:type="dxa"/>
+            <w:tcW w:w="5449" w:type="dxa"/>
             <w:tcBorders>
               <w:top w:val="single" w:sz="4" w:space="0" w:color="BFC7D1"/>
               <w:left w:val="single" w:sz="4" w:space="0" w:color="BFC7D1"/>
@@ -21251,7 +21251,7 @@
         </w:tc>
         <w:tc>
           <w:tcPr>
-            <w:tcW w:w="2765" w:type="dxa"/>
+            <w:tcW w:w="2659" w:type="dxa"/>
             <w:tcBorders>
               <w:top w:val="single" w:sz="4" w:space="0" w:color="BFC7D1"/>
               <w:left w:val="single" w:sz="4" w:space="0" w:color="BFC7D1"/>
@@ -21288,7 +21288,7 @@
         </w:tc>
         <w:tc>
           <w:tcPr>
-            <w:tcW w:w="5343" w:type="dxa"/>
+            <w:tcW w:w="5449" w:type="dxa"/>
             <w:tcBorders>
               <w:top w:val="single" w:sz="4" w:space="0" w:color="BFC7D1"/>
               <w:left w:val="single" w:sz="4" w:space="0" w:color="BFC7D1"/>
@@ -21365,7 +21365,7 @@
         </w:tc>
         <w:tc>
           <w:tcPr>
-            <w:tcW w:w="2765" w:type="dxa"/>
+            <w:tcW w:w="2659" w:type="dxa"/>
             <w:tcBorders>
               <w:top w:val="single" w:sz="4" w:space="0" w:color="BFC7D1"/>
               <w:left w:val="single" w:sz="4" w:space="0" w:color="BFC7D1"/>
@@ -21402,7 +21402,7 @@
         </w:tc>
         <w:tc>
           <w:tcPr>
-            <w:tcW w:w="5343" w:type="dxa"/>
+            <w:tcW w:w="5449" w:type="dxa"/>
             <w:tcBorders>
               <w:top w:val="single" w:sz="4" w:space="0" w:color="BFC7D1"/>
               <w:left w:val="single" w:sz="4" w:space="0" w:color="BFC7D1"/>
@@ -21479,7 +21479,7 @@
         </w:tc>
         <w:tc>
           <w:tcPr>
-            <w:tcW w:w="2765" w:type="dxa"/>
+            <w:tcW w:w="2659" w:type="dxa"/>
             <w:tcBorders>
               <w:top w:val="single" w:sz="4" w:space="0" w:color="BFC7D1"/>
               <w:left w:val="single" w:sz="4" w:space="0" w:color="BFC7D1"/>
@@ -21516,7 +21516,7 @@
         </w:tc>
         <w:tc>
           <w:tcPr>
-            <w:tcW w:w="5343" w:type="dxa"/>
+            <w:tcW w:w="5449" w:type="dxa"/>
             <w:tcBorders>
               <w:top w:val="single" w:sz="4" w:space="0" w:color="BFC7D1"/>
               <w:left w:val="single" w:sz="4" w:space="0" w:color="BFC7D1"/>
@@ -21593,7 +21593,7 @@
         </w:tc>
         <w:tc>
           <w:tcPr>
-            <w:tcW w:w="2765" w:type="dxa"/>
+            <w:tcW w:w="2659" w:type="dxa"/>
             <w:tcBorders>
               <w:top w:val="single" w:sz="4" w:space="0" w:color="BFC7D1"/>
               <w:left w:val="single" w:sz="4" w:space="0" w:color="BFC7D1"/>
@@ -21630,7 +21630,7 @@
         </w:tc>
         <w:tc>
           <w:tcPr>
-            <w:tcW w:w="5343" w:type="dxa"/>
+            <w:tcW w:w="5449" w:type="dxa"/>
             <w:tcBorders>
               <w:top w:val="single" w:sz="4" w:space="0" w:color="BFC7D1"/>
               <w:left w:val="single" w:sz="4" w:space="0" w:color="BFC7D1"/>
@@ -21707,7 +21707,7 @@
         </w:tc>
         <w:tc>
           <w:tcPr>
-            <w:tcW w:w="2765" w:type="dxa"/>
+            <w:tcW w:w="2659" w:type="dxa"/>
             <w:tcBorders>
               <w:top w:val="single" w:sz="4" w:space="0" w:color="BFC7D1"/>
               <w:left w:val="single" w:sz="4" w:space="0" w:color="BFC7D1"/>
@@ -21744,7 +21744,7 @@
         </w:tc>
         <w:tc>
           <w:tcPr>
-            <w:tcW w:w="5343" w:type="dxa"/>
+            <w:tcW w:w="5449" w:type="dxa"/>
             <w:tcBorders>
               <w:top w:val="single" w:sz="4" w:space="0" w:color="BFC7D1"/>
               <w:left w:val="single" w:sz="4" w:space="0" w:color="BFC7D1"/>
@@ -21821,7 +21821,7 @@
         </w:tc>
         <w:tc>
           <w:tcPr>
-            <w:tcW w:w="2765" w:type="dxa"/>
+            <w:tcW w:w="2659" w:type="dxa"/>
             <w:tcBorders>
               <w:top w:val="single" w:sz="4" w:space="0" w:color="BFC7D1"/>
               <w:left w:val="single" w:sz="4" w:space="0" w:color="BFC7D1"/>
@@ -21858,7 +21858,7 @@
         </w:tc>
         <w:tc>
           <w:tcPr>
-            <w:tcW w:w="5343" w:type="dxa"/>
+            <w:tcW w:w="5449" w:type="dxa"/>
             <w:tcBorders>
               <w:top w:val="single" w:sz="4" w:space="0" w:color="BFC7D1"/>
               <w:left w:val="single" w:sz="4" w:space="0" w:color="BFC7D1"/>
@@ -21935,7 +21935,7 @@
         </w:tc>
         <w:tc>
           <w:tcPr>
-            <w:tcW w:w="2765" w:type="dxa"/>
+            <w:tcW w:w="2659" w:type="dxa"/>
             <w:tcBorders>
               <w:top w:val="single" w:sz="4" w:space="0" w:color="BFC7D1"/>
               <w:left w:val="single" w:sz="4" w:space="0" w:color="BFC7D1"/>
@@ -21972,7 +21972,7 @@
         </w:tc>
         <w:tc>
           <w:tcPr>
-            <w:tcW w:w="5343" w:type="dxa"/>
+            <w:tcW w:w="5449" w:type="dxa"/>
             <w:tcBorders>
               <w:top w:val="single" w:sz="4" w:space="0" w:color="BFC7D1"/>
               <w:left w:val="single" w:sz="4" w:space="0" w:color="BFC7D1"/>
@@ -22024,7 +22024,7 @@
         <w:pStyle w:val="Heading2"/>
         <w:rPr/>
       </w:pPr>
-      <w:bookmarkStart w:id="35" w:name="__RefHeading___Toc23892_2135982699"/>
+      <w:bookmarkStart w:id="35" w:name="__RefHeading___Toc29101_1649759004"/>
       <w:bookmarkEnd w:id="35"/>
       <w:r>
         <w:rPr>
@@ -23306,7 +23306,7 @@
         <w:pStyle w:val="Heading2"/>
         <w:rPr/>
       </w:pPr>
-      <w:bookmarkStart w:id="36" w:name="__RefHeading___Toc23894_2135982699"/>
+      <w:bookmarkStart w:id="36" w:name="__RefHeading___Toc29103_1649759004"/>
       <w:bookmarkEnd w:id="36"/>
       <w:r>
         <w:rPr>
@@ -23353,7 +23353,7 @@
     <w:tbl>
       <w:tblPr>
         <w:tblStyle w:val="TableGrid"/>
-        <w:tblW w:w="9014" w:type="dxa"/>
+        <w:tblW w:w="9015" w:type="dxa"/>
         <w:jc w:val="left"/>
         <w:tblInd w:w="0" w:type="dxa"/>
         <w:tblLayout w:type="fixed"/>
@@ -23366,11 +23366,11 @@
         <w:tblLook w:val="04a0" w:noHBand="0" w:noVBand="1" w:firstColumn="1" w:lastRow="0" w:lastColumn="0" w:firstRow="1"/>
       </w:tblPr>
       <w:tblGrid>
-        <w:gridCol w:w="906"/>
+        <w:gridCol w:w="1134"/>
         <w:gridCol w:w="1123"/>
         <w:gridCol w:w="907"/>
-        <w:gridCol w:w="2376"/>
-        <w:gridCol w:w="3702"/>
+        <w:gridCol w:w="2257"/>
+        <w:gridCol w:w="3594"/>
       </w:tblGrid>
       <w:tr>
         <w:trPr>
@@ -23378,7 +23378,7 @@
         </w:trPr>
         <w:tc>
           <w:tcPr>
-            <w:tcW w:w="906" w:type="dxa"/>
+            <w:tcW w:w="1134" w:type="dxa"/>
             <w:tcBorders>
               <w:top w:val="single" w:sz="4" w:space="0" w:color="BFC7D1"/>
               <w:left w:val="single" w:sz="4" w:space="0" w:color="BFC7D1"/>
@@ -23495,7 +23495,7 @@
         </w:tc>
         <w:tc>
           <w:tcPr>
-            <w:tcW w:w="2376" w:type="dxa"/>
+            <w:tcW w:w="2257" w:type="dxa"/>
             <w:tcBorders>
               <w:top w:val="single" w:sz="4" w:space="0" w:color="BFC7D1"/>
               <w:left w:val="single" w:sz="4" w:space="0" w:color="BFC7D1"/>
@@ -23534,7 +23534,7 @@
         </w:tc>
         <w:tc>
           <w:tcPr>
-            <w:tcW w:w="3702" w:type="dxa"/>
+            <w:tcW w:w="3594" w:type="dxa"/>
             <w:tcBorders>
               <w:top w:val="single" w:sz="4" w:space="0" w:color="BFC7D1"/>
               <w:left w:val="single" w:sz="4" w:space="0" w:color="BFC7D1"/>
@@ -23576,7 +23576,7 @@
         <w:trPr/>
         <w:tc>
           <w:tcPr>
-            <w:tcW w:w="906" w:type="dxa"/>
+            <w:tcW w:w="1134" w:type="dxa"/>
             <w:tcBorders>
               <w:top w:val="single" w:sz="4" w:space="0" w:color="BFC7D1"/>
               <w:left w:val="single" w:sz="4" w:space="0" w:color="BFC7D1"/>
@@ -23687,7 +23687,7 @@
         </w:tc>
         <w:tc>
           <w:tcPr>
-            <w:tcW w:w="2376" w:type="dxa"/>
+            <w:tcW w:w="2257" w:type="dxa"/>
             <w:tcBorders>
               <w:top w:val="single" w:sz="4" w:space="0" w:color="BFC7D1"/>
               <w:left w:val="single" w:sz="4" w:space="0" w:color="BFC7D1"/>
@@ -23724,7 +23724,7 @@
         </w:tc>
         <w:tc>
           <w:tcPr>
-            <w:tcW w:w="3702" w:type="dxa"/>
+            <w:tcW w:w="3594" w:type="dxa"/>
             <w:tcBorders>
               <w:top w:val="single" w:sz="4" w:space="0" w:color="BFC7D1"/>
               <w:left w:val="single" w:sz="4" w:space="0" w:color="BFC7D1"/>
@@ -23764,7 +23764,7 @@
         <w:trPr/>
         <w:tc>
           <w:tcPr>
-            <w:tcW w:w="906" w:type="dxa"/>
+            <w:tcW w:w="1134" w:type="dxa"/>
             <w:tcBorders>
               <w:top w:val="single" w:sz="4" w:space="0" w:color="BFC7D1"/>
               <w:left w:val="single" w:sz="4" w:space="0" w:color="BFC7D1"/>
@@ -23875,7 +23875,7 @@
         </w:tc>
         <w:tc>
           <w:tcPr>
-            <w:tcW w:w="2376" w:type="dxa"/>
+            <w:tcW w:w="2257" w:type="dxa"/>
             <w:tcBorders>
               <w:top w:val="single" w:sz="4" w:space="0" w:color="BFC7D1"/>
               <w:left w:val="single" w:sz="4" w:space="0" w:color="BFC7D1"/>
@@ -23912,7 +23912,7 @@
         </w:tc>
         <w:tc>
           <w:tcPr>
-            <w:tcW w:w="3702" w:type="dxa"/>
+            <w:tcW w:w="3594" w:type="dxa"/>
             <w:tcBorders>
               <w:top w:val="single" w:sz="4" w:space="0" w:color="BFC7D1"/>
               <w:left w:val="single" w:sz="4" w:space="0" w:color="BFC7D1"/>
@@ -23952,7 +23952,7 @@
         <w:trPr/>
         <w:tc>
           <w:tcPr>
-            <w:tcW w:w="906" w:type="dxa"/>
+            <w:tcW w:w="1134" w:type="dxa"/>
             <w:tcBorders>
               <w:top w:val="single" w:sz="4" w:space="0" w:color="BFC7D1"/>
               <w:left w:val="single" w:sz="4" w:space="0" w:color="BFC7D1"/>
@@ -24063,7 +24063,7 @@
         </w:tc>
         <w:tc>
           <w:tcPr>
-            <w:tcW w:w="2376" w:type="dxa"/>
+            <w:tcW w:w="2257" w:type="dxa"/>
             <w:tcBorders>
               <w:top w:val="single" w:sz="4" w:space="0" w:color="BFC7D1"/>
               <w:left w:val="single" w:sz="4" w:space="0" w:color="BFC7D1"/>
@@ -24100,7 +24100,7 @@
         </w:tc>
         <w:tc>
           <w:tcPr>
-            <w:tcW w:w="3702" w:type="dxa"/>
+            <w:tcW w:w="3594" w:type="dxa"/>
             <w:tcBorders>
               <w:top w:val="single" w:sz="4" w:space="0" w:color="BFC7D1"/>
               <w:left w:val="single" w:sz="4" w:space="0" w:color="BFC7D1"/>
@@ -24140,7 +24140,7 @@
         <w:trPr/>
         <w:tc>
           <w:tcPr>
-            <w:tcW w:w="906" w:type="dxa"/>
+            <w:tcW w:w="1134" w:type="dxa"/>
             <w:tcBorders>
               <w:top w:val="single" w:sz="4" w:space="0" w:color="BFC7D1"/>
               <w:left w:val="single" w:sz="4" w:space="0" w:color="BFC7D1"/>
@@ -24251,7 +24251,7 @@
         </w:tc>
         <w:tc>
           <w:tcPr>
-            <w:tcW w:w="2376" w:type="dxa"/>
+            <w:tcW w:w="2257" w:type="dxa"/>
             <w:tcBorders>
               <w:top w:val="single" w:sz="4" w:space="0" w:color="BFC7D1"/>
               <w:left w:val="single" w:sz="4" w:space="0" w:color="BFC7D1"/>
@@ -24288,7 +24288,7 @@
         </w:tc>
         <w:tc>
           <w:tcPr>
-            <w:tcW w:w="3702" w:type="dxa"/>
+            <w:tcW w:w="3594" w:type="dxa"/>
             <w:tcBorders>
               <w:top w:val="single" w:sz="4" w:space="0" w:color="BFC7D1"/>
               <w:left w:val="single" w:sz="4" w:space="0" w:color="BFC7D1"/>
@@ -24340,7 +24340,7 @@
         <w:pStyle w:val="Heading2"/>
         <w:rPr/>
       </w:pPr>
-      <w:bookmarkStart w:id="37" w:name="__RefHeading___Toc23896_2135982699"/>
+      <w:bookmarkStart w:id="37" w:name="__RefHeading___Toc29105_1649759004"/>
       <w:bookmarkEnd w:id="37"/>
       <w:r>
         <w:rPr>
@@ -24433,7 +24433,7 @@
         <w:pStyle w:val="Heading2"/>
         <w:rPr/>
       </w:pPr>
-      <w:bookmarkStart w:id="38" w:name="__RefHeading___Toc23898_2135982699"/>
+      <w:bookmarkStart w:id="38" w:name="__RefHeading___Toc29107_1649759004"/>
       <w:bookmarkEnd w:id="38"/>
       <w:r>
         <w:rPr>
@@ -24465,7 +24465,7 @@
         <w:pStyle w:val="Heading2"/>
         <w:rPr/>
       </w:pPr>
-      <w:bookmarkStart w:id="39" w:name="__RefHeading___Toc23900_2135982699"/>
+      <w:bookmarkStart w:id="39" w:name="__RefHeading___Toc29109_1649759004"/>
       <w:bookmarkEnd w:id="39"/>
       <w:r>
         <w:rPr>
@@ -24841,7 +24841,7 @@
         <w:pStyle w:val="Heading2"/>
         <w:rPr/>
       </w:pPr>
-      <w:bookmarkStart w:id="40" w:name="__RefHeading___Toc23902_2135982699"/>
+      <w:bookmarkStart w:id="40" w:name="__RefHeading___Toc29111_1649759004"/>
       <w:bookmarkEnd w:id="40"/>
       <w:r>
         <w:rPr>
@@ -24873,7 +24873,7 @@
         <w:pStyle w:val="Heading2"/>
         <w:rPr/>
       </w:pPr>
-      <w:bookmarkStart w:id="41" w:name="__RefHeading___Toc23904_2135982699"/>
+      <w:bookmarkStart w:id="41" w:name="__RefHeading___Toc29113_1649759004"/>
       <w:bookmarkEnd w:id="41"/>
       <w:r>
         <w:rPr>
@@ -24908,7 +24908,7 @@
         <w:pStyle w:val="Heading1"/>
         <w:rPr/>
       </w:pPr>
-      <w:bookmarkStart w:id="42" w:name="__RefHeading___Toc23906_2135982699"/>
+      <w:bookmarkStart w:id="42" w:name="__RefHeading___Toc29115_1649759004"/>
       <w:bookmarkEnd w:id="42"/>
       <w:r>
         <w:rPr>
@@ -24925,7 +24925,7 @@
         <w:pStyle w:val="Heading2"/>
         <w:rPr/>
       </w:pPr>
-      <w:bookmarkStart w:id="43" w:name="__RefHeading___Toc23908_2135982699"/>
+      <w:bookmarkStart w:id="43" w:name="__RefHeading___Toc29117_1649759004"/>
       <w:bookmarkEnd w:id="43"/>
       <w:r>
         <w:rPr>
@@ -24954,8 +24954,8 @@
       </w:tblPr>
       <w:tblGrid>
         <w:gridCol w:w="906"/>
-        <w:gridCol w:w="3823"/>
-        <w:gridCol w:w="4285"/>
+        <w:gridCol w:w="4050"/>
+        <w:gridCol w:w="4058"/>
       </w:tblGrid>
       <w:tr>
         <w:trPr>
@@ -25002,7 +25002,7 @@
         </w:tc>
         <w:tc>
           <w:tcPr>
-            <w:tcW w:w="3823" w:type="dxa"/>
+            <w:tcW w:w="4050" w:type="dxa"/>
             <w:tcBorders>
               <w:top w:val="single" w:sz="4" w:space="0" w:color="BFC7D1"/>
               <w:left w:val="single" w:sz="4" w:space="0" w:color="BFC7D1"/>
@@ -25041,7 +25041,7 @@
         </w:tc>
         <w:tc>
           <w:tcPr>
-            <w:tcW w:w="4285" w:type="dxa"/>
+            <w:tcW w:w="4058" w:type="dxa"/>
             <w:tcBorders>
               <w:top w:val="single" w:sz="4" w:space="0" w:color="BFC7D1"/>
               <w:left w:val="single" w:sz="4" w:space="0" w:color="BFC7D1"/>
@@ -25120,7 +25120,7 @@
         </w:tc>
         <w:tc>
           <w:tcPr>
-            <w:tcW w:w="3823" w:type="dxa"/>
+            <w:tcW w:w="4050" w:type="dxa"/>
             <w:tcBorders>
               <w:top w:val="single" w:sz="4" w:space="0" w:color="BFC7D1"/>
               <w:left w:val="single" w:sz="4" w:space="0" w:color="BFC7D1"/>
@@ -25157,7 +25157,7 @@
         </w:tc>
         <w:tc>
           <w:tcPr>
-            <w:tcW w:w="4285" w:type="dxa"/>
+            <w:tcW w:w="4058" w:type="dxa"/>
             <w:tcBorders>
               <w:top w:val="single" w:sz="4" w:space="0" w:color="BFC7D1"/>
               <w:left w:val="single" w:sz="4" w:space="0" w:color="BFC7D1"/>
@@ -25234,7 +25234,7 @@
         </w:tc>
         <w:tc>
           <w:tcPr>
-            <w:tcW w:w="3823" w:type="dxa"/>
+            <w:tcW w:w="4050" w:type="dxa"/>
             <w:tcBorders>
               <w:top w:val="single" w:sz="4" w:space="0" w:color="BFC7D1"/>
               <w:left w:val="single" w:sz="4" w:space="0" w:color="BFC7D1"/>
@@ -25271,7 +25271,7 @@
         </w:tc>
         <w:tc>
           <w:tcPr>
-            <w:tcW w:w="4285" w:type="dxa"/>
+            <w:tcW w:w="4058" w:type="dxa"/>
             <w:tcBorders>
               <w:top w:val="single" w:sz="4" w:space="0" w:color="BFC7D1"/>
               <w:left w:val="single" w:sz="4" w:space="0" w:color="BFC7D1"/>
@@ -25348,7 +25348,7 @@
         </w:tc>
         <w:tc>
           <w:tcPr>
-            <w:tcW w:w="3823" w:type="dxa"/>
+            <w:tcW w:w="4050" w:type="dxa"/>
             <w:tcBorders>
               <w:top w:val="single" w:sz="4" w:space="0" w:color="BFC7D1"/>
               <w:left w:val="single" w:sz="4" w:space="0" w:color="BFC7D1"/>
@@ -25385,7 +25385,7 @@
         </w:tc>
         <w:tc>
           <w:tcPr>
-            <w:tcW w:w="4285" w:type="dxa"/>
+            <w:tcW w:w="4058" w:type="dxa"/>
             <w:tcBorders>
               <w:top w:val="single" w:sz="4" w:space="0" w:color="BFC7D1"/>
               <w:left w:val="single" w:sz="4" w:space="0" w:color="BFC7D1"/>
@@ -25452,7 +25452,7 @@
         <w:pStyle w:val="Heading2"/>
         <w:rPr/>
       </w:pPr>
-      <w:bookmarkStart w:id="44" w:name="__RefHeading___Toc23910_2135982699"/>
+      <w:bookmarkStart w:id="44" w:name="__RefHeading___Toc29119_1649759004"/>
       <w:bookmarkEnd w:id="44"/>
       <w:r>
         <w:rPr>
@@ -25496,10 +25496,10 @@
       </w:tblPr>
       <w:tblGrid>
         <w:gridCol w:w="1123"/>
-        <w:gridCol w:w="1165"/>
-        <w:gridCol w:w="1632"/>
-        <w:gridCol w:w="1633"/>
-        <w:gridCol w:w="3462"/>
+        <w:gridCol w:w="1162"/>
+        <w:gridCol w:w="1583"/>
+        <w:gridCol w:w="1611"/>
+        <w:gridCol w:w="3536"/>
       </w:tblGrid>
       <w:tr>
         <w:trPr>
@@ -25546,7 +25546,7 @@
         </w:tc>
         <w:tc>
           <w:tcPr>
-            <w:tcW w:w="1165" w:type="dxa"/>
+            <w:tcW w:w="1162" w:type="dxa"/>
             <w:tcBorders>
               <w:top w:val="single" w:sz="4" w:space="0" w:color="BFC7D1"/>
               <w:left w:val="single" w:sz="4" w:space="0" w:color="BFC7D1"/>
@@ -25585,7 +25585,7 @@
         </w:tc>
         <w:tc>
           <w:tcPr>
-            <w:tcW w:w="1632" w:type="dxa"/>
+            <w:tcW w:w="1583" w:type="dxa"/>
             <w:tcBorders>
               <w:top w:val="single" w:sz="4" w:space="0" w:color="BFC7D1"/>
               <w:left w:val="single" w:sz="4" w:space="0" w:color="BFC7D1"/>
@@ -25624,7 +25624,7 @@
         </w:tc>
         <w:tc>
           <w:tcPr>
-            <w:tcW w:w="1633" w:type="dxa"/>
+            <w:tcW w:w="1611" w:type="dxa"/>
             <w:tcBorders>
               <w:top w:val="single" w:sz="4" w:space="0" w:color="BFC7D1"/>
               <w:left w:val="single" w:sz="4" w:space="0" w:color="BFC7D1"/>
@@ -25663,7 +25663,7 @@
         </w:tc>
         <w:tc>
           <w:tcPr>
-            <w:tcW w:w="3462" w:type="dxa"/>
+            <w:tcW w:w="3536" w:type="dxa"/>
             <w:tcBorders>
               <w:top w:val="single" w:sz="4" w:space="0" w:color="BFC7D1"/>
               <w:left w:val="single" w:sz="4" w:space="0" w:color="BFC7D1"/>
@@ -25742,7 +25742,7 @@
         </w:tc>
         <w:tc>
           <w:tcPr>
-            <w:tcW w:w="1165" w:type="dxa"/>
+            <w:tcW w:w="1162" w:type="dxa"/>
             <w:tcBorders>
               <w:top w:val="single" w:sz="4" w:space="0" w:color="BFC7D1"/>
               <w:left w:val="single" w:sz="4" w:space="0" w:color="BFC7D1"/>
@@ -25779,7 +25779,7 @@
         </w:tc>
         <w:tc>
           <w:tcPr>
-            <w:tcW w:w="1632" w:type="dxa"/>
+            <w:tcW w:w="1583" w:type="dxa"/>
             <w:tcBorders>
               <w:top w:val="single" w:sz="4" w:space="0" w:color="BFC7D1"/>
               <w:left w:val="single" w:sz="4" w:space="0" w:color="BFC7D1"/>
@@ -25816,7 +25816,7 @@
         </w:tc>
         <w:tc>
           <w:tcPr>
-            <w:tcW w:w="1633" w:type="dxa"/>
+            <w:tcW w:w="1611" w:type="dxa"/>
             <w:tcBorders>
               <w:top w:val="single" w:sz="4" w:space="0" w:color="BFC7D1"/>
               <w:left w:val="single" w:sz="4" w:space="0" w:color="BFC7D1"/>
@@ -25853,7 +25853,7 @@
         </w:tc>
         <w:tc>
           <w:tcPr>
-            <w:tcW w:w="3462" w:type="dxa"/>
+            <w:tcW w:w="3536" w:type="dxa"/>
             <w:tcBorders>
               <w:top w:val="single" w:sz="4" w:space="0" w:color="BFC7D1"/>
               <w:left w:val="single" w:sz="4" w:space="0" w:color="BFC7D1"/>
@@ -25930,7 +25930,7 @@
         </w:tc>
         <w:tc>
           <w:tcPr>
-            <w:tcW w:w="1165" w:type="dxa"/>
+            <w:tcW w:w="1162" w:type="dxa"/>
             <w:tcBorders>
               <w:top w:val="single" w:sz="4" w:space="0" w:color="BFC7D1"/>
               <w:left w:val="single" w:sz="4" w:space="0" w:color="BFC7D1"/>
@@ -25967,7 +25967,7 @@
         </w:tc>
         <w:tc>
           <w:tcPr>
-            <w:tcW w:w="1632" w:type="dxa"/>
+            <w:tcW w:w="1583" w:type="dxa"/>
             <w:tcBorders>
               <w:top w:val="single" w:sz="4" w:space="0" w:color="BFC7D1"/>
               <w:left w:val="single" w:sz="4" w:space="0" w:color="BFC7D1"/>
@@ -26004,7 +26004,7 @@
         </w:tc>
         <w:tc>
           <w:tcPr>
-            <w:tcW w:w="1633" w:type="dxa"/>
+            <w:tcW w:w="1611" w:type="dxa"/>
             <w:tcBorders>
               <w:top w:val="single" w:sz="4" w:space="0" w:color="BFC7D1"/>
               <w:left w:val="single" w:sz="4" w:space="0" w:color="BFC7D1"/>
@@ -26041,7 +26041,7 @@
         </w:tc>
         <w:tc>
           <w:tcPr>
-            <w:tcW w:w="3462" w:type="dxa"/>
+            <w:tcW w:w="3536" w:type="dxa"/>
             <w:tcBorders>
               <w:top w:val="single" w:sz="4" w:space="0" w:color="BFC7D1"/>
               <w:left w:val="single" w:sz="4" w:space="0" w:color="BFC7D1"/>
@@ -26118,7 +26118,7 @@
         </w:tc>
         <w:tc>
           <w:tcPr>
-            <w:tcW w:w="1165" w:type="dxa"/>
+            <w:tcW w:w="1162" w:type="dxa"/>
             <w:tcBorders>
               <w:top w:val="single" w:sz="4" w:space="0" w:color="BFC7D1"/>
               <w:left w:val="single" w:sz="4" w:space="0" w:color="BFC7D1"/>
@@ -26155,7 +26155,7 @@
         </w:tc>
         <w:tc>
           <w:tcPr>
-            <w:tcW w:w="1632" w:type="dxa"/>
+            <w:tcW w:w="1583" w:type="dxa"/>
             <w:tcBorders>
               <w:top w:val="single" w:sz="4" w:space="0" w:color="BFC7D1"/>
               <w:left w:val="single" w:sz="4" w:space="0" w:color="BFC7D1"/>
@@ -26192,7 +26192,7 @@
         </w:tc>
         <w:tc>
           <w:tcPr>
-            <w:tcW w:w="1633" w:type="dxa"/>
+            <w:tcW w:w="1611" w:type="dxa"/>
             <w:tcBorders>
               <w:top w:val="single" w:sz="4" w:space="0" w:color="BFC7D1"/>
               <w:left w:val="single" w:sz="4" w:space="0" w:color="BFC7D1"/>
@@ -26229,7 +26229,7 @@
         </w:tc>
         <w:tc>
           <w:tcPr>
-            <w:tcW w:w="3462" w:type="dxa"/>
+            <w:tcW w:w="3536" w:type="dxa"/>
             <w:tcBorders>
               <w:top w:val="single" w:sz="4" w:space="0" w:color="BFC7D1"/>
               <w:left w:val="single" w:sz="4" w:space="0" w:color="BFC7D1"/>
@@ -26306,7 +26306,7 @@
         </w:tc>
         <w:tc>
           <w:tcPr>
-            <w:tcW w:w="1165" w:type="dxa"/>
+            <w:tcW w:w="1162" w:type="dxa"/>
             <w:tcBorders>
               <w:top w:val="single" w:sz="4" w:space="0" w:color="BFC7D1"/>
               <w:left w:val="single" w:sz="4" w:space="0" w:color="BFC7D1"/>
@@ -26343,7 +26343,7 @@
         </w:tc>
         <w:tc>
           <w:tcPr>
-            <w:tcW w:w="1632" w:type="dxa"/>
+            <w:tcW w:w="1583" w:type="dxa"/>
             <w:tcBorders>
               <w:top w:val="single" w:sz="4" w:space="0" w:color="BFC7D1"/>
               <w:left w:val="single" w:sz="4" w:space="0" w:color="BFC7D1"/>
@@ -26380,7 +26380,7 @@
         </w:tc>
         <w:tc>
           <w:tcPr>
-            <w:tcW w:w="1633" w:type="dxa"/>
+            <w:tcW w:w="1611" w:type="dxa"/>
             <w:tcBorders>
               <w:top w:val="single" w:sz="4" w:space="0" w:color="BFC7D1"/>
               <w:left w:val="single" w:sz="4" w:space="0" w:color="BFC7D1"/>
@@ -26417,7 +26417,7 @@
         </w:tc>
         <w:tc>
           <w:tcPr>
-            <w:tcW w:w="3462" w:type="dxa"/>
+            <w:tcW w:w="3536" w:type="dxa"/>
             <w:tcBorders>
               <w:top w:val="single" w:sz="4" w:space="0" w:color="BFC7D1"/>
               <w:left w:val="single" w:sz="4" w:space="0" w:color="BFC7D1"/>
@@ -26484,7 +26484,7 @@
         <w:pStyle w:val="Heading2"/>
         <w:rPr/>
       </w:pPr>
-      <w:bookmarkStart w:id="45" w:name="__RefHeading___Toc23912_2135982699"/>
+      <w:bookmarkStart w:id="45" w:name="__RefHeading___Toc29121_1649759004"/>
       <w:bookmarkEnd w:id="45"/>
       <w:r>
         <w:rPr>
@@ -27153,7 +27153,7 @@
         <w:pStyle w:val="Heading2"/>
         <w:rPr/>
       </w:pPr>
-      <w:bookmarkStart w:id="46" w:name="__RefHeading___Toc23914_2135982699"/>
+      <w:bookmarkStart w:id="46" w:name="__RefHeading___Toc29123_1649759004"/>
       <w:bookmarkEnd w:id="46"/>
       <w:r>
         <w:rPr>
@@ -27185,7 +27185,7 @@
         <w:pStyle w:val="Heading2"/>
         <w:rPr/>
       </w:pPr>
-      <w:bookmarkStart w:id="47" w:name="__RefHeading___Toc23916_2135982699"/>
+      <w:bookmarkStart w:id="47" w:name="__RefHeading___Toc29125_1649759004"/>
       <w:bookmarkEnd w:id="47"/>
       <w:r>
         <w:rPr>
@@ -27281,7 +27281,7 @@
         <w:pStyle w:val="Heading1"/>
         <w:rPr/>
       </w:pPr>
-      <w:bookmarkStart w:id="48" w:name="__RefHeading___Toc23918_2135982699"/>
+      <w:bookmarkStart w:id="48" w:name="__RefHeading___Toc29127_1649759004"/>
       <w:bookmarkEnd w:id="48"/>
       <w:r>
         <w:rPr>
@@ -27298,7 +27298,7 @@
         <w:pStyle w:val="Heading2"/>
         <w:rPr/>
       </w:pPr>
-      <w:bookmarkStart w:id="49" w:name="__RefHeading___Toc23920_2135982699"/>
+      <w:bookmarkStart w:id="49" w:name="__RefHeading___Toc29129_1649759004"/>
       <w:bookmarkEnd w:id="49"/>
       <w:r>
         <w:rPr>
@@ -27361,7 +27361,7 @@
     <w:tbl>
       <w:tblPr>
         <w:tblStyle w:val="TableGrid"/>
-        <w:tblW w:w="9014" w:type="dxa"/>
+        <w:tblW w:w="9013" w:type="dxa"/>
         <w:jc w:val="left"/>
         <w:tblInd w:w="0" w:type="dxa"/>
         <w:tblLayout w:type="fixed"/>
@@ -27374,10 +27374,10 @@
         <w:tblLook w:val="04a0" w:noHBand="0" w:noVBand="1" w:firstColumn="1" w:lastRow="0" w:lastColumn="0" w:firstRow="1"/>
       </w:tblPr>
       <w:tblGrid>
-        <w:gridCol w:w="1850"/>
-        <w:gridCol w:w="3745"/>
-        <w:gridCol w:w="2415"/>
-        <w:gridCol w:w="1003"/>
+        <w:gridCol w:w="1789"/>
+        <w:gridCol w:w="3659"/>
+        <w:gridCol w:w="2334"/>
+        <w:gridCol w:w="1230"/>
       </w:tblGrid>
       <w:tr>
         <w:trPr>
@@ -27385,7 +27385,7 @@
         </w:trPr>
         <w:tc>
           <w:tcPr>
-            <w:tcW w:w="1850" w:type="dxa"/>
+            <w:tcW w:w="1789" w:type="dxa"/>
             <w:tcBorders>
               <w:top w:val="single" w:sz="4" w:space="0" w:color="BFC7D1"/>
               <w:left w:val="single" w:sz="4" w:space="0" w:color="BFC7D1"/>
@@ -27424,7 +27424,7 @@
         </w:tc>
         <w:tc>
           <w:tcPr>
-            <w:tcW w:w="3745" w:type="dxa"/>
+            <w:tcW w:w="3659" w:type="dxa"/>
             <w:tcBorders>
               <w:top w:val="single" w:sz="4" w:space="0" w:color="BFC7D1"/>
               <w:left w:val="single" w:sz="4" w:space="0" w:color="BFC7D1"/>
@@ -27463,7 +27463,7 @@
         </w:tc>
         <w:tc>
           <w:tcPr>
-            <w:tcW w:w="2415" w:type="dxa"/>
+            <w:tcW w:w="2334" w:type="dxa"/>
             <w:tcBorders>
               <w:top w:val="single" w:sz="4" w:space="0" w:color="BFC7D1"/>
               <w:left w:val="single" w:sz="4" w:space="0" w:color="BFC7D1"/>
@@ -27502,7 +27502,7 @@
         </w:tc>
         <w:tc>
           <w:tcPr>
-            <w:tcW w:w="1003" w:type="dxa"/>
+            <w:tcW w:w="1230" w:type="dxa"/>
             <w:tcBorders>
               <w:top w:val="single" w:sz="4" w:space="0" w:color="BFC7D1"/>
               <w:left w:val="single" w:sz="4" w:space="0" w:color="BFC7D1"/>
@@ -27544,7 +27544,7 @@
         <w:trPr/>
         <w:tc>
           <w:tcPr>
-            <w:tcW w:w="1850" w:type="dxa"/>
+            <w:tcW w:w="1789" w:type="dxa"/>
             <w:tcBorders>
               <w:top w:val="single" w:sz="4" w:space="0" w:color="BFC7D1"/>
               <w:left w:val="single" w:sz="4" w:space="0" w:color="BFC7D1"/>
@@ -27581,7 +27581,7 @@
         </w:tc>
         <w:tc>
           <w:tcPr>
-            <w:tcW w:w="3745" w:type="dxa"/>
+            <w:tcW w:w="3659" w:type="dxa"/>
             <w:tcBorders>
               <w:top w:val="single" w:sz="4" w:space="0" w:color="BFC7D1"/>
               <w:left w:val="single" w:sz="4" w:space="0" w:color="BFC7D1"/>
@@ -27618,7 +27618,7 @@
         </w:tc>
         <w:tc>
           <w:tcPr>
-            <w:tcW w:w="2415" w:type="dxa"/>
+            <w:tcW w:w="2334" w:type="dxa"/>
             <w:tcBorders>
               <w:top w:val="single" w:sz="4" w:space="0" w:color="BFC7D1"/>
               <w:left w:val="single" w:sz="4" w:space="0" w:color="BFC7D1"/>
@@ -27655,7 +27655,7 @@
         </w:tc>
         <w:tc>
           <w:tcPr>
-            <w:tcW w:w="1003" w:type="dxa"/>
+            <w:tcW w:w="1230" w:type="dxa"/>
             <w:tcBorders>
               <w:top w:val="single" w:sz="4" w:space="0" w:color="BFC7D1"/>
               <w:left w:val="single" w:sz="4" w:space="0" w:color="BFC7D1"/>
@@ -27695,7 +27695,7 @@
         <w:trPr/>
         <w:tc>
           <w:tcPr>
-            <w:tcW w:w="1850" w:type="dxa"/>
+            <w:tcW w:w="1789" w:type="dxa"/>
             <w:tcBorders>
               <w:top w:val="single" w:sz="4" w:space="0" w:color="BFC7D1"/>
               <w:left w:val="single" w:sz="4" w:space="0" w:color="BFC7D1"/>
@@ -27732,7 +27732,7 @@
         </w:tc>
         <w:tc>
           <w:tcPr>
-            <w:tcW w:w="3745" w:type="dxa"/>
+            <w:tcW w:w="3659" w:type="dxa"/>
             <w:tcBorders>
               <w:top w:val="single" w:sz="4" w:space="0" w:color="BFC7D1"/>
               <w:left w:val="single" w:sz="4" w:space="0" w:color="BFC7D1"/>
@@ -27769,7 +27769,7 @@
         </w:tc>
         <w:tc>
           <w:tcPr>
-            <w:tcW w:w="2415" w:type="dxa"/>
+            <w:tcW w:w="2334" w:type="dxa"/>
             <w:tcBorders>
               <w:top w:val="single" w:sz="4" w:space="0" w:color="BFC7D1"/>
               <w:left w:val="single" w:sz="4" w:space="0" w:color="BFC7D1"/>
@@ -27806,7 +27806,7 @@
         </w:tc>
         <w:tc>
           <w:tcPr>
-            <w:tcW w:w="1003" w:type="dxa"/>
+            <w:tcW w:w="1230" w:type="dxa"/>
             <w:tcBorders>
               <w:top w:val="single" w:sz="4" w:space="0" w:color="BFC7D1"/>
               <w:left w:val="single" w:sz="4" w:space="0" w:color="BFC7D1"/>
@@ -27846,7 +27846,7 @@
         <w:trPr/>
         <w:tc>
           <w:tcPr>
-            <w:tcW w:w="1850" w:type="dxa"/>
+            <w:tcW w:w="1789" w:type="dxa"/>
             <w:tcBorders>
               <w:top w:val="single" w:sz="4" w:space="0" w:color="BFC7D1"/>
               <w:left w:val="single" w:sz="4" w:space="0" w:color="BFC7D1"/>
@@ -27883,7 +27883,7 @@
         </w:tc>
         <w:tc>
           <w:tcPr>
-            <w:tcW w:w="3745" w:type="dxa"/>
+            <w:tcW w:w="3659" w:type="dxa"/>
             <w:tcBorders>
               <w:top w:val="single" w:sz="4" w:space="0" w:color="BFC7D1"/>
               <w:left w:val="single" w:sz="4" w:space="0" w:color="BFC7D1"/>
@@ -27920,7 +27920,7 @@
         </w:tc>
         <w:tc>
           <w:tcPr>
-            <w:tcW w:w="2415" w:type="dxa"/>
+            <w:tcW w:w="2334" w:type="dxa"/>
             <w:tcBorders>
               <w:top w:val="single" w:sz="4" w:space="0" w:color="BFC7D1"/>
               <w:left w:val="single" w:sz="4" w:space="0" w:color="BFC7D1"/>
@@ -27957,7 +27957,7 @@
         </w:tc>
         <w:tc>
           <w:tcPr>
-            <w:tcW w:w="1003" w:type="dxa"/>
+            <w:tcW w:w="1230" w:type="dxa"/>
             <w:tcBorders>
               <w:top w:val="single" w:sz="4" w:space="0" w:color="BFC7D1"/>
               <w:left w:val="single" w:sz="4" w:space="0" w:color="BFC7D1"/>
@@ -28024,7 +28024,7 @@
         <w:pStyle w:val="Heading2"/>
         <w:rPr/>
       </w:pPr>
-      <w:bookmarkStart w:id="50" w:name="__RefHeading___Toc23922_2135982699"/>
+      <w:bookmarkStart w:id="50" w:name="__RefHeading___Toc29131_1649759004"/>
       <w:bookmarkEnd w:id="50"/>
       <w:r>
         <w:rPr>
@@ -28233,7 +28233,7 @@
         <w:pStyle w:val="Heading2"/>
         <w:rPr/>
       </w:pPr>
-      <w:bookmarkStart w:id="51" w:name="__RefHeading___Toc23924_2135982699"/>
+      <w:bookmarkStart w:id="51" w:name="__RefHeading___Toc29133_1649759004"/>
       <w:bookmarkEnd w:id="51"/>
       <w:r>
         <w:rPr>
@@ -29558,7 +29558,7 @@
         <w:pStyle w:val="Heading2"/>
         <w:rPr/>
       </w:pPr>
-      <w:bookmarkStart w:id="52" w:name="__RefHeading___Toc23926_2135982699"/>
+      <w:bookmarkStart w:id="52" w:name="__RefHeading___Toc29135_1649759004"/>
       <w:bookmarkEnd w:id="52"/>
       <w:r>
         <w:rPr>
@@ -29593,7 +29593,7 @@
         <w:pStyle w:val="Heading1"/>
         <w:rPr/>
       </w:pPr>
-      <w:bookmarkStart w:id="53" w:name="__RefHeading___Toc23928_2135982699"/>
+      <w:bookmarkStart w:id="53" w:name="__RefHeading___Toc29137_1649759004"/>
       <w:bookmarkEnd w:id="53"/>
       <w:r>
         <w:rPr>
@@ -29610,7 +29610,7 @@
         <w:pStyle w:val="Heading2"/>
         <w:rPr/>
       </w:pPr>
-      <w:bookmarkStart w:id="54" w:name="__RefHeading___Toc23930_2135982699"/>
+      <w:bookmarkStart w:id="54" w:name="__RefHeading___Toc29139_1649759004"/>
       <w:bookmarkEnd w:id="54"/>
       <w:r>
         <w:rPr>
@@ -29625,7 +29625,7 @@
     <w:tbl>
       <w:tblPr>
         <w:tblStyle w:val="TableGrid"/>
-        <w:tblW w:w="9016" w:type="dxa"/>
+        <w:tblW w:w="9014" w:type="dxa"/>
         <w:jc w:val="left"/>
         <w:tblInd w:w="0" w:type="dxa"/>
         <w:tblLayout w:type="fixed"/>
@@ -29638,12 +29638,12 @@
         <w:tblLook w:val="04a0" w:noHBand="0" w:noVBand="1" w:firstColumn="1" w:lastRow="0" w:lastColumn="0" w:firstRow="1"/>
       </w:tblPr>
       <w:tblGrid>
-        <w:gridCol w:w="912"/>
-        <w:gridCol w:w="1683"/>
-        <w:gridCol w:w="1684"/>
-        <w:gridCol w:w="1685"/>
-        <w:gridCol w:w="1684"/>
-        <w:gridCol w:w="1367"/>
+        <w:gridCol w:w="1230"/>
+        <w:gridCol w:w="1549"/>
+        <w:gridCol w:w="1548"/>
+        <w:gridCol w:w="1713"/>
+        <w:gridCol w:w="1657"/>
+        <w:gridCol w:w="1316"/>
       </w:tblGrid>
       <w:tr>
         <w:trPr>
@@ -29651,7 +29651,7 @@
         </w:trPr>
         <w:tc>
           <w:tcPr>
-            <w:tcW w:w="912" w:type="dxa"/>
+            <w:tcW w:w="1230" w:type="dxa"/>
             <w:tcBorders>
               <w:top w:val="single" w:sz="4" w:space="0" w:color="BFC7D1"/>
               <w:left w:val="single" w:sz="4" w:space="0" w:color="BFC7D1"/>
@@ -29690,7 +29690,7 @@
         </w:tc>
         <w:tc>
           <w:tcPr>
-            <w:tcW w:w="1683" w:type="dxa"/>
+            <w:tcW w:w="1549" w:type="dxa"/>
             <w:tcBorders>
               <w:top w:val="single" w:sz="4" w:space="0" w:color="BFC7D1"/>
               <w:left w:val="single" w:sz="4" w:space="0" w:color="BFC7D1"/>
@@ -29729,7 +29729,7 @@
         </w:tc>
         <w:tc>
           <w:tcPr>
-            <w:tcW w:w="1684" w:type="dxa"/>
+            <w:tcW w:w="1548" w:type="dxa"/>
             <w:tcBorders>
               <w:top w:val="single" w:sz="4" w:space="0" w:color="BFC7D1"/>
               <w:left w:val="single" w:sz="4" w:space="0" w:color="BFC7D1"/>
@@ -29768,7 +29768,7 @@
         </w:tc>
         <w:tc>
           <w:tcPr>
-            <w:tcW w:w="1685" w:type="dxa"/>
+            <w:tcW w:w="1713" w:type="dxa"/>
             <w:tcBorders>
               <w:top w:val="single" w:sz="4" w:space="0" w:color="BFC7D1"/>
               <w:left w:val="single" w:sz="4" w:space="0" w:color="BFC7D1"/>
@@ -29807,7 +29807,7 @@
         </w:tc>
         <w:tc>
           <w:tcPr>
-            <w:tcW w:w="1684" w:type="dxa"/>
+            <w:tcW w:w="1657" w:type="dxa"/>
             <w:tcBorders>
               <w:top w:val="single" w:sz="4" w:space="0" w:color="BFC7D1"/>
               <w:left w:val="single" w:sz="4" w:space="0" w:color="BFC7D1"/>
@@ -29846,7 +29846,7 @@
         </w:tc>
         <w:tc>
           <w:tcPr>
-            <w:tcW w:w="1367" w:type="dxa"/>
+            <w:tcW w:w="1316" w:type="dxa"/>
             <w:tcBorders>
               <w:top w:val="single" w:sz="4" w:space="0" w:color="BFC7D1"/>
               <w:left w:val="single" w:sz="4" w:space="0" w:color="BFC7D1"/>
@@ -29888,7 +29888,7 @@
         <w:trPr/>
         <w:tc>
           <w:tcPr>
-            <w:tcW w:w="912" w:type="dxa"/>
+            <w:tcW w:w="1230" w:type="dxa"/>
             <w:tcBorders>
               <w:top w:val="single" w:sz="4" w:space="0" w:color="BFC7D1"/>
               <w:left w:val="single" w:sz="4" w:space="0" w:color="BFC7D1"/>
@@ -29925,7 +29925,7 @@
         </w:tc>
         <w:tc>
           <w:tcPr>
-            <w:tcW w:w="1683" w:type="dxa"/>
+            <w:tcW w:w="1549" w:type="dxa"/>
             <w:tcBorders>
               <w:top w:val="single" w:sz="4" w:space="0" w:color="BFC7D1"/>
               <w:left w:val="single" w:sz="4" w:space="0" w:color="BFC7D1"/>
@@ -29962,7 +29962,7 @@
         </w:tc>
         <w:tc>
           <w:tcPr>
-            <w:tcW w:w="1684" w:type="dxa"/>
+            <w:tcW w:w="1548" w:type="dxa"/>
             <w:tcBorders>
               <w:top w:val="single" w:sz="4" w:space="0" w:color="BFC7D1"/>
               <w:left w:val="single" w:sz="4" w:space="0" w:color="BFC7D1"/>
@@ -29999,7 +29999,7 @@
         </w:tc>
         <w:tc>
           <w:tcPr>
-            <w:tcW w:w="1685" w:type="dxa"/>
+            <w:tcW w:w="1713" w:type="dxa"/>
             <w:tcBorders>
               <w:top w:val="single" w:sz="4" w:space="0" w:color="BFC7D1"/>
               <w:left w:val="single" w:sz="4" w:space="0" w:color="BFC7D1"/>
@@ -30036,7 +30036,7 @@
         </w:tc>
         <w:tc>
           <w:tcPr>
-            <w:tcW w:w="1684" w:type="dxa"/>
+            <w:tcW w:w="1657" w:type="dxa"/>
             <w:tcBorders>
               <w:top w:val="single" w:sz="4" w:space="0" w:color="BFC7D1"/>
               <w:left w:val="single" w:sz="4" w:space="0" w:color="BFC7D1"/>
@@ -30073,7 +30073,7 @@
         </w:tc>
         <w:tc>
           <w:tcPr>
-            <w:tcW w:w="1367" w:type="dxa"/>
+            <w:tcW w:w="1316" w:type="dxa"/>
             <w:tcBorders>
               <w:top w:val="single" w:sz="4" w:space="0" w:color="BFC7D1"/>
               <w:left w:val="single" w:sz="4" w:space="0" w:color="BFC7D1"/>
@@ -30113,7 +30113,7 @@
         <w:trPr/>
         <w:tc>
           <w:tcPr>
-            <w:tcW w:w="912" w:type="dxa"/>
+            <w:tcW w:w="1230" w:type="dxa"/>
             <w:tcBorders>
               <w:top w:val="single" w:sz="4" w:space="0" w:color="BFC7D1"/>
               <w:left w:val="single" w:sz="4" w:space="0" w:color="BFC7D1"/>
@@ -30150,7 +30150,7 @@
         </w:tc>
         <w:tc>
           <w:tcPr>
-            <w:tcW w:w="1683" w:type="dxa"/>
+            <w:tcW w:w="1549" w:type="dxa"/>
             <w:tcBorders>
               <w:top w:val="single" w:sz="4" w:space="0" w:color="BFC7D1"/>
               <w:left w:val="single" w:sz="4" w:space="0" w:color="BFC7D1"/>
@@ -30187,7 +30187,7 @@
         </w:tc>
         <w:tc>
           <w:tcPr>
-            <w:tcW w:w="1684" w:type="dxa"/>
+            <w:tcW w:w="1548" w:type="dxa"/>
             <w:tcBorders>
               <w:top w:val="single" w:sz="4" w:space="0" w:color="BFC7D1"/>
               <w:left w:val="single" w:sz="4" w:space="0" w:color="BFC7D1"/>
@@ -30224,7 +30224,7 @@
         </w:tc>
         <w:tc>
           <w:tcPr>
-            <w:tcW w:w="1685" w:type="dxa"/>
+            <w:tcW w:w="1713" w:type="dxa"/>
             <w:tcBorders>
               <w:top w:val="single" w:sz="4" w:space="0" w:color="BFC7D1"/>
               <w:left w:val="single" w:sz="4" w:space="0" w:color="BFC7D1"/>
@@ -30259,7 +30259,7 @@
         </w:tc>
         <w:tc>
           <w:tcPr>
-            <w:tcW w:w="1684" w:type="dxa"/>
+            <w:tcW w:w="1657" w:type="dxa"/>
             <w:tcBorders>
               <w:top w:val="single" w:sz="4" w:space="0" w:color="BFC7D1"/>
               <w:left w:val="single" w:sz="4" w:space="0" w:color="BFC7D1"/>
@@ -30294,7 +30294,7 @@
         </w:tc>
         <w:tc>
           <w:tcPr>
-            <w:tcW w:w="1367" w:type="dxa"/>
+            <w:tcW w:w="1316" w:type="dxa"/>
             <w:tcBorders>
               <w:top w:val="single" w:sz="4" w:space="0" w:color="BFC7D1"/>
               <w:left w:val="single" w:sz="4" w:space="0" w:color="BFC7D1"/>
@@ -30334,7 +30334,7 @@
         <w:trPr/>
         <w:tc>
           <w:tcPr>
-            <w:tcW w:w="912" w:type="dxa"/>
+            <w:tcW w:w="1230" w:type="dxa"/>
             <w:tcBorders>
               <w:top w:val="single" w:sz="4" w:space="0" w:color="BFC7D1"/>
               <w:left w:val="single" w:sz="4" w:space="0" w:color="BFC7D1"/>
@@ -30371,7 +30371,7 @@
         </w:tc>
         <w:tc>
           <w:tcPr>
-            <w:tcW w:w="1683" w:type="dxa"/>
+            <w:tcW w:w="1549" w:type="dxa"/>
             <w:tcBorders>
               <w:top w:val="single" w:sz="4" w:space="0" w:color="BFC7D1"/>
               <w:left w:val="single" w:sz="4" w:space="0" w:color="BFC7D1"/>
@@ -30408,7 +30408,7 @@
         </w:tc>
         <w:tc>
           <w:tcPr>
-            <w:tcW w:w="1684" w:type="dxa"/>
+            <w:tcW w:w="1548" w:type="dxa"/>
             <w:tcBorders>
               <w:top w:val="single" w:sz="4" w:space="0" w:color="BFC7D1"/>
               <w:left w:val="single" w:sz="4" w:space="0" w:color="BFC7D1"/>
@@ -30445,7 +30445,7 @@
         </w:tc>
         <w:tc>
           <w:tcPr>
-            <w:tcW w:w="1685" w:type="dxa"/>
+            <w:tcW w:w="1713" w:type="dxa"/>
             <w:tcBorders>
               <w:top w:val="single" w:sz="4" w:space="0" w:color="BFC7D1"/>
               <w:left w:val="single" w:sz="4" w:space="0" w:color="BFC7D1"/>
@@ -30482,7 +30482,7 @@
         </w:tc>
         <w:tc>
           <w:tcPr>
-            <w:tcW w:w="1684" w:type="dxa"/>
+            <w:tcW w:w="1657" w:type="dxa"/>
             <w:tcBorders>
               <w:top w:val="single" w:sz="4" w:space="0" w:color="BFC7D1"/>
               <w:left w:val="single" w:sz="4" w:space="0" w:color="BFC7D1"/>
@@ -30519,7 +30519,7 @@
         </w:tc>
         <w:tc>
           <w:tcPr>
-            <w:tcW w:w="1367" w:type="dxa"/>
+            <w:tcW w:w="1316" w:type="dxa"/>
             <w:tcBorders>
               <w:top w:val="single" w:sz="4" w:space="0" w:color="BFC7D1"/>
               <w:left w:val="single" w:sz="4" w:space="0" w:color="BFC7D1"/>
@@ -30559,7 +30559,7 @@
         <w:trPr/>
         <w:tc>
           <w:tcPr>
-            <w:tcW w:w="912" w:type="dxa"/>
+            <w:tcW w:w="1230" w:type="dxa"/>
             <w:tcBorders>
               <w:top w:val="single" w:sz="4" w:space="0" w:color="BFC7D1"/>
               <w:left w:val="single" w:sz="4" w:space="0" w:color="BFC7D1"/>
@@ -30596,7 +30596,7 @@
         </w:tc>
         <w:tc>
           <w:tcPr>
-            <w:tcW w:w="1683" w:type="dxa"/>
+            <w:tcW w:w="1549" w:type="dxa"/>
             <w:tcBorders>
               <w:top w:val="single" w:sz="4" w:space="0" w:color="BFC7D1"/>
               <w:left w:val="single" w:sz="4" w:space="0" w:color="BFC7D1"/>
@@ -30633,7 +30633,7 @@
         </w:tc>
         <w:tc>
           <w:tcPr>
-            <w:tcW w:w="1684" w:type="dxa"/>
+            <w:tcW w:w="1548" w:type="dxa"/>
             <w:tcBorders>
               <w:top w:val="single" w:sz="4" w:space="0" w:color="BFC7D1"/>
               <w:left w:val="single" w:sz="4" w:space="0" w:color="BFC7D1"/>
@@ -30670,7 +30670,7 @@
         </w:tc>
         <w:tc>
           <w:tcPr>
-            <w:tcW w:w="1685" w:type="dxa"/>
+            <w:tcW w:w="1713" w:type="dxa"/>
             <w:tcBorders>
               <w:top w:val="single" w:sz="4" w:space="0" w:color="BFC7D1"/>
               <w:left w:val="single" w:sz="4" w:space="0" w:color="BFC7D1"/>
@@ -30707,7 +30707,7 @@
         </w:tc>
         <w:tc>
           <w:tcPr>
-            <w:tcW w:w="1684" w:type="dxa"/>
+            <w:tcW w:w="1657" w:type="dxa"/>
             <w:tcBorders>
               <w:top w:val="single" w:sz="4" w:space="0" w:color="BFC7D1"/>
               <w:left w:val="single" w:sz="4" w:space="0" w:color="BFC7D1"/>
@@ -30742,7 +30742,7 @@
         </w:tc>
         <w:tc>
           <w:tcPr>
-            <w:tcW w:w="1367" w:type="dxa"/>
+            <w:tcW w:w="1316" w:type="dxa"/>
             <w:tcBorders>
               <w:top w:val="single" w:sz="4" w:space="0" w:color="BFC7D1"/>
               <w:left w:val="single" w:sz="4" w:space="0" w:color="BFC7D1"/>
@@ -30782,7 +30782,7 @@
         <w:trPr/>
         <w:tc>
           <w:tcPr>
-            <w:tcW w:w="912" w:type="dxa"/>
+            <w:tcW w:w="1230" w:type="dxa"/>
             <w:tcBorders>
               <w:top w:val="single" w:sz="4" w:space="0" w:color="BFC7D1"/>
               <w:left w:val="single" w:sz="4" w:space="0" w:color="BFC7D1"/>
@@ -30819,7 +30819,7 @@
         </w:tc>
         <w:tc>
           <w:tcPr>
-            <w:tcW w:w="1683" w:type="dxa"/>
+            <w:tcW w:w="1549" w:type="dxa"/>
             <w:tcBorders>
               <w:top w:val="single" w:sz="4" w:space="0" w:color="BFC7D1"/>
               <w:left w:val="single" w:sz="4" w:space="0" w:color="BFC7D1"/>
@@ -30854,7 +30854,7 @@
         </w:tc>
         <w:tc>
           <w:tcPr>
-            <w:tcW w:w="1684" w:type="dxa"/>
+            <w:tcW w:w="1548" w:type="dxa"/>
             <w:tcBorders>
               <w:top w:val="single" w:sz="4" w:space="0" w:color="BFC7D1"/>
               <w:left w:val="single" w:sz="4" w:space="0" w:color="BFC7D1"/>
@@ -30891,7 +30891,7 @@
         </w:tc>
         <w:tc>
           <w:tcPr>
-            <w:tcW w:w="1685" w:type="dxa"/>
+            <w:tcW w:w="1713" w:type="dxa"/>
             <w:tcBorders>
               <w:top w:val="single" w:sz="4" w:space="0" w:color="BFC7D1"/>
               <w:left w:val="single" w:sz="4" w:space="0" w:color="BFC7D1"/>
@@ -30928,7 +30928,7 @@
         </w:tc>
         <w:tc>
           <w:tcPr>
-            <w:tcW w:w="1684" w:type="dxa"/>
+            <w:tcW w:w="1657" w:type="dxa"/>
             <w:tcBorders>
               <w:top w:val="single" w:sz="4" w:space="0" w:color="BFC7D1"/>
               <w:left w:val="single" w:sz="4" w:space="0" w:color="BFC7D1"/>
@@ -30963,7 +30963,7 @@
         </w:tc>
         <w:tc>
           <w:tcPr>
-            <w:tcW w:w="1367" w:type="dxa"/>
+            <w:tcW w:w="1316" w:type="dxa"/>
             <w:tcBorders>
               <w:top w:val="single" w:sz="4" w:space="0" w:color="BFC7D1"/>
               <w:left w:val="single" w:sz="4" w:space="0" w:color="BFC7D1"/>
@@ -31001,7 +31001,7 @@
         <w:trPr/>
         <w:tc>
           <w:tcPr>
-            <w:tcW w:w="912" w:type="dxa"/>
+            <w:tcW w:w="1230" w:type="dxa"/>
             <w:tcBorders>
               <w:top w:val="single" w:sz="4" w:space="0" w:color="BFC7D1"/>
               <w:left w:val="single" w:sz="4" w:space="0" w:color="BFC7D1"/>
@@ -31038,7 +31038,7 @@
         </w:tc>
         <w:tc>
           <w:tcPr>
-            <w:tcW w:w="1683" w:type="dxa"/>
+            <w:tcW w:w="1549" w:type="dxa"/>
             <w:tcBorders>
               <w:top w:val="single" w:sz="4" w:space="0" w:color="BFC7D1"/>
               <w:left w:val="single" w:sz="4" w:space="0" w:color="BFC7D1"/>
@@ -31075,7 +31075,7 @@
         </w:tc>
         <w:tc>
           <w:tcPr>
-            <w:tcW w:w="1684" w:type="dxa"/>
+            <w:tcW w:w="1548" w:type="dxa"/>
             <w:tcBorders>
               <w:top w:val="single" w:sz="4" w:space="0" w:color="BFC7D1"/>
               <w:left w:val="single" w:sz="4" w:space="0" w:color="BFC7D1"/>
@@ -31112,7 +31112,7 @@
         </w:tc>
         <w:tc>
           <w:tcPr>
-            <w:tcW w:w="1685" w:type="dxa"/>
+            <w:tcW w:w="1713" w:type="dxa"/>
             <w:tcBorders>
               <w:top w:val="single" w:sz="4" w:space="0" w:color="BFC7D1"/>
               <w:left w:val="single" w:sz="4" w:space="0" w:color="BFC7D1"/>
@@ -31149,7 +31149,7 @@
         </w:tc>
         <w:tc>
           <w:tcPr>
-            <w:tcW w:w="1684" w:type="dxa"/>
+            <w:tcW w:w="1657" w:type="dxa"/>
             <w:tcBorders>
               <w:top w:val="single" w:sz="4" w:space="0" w:color="BFC7D1"/>
               <w:left w:val="single" w:sz="4" w:space="0" w:color="BFC7D1"/>
@@ -31186,7 +31186,7 @@
         </w:tc>
         <w:tc>
           <w:tcPr>
-            <w:tcW w:w="1367" w:type="dxa"/>
+            <w:tcW w:w="1316" w:type="dxa"/>
             <w:tcBorders>
               <w:top w:val="single" w:sz="4" w:space="0" w:color="BFC7D1"/>
               <w:left w:val="single" w:sz="4" w:space="0" w:color="BFC7D1"/>
@@ -31224,7 +31224,7 @@
         <w:trPr/>
         <w:tc>
           <w:tcPr>
-            <w:tcW w:w="912" w:type="dxa"/>
+            <w:tcW w:w="1230" w:type="dxa"/>
             <w:tcBorders>
               <w:top w:val="single" w:sz="4" w:space="0" w:color="BFC7D1"/>
               <w:left w:val="single" w:sz="4" w:space="0" w:color="BFC7D1"/>
@@ -31261,7 +31261,7 @@
         </w:tc>
         <w:tc>
           <w:tcPr>
-            <w:tcW w:w="1683" w:type="dxa"/>
+            <w:tcW w:w="1549" w:type="dxa"/>
             <w:tcBorders>
               <w:top w:val="single" w:sz="4" w:space="0" w:color="BFC7D1"/>
               <w:left w:val="single" w:sz="4" w:space="0" w:color="BFC7D1"/>
@@ -31298,7 +31298,7 @@
         </w:tc>
         <w:tc>
           <w:tcPr>
-            <w:tcW w:w="1684" w:type="dxa"/>
+            <w:tcW w:w="1548" w:type="dxa"/>
             <w:tcBorders>
               <w:top w:val="single" w:sz="4" w:space="0" w:color="BFC7D1"/>
               <w:left w:val="single" w:sz="4" w:space="0" w:color="BFC7D1"/>
@@ -31335,7 +31335,7 @@
         </w:tc>
         <w:tc>
           <w:tcPr>
-            <w:tcW w:w="1685" w:type="dxa"/>
+            <w:tcW w:w="1713" w:type="dxa"/>
             <w:tcBorders>
               <w:top w:val="single" w:sz="4" w:space="0" w:color="BFC7D1"/>
               <w:left w:val="single" w:sz="4" w:space="0" w:color="BFC7D1"/>
@@ -31372,7 +31372,7 @@
         </w:tc>
         <w:tc>
           <w:tcPr>
-            <w:tcW w:w="1684" w:type="dxa"/>
+            <w:tcW w:w="1657" w:type="dxa"/>
             <w:tcBorders>
               <w:top w:val="single" w:sz="4" w:space="0" w:color="BFC7D1"/>
               <w:left w:val="single" w:sz="4" w:space="0" w:color="BFC7D1"/>
@@ -31409,7 +31409,7 @@
         </w:tc>
         <w:tc>
           <w:tcPr>
-            <w:tcW w:w="1367" w:type="dxa"/>
+            <w:tcW w:w="1316" w:type="dxa"/>
             <w:tcBorders>
               <w:top w:val="single" w:sz="4" w:space="0" w:color="BFC7D1"/>
               <w:left w:val="single" w:sz="4" w:space="0" w:color="BFC7D1"/>
@@ -31449,7 +31449,7 @@
         <w:trPr/>
         <w:tc>
           <w:tcPr>
-            <w:tcW w:w="912" w:type="dxa"/>
+            <w:tcW w:w="1230" w:type="dxa"/>
             <w:tcBorders>
               <w:top w:val="single" w:sz="4" w:space="0" w:color="BFC7D1"/>
               <w:left w:val="single" w:sz="4" w:space="0" w:color="BFC7D1"/>
@@ -31486,7 +31486,7 @@
         </w:tc>
         <w:tc>
           <w:tcPr>
-            <w:tcW w:w="1683" w:type="dxa"/>
+            <w:tcW w:w="1549" w:type="dxa"/>
             <w:tcBorders>
               <w:top w:val="single" w:sz="4" w:space="0" w:color="BFC7D1"/>
               <w:left w:val="single" w:sz="4" w:space="0" w:color="BFC7D1"/>
@@ -31521,7 +31521,7 @@
         </w:tc>
         <w:tc>
           <w:tcPr>
-            <w:tcW w:w="1684" w:type="dxa"/>
+            <w:tcW w:w="1548" w:type="dxa"/>
             <w:tcBorders>
               <w:top w:val="single" w:sz="4" w:space="0" w:color="BFC7D1"/>
               <w:left w:val="single" w:sz="4" w:space="0" w:color="BFC7D1"/>
@@ -31556,7 +31556,7 @@
         </w:tc>
         <w:tc>
           <w:tcPr>
-            <w:tcW w:w="1685" w:type="dxa"/>
+            <w:tcW w:w="1713" w:type="dxa"/>
             <w:tcBorders>
               <w:top w:val="single" w:sz="4" w:space="0" w:color="BFC7D1"/>
               <w:left w:val="single" w:sz="4" w:space="0" w:color="BFC7D1"/>
@@ -31593,7 +31593,7 @@
         </w:tc>
         <w:tc>
           <w:tcPr>
-            <w:tcW w:w="1684" w:type="dxa"/>
+            <w:tcW w:w="1657" w:type="dxa"/>
             <w:tcBorders>
               <w:top w:val="single" w:sz="4" w:space="0" w:color="BFC7D1"/>
               <w:left w:val="single" w:sz="4" w:space="0" w:color="BFC7D1"/>
@@ -31630,7 +31630,7 @@
         </w:tc>
         <w:tc>
           <w:tcPr>
-            <w:tcW w:w="1367" w:type="dxa"/>
+            <w:tcW w:w="1316" w:type="dxa"/>
             <w:tcBorders>
               <w:top w:val="single" w:sz="4" w:space="0" w:color="BFC7D1"/>
               <w:left w:val="single" w:sz="4" w:space="0" w:color="BFC7D1"/>
@@ -31668,7 +31668,7 @@
         <w:trPr/>
         <w:tc>
           <w:tcPr>
-            <w:tcW w:w="912" w:type="dxa"/>
+            <w:tcW w:w="1230" w:type="dxa"/>
             <w:tcBorders>
               <w:top w:val="single" w:sz="4" w:space="0" w:color="BFC7D1"/>
               <w:left w:val="single" w:sz="4" w:space="0" w:color="BFC7D1"/>
@@ -31705,7 +31705,7 @@
         </w:tc>
         <w:tc>
           <w:tcPr>
-            <w:tcW w:w="1683" w:type="dxa"/>
+            <w:tcW w:w="1549" w:type="dxa"/>
             <w:tcBorders>
               <w:top w:val="single" w:sz="4" w:space="0" w:color="BFC7D1"/>
               <w:left w:val="single" w:sz="4" w:space="0" w:color="BFC7D1"/>
@@ -31740,7 +31740,7 @@
         </w:tc>
         <w:tc>
           <w:tcPr>
-            <w:tcW w:w="1684" w:type="dxa"/>
+            <w:tcW w:w="1548" w:type="dxa"/>
             <w:tcBorders>
               <w:top w:val="single" w:sz="4" w:space="0" w:color="BFC7D1"/>
               <w:left w:val="single" w:sz="4" w:space="0" w:color="BFC7D1"/>
@@ -31775,7 +31775,7 @@
         </w:tc>
         <w:tc>
           <w:tcPr>
-            <w:tcW w:w="1685" w:type="dxa"/>
+            <w:tcW w:w="1713" w:type="dxa"/>
             <w:tcBorders>
               <w:top w:val="single" w:sz="4" w:space="0" w:color="BFC7D1"/>
               <w:left w:val="single" w:sz="4" w:space="0" w:color="BFC7D1"/>
@@ -31812,7 +31812,7 @@
         </w:tc>
         <w:tc>
           <w:tcPr>
-            <w:tcW w:w="1684" w:type="dxa"/>
+            <w:tcW w:w="1657" w:type="dxa"/>
             <w:tcBorders>
               <w:top w:val="single" w:sz="4" w:space="0" w:color="BFC7D1"/>
               <w:left w:val="single" w:sz="4" w:space="0" w:color="BFC7D1"/>
@@ -31849,7 +31849,7 @@
         </w:tc>
         <w:tc>
           <w:tcPr>
-            <w:tcW w:w="1367" w:type="dxa"/>
+            <w:tcW w:w="1316" w:type="dxa"/>
             <w:tcBorders>
               <w:top w:val="single" w:sz="4" w:space="0" w:color="BFC7D1"/>
               <w:left w:val="single" w:sz="4" w:space="0" w:color="BFC7D1"/>
@@ -31887,7 +31887,7 @@
         <w:trPr/>
         <w:tc>
           <w:tcPr>
-            <w:tcW w:w="912" w:type="dxa"/>
+            <w:tcW w:w="1230" w:type="dxa"/>
             <w:tcBorders>
               <w:top w:val="single" w:sz="4" w:space="0" w:color="BFC7D1"/>
               <w:left w:val="single" w:sz="4" w:space="0" w:color="BFC7D1"/>
@@ -31924,7 +31924,7 @@
         </w:tc>
         <w:tc>
           <w:tcPr>
-            <w:tcW w:w="1683" w:type="dxa"/>
+            <w:tcW w:w="1549" w:type="dxa"/>
             <w:tcBorders>
               <w:top w:val="single" w:sz="4" w:space="0" w:color="BFC7D1"/>
               <w:left w:val="single" w:sz="4" w:space="0" w:color="BFC7D1"/>
@@ -31959,7 +31959,7 @@
         </w:tc>
         <w:tc>
           <w:tcPr>
-            <w:tcW w:w="1684" w:type="dxa"/>
+            <w:tcW w:w="1548" w:type="dxa"/>
             <w:tcBorders>
               <w:top w:val="single" w:sz="4" w:space="0" w:color="BFC7D1"/>
               <w:left w:val="single" w:sz="4" w:space="0" w:color="BFC7D1"/>
@@ -31994,7 +31994,7 @@
         </w:tc>
         <w:tc>
           <w:tcPr>
-            <w:tcW w:w="1685" w:type="dxa"/>
+            <w:tcW w:w="1713" w:type="dxa"/>
             <w:tcBorders>
               <w:top w:val="single" w:sz="4" w:space="0" w:color="BFC7D1"/>
               <w:left w:val="single" w:sz="4" w:space="0" w:color="BFC7D1"/>
@@ -32031,7 +32031,7 @@
         </w:tc>
         <w:tc>
           <w:tcPr>
-            <w:tcW w:w="1684" w:type="dxa"/>
+            <w:tcW w:w="1657" w:type="dxa"/>
             <w:tcBorders>
               <w:top w:val="single" w:sz="4" w:space="0" w:color="BFC7D1"/>
               <w:left w:val="single" w:sz="4" w:space="0" w:color="BFC7D1"/>
@@ -32066,7 +32066,7 @@
         </w:tc>
         <w:tc>
           <w:tcPr>
-            <w:tcW w:w="1367" w:type="dxa"/>
+            <w:tcW w:w="1316" w:type="dxa"/>
             <w:tcBorders>
               <w:top w:val="single" w:sz="4" w:space="0" w:color="BFC7D1"/>
               <w:left w:val="single" w:sz="4" w:space="0" w:color="BFC7D1"/>
@@ -32104,7 +32104,7 @@
         <w:trPr/>
         <w:tc>
           <w:tcPr>
-            <w:tcW w:w="912" w:type="dxa"/>
+            <w:tcW w:w="1230" w:type="dxa"/>
             <w:tcBorders>
               <w:top w:val="single" w:sz="4" w:space="0" w:color="BFC7D1"/>
               <w:left w:val="single" w:sz="4" w:space="0" w:color="BFC7D1"/>
@@ -32141,7 +32141,7 @@
         </w:tc>
         <w:tc>
           <w:tcPr>
-            <w:tcW w:w="1683" w:type="dxa"/>
+            <w:tcW w:w="1549" w:type="dxa"/>
             <w:tcBorders>
               <w:top w:val="single" w:sz="4" w:space="0" w:color="BFC7D1"/>
               <w:left w:val="single" w:sz="4" w:space="0" w:color="BFC7D1"/>
@@ -32178,7 +32178,7 @@
         </w:tc>
         <w:tc>
           <w:tcPr>
-            <w:tcW w:w="1684" w:type="dxa"/>
+            <w:tcW w:w="1548" w:type="dxa"/>
             <w:tcBorders>
               <w:top w:val="single" w:sz="4" w:space="0" w:color="BFC7D1"/>
               <w:left w:val="single" w:sz="4" w:space="0" w:color="BFC7D1"/>
@@ -32215,7 +32215,7 @@
         </w:tc>
         <w:tc>
           <w:tcPr>
-            <w:tcW w:w="1685" w:type="dxa"/>
+            <w:tcW w:w="1713" w:type="dxa"/>
             <w:tcBorders>
               <w:top w:val="single" w:sz="4" w:space="0" w:color="BFC7D1"/>
               <w:left w:val="single" w:sz="4" w:space="0" w:color="BFC7D1"/>
@@ -32252,7 +32252,7 @@
         </w:tc>
         <w:tc>
           <w:tcPr>
-            <w:tcW w:w="1684" w:type="dxa"/>
+            <w:tcW w:w="1657" w:type="dxa"/>
             <w:tcBorders>
               <w:top w:val="single" w:sz="4" w:space="0" w:color="BFC7D1"/>
               <w:left w:val="single" w:sz="4" w:space="0" w:color="BFC7D1"/>
@@ -32289,7 +32289,7 @@
         </w:tc>
         <w:tc>
           <w:tcPr>
-            <w:tcW w:w="1367" w:type="dxa"/>
+            <w:tcW w:w="1316" w:type="dxa"/>
             <w:tcBorders>
               <w:top w:val="single" w:sz="4" w:space="0" w:color="BFC7D1"/>
               <w:left w:val="single" w:sz="4" w:space="0" w:color="BFC7D1"/>
@@ -32329,7 +32329,7 @@
         <w:trPr/>
         <w:tc>
           <w:tcPr>
-            <w:tcW w:w="912" w:type="dxa"/>
+            <w:tcW w:w="1230" w:type="dxa"/>
             <w:tcBorders>
               <w:top w:val="single" w:sz="4" w:space="0" w:color="BFC7D1"/>
               <w:left w:val="single" w:sz="4" w:space="0" w:color="BFC7D1"/>
@@ -32366,7 +32366,7 @@
         </w:tc>
         <w:tc>
           <w:tcPr>
-            <w:tcW w:w="1683" w:type="dxa"/>
+            <w:tcW w:w="1549" w:type="dxa"/>
             <w:tcBorders>
               <w:top w:val="single" w:sz="4" w:space="0" w:color="BFC7D1"/>
               <w:left w:val="single" w:sz="4" w:space="0" w:color="BFC7D1"/>
@@ -32401,7 +32401,7 @@
         </w:tc>
         <w:tc>
           <w:tcPr>
-            <w:tcW w:w="1684" w:type="dxa"/>
+            <w:tcW w:w="1548" w:type="dxa"/>
             <w:tcBorders>
               <w:top w:val="single" w:sz="4" w:space="0" w:color="BFC7D1"/>
               <w:left w:val="single" w:sz="4" w:space="0" w:color="BFC7D1"/>
@@ -32436,7 +32436,7 @@
         </w:tc>
         <w:tc>
           <w:tcPr>
-            <w:tcW w:w="1685" w:type="dxa"/>
+            <w:tcW w:w="1713" w:type="dxa"/>
             <w:tcBorders>
               <w:top w:val="single" w:sz="4" w:space="0" w:color="BFC7D1"/>
               <w:left w:val="single" w:sz="4" w:space="0" w:color="BFC7D1"/>
@@ -32473,7 +32473,7 @@
         </w:tc>
         <w:tc>
           <w:tcPr>
-            <w:tcW w:w="1684" w:type="dxa"/>
+            <w:tcW w:w="1657" w:type="dxa"/>
             <w:tcBorders>
               <w:top w:val="single" w:sz="4" w:space="0" w:color="BFC7D1"/>
               <w:left w:val="single" w:sz="4" w:space="0" w:color="BFC7D1"/>
@@ -32510,7 +32510,7 @@
         </w:tc>
         <w:tc>
           <w:tcPr>
-            <w:tcW w:w="1367" w:type="dxa"/>
+            <w:tcW w:w="1316" w:type="dxa"/>
             <w:tcBorders>
               <w:top w:val="single" w:sz="4" w:space="0" w:color="BFC7D1"/>
               <w:left w:val="single" w:sz="4" w:space="0" w:color="BFC7D1"/>
@@ -32550,7 +32550,7 @@
         <w:trPr/>
         <w:tc>
           <w:tcPr>
-            <w:tcW w:w="912" w:type="dxa"/>
+            <w:tcW w:w="1230" w:type="dxa"/>
             <w:tcBorders>
               <w:top w:val="single" w:sz="4" w:space="0" w:color="BFC7D1"/>
               <w:left w:val="single" w:sz="4" w:space="0" w:color="BFC7D1"/>
@@ -32587,7 +32587,7 @@
         </w:tc>
         <w:tc>
           <w:tcPr>
-            <w:tcW w:w="1683" w:type="dxa"/>
+            <w:tcW w:w="1549" w:type="dxa"/>
             <w:tcBorders>
               <w:top w:val="single" w:sz="4" w:space="0" w:color="BFC7D1"/>
               <w:left w:val="single" w:sz="4" w:space="0" w:color="BFC7D1"/>
@@ -32622,7 +32622,7 @@
         </w:tc>
         <w:tc>
           <w:tcPr>
-            <w:tcW w:w="1684" w:type="dxa"/>
+            <w:tcW w:w="1548" w:type="dxa"/>
             <w:tcBorders>
               <w:top w:val="single" w:sz="4" w:space="0" w:color="BFC7D1"/>
               <w:left w:val="single" w:sz="4" w:space="0" w:color="BFC7D1"/>
@@ -32657,7 +32657,7 @@
         </w:tc>
         <w:tc>
           <w:tcPr>
-            <w:tcW w:w="1685" w:type="dxa"/>
+            <w:tcW w:w="1713" w:type="dxa"/>
             <w:tcBorders>
               <w:top w:val="single" w:sz="4" w:space="0" w:color="BFC7D1"/>
               <w:left w:val="single" w:sz="4" w:space="0" w:color="BFC7D1"/>
@@ -32692,7 +32692,7 @@
         </w:tc>
         <w:tc>
           <w:tcPr>
-            <w:tcW w:w="1684" w:type="dxa"/>
+            <w:tcW w:w="1657" w:type="dxa"/>
             <w:tcBorders>
               <w:top w:val="single" w:sz="4" w:space="0" w:color="BFC7D1"/>
               <w:left w:val="single" w:sz="4" w:space="0" w:color="BFC7D1"/>
@@ -32729,7 +32729,7 @@
         </w:tc>
         <w:tc>
           <w:tcPr>
-            <w:tcW w:w="1367" w:type="dxa"/>
+            <w:tcW w:w="1316" w:type="dxa"/>
             <w:tcBorders>
               <w:top w:val="single" w:sz="4" w:space="0" w:color="BFC7D1"/>
               <w:left w:val="single" w:sz="4" w:space="0" w:color="BFC7D1"/>
@@ -32769,7 +32769,7 @@
         <w:trPr/>
         <w:tc>
           <w:tcPr>
-            <w:tcW w:w="912" w:type="dxa"/>
+            <w:tcW w:w="1230" w:type="dxa"/>
             <w:tcBorders>
               <w:top w:val="single" w:sz="4" w:space="0" w:color="BFC7D1"/>
               <w:left w:val="single" w:sz="4" w:space="0" w:color="BFC7D1"/>
@@ -32806,7 +32806,7 @@
         </w:tc>
         <w:tc>
           <w:tcPr>
-            <w:tcW w:w="1683" w:type="dxa"/>
+            <w:tcW w:w="1549" w:type="dxa"/>
             <w:tcBorders>
               <w:top w:val="single" w:sz="4" w:space="0" w:color="BFC7D1"/>
               <w:left w:val="single" w:sz="4" w:space="0" w:color="BFC7D1"/>
@@ -32841,7 +32841,7 @@
         </w:tc>
         <w:tc>
           <w:tcPr>
-            <w:tcW w:w="1684" w:type="dxa"/>
+            <w:tcW w:w="1548" w:type="dxa"/>
             <w:tcBorders>
               <w:top w:val="single" w:sz="4" w:space="0" w:color="BFC7D1"/>
               <w:left w:val="single" w:sz="4" w:space="0" w:color="BFC7D1"/>
@@ -32876,7 +32876,7 @@
         </w:tc>
         <w:tc>
           <w:tcPr>
-            <w:tcW w:w="1685" w:type="dxa"/>
+            <w:tcW w:w="1713" w:type="dxa"/>
             <w:tcBorders>
               <w:top w:val="single" w:sz="4" w:space="0" w:color="BFC7D1"/>
               <w:left w:val="single" w:sz="4" w:space="0" w:color="BFC7D1"/>
@@ -32913,7 +32913,7 @@
         </w:tc>
         <w:tc>
           <w:tcPr>
-            <w:tcW w:w="1684" w:type="dxa"/>
+            <w:tcW w:w="1657" w:type="dxa"/>
             <w:tcBorders>
               <w:top w:val="single" w:sz="4" w:space="0" w:color="BFC7D1"/>
               <w:left w:val="single" w:sz="4" w:space="0" w:color="BFC7D1"/>
@@ -32950,7 +32950,7 @@
         </w:tc>
         <w:tc>
           <w:tcPr>
-            <w:tcW w:w="1367" w:type="dxa"/>
+            <w:tcW w:w="1316" w:type="dxa"/>
             <w:tcBorders>
               <w:top w:val="single" w:sz="4" w:space="0" w:color="BFC7D1"/>
               <w:left w:val="single" w:sz="4" w:space="0" w:color="BFC7D1"/>
@@ -32990,7 +32990,7 @@
         <w:trPr/>
         <w:tc>
           <w:tcPr>
-            <w:tcW w:w="912" w:type="dxa"/>
+            <w:tcW w:w="1230" w:type="dxa"/>
             <w:tcBorders>
               <w:top w:val="single" w:sz="4" w:space="0" w:color="BFC7D1"/>
               <w:left w:val="single" w:sz="4" w:space="0" w:color="BFC7D1"/>
@@ -33027,7 +33027,7 @@
         </w:tc>
         <w:tc>
           <w:tcPr>
-            <w:tcW w:w="1683" w:type="dxa"/>
+            <w:tcW w:w="1549" w:type="dxa"/>
             <w:tcBorders>
               <w:top w:val="single" w:sz="4" w:space="0" w:color="BFC7D1"/>
               <w:left w:val="single" w:sz="4" w:space="0" w:color="BFC7D1"/>
@@ -33064,7 +33064,7 @@
         </w:tc>
         <w:tc>
           <w:tcPr>
-            <w:tcW w:w="1684" w:type="dxa"/>
+            <w:tcW w:w="1548" w:type="dxa"/>
             <w:tcBorders>
               <w:top w:val="single" w:sz="4" w:space="0" w:color="BFC7D1"/>
               <w:left w:val="single" w:sz="4" w:space="0" w:color="BFC7D1"/>
@@ -33099,7 +33099,7 @@
         </w:tc>
         <w:tc>
           <w:tcPr>
-            <w:tcW w:w="1685" w:type="dxa"/>
+            <w:tcW w:w="1713" w:type="dxa"/>
             <w:tcBorders>
               <w:top w:val="single" w:sz="4" w:space="0" w:color="BFC7D1"/>
               <w:left w:val="single" w:sz="4" w:space="0" w:color="BFC7D1"/>
@@ -33134,7 +33134,7 @@
         </w:tc>
         <w:tc>
           <w:tcPr>
-            <w:tcW w:w="1684" w:type="dxa"/>
+            <w:tcW w:w="1657" w:type="dxa"/>
             <w:tcBorders>
               <w:top w:val="single" w:sz="4" w:space="0" w:color="BFC7D1"/>
               <w:left w:val="single" w:sz="4" w:space="0" w:color="BFC7D1"/>
@@ -33171,7 +33171,7 @@
         </w:tc>
         <w:tc>
           <w:tcPr>
-            <w:tcW w:w="1367" w:type="dxa"/>
+            <w:tcW w:w="1316" w:type="dxa"/>
             <w:tcBorders>
               <w:top w:val="single" w:sz="4" w:space="0" w:color="BFC7D1"/>
               <w:left w:val="single" w:sz="4" w:space="0" w:color="BFC7D1"/>
@@ -33211,7 +33211,7 @@
         <w:trPr/>
         <w:tc>
           <w:tcPr>
-            <w:tcW w:w="912" w:type="dxa"/>
+            <w:tcW w:w="1230" w:type="dxa"/>
             <w:tcBorders>
               <w:top w:val="single" w:sz="4" w:space="0" w:color="BFC7D1"/>
               <w:left w:val="single" w:sz="4" w:space="0" w:color="BFC7D1"/>
@@ -33248,7 +33248,7 @@
         </w:tc>
         <w:tc>
           <w:tcPr>
-            <w:tcW w:w="1683" w:type="dxa"/>
+            <w:tcW w:w="1549" w:type="dxa"/>
             <w:tcBorders>
               <w:top w:val="single" w:sz="4" w:space="0" w:color="BFC7D1"/>
               <w:left w:val="single" w:sz="4" w:space="0" w:color="BFC7D1"/>
@@ -33285,7 +33285,7 @@
         </w:tc>
         <w:tc>
           <w:tcPr>
-            <w:tcW w:w="1684" w:type="dxa"/>
+            <w:tcW w:w="1548" w:type="dxa"/>
             <w:tcBorders>
               <w:top w:val="single" w:sz="4" w:space="0" w:color="BFC7D1"/>
               <w:left w:val="single" w:sz="4" w:space="0" w:color="BFC7D1"/>
@@ -33322,7 +33322,7 @@
         </w:tc>
         <w:tc>
           <w:tcPr>
-            <w:tcW w:w="1685" w:type="dxa"/>
+            <w:tcW w:w="1713" w:type="dxa"/>
             <w:tcBorders>
               <w:top w:val="single" w:sz="4" w:space="0" w:color="BFC7D1"/>
               <w:left w:val="single" w:sz="4" w:space="0" w:color="BFC7D1"/>
@@ -33359,7 +33359,7 @@
         </w:tc>
         <w:tc>
           <w:tcPr>
-            <w:tcW w:w="1684" w:type="dxa"/>
+            <w:tcW w:w="1657" w:type="dxa"/>
             <w:tcBorders>
               <w:top w:val="single" w:sz="4" w:space="0" w:color="BFC7D1"/>
               <w:left w:val="single" w:sz="4" w:space="0" w:color="BFC7D1"/>
@@ -33396,7 +33396,7 @@
         </w:tc>
         <w:tc>
           <w:tcPr>
-            <w:tcW w:w="1367" w:type="dxa"/>
+            <w:tcW w:w="1316" w:type="dxa"/>
             <w:tcBorders>
               <w:top w:val="single" w:sz="4" w:space="0" w:color="BFC7D1"/>
               <w:left w:val="single" w:sz="4" w:space="0" w:color="BFC7D1"/>
@@ -33448,7 +33448,7 @@
         <w:pStyle w:val="Heading2"/>
         <w:rPr/>
       </w:pPr>
-      <w:bookmarkStart w:id="55" w:name="__RefHeading___Toc23932_2135982699"/>
+      <w:bookmarkStart w:id="55" w:name="__RefHeading___Toc29141_1649759004"/>
       <w:bookmarkEnd w:id="55"/>
       <w:r>
         <w:rPr>
@@ -33492,7 +33492,7 @@
         <w:pStyle w:val="Heading1"/>
         <w:rPr/>
       </w:pPr>
-      <w:bookmarkStart w:id="56" w:name="__RefHeading___Toc23934_2135982699"/>
+      <w:bookmarkStart w:id="56" w:name="__RefHeading___Toc29143_1649759004"/>
       <w:bookmarkEnd w:id="56"/>
       <w:r>
         <w:rPr>
@@ -33524,7 +33524,7 @@
         <w:pStyle w:val="Heading2"/>
         <w:rPr/>
       </w:pPr>
-      <w:bookmarkStart w:id="57" w:name="__RefHeading___Toc23936_2135982699"/>
+      <w:bookmarkStart w:id="57" w:name="__RefHeading___Toc29145_1649759004"/>
       <w:bookmarkEnd w:id="57"/>
       <w:r>
         <w:rPr>
@@ -34492,7 +34492,7 @@
         <w:pStyle w:val="Heading2"/>
         <w:rPr/>
       </w:pPr>
-      <w:bookmarkStart w:id="58" w:name="__RefHeading___Toc23938_2135982699"/>
+      <w:bookmarkStart w:id="58" w:name="__RefHeading___Toc29147_1649759004"/>
       <w:bookmarkEnd w:id="58"/>
       <w:r>
         <w:rPr>
@@ -35460,7 +35460,7 @@
         <w:pStyle w:val="Heading2"/>
         <w:rPr/>
       </w:pPr>
-      <w:bookmarkStart w:id="59" w:name="__RefHeading___Toc23940_2135982699"/>
+      <w:bookmarkStart w:id="59" w:name="__RefHeading___Toc29149_1649759004"/>
       <w:bookmarkEnd w:id="59"/>
       <w:r>
         <w:rPr>
@@ -36542,7 +36542,7 @@
         <w:pStyle w:val="Heading2"/>
         <w:rPr/>
       </w:pPr>
-      <w:bookmarkStart w:id="60" w:name="__RefHeading___Toc23942_2135982699"/>
+      <w:bookmarkStart w:id="60" w:name="__RefHeading___Toc29151_1649759004"/>
       <w:bookmarkEnd w:id="60"/>
       <w:r>
         <w:rPr>
@@ -37396,7 +37396,7 @@
         <w:pStyle w:val="Heading2"/>
         <w:rPr/>
       </w:pPr>
-      <w:bookmarkStart w:id="61" w:name="__RefHeading___Toc23944_2135982699"/>
+      <w:bookmarkStart w:id="61" w:name="__RefHeading___Toc29153_1649759004"/>
       <w:bookmarkEnd w:id="61"/>
       <w:r>
         <w:rPr>
@@ -38139,7 +38139,7 @@
         <w:pStyle w:val="Heading1"/>
         <w:rPr/>
       </w:pPr>
-      <w:bookmarkStart w:id="62" w:name="__RefHeading___Toc23946_2135982699"/>
+      <w:bookmarkStart w:id="62" w:name="__RefHeading___Toc29155_1649759004"/>
       <w:bookmarkEnd w:id="62"/>
       <w:r>
         <w:rPr>
@@ -38156,7 +38156,7 @@
         <w:pStyle w:val="Heading2"/>
         <w:rPr/>
       </w:pPr>
-      <w:bookmarkStart w:id="63" w:name="__RefHeading___Toc23948_2135982699"/>
+      <w:bookmarkStart w:id="63" w:name="__RefHeading___Toc29157_1649759004"/>
       <w:bookmarkEnd w:id="63"/>
       <w:r>
         <w:rPr>
@@ -39423,7 +39423,7 @@
         <w:pStyle w:val="Heading2"/>
         <w:rPr/>
       </w:pPr>
-      <w:bookmarkStart w:id="64" w:name="__RefHeading___Toc23950_2135982699"/>
+      <w:bookmarkStart w:id="64" w:name="__RefHeading___Toc29159_1649759004"/>
       <w:bookmarkEnd w:id="64"/>
       <w:r>
         <w:rPr>
@@ -40163,7 +40163,7 @@
         <w:pStyle w:val="Heading2"/>
         <w:rPr/>
       </w:pPr>
-      <w:bookmarkStart w:id="65" w:name="__RefHeading___Toc23952_2135982699"/>
+      <w:bookmarkStart w:id="65" w:name="__RefHeading___Toc29161_1649759004"/>
       <w:bookmarkEnd w:id="65"/>
       <w:r>
         <w:rPr>
@@ -40198,7 +40198,7 @@
         <w:pStyle w:val="Heading1"/>
         <w:rPr/>
       </w:pPr>
-      <w:bookmarkStart w:id="66" w:name="__RefHeading___Toc23954_2135982699"/>
+      <w:bookmarkStart w:id="66" w:name="__RefHeading___Toc29163_1649759004"/>
       <w:bookmarkEnd w:id="66"/>
       <w:r>
         <w:rPr>
@@ -40230,7 +40230,7 @@
         <w:pStyle w:val="Heading2"/>
         <w:rPr/>
       </w:pPr>
-      <w:bookmarkStart w:id="67" w:name="__RefHeading___Toc23956_2135982699"/>
+      <w:bookmarkStart w:id="67" w:name="__RefHeading___Toc29165_1649759004"/>
       <w:bookmarkEnd w:id="67"/>
       <w:r>
         <w:rPr>
@@ -40259,8 +40259,8 @@
       </w:tblPr>
       <w:tblGrid>
         <w:gridCol w:w="906"/>
-        <w:gridCol w:w="5181"/>
-        <w:gridCol w:w="2927"/>
+        <w:gridCol w:w="5310"/>
+        <w:gridCol w:w="2798"/>
       </w:tblGrid>
       <w:tr>
         <w:trPr>
@@ -40307,7 +40307,7 @@
         </w:tc>
         <w:tc>
           <w:tcPr>
-            <w:tcW w:w="5181" w:type="dxa"/>
+            <w:tcW w:w="5310" w:type="dxa"/>
             <w:tcBorders>
               <w:top w:val="single" w:sz="4" w:space="0" w:color="BFC7D1"/>
               <w:left w:val="single" w:sz="4" w:space="0" w:color="BFC7D1"/>
@@ -40346,7 +40346,7 @@
         </w:tc>
         <w:tc>
           <w:tcPr>
-            <w:tcW w:w="2927" w:type="dxa"/>
+            <w:tcW w:w="2798" w:type="dxa"/>
             <w:tcBorders>
               <w:top w:val="single" w:sz="4" w:space="0" w:color="BFC7D1"/>
               <w:left w:val="single" w:sz="4" w:space="0" w:color="BFC7D1"/>
@@ -40425,7 +40425,7 @@
         </w:tc>
         <w:tc>
           <w:tcPr>
-            <w:tcW w:w="5181" w:type="dxa"/>
+            <w:tcW w:w="5310" w:type="dxa"/>
             <w:tcBorders>
               <w:top w:val="single" w:sz="4" w:space="0" w:color="BFC7D1"/>
               <w:left w:val="single" w:sz="4" w:space="0" w:color="BFC7D1"/>
@@ -40462,7 +40462,7 @@
         </w:tc>
         <w:tc>
           <w:tcPr>
-            <w:tcW w:w="2927" w:type="dxa"/>
+            <w:tcW w:w="2798" w:type="dxa"/>
             <w:tcBorders>
               <w:top w:val="single" w:sz="4" w:space="0" w:color="BFC7D1"/>
               <w:left w:val="single" w:sz="4" w:space="0" w:color="BFC7D1"/>
@@ -40539,7 +40539,7 @@
         </w:tc>
         <w:tc>
           <w:tcPr>
-            <w:tcW w:w="5181" w:type="dxa"/>
+            <w:tcW w:w="5310" w:type="dxa"/>
             <w:tcBorders>
               <w:top w:val="single" w:sz="4" w:space="0" w:color="BFC7D1"/>
               <w:left w:val="single" w:sz="4" w:space="0" w:color="BFC7D1"/>
@@ -40576,7 +40576,7 @@
         </w:tc>
         <w:tc>
           <w:tcPr>
-            <w:tcW w:w="2927" w:type="dxa"/>
+            <w:tcW w:w="2798" w:type="dxa"/>
             <w:tcBorders>
               <w:top w:val="single" w:sz="4" w:space="0" w:color="BFC7D1"/>
               <w:left w:val="single" w:sz="4" w:space="0" w:color="BFC7D1"/>
@@ -40653,7 +40653,7 @@
         </w:tc>
         <w:tc>
           <w:tcPr>
-            <w:tcW w:w="5181" w:type="dxa"/>
+            <w:tcW w:w="5310" w:type="dxa"/>
             <w:tcBorders>
               <w:top w:val="single" w:sz="4" w:space="0" w:color="BFC7D1"/>
               <w:left w:val="single" w:sz="4" w:space="0" w:color="BFC7D1"/>
@@ -40690,7 +40690,7 @@
         </w:tc>
         <w:tc>
           <w:tcPr>
-            <w:tcW w:w="2927" w:type="dxa"/>
+            <w:tcW w:w="2798" w:type="dxa"/>
             <w:tcBorders>
               <w:top w:val="single" w:sz="4" w:space="0" w:color="BFC7D1"/>
               <w:left w:val="single" w:sz="4" w:space="0" w:color="BFC7D1"/>
@@ -40767,7 +40767,7 @@
         </w:tc>
         <w:tc>
           <w:tcPr>
-            <w:tcW w:w="5181" w:type="dxa"/>
+            <w:tcW w:w="5310" w:type="dxa"/>
             <w:tcBorders>
               <w:top w:val="single" w:sz="4" w:space="0" w:color="BFC7D1"/>
               <w:left w:val="single" w:sz="4" w:space="0" w:color="BFC7D1"/>
@@ -40804,7 +40804,7 @@
         </w:tc>
         <w:tc>
           <w:tcPr>
-            <w:tcW w:w="2927" w:type="dxa"/>
+            <w:tcW w:w="2798" w:type="dxa"/>
             <w:tcBorders>
               <w:top w:val="single" w:sz="4" w:space="0" w:color="BFC7D1"/>
               <w:left w:val="single" w:sz="4" w:space="0" w:color="BFC7D1"/>
@@ -40881,7 +40881,7 @@
         </w:tc>
         <w:tc>
           <w:tcPr>
-            <w:tcW w:w="5181" w:type="dxa"/>
+            <w:tcW w:w="5310" w:type="dxa"/>
             <w:tcBorders>
               <w:top w:val="single" w:sz="4" w:space="0" w:color="BFC7D1"/>
               <w:left w:val="single" w:sz="4" w:space="0" w:color="BFC7D1"/>
@@ -40918,7 +40918,7 @@
         </w:tc>
         <w:tc>
           <w:tcPr>
-            <w:tcW w:w="2927" w:type="dxa"/>
+            <w:tcW w:w="2798" w:type="dxa"/>
             <w:tcBorders>
               <w:top w:val="single" w:sz="4" w:space="0" w:color="BFC7D1"/>
               <w:left w:val="single" w:sz="4" w:space="0" w:color="BFC7D1"/>
@@ -40995,7 +40995,7 @@
         </w:tc>
         <w:tc>
           <w:tcPr>
-            <w:tcW w:w="5181" w:type="dxa"/>
+            <w:tcW w:w="5310" w:type="dxa"/>
             <w:tcBorders>
               <w:top w:val="single" w:sz="4" w:space="0" w:color="BFC7D1"/>
               <w:left w:val="single" w:sz="4" w:space="0" w:color="BFC7D1"/>
@@ -41032,7 +41032,7 @@
         </w:tc>
         <w:tc>
           <w:tcPr>
-            <w:tcW w:w="2927" w:type="dxa"/>
+            <w:tcW w:w="2798" w:type="dxa"/>
             <w:tcBorders>
               <w:top w:val="single" w:sz="4" w:space="0" w:color="BFC7D1"/>
               <w:left w:val="single" w:sz="4" w:space="0" w:color="BFC7D1"/>
@@ -41109,7 +41109,7 @@
         </w:tc>
         <w:tc>
           <w:tcPr>
-            <w:tcW w:w="5181" w:type="dxa"/>
+            <w:tcW w:w="5310" w:type="dxa"/>
             <w:tcBorders>
               <w:top w:val="single" w:sz="4" w:space="0" w:color="BFC7D1"/>
               <w:left w:val="single" w:sz="4" w:space="0" w:color="BFC7D1"/>
@@ -41146,7 +41146,7 @@
         </w:tc>
         <w:tc>
           <w:tcPr>
-            <w:tcW w:w="2927" w:type="dxa"/>
+            <w:tcW w:w="2798" w:type="dxa"/>
             <w:tcBorders>
               <w:top w:val="single" w:sz="4" w:space="0" w:color="BFC7D1"/>
               <w:left w:val="single" w:sz="4" w:space="0" w:color="BFC7D1"/>
@@ -41223,7 +41223,7 @@
         </w:tc>
         <w:tc>
           <w:tcPr>
-            <w:tcW w:w="5181" w:type="dxa"/>
+            <w:tcW w:w="5310" w:type="dxa"/>
             <w:tcBorders>
               <w:top w:val="single" w:sz="4" w:space="0" w:color="BFC7D1"/>
               <w:left w:val="single" w:sz="4" w:space="0" w:color="BFC7D1"/>
@@ -41260,7 +41260,7 @@
         </w:tc>
         <w:tc>
           <w:tcPr>
-            <w:tcW w:w="2927" w:type="dxa"/>
+            <w:tcW w:w="2798" w:type="dxa"/>
             <w:tcBorders>
               <w:top w:val="single" w:sz="4" w:space="0" w:color="BFC7D1"/>
               <w:left w:val="single" w:sz="4" w:space="0" w:color="BFC7D1"/>
@@ -41337,7 +41337,7 @@
         </w:tc>
         <w:tc>
           <w:tcPr>
-            <w:tcW w:w="5181" w:type="dxa"/>
+            <w:tcW w:w="5310" w:type="dxa"/>
             <w:tcBorders>
               <w:top w:val="single" w:sz="4" w:space="0" w:color="BFC7D1"/>
               <w:left w:val="single" w:sz="4" w:space="0" w:color="BFC7D1"/>
@@ -41374,7 +41374,7 @@
         </w:tc>
         <w:tc>
           <w:tcPr>
-            <w:tcW w:w="2927" w:type="dxa"/>
+            <w:tcW w:w="2798" w:type="dxa"/>
             <w:tcBorders>
               <w:top w:val="single" w:sz="4" w:space="0" w:color="BFC7D1"/>
               <w:left w:val="single" w:sz="4" w:space="0" w:color="BFC7D1"/>
@@ -41451,7 +41451,7 @@
         </w:tc>
         <w:tc>
           <w:tcPr>
-            <w:tcW w:w="5181" w:type="dxa"/>
+            <w:tcW w:w="5310" w:type="dxa"/>
             <w:tcBorders>
               <w:top w:val="single" w:sz="4" w:space="0" w:color="BFC7D1"/>
               <w:left w:val="single" w:sz="4" w:space="0" w:color="BFC7D1"/>
@@ -41488,7 +41488,7 @@
         </w:tc>
         <w:tc>
           <w:tcPr>
-            <w:tcW w:w="2927" w:type="dxa"/>
+            <w:tcW w:w="2798" w:type="dxa"/>
             <w:tcBorders>
               <w:top w:val="single" w:sz="4" w:space="0" w:color="BFC7D1"/>
               <w:left w:val="single" w:sz="4" w:space="0" w:color="BFC7D1"/>
@@ -41540,7 +41540,7 @@
         <w:pStyle w:val="Heading2"/>
         <w:rPr/>
       </w:pPr>
-      <w:bookmarkStart w:id="68" w:name="__RefHeading___Toc23958_2135982699"/>
+      <w:bookmarkStart w:id="68" w:name="__RefHeading___Toc29167_1649759004"/>
       <w:bookmarkEnd w:id="68"/>
       <w:r>
         <w:rPr>
@@ -41569,8 +41569,8 @@
       </w:tblPr>
       <w:tblGrid>
         <w:gridCol w:w="906"/>
-        <w:gridCol w:w="4809"/>
-        <w:gridCol w:w="3299"/>
+        <w:gridCol w:w="4981"/>
+        <w:gridCol w:w="3127"/>
       </w:tblGrid>
       <w:tr>
         <w:trPr>
@@ -41617,7 +41617,7 @@
         </w:tc>
         <w:tc>
           <w:tcPr>
-            <w:tcW w:w="4809" w:type="dxa"/>
+            <w:tcW w:w="4981" w:type="dxa"/>
             <w:tcBorders>
               <w:top w:val="single" w:sz="4" w:space="0" w:color="BFC7D1"/>
               <w:left w:val="single" w:sz="4" w:space="0" w:color="BFC7D1"/>
@@ -41656,7 +41656,7 @@
         </w:tc>
         <w:tc>
           <w:tcPr>
-            <w:tcW w:w="3299" w:type="dxa"/>
+            <w:tcW w:w="3127" w:type="dxa"/>
             <w:tcBorders>
               <w:top w:val="single" w:sz="4" w:space="0" w:color="BFC7D1"/>
               <w:left w:val="single" w:sz="4" w:space="0" w:color="BFC7D1"/>
@@ -41735,7 +41735,7 @@
         </w:tc>
         <w:tc>
           <w:tcPr>
-            <w:tcW w:w="4809" w:type="dxa"/>
+            <w:tcW w:w="4981" w:type="dxa"/>
             <w:tcBorders>
               <w:top w:val="single" w:sz="4" w:space="0" w:color="BFC7D1"/>
               <w:left w:val="single" w:sz="4" w:space="0" w:color="BFC7D1"/>
@@ -41772,7 +41772,7 @@
         </w:tc>
         <w:tc>
           <w:tcPr>
-            <w:tcW w:w="3299" w:type="dxa"/>
+            <w:tcW w:w="3127" w:type="dxa"/>
             <w:tcBorders>
               <w:top w:val="single" w:sz="4" w:space="0" w:color="BFC7D1"/>
               <w:left w:val="single" w:sz="4" w:space="0" w:color="BFC7D1"/>
@@ -41849,7 +41849,7 @@
         </w:tc>
         <w:tc>
           <w:tcPr>
-            <w:tcW w:w="4809" w:type="dxa"/>
+            <w:tcW w:w="4981" w:type="dxa"/>
             <w:tcBorders>
               <w:top w:val="single" w:sz="4" w:space="0" w:color="BFC7D1"/>
               <w:left w:val="single" w:sz="4" w:space="0" w:color="BFC7D1"/>
@@ -41886,7 +41886,7 @@
         </w:tc>
         <w:tc>
           <w:tcPr>
-            <w:tcW w:w="3299" w:type="dxa"/>
+            <w:tcW w:w="3127" w:type="dxa"/>
             <w:tcBorders>
               <w:top w:val="single" w:sz="4" w:space="0" w:color="BFC7D1"/>
               <w:left w:val="single" w:sz="4" w:space="0" w:color="BFC7D1"/>
@@ -41963,7 +41963,7 @@
         </w:tc>
         <w:tc>
           <w:tcPr>
-            <w:tcW w:w="4809" w:type="dxa"/>
+            <w:tcW w:w="4981" w:type="dxa"/>
             <w:tcBorders>
               <w:top w:val="single" w:sz="4" w:space="0" w:color="BFC7D1"/>
               <w:left w:val="single" w:sz="4" w:space="0" w:color="BFC7D1"/>
@@ -42000,7 +42000,7 @@
         </w:tc>
         <w:tc>
           <w:tcPr>
-            <w:tcW w:w="3299" w:type="dxa"/>
+            <w:tcW w:w="3127" w:type="dxa"/>
             <w:tcBorders>
               <w:top w:val="single" w:sz="4" w:space="0" w:color="BFC7D1"/>
               <w:left w:val="single" w:sz="4" w:space="0" w:color="BFC7D1"/>
@@ -42077,7 +42077,7 @@
         </w:tc>
         <w:tc>
           <w:tcPr>
-            <w:tcW w:w="4809" w:type="dxa"/>
+            <w:tcW w:w="4981" w:type="dxa"/>
             <w:tcBorders>
               <w:top w:val="single" w:sz="4" w:space="0" w:color="BFC7D1"/>
               <w:left w:val="single" w:sz="4" w:space="0" w:color="BFC7D1"/>
@@ -42114,7 +42114,7 @@
         </w:tc>
         <w:tc>
           <w:tcPr>
-            <w:tcW w:w="3299" w:type="dxa"/>
+            <w:tcW w:w="3127" w:type="dxa"/>
             <w:tcBorders>
               <w:top w:val="single" w:sz="4" w:space="0" w:color="BFC7D1"/>
               <w:left w:val="single" w:sz="4" w:space="0" w:color="BFC7D1"/>
@@ -42191,7 +42191,7 @@
         </w:tc>
         <w:tc>
           <w:tcPr>
-            <w:tcW w:w="4809" w:type="dxa"/>
+            <w:tcW w:w="4981" w:type="dxa"/>
             <w:tcBorders>
               <w:top w:val="single" w:sz="4" w:space="0" w:color="BFC7D1"/>
               <w:left w:val="single" w:sz="4" w:space="0" w:color="BFC7D1"/>
@@ -42228,7 +42228,7 @@
         </w:tc>
         <w:tc>
           <w:tcPr>
-            <w:tcW w:w="3299" w:type="dxa"/>
+            <w:tcW w:w="3127" w:type="dxa"/>
             <w:tcBorders>
               <w:top w:val="single" w:sz="4" w:space="0" w:color="BFC7D1"/>
               <w:left w:val="single" w:sz="4" w:space="0" w:color="BFC7D1"/>
@@ -42305,7 +42305,7 @@
         </w:tc>
         <w:tc>
           <w:tcPr>
-            <w:tcW w:w="4809" w:type="dxa"/>
+            <w:tcW w:w="4981" w:type="dxa"/>
             <w:tcBorders>
               <w:top w:val="single" w:sz="4" w:space="0" w:color="BFC7D1"/>
               <w:left w:val="single" w:sz="4" w:space="0" w:color="BFC7D1"/>
@@ -42342,7 +42342,7 @@
         </w:tc>
         <w:tc>
           <w:tcPr>
-            <w:tcW w:w="3299" w:type="dxa"/>
+            <w:tcW w:w="3127" w:type="dxa"/>
             <w:tcBorders>
               <w:top w:val="single" w:sz="4" w:space="0" w:color="BFC7D1"/>
               <w:left w:val="single" w:sz="4" w:space="0" w:color="BFC7D1"/>
@@ -42419,7 +42419,7 @@
         </w:tc>
         <w:tc>
           <w:tcPr>
-            <w:tcW w:w="4809" w:type="dxa"/>
+            <w:tcW w:w="4981" w:type="dxa"/>
             <w:tcBorders>
               <w:top w:val="single" w:sz="4" w:space="0" w:color="BFC7D1"/>
               <w:left w:val="single" w:sz="4" w:space="0" w:color="BFC7D1"/>
@@ -42456,7 +42456,7 @@
         </w:tc>
         <w:tc>
           <w:tcPr>
-            <w:tcW w:w="3299" w:type="dxa"/>
+            <w:tcW w:w="3127" w:type="dxa"/>
             <w:tcBorders>
               <w:top w:val="single" w:sz="4" w:space="0" w:color="BFC7D1"/>
               <w:left w:val="single" w:sz="4" w:space="0" w:color="BFC7D1"/>
@@ -42508,7 +42508,7 @@
         <w:pStyle w:val="Heading2"/>
         <w:rPr/>
       </w:pPr>
-      <w:bookmarkStart w:id="69" w:name="__RefHeading___Toc23960_2135982699"/>
+      <w:bookmarkStart w:id="69" w:name="__RefHeading___Toc29169_1649759004"/>
       <w:bookmarkEnd w:id="69"/>
       <w:r>
         <w:rPr>
@@ -42537,8 +42537,8 @@
       </w:tblPr>
       <w:tblGrid>
         <w:gridCol w:w="906"/>
-        <w:gridCol w:w="4809"/>
-        <w:gridCol w:w="3299"/>
+        <w:gridCol w:w="4980"/>
+        <w:gridCol w:w="3128"/>
       </w:tblGrid>
       <w:tr>
         <w:trPr>
@@ -42585,7 +42585,7 @@
         </w:tc>
         <w:tc>
           <w:tcPr>
-            <w:tcW w:w="4809" w:type="dxa"/>
+            <w:tcW w:w="4980" w:type="dxa"/>
             <w:tcBorders>
               <w:top w:val="single" w:sz="4" w:space="0" w:color="BFC7D1"/>
               <w:left w:val="single" w:sz="4" w:space="0" w:color="BFC7D1"/>
@@ -42624,7 +42624,7 @@
         </w:tc>
         <w:tc>
           <w:tcPr>
-            <w:tcW w:w="3299" w:type="dxa"/>
+            <w:tcW w:w="3128" w:type="dxa"/>
             <w:tcBorders>
               <w:top w:val="single" w:sz="4" w:space="0" w:color="BFC7D1"/>
               <w:left w:val="single" w:sz="4" w:space="0" w:color="BFC7D1"/>
@@ -42703,7 +42703,7 @@
         </w:tc>
         <w:tc>
           <w:tcPr>
-            <w:tcW w:w="4809" w:type="dxa"/>
+            <w:tcW w:w="4980" w:type="dxa"/>
             <w:tcBorders>
               <w:top w:val="single" w:sz="4" w:space="0" w:color="BFC7D1"/>
               <w:left w:val="single" w:sz="4" w:space="0" w:color="BFC7D1"/>
@@ -42740,7 +42740,7 @@
         </w:tc>
         <w:tc>
           <w:tcPr>
-            <w:tcW w:w="3299" w:type="dxa"/>
+            <w:tcW w:w="3128" w:type="dxa"/>
             <w:tcBorders>
               <w:top w:val="single" w:sz="4" w:space="0" w:color="BFC7D1"/>
               <w:left w:val="single" w:sz="4" w:space="0" w:color="BFC7D1"/>
@@ -42817,7 +42817,7 @@
         </w:tc>
         <w:tc>
           <w:tcPr>
-            <w:tcW w:w="4809" w:type="dxa"/>
+            <w:tcW w:w="4980" w:type="dxa"/>
             <w:tcBorders>
               <w:top w:val="single" w:sz="4" w:space="0" w:color="BFC7D1"/>
               <w:left w:val="single" w:sz="4" w:space="0" w:color="BFC7D1"/>
@@ -42854,7 +42854,7 @@
         </w:tc>
         <w:tc>
           <w:tcPr>
-            <w:tcW w:w="3299" w:type="dxa"/>
+            <w:tcW w:w="3128" w:type="dxa"/>
             <w:tcBorders>
               <w:top w:val="single" w:sz="4" w:space="0" w:color="BFC7D1"/>
               <w:left w:val="single" w:sz="4" w:space="0" w:color="BFC7D1"/>
@@ -42931,7 +42931,7 @@
         </w:tc>
         <w:tc>
           <w:tcPr>
-            <w:tcW w:w="4809" w:type="dxa"/>
+            <w:tcW w:w="4980" w:type="dxa"/>
             <w:tcBorders>
               <w:top w:val="single" w:sz="4" w:space="0" w:color="BFC7D1"/>
               <w:left w:val="single" w:sz="4" w:space="0" w:color="BFC7D1"/>
@@ -42968,7 +42968,7 @@
         </w:tc>
         <w:tc>
           <w:tcPr>
-            <w:tcW w:w="3299" w:type="dxa"/>
+            <w:tcW w:w="3128" w:type="dxa"/>
             <w:tcBorders>
               <w:top w:val="single" w:sz="4" w:space="0" w:color="BFC7D1"/>
               <w:left w:val="single" w:sz="4" w:space="0" w:color="BFC7D1"/>
@@ -43045,7 +43045,7 @@
         </w:tc>
         <w:tc>
           <w:tcPr>
-            <w:tcW w:w="4809" w:type="dxa"/>
+            <w:tcW w:w="4980" w:type="dxa"/>
             <w:tcBorders>
               <w:top w:val="single" w:sz="4" w:space="0" w:color="BFC7D1"/>
               <w:left w:val="single" w:sz="4" w:space="0" w:color="BFC7D1"/>
@@ -43082,7 +43082,7 @@
         </w:tc>
         <w:tc>
           <w:tcPr>
-            <w:tcW w:w="3299" w:type="dxa"/>
+            <w:tcW w:w="3128" w:type="dxa"/>
             <w:tcBorders>
               <w:top w:val="single" w:sz="4" w:space="0" w:color="BFC7D1"/>
               <w:left w:val="single" w:sz="4" w:space="0" w:color="BFC7D1"/>
@@ -43159,7 +43159,7 @@
         </w:tc>
         <w:tc>
           <w:tcPr>
-            <w:tcW w:w="4809" w:type="dxa"/>
+            <w:tcW w:w="4980" w:type="dxa"/>
             <w:tcBorders>
               <w:top w:val="single" w:sz="4" w:space="0" w:color="BFC7D1"/>
               <w:left w:val="single" w:sz="4" w:space="0" w:color="BFC7D1"/>
@@ -43196,7 +43196,7 @@
         </w:tc>
         <w:tc>
           <w:tcPr>
-            <w:tcW w:w="3299" w:type="dxa"/>
+            <w:tcW w:w="3128" w:type="dxa"/>
             <w:tcBorders>
               <w:top w:val="single" w:sz="4" w:space="0" w:color="BFC7D1"/>
               <w:left w:val="single" w:sz="4" w:space="0" w:color="BFC7D1"/>
@@ -43251,7 +43251,7 @@
         <w:pStyle w:val="Heading1"/>
         <w:rPr/>
       </w:pPr>
-      <w:bookmarkStart w:id="70" w:name="__RefHeading___Toc23962_2135982699"/>
+      <w:bookmarkStart w:id="70" w:name="__RefHeading___Toc29171_1649759004"/>
       <w:bookmarkEnd w:id="70"/>
       <w:r>
         <w:rPr>
@@ -44336,7 +44336,7 @@
         <w:pStyle w:val="Heading1"/>
         <w:rPr/>
       </w:pPr>
-      <w:bookmarkStart w:id="71" w:name="__RefHeading___Toc23964_2135982699"/>
+      <w:bookmarkStart w:id="71" w:name="__RefHeading___Toc29173_1649759004"/>
       <w:bookmarkEnd w:id="71"/>
       <w:r>
         <w:rPr>
@@ -44365,8 +44365,8 @@
       </w:tblPr>
       <w:tblGrid>
         <w:gridCol w:w="906"/>
-        <w:gridCol w:w="3781"/>
-        <w:gridCol w:w="4327"/>
+        <w:gridCol w:w="4038"/>
+        <w:gridCol w:w="4070"/>
       </w:tblGrid>
       <w:tr>
         <w:trPr>
@@ -44413,7 +44413,7 @@
         </w:tc>
         <w:tc>
           <w:tcPr>
-            <w:tcW w:w="3781" w:type="dxa"/>
+            <w:tcW w:w="4038" w:type="dxa"/>
             <w:tcBorders>
               <w:top w:val="single" w:sz="4" w:space="0" w:color="BFC7D1"/>
               <w:left w:val="single" w:sz="4" w:space="0" w:color="BFC7D1"/>
@@ -44452,7 +44452,7 @@
         </w:tc>
         <w:tc>
           <w:tcPr>
-            <w:tcW w:w="4327" w:type="dxa"/>
+            <w:tcW w:w="4070" w:type="dxa"/>
             <w:tcBorders>
               <w:top w:val="single" w:sz="4" w:space="0" w:color="BFC7D1"/>
               <w:left w:val="single" w:sz="4" w:space="0" w:color="BFC7D1"/>
@@ -44531,7 +44531,7 @@
         </w:tc>
         <w:tc>
           <w:tcPr>
-            <w:tcW w:w="3781" w:type="dxa"/>
+            <w:tcW w:w="4038" w:type="dxa"/>
             <w:tcBorders>
               <w:top w:val="single" w:sz="4" w:space="0" w:color="BFC7D1"/>
               <w:left w:val="single" w:sz="4" w:space="0" w:color="BFC7D1"/>
@@ -44568,7 +44568,7 @@
         </w:tc>
         <w:tc>
           <w:tcPr>
-            <w:tcW w:w="4327" w:type="dxa"/>
+            <w:tcW w:w="4070" w:type="dxa"/>
             <w:tcBorders>
               <w:top w:val="single" w:sz="4" w:space="0" w:color="BFC7D1"/>
               <w:left w:val="single" w:sz="4" w:space="0" w:color="BFC7D1"/>
@@ -44645,7 +44645,7 @@
         </w:tc>
         <w:tc>
           <w:tcPr>
-            <w:tcW w:w="3781" w:type="dxa"/>
+            <w:tcW w:w="4038" w:type="dxa"/>
             <w:tcBorders>
               <w:top w:val="single" w:sz="4" w:space="0" w:color="BFC7D1"/>
               <w:left w:val="single" w:sz="4" w:space="0" w:color="BFC7D1"/>
@@ -44682,7 +44682,7 @@
         </w:tc>
         <w:tc>
           <w:tcPr>
-            <w:tcW w:w="4327" w:type="dxa"/>
+            <w:tcW w:w="4070" w:type="dxa"/>
             <w:tcBorders>
               <w:top w:val="single" w:sz="4" w:space="0" w:color="BFC7D1"/>
               <w:left w:val="single" w:sz="4" w:space="0" w:color="BFC7D1"/>
@@ -44759,7 +44759,7 @@
         </w:tc>
         <w:tc>
           <w:tcPr>
-            <w:tcW w:w="3781" w:type="dxa"/>
+            <w:tcW w:w="4038" w:type="dxa"/>
             <w:tcBorders>
               <w:top w:val="single" w:sz="4" w:space="0" w:color="BFC7D1"/>
               <w:left w:val="single" w:sz="4" w:space="0" w:color="BFC7D1"/>
@@ -44796,7 +44796,7 @@
         </w:tc>
         <w:tc>
           <w:tcPr>
-            <w:tcW w:w="4327" w:type="dxa"/>
+            <w:tcW w:w="4070" w:type="dxa"/>
             <w:tcBorders>
               <w:top w:val="single" w:sz="4" w:space="0" w:color="BFC7D1"/>
               <w:left w:val="single" w:sz="4" w:space="0" w:color="BFC7D1"/>
@@ -44873,7 +44873,7 @@
         </w:tc>
         <w:tc>
           <w:tcPr>
-            <w:tcW w:w="3781" w:type="dxa"/>
+            <w:tcW w:w="4038" w:type="dxa"/>
             <w:tcBorders>
               <w:top w:val="single" w:sz="4" w:space="0" w:color="BFC7D1"/>
               <w:left w:val="single" w:sz="4" w:space="0" w:color="BFC7D1"/>
@@ -44910,38 +44910,38 @@
         </w:tc>
         <w:tc>
           <w:tcPr>
-            <w:tcW w:w="4327" w:type="dxa"/>
-            <w:tcBorders>
-              <w:top w:val="single" w:sz="4" w:space="0" w:color="BFC7D1"/>
-              <w:left w:val="single" w:sz="4" w:space="0" w:color="BFC7D1"/>
-              <w:bottom w:val="single" w:sz="4" w:space="0" w:color="BFC7D1"/>
-              <w:right w:val="single" w:sz="4" w:space="0" w:color="BFC7D1"/>
-            </w:tcBorders>
-          </w:tcPr>
-          <w:p>
-            <w:pPr>
-              <w:pStyle w:val="Normal"/>
-              <w:widowControl/>
-              <w:spacing w:lineRule="auto" w:line="240" w:before="0" w:after="20"/>
-              <w:jc w:val="left"/>
-              <w:rPr>
-                <w:rFonts w:ascii="Aptos" w:hAnsi="Aptos" w:eastAsia="ＭＳ 明朝" w:cs="Arial"/>
-                <w:kern w:val="0"/>
-                <w:sz w:val="24"/>
-                <w:szCs w:val="24"/>
-                <w:lang w:val="en-US" w:eastAsia="ja-JP" w:bidi="ar-SA"/>
-              </w:rPr>
-            </w:pPr>
-            <w:r>
-              <w:rPr>
-                <w:rFonts w:eastAsia="Segoe UI" w:cs="Segoe UI" w:ascii="Segoe UI" w:hAnsi="Segoe UI"/>
-                <w:color w:val="101820"/>
-                <w:kern w:val="0"/>
-                <w:sz w:val="18"/>
-                <w:szCs w:val="24"/>
-                <w:lang w:val="en-US" w:eastAsia="ja-JP" w:bidi="ar-SA"/>
-              </w:rPr>
-              <w:t>Keep hosting and additional hosted environments without yearly increase, and align the Rate Card wording</w:t>
+            <w:tcW w:w="4070" w:type="dxa"/>
+            <w:tcBorders>
+              <w:top w:val="single" w:sz="4" w:space="0" w:color="BFC7D1"/>
+              <w:left w:val="single" w:sz="4" w:space="0" w:color="BFC7D1"/>
+              <w:bottom w:val="single" w:sz="4" w:space="0" w:color="BFC7D1"/>
+              <w:right w:val="single" w:sz="4" w:space="0" w:color="BFC7D1"/>
+            </w:tcBorders>
+          </w:tcPr>
+          <w:p>
+            <w:pPr>
+              <w:pStyle w:val="Normal"/>
+              <w:widowControl/>
+              <w:spacing w:lineRule="auto" w:line="240" w:before="0" w:after="20"/>
+              <w:jc w:val="left"/>
+              <w:rPr>
+                <w:rFonts w:ascii="Aptos" w:hAnsi="Aptos" w:eastAsia="ＭＳ 明朝" w:cs="Arial"/>
+                <w:kern w:val="0"/>
+                <w:sz w:val="24"/>
+                <w:szCs w:val="24"/>
+                <w:lang w:val="en-US" w:eastAsia="ja-JP" w:bidi="ar-SA"/>
+              </w:rPr>
+            </w:pPr>
+            <w:r>
+              <w:rPr>
+                <w:rFonts w:eastAsia="Segoe UI" w:cs="Segoe UI" w:ascii="Segoe UI" w:hAnsi="Segoe UI"/>
+                <w:color w:val="101820"/>
+                <w:kern w:val="0"/>
+                <w:sz w:val="18"/>
+                <w:szCs w:val="24"/>
+                <w:lang w:val="en-US" w:eastAsia="ja-JP" w:bidi="ar-SA"/>
+              </w:rPr>
+              <w:t>Done: hosting and additional hosted environments have no yearly increase; the Rate Card wording is aligned</w:t>
             </w:r>
           </w:p>
         </w:tc>
@@ -44987,7 +44987,7 @@
         </w:tc>
         <w:tc>
           <w:tcPr>
-            <w:tcW w:w="3781" w:type="dxa"/>
+            <w:tcW w:w="4038" w:type="dxa"/>
             <w:tcBorders>
               <w:top w:val="single" w:sz="4" w:space="0" w:color="BFC7D1"/>
               <w:left w:val="single" w:sz="4" w:space="0" w:color="BFC7D1"/>
@@ -45024,38 +45024,38 @@
         </w:tc>
         <w:tc>
           <w:tcPr>
-            <w:tcW w:w="4327" w:type="dxa"/>
-            <w:tcBorders>
-              <w:top w:val="single" w:sz="4" w:space="0" w:color="BFC7D1"/>
-              <w:left w:val="single" w:sz="4" w:space="0" w:color="BFC7D1"/>
-              <w:bottom w:val="single" w:sz="4" w:space="0" w:color="BFC7D1"/>
-              <w:right w:val="single" w:sz="4" w:space="0" w:color="BFC7D1"/>
-            </w:tcBorders>
-          </w:tcPr>
-          <w:p>
-            <w:pPr>
-              <w:pStyle w:val="Normal"/>
-              <w:widowControl/>
-              <w:spacing w:lineRule="auto" w:line="240" w:before="0" w:after="20"/>
-              <w:jc w:val="left"/>
-              <w:rPr>
-                <w:rFonts w:ascii="Aptos" w:hAnsi="Aptos" w:eastAsia="ＭＳ 明朝" w:cs="Arial"/>
-                <w:kern w:val="0"/>
-                <w:sz w:val="24"/>
-                <w:szCs w:val="24"/>
-                <w:lang w:val="en-US" w:eastAsia="ja-JP" w:bidi="ar-SA"/>
-              </w:rPr>
-            </w:pPr>
-            <w:r>
-              <w:rPr>
-                <w:rFonts w:eastAsia="Segoe UI" w:cs="Segoe UI" w:ascii="Segoe UI" w:hAnsi="Segoe UI"/>
-                <w:color w:val="101820"/>
-                <w:kern w:val="0"/>
-                <w:sz w:val="18"/>
-                <w:szCs w:val="24"/>
-                <w:lang w:val="en-US" w:eastAsia="ja-JP" w:bidi="ar-SA"/>
-              </w:rPr>
-              <w:t>Align the Commercial Proposal Note to the SOW</w:t>
+            <w:tcW w:w="4070" w:type="dxa"/>
+            <w:tcBorders>
+              <w:top w:val="single" w:sz="4" w:space="0" w:color="BFC7D1"/>
+              <w:left w:val="single" w:sz="4" w:space="0" w:color="BFC7D1"/>
+              <w:bottom w:val="single" w:sz="4" w:space="0" w:color="BFC7D1"/>
+              <w:right w:val="single" w:sz="4" w:space="0" w:color="BFC7D1"/>
+            </w:tcBorders>
+          </w:tcPr>
+          <w:p>
+            <w:pPr>
+              <w:pStyle w:val="Normal"/>
+              <w:widowControl/>
+              <w:spacing w:lineRule="auto" w:line="240" w:before="0" w:after="20"/>
+              <w:jc w:val="left"/>
+              <w:rPr>
+                <w:rFonts w:ascii="Aptos" w:hAnsi="Aptos" w:eastAsia="ＭＳ 明朝" w:cs="Arial"/>
+                <w:kern w:val="0"/>
+                <w:sz w:val="24"/>
+                <w:szCs w:val="24"/>
+                <w:lang w:val="en-US" w:eastAsia="ja-JP" w:bidi="ar-SA"/>
+              </w:rPr>
+            </w:pPr>
+            <w:r>
+              <w:rPr>
+                <w:rFonts w:eastAsia="Segoe UI" w:cs="Segoe UI" w:ascii="Segoe UI" w:hAnsi="Segoe UI"/>
+                <w:color w:val="101820"/>
+                <w:kern w:val="0"/>
+                <w:sz w:val="18"/>
+                <w:szCs w:val="24"/>
+                <w:lang w:val="en-US" w:eastAsia="ja-JP" w:bidi="ar-SA"/>
+              </w:rPr>
+              <w:t>Done: the Commercial Proposal Note now follows the SOW</w:t>
             </w:r>
           </w:p>
         </w:tc>
@@ -45101,7 +45101,7 @@
         </w:tc>
         <w:tc>
           <w:tcPr>
-            <w:tcW w:w="3781" w:type="dxa"/>
+            <w:tcW w:w="4038" w:type="dxa"/>
             <w:tcBorders>
               <w:top w:val="single" w:sz="4" w:space="0" w:color="BFC7D1"/>
               <w:left w:val="single" w:sz="4" w:space="0" w:color="BFC7D1"/>
@@ -45138,38 +45138,38 @@
         </w:tc>
         <w:tc>
           <w:tcPr>
-            <w:tcW w:w="4327" w:type="dxa"/>
-            <w:tcBorders>
-              <w:top w:val="single" w:sz="4" w:space="0" w:color="BFC7D1"/>
-              <w:left w:val="single" w:sz="4" w:space="0" w:color="BFC7D1"/>
-              <w:bottom w:val="single" w:sz="4" w:space="0" w:color="BFC7D1"/>
-              <w:right w:val="single" w:sz="4" w:space="0" w:color="BFC7D1"/>
-            </w:tcBorders>
-          </w:tcPr>
-          <w:p>
-            <w:pPr>
-              <w:pStyle w:val="Normal"/>
-              <w:widowControl/>
-              <w:spacing w:lineRule="auto" w:line="240" w:before="0" w:after="20"/>
-              <w:jc w:val="left"/>
-              <w:rPr>
-                <w:rFonts w:ascii="Aptos" w:hAnsi="Aptos" w:eastAsia="ＭＳ 明朝" w:cs="Arial"/>
-                <w:kern w:val="0"/>
-                <w:sz w:val="24"/>
-                <w:szCs w:val="24"/>
-                <w:lang w:val="en-US" w:eastAsia="ja-JP" w:bidi="ar-SA"/>
-              </w:rPr>
-            </w:pPr>
-            <w:r>
-              <w:rPr>
-                <w:rFonts w:eastAsia="Segoe UI" w:cs="Segoe UI" w:ascii="Segoe UI" w:hAnsi="Segoe UI"/>
-                <w:color w:val="101820"/>
-                <w:kern w:val="0"/>
-                <w:sz w:val="18"/>
-                <w:szCs w:val="24"/>
-                <w:lang w:val="en-US" w:eastAsia="ja-JP" w:bidi="ar-SA"/>
-              </w:rPr>
-              <w:t>Keep the commercial tier for price; let the delivery size follow data volumes at mobilisation, and state this in both documents</w:t>
+            <w:tcW w:w="4070" w:type="dxa"/>
+            <w:tcBorders>
+              <w:top w:val="single" w:sz="4" w:space="0" w:color="BFC7D1"/>
+              <w:left w:val="single" w:sz="4" w:space="0" w:color="BFC7D1"/>
+              <w:bottom w:val="single" w:sz="4" w:space="0" w:color="BFC7D1"/>
+              <w:right w:val="single" w:sz="4" w:space="0" w:color="BFC7D1"/>
+            </w:tcBorders>
+          </w:tcPr>
+          <w:p>
+            <w:pPr>
+              <w:pStyle w:val="Normal"/>
+              <w:widowControl/>
+              <w:spacing w:lineRule="auto" w:line="240" w:before="0" w:after="20"/>
+              <w:jc w:val="left"/>
+              <w:rPr>
+                <w:rFonts w:ascii="Aptos" w:hAnsi="Aptos" w:eastAsia="ＭＳ 明朝" w:cs="Arial"/>
+                <w:kern w:val="0"/>
+                <w:sz w:val="24"/>
+                <w:szCs w:val="24"/>
+                <w:lang w:val="en-US" w:eastAsia="ja-JP" w:bidi="ar-SA"/>
+              </w:rPr>
+            </w:pPr>
+            <w:r>
+              <w:rPr>
+                <w:rFonts w:eastAsia="Segoe UI" w:cs="Segoe UI" w:ascii="Segoe UI" w:hAnsi="Segoe UI"/>
+                <w:color w:val="101820"/>
+                <w:kern w:val="0"/>
+                <w:sz w:val="18"/>
+                <w:szCs w:val="24"/>
+                <w:lang w:val="en-US" w:eastAsia="ja-JP" w:bidi="ar-SA"/>
+              </w:rPr>
+              <w:t>Done: both documents use 26 to 100 users; data volumes can still move a project to the next delivery size at mobilisation</w:t>
             </w:r>
           </w:p>
         </w:tc>
@@ -45215,7 +45215,7 @@
         </w:tc>
         <w:tc>
           <w:tcPr>
-            <w:tcW w:w="3781" w:type="dxa"/>
+            <w:tcW w:w="4038" w:type="dxa"/>
             <w:tcBorders>
               <w:top w:val="single" w:sz="4" w:space="0" w:color="BFC7D1"/>
               <w:left w:val="single" w:sz="4" w:space="0" w:color="BFC7D1"/>
@@ -45252,7 +45252,7 @@
         </w:tc>
         <w:tc>
           <w:tcPr>
-            <w:tcW w:w="4327" w:type="dxa"/>
+            <w:tcW w:w="4070" w:type="dxa"/>
             <w:tcBorders>
               <w:top w:val="single" w:sz="4" w:space="0" w:color="BFC7D1"/>
               <w:left w:val="single" w:sz="4" w:space="0" w:color="BFC7D1"/>
@@ -45329,7 +45329,7 @@
         </w:tc>
         <w:tc>
           <w:tcPr>
-            <w:tcW w:w="3781" w:type="dxa"/>
+            <w:tcW w:w="4038" w:type="dxa"/>
             <w:tcBorders>
               <w:top w:val="single" w:sz="4" w:space="0" w:color="BFC7D1"/>
               <w:left w:val="single" w:sz="4" w:space="0" w:color="BFC7D1"/>
@@ -45366,7 +45366,7 @@
         </w:tc>
         <w:tc>
           <w:tcPr>
-            <w:tcW w:w="4327" w:type="dxa"/>
+            <w:tcW w:w="4070" w:type="dxa"/>
             <w:tcBorders>
               <w:top w:val="single" w:sz="4" w:space="0" w:color="BFC7D1"/>
               <w:left w:val="single" w:sz="4" w:space="0" w:color="BFC7D1"/>
@@ -45443,7 +45443,7 @@
         </w:tc>
         <w:tc>
           <w:tcPr>
-            <w:tcW w:w="3781" w:type="dxa"/>
+            <w:tcW w:w="4038" w:type="dxa"/>
             <w:tcBorders>
               <w:top w:val="single" w:sz="4" w:space="0" w:color="BFC7D1"/>
               <w:left w:val="single" w:sz="4" w:space="0" w:color="BFC7D1"/>
@@ -45480,7 +45480,7 @@
         </w:tc>
         <w:tc>
           <w:tcPr>
-            <w:tcW w:w="4327" w:type="dxa"/>
+            <w:tcW w:w="4070" w:type="dxa"/>
             <w:tcBorders>
               <w:top w:val="single" w:sz="4" w:space="0" w:color="BFC7D1"/>
               <w:left w:val="single" w:sz="4" w:space="0" w:color="BFC7D1"/>
@@ -45557,7 +45557,7 @@
         </w:tc>
         <w:tc>
           <w:tcPr>
-            <w:tcW w:w="3781" w:type="dxa"/>
+            <w:tcW w:w="4038" w:type="dxa"/>
             <w:tcBorders>
               <w:top w:val="single" w:sz="4" w:space="0" w:color="BFC7D1"/>
               <w:left w:val="single" w:sz="4" w:space="0" w:color="BFC7D1"/>
@@ -45594,7 +45594,7 @@
         </w:tc>
         <w:tc>
           <w:tcPr>
-            <w:tcW w:w="4327" w:type="dxa"/>
+            <w:tcW w:w="4070" w:type="dxa"/>
             <w:tcBorders>
               <w:top w:val="single" w:sz="4" w:space="0" w:color="BFC7D1"/>
               <w:left w:val="single" w:sz="4" w:space="0" w:color="BFC7D1"/>
@@ -45663,7 +45663,7 @@
           <w:spacing w:val="0"/>
         </w:rPr>
       </w:pPr>
-      <w:bookmarkStart w:id="72" w:name="__RefHeading___Toc23966_2135982699"/>
+      <w:bookmarkStart w:id="72" w:name="__RefHeading___Toc29175_1649759004"/>
       <w:bookmarkStart w:id="73" w:name="_Toc233203395"/>
       <w:bookmarkEnd w:id="72"/>
       <w:r>

--- a/docs/package/out/iNXT_BrokerVerse_OOTB_Strategy_and_Playbook.docx
+++ b/docs/package/out/iNXT_BrokerVerse_OOTB_Strategy_and_Playbook.docx
@@ -10,7 +10,7 @@
       <w:r>
         <w:rPr/>
         <w:drawing>
-          <wp:anchor behindDoc="1" distT="0" distB="0" distL="0" distR="0" simplePos="0" locked="0" layoutInCell="0" allowOverlap="1" relativeHeight="37">
+          <wp:anchor behindDoc="1" distT="0" distB="0" distL="0" distR="0" simplePos="0" locked="0" layoutInCell="0" allowOverlap="1" relativeHeight="36">
             <wp:simplePos x="0" y="0"/>
             <wp:positionH relativeFrom="margin">
               <wp:posOffset>-914400</wp:posOffset>
@@ -55,7 +55,7 @@
           </wp:anchor>
         </w:drawing>
         <w:drawing>
-          <wp:anchor behindDoc="1" distT="0" distB="0" distL="0" distR="0" simplePos="0" locked="0" layoutInCell="0" allowOverlap="1" relativeHeight="48">
+          <wp:anchor behindDoc="1" distT="0" distB="0" distL="0" distR="0" simplePos="0" locked="0" layoutInCell="0" allowOverlap="1" relativeHeight="47">
             <wp:simplePos x="0" y="0"/>
             <wp:positionH relativeFrom="margin">
               <wp:align>center</wp:align>
@@ -111,7 +111,7 @@
         <mc:AlternateContent>
           <mc:Choice Requires="wps">
             <w:drawing>
-              <wp:anchor behindDoc="0" distT="45720" distB="45720" distL="114300" distR="114300" simplePos="0" locked="0" layoutInCell="0" allowOverlap="1" relativeHeight="38" wp14:anchorId="3D43415C">
+              <wp:anchor behindDoc="0" distT="45720" distB="45720" distL="114300" distR="114300" simplePos="0" locked="0" layoutInCell="0" allowOverlap="1" relativeHeight="37" wp14:anchorId="3D43415C">
                 <wp:simplePos x="0" y="0"/>
                 <wp:positionH relativeFrom="page">
                   <wp:posOffset>194310</wp:posOffset>
@@ -226,7 +226,7 @@
         <mc:AlternateContent>
           <mc:Choice Requires="wps">
             <w:drawing>
-              <wp:anchor behindDoc="0" distT="45720" distB="45720" distL="113030" distR="114935" simplePos="0" locked="0" layoutInCell="0" allowOverlap="1" relativeHeight="40" wp14:anchorId="58C23128">
+              <wp:anchor behindDoc="0" distT="45720" distB="45720" distL="113030" distR="114935" simplePos="0" locked="0" layoutInCell="0" allowOverlap="1" relativeHeight="39" wp14:anchorId="58C23128">
                 <wp:simplePos x="0" y="0"/>
                 <wp:positionH relativeFrom="page">
                   <wp:posOffset>3094990</wp:posOffset>
@@ -341,7 +341,7 @@
         <mc:AlternateContent>
           <mc:Choice Requires="wps">
             <w:drawing>
-              <wp:anchor behindDoc="0" distT="45720" distB="45720" distL="114300" distR="113665" simplePos="0" locked="0" layoutInCell="0" allowOverlap="1" relativeHeight="42" wp14:anchorId="1BF25123">
+              <wp:anchor behindDoc="0" distT="45720" distB="45720" distL="114300" distR="113665" simplePos="0" locked="0" layoutInCell="0" allowOverlap="1" relativeHeight="41" wp14:anchorId="1BF25123">
                 <wp:simplePos x="0" y="0"/>
                 <wp:positionH relativeFrom="page">
                   <wp:posOffset>4992370</wp:posOffset>
@@ -456,7 +456,7 @@
         <mc:AlternateContent>
           <mc:Choice Requires="wps">
             <w:drawing>
-              <wp:anchor behindDoc="0" distT="45720" distB="46355" distL="114300" distR="114300" simplePos="0" locked="0" layoutInCell="0" allowOverlap="1" relativeHeight="44" wp14:anchorId="01DE2BF4">
+              <wp:anchor behindDoc="0" distT="45720" distB="46355" distL="114300" distR="114300" simplePos="0" locked="0" layoutInCell="0" allowOverlap="1" relativeHeight="43" wp14:anchorId="01DE2BF4">
                 <wp:simplePos x="0" y="0"/>
                 <wp:positionH relativeFrom="margin">
                   <wp:align>center</wp:align>
@@ -601,7 +601,7 @@
         <mc:AlternateContent>
           <mc:Choice Requires="wps">
             <w:drawing>
-              <wp:anchor behindDoc="0" distT="45720" distB="50800" distL="114300" distR="114300" simplePos="0" locked="0" layoutInCell="0" allowOverlap="1" relativeHeight="46" wp14:anchorId="204C02CC">
+              <wp:anchor behindDoc="0" distT="45720" distB="50800" distL="114300" distR="114300" simplePos="0" locked="0" layoutInCell="0" allowOverlap="1" relativeHeight="45" wp14:anchorId="204C02CC">
                 <wp:simplePos x="0" y="0"/>
                 <wp:positionH relativeFrom="margin">
                   <wp:align>center</wp:align>
@@ -789,7 +789,7 @@
             </w:rPr>
             <w:fldChar w:fldCharType="separate"/>
           </w:r>
-          <w:hyperlink w:anchor="__RefHeading___Toc29039_1649759004">
+          <w:hyperlink w:anchor="__RefHeading___Toc61584_4195859891">
             <w:r>
               <w:rPr>
                 <w:webHidden/>
@@ -824,7 +824,7 @@
             </w:tabs>
             <w:rPr/>
           </w:pPr>
-          <w:hyperlink w:anchor="__RefHeading___Toc29041_1649759004">
+          <w:hyperlink w:anchor="__RefHeading___Toc61586_4195859891">
             <w:r>
               <w:rPr>
                 <w:webHidden/>
@@ -853,7 +853,7 @@
             </w:tabs>
             <w:rPr/>
           </w:pPr>
-          <w:hyperlink w:anchor="__RefHeading___Toc29043_1649759004">
+          <w:hyperlink w:anchor="__RefHeading___Toc61588_4195859891">
             <w:r>
               <w:rPr>
                 <w:webHidden/>
@@ -875,7 +875,7 @@
             </w:tabs>
             <w:rPr/>
           </w:pPr>
-          <w:hyperlink w:anchor="__RefHeading___Toc29045_1649759004">
+          <w:hyperlink w:anchor="__RefHeading___Toc61590_4195859891">
             <w:r>
               <w:rPr>
                 <w:webHidden/>
@@ -897,7 +897,7 @@
             </w:tabs>
             <w:rPr/>
           </w:pPr>
-          <w:hyperlink w:anchor="__RefHeading___Toc29047_1649759004">
+          <w:hyperlink w:anchor="__RefHeading___Toc61592_4195859891">
             <w:r>
               <w:rPr>
                 <w:webHidden/>
@@ -919,7 +919,7 @@
             </w:tabs>
             <w:rPr/>
           </w:pPr>
-          <w:hyperlink w:anchor="__RefHeading___Toc29049_1649759004">
+          <w:hyperlink w:anchor="__RefHeading___Toc61594_4195859891">
             <w:r>
               <w:rPr>
                 <w:webHidden/>
@@ -941,7 +941,7 @@
             </w:tabs>
             <w:rPr/>
           </w:pPr>
-          <w:hyperlink w:anchor="__RefHeading___Toc29051_1649759004">
+          <w:hyperlink w:anchor="__RefHeading___Toc61596_4195859891">
             <w:r>
               <w:rPr>
                 <w:webHidden/>
@@ -963,7 +963,7 @@
             </w:tabs>
             <w:rPr/>
           </w:pPr>
-          <w:hyperlink w:anchor="__RefHeading___Toc29053_1649759004">
+          <w:hyperlink w:anchor="__RefHeading___Toc61598_4195859891">
             <w:r>
               <w:rPr>
                 <w:webHidden/>
@@ -985,7 +985,7 @@
             </w:tabs>
             <w:rPr/>
           </w:pPr>
-          <w:hyperlink w:anchor="__RefHeading___Toc29055_1649759004">
+          <w:hyperlink w:anchor="__RefHeading___Toc61600_4195859891">
             <w:r>
               <w:rPr>
                 <w:webHidden/>
@@ -1007,7 +1007,7 @@
             </w:tabs>
             <w:rPr/>
           </w:pPr>
-          <w:hyperlink w:anchor="__RefHeading___Toc29057_1649759004">
+          <w:hyperlink w:anchor="__RefHeading___Toc61602_4195859891">
             <w:r>
               <w:rPr>
                 <w:webHidden/>
@@ -1029,7 +1029,7 @@
             </w:tabs>
             <w:rPr/>
           </w:pPr>
-          <w:hyperlink w:anchor="__RefHeading___Toc29059_1649759004">
+          <w:hyperlink w:anchor="__RefHeading___Toc61604_4195859891">
             <w:r>
               <w:rPr>
                 <w:webHidden/>
@@ -1051,7 +1051,7 @@
             </w:tabs>
             <w:rPr/>
           </w:pPr>
-          <w:hyperlink w:anchor="__RefHeading___Toc29061_1649759004">
+          <w:hyperlink w:anchor="__RefHeading___Toc61606_4195859891">
             <w:r>
               <w:rPr>
                 <w:webHidden/>
@@ -1073,7 +1073,7 @@
             </w:tabs>
             <w:rPr/>
           </w:pPr>
-          <w:hyperlink w:anchor="__RefHeading___Toc29063_1649759004">
+          <w:hyperlink w:anchor="__RefHeading___Toc61608_4195859891">
             <w:r>
               <w:rPr>
                 <w:webHidden/>
@@ -1095,7 +1095,7 @@
             </w:tabs>
             <w:rPr/>
           </w:pPr>
-          <w:hyperlink w:anchor="__RefHeading___Toc29065_1649759004">
+          <w:hyperlink w:anchor="__RefHeading___Toc61610_4195859891">
             <w:r>
               <w:rPr>
                 <w:webHidden/>
@@ -1117,7 +1117,7 @@
             </w:tabs>
             <w:rPr/>
           </w:pPr>
-          <w:hyperlink w:anchor="__RefHeading___Toc29067_1649759004">
+          <w:hyperlink w:anchor="__RefHeading___Toc61612_4195859891">
             <w:r>
               <w:rPr>
                 <w:webHidden/>
@@ -1139,7 +1139,7 @@
             </w:tabs>
             <w:rPr/>
           </w:pPr>
-          <w:hyperlink w:anchor="__RefHeading___Toc29069_1649759004">
+          <w:hyperlink w:anchor="__RefHeading___Toc61614_4195859891">
             <w:r>
               <w:rPr>
                 <w:webHidden/>
@@ -1161,7 +1161,7 @@
             </w:tabs>
             <w:rPr/>
           </w:pPr>
-          <w:hyperlink w:anchor="__RefHeading___Toc29071_1649759004">
+          <w:hyperlink w:anchor="__RefHeading___Toc61616_4195859891">
             <w:r>
               <w:rPr>
                 <w:webHidden/>
@@ -1183,7 +1183,7 @@
             </w:tabs>
             <w:rPr/>
           </w:pPr>
-          <w:hyperlink w:anchor="__RefHeading___Toc29073_1649759004">
+          <w:hyperlink w:anchor="__RefHeading___Toc61618_4195859891">
             <w:r>
               <w:rPr>
                 <w:webHidden/>
@@ -1205,7 +1205,7 @@
             </w:tabs>
             <w:rPr/>
           </w:pPr>
-          <w:hyperlink w:anchor="__RefHeading___Toc29075_1649759004">
+          <w:hyperlink w:anchor="__RefHeading___Toc61620_4195859891">
             <w:r>
               <w:rPr>
                 <w:webHidden/>
@@ -1227,7 +1227,7 @@
             </w:tabs>
             <w:rPr/>
           </w:pPr>
-          <w:hyperlink w:anchor="__RefHeading___Toc29077_1649759004">
+          <w:hyperlink w:anchor="__RefHeading___Toc61622_4195859891">
             <w:r>
               <w:rPr>
                 <w:webHidden/>
@@ -1249,7 +1249,7 @@
             </w:tabs>
             <w:rPr/>
           </w:pPr>
-          <w:hyperlink w:anchor="__RefHeading___Toc29079_1649759004">
+          <w:hyperlink w:anchor="__RefHeading___Toc61624_4195859891">
             <w:r>
               <w:rPr>
                 <w:webHidden/>
@@ -1271,7 +1271,7 @@
             </w:tabs>
             <w:rPr/>
           </w:pPr>
-          <w:hyperlink w:anchor="__RefHeading___Toc29081_1649759004">
+          <w:hyperlink w:anchor="__RefHeading___Toc61626_4195859891">
             <w:r>
               <w:rPr>
                 <w:webHidden/>
@@ -1293,7 +1293,7 @@
             </w:tabs>
             <w:rPr/>
           </w:pPr>
-          <w:hyperlink w:anchor="__RefHeading___Toc29083_1649759004">
+          <w:hyperlink w:anchor="__RefHeading___Toc61628_4195859891">
             <w:r>
               <w:rPr>
                 <w:webHidden/>
@@ -1315,7 +1315,7 @@
             </w:tabs>
             <w:rPr/>
           </w:pPr>
-          <w:hyperlink w:anchor="__RefHeading___Toc29085_1649759004">
+          <w:hyperlink w:anchor="__RefHeading___Toc61630_4195859891">
             <w:r>
               <w:rPr>
                 <w:webHidden/>
@@ -1337,7 +1337,7 @@
             </w:tabs>
             <w:rPr/>
           </w:pPr>
-          <w:hyperlink w:anchor="__RefHeading___Toc29087_1649759004">
+          <w:hyperlink w:anchor="__RefHeading___Toc61632_4195859891">
             <w:r>
               <w:rPr>
                 <w:webHidden/>
@@ -1359,7 +1359,7 @@
             </w:tabs>
             <w:rPr/>
           </w:pPr>
-          <w:hyperlink w:anchor="__RefHeading___Toc29089_1649759004">
+          <w:hyperlink w:anchor="__RefHeading___Toc61634_4195859891">
             <w:r>
               <w:rPr>
                 <w:webHidden/>
@@ -1381,7 +1381,7 @@
             </w:tabs>
             <w:rPr/>
           </w:pPr>
-          <w:hyperlink w:anchor="__RefHeading___Toc29091_1649759004">
+          <w:hyperlink w:anchor="__RefHeading___Toc61636_4195859891">
             <w:r>
               <w:rPr>
                 <w:webHidden/>
@@ -1403,7 +1403,7 @@
             </w:tabs>
             <w:rPr/>
           </w:pPr>
-          <w:hyperlink w:anchor="__RefHeading___Toc29093_1649759004">
+          <w:hyperlink w:anchor="__RefHeading___Toc61638_4195859891">
             <w:r>
               <w:rPr>
                 <w:webHidden/>
@@ -1425,7 +1425,7 @@
             </w:tabs>
             <w:rPr/>
           </w:pPr>
-          <w:hyperlink w:anchor="__RefHeading___Toc29095_1649759004">
+          <w:hyperlink w:anchor="__RefHeading___Toc61640_4195859891">
             <w:r>
               <w:rPr>
                 <w:webHidden/>
@@ -1447,7 +1447,7 @@
             </w:tabs>
             <w:rPr/>
           </w:pPr>
-          <w:hyperlink w:anchor="__RefHeading___Toc29097_1649759004">
+          <w:hyperlink w:anchor="__RefHeading___Toc61642_4195859891">
             <w:r>
               <w:rPr>
                 <w:webHidden/>
@@ -1469,7 +1469,7 @@
             </w:tabs>
             <w:rPr/>
           </w:pPr>
-          <w:hyperlink w:anchor="__RefHeading___Toc29099_1649759004">
+          <w:hyperlink w:anchor="__RefHeading___Toc61644_4195859891">
             <w:r>
               <w:rPr>
                 <w:webHidden/>
@@ -1491,7 +1491,7 @@
             </w:tabs>
             <w:rPr/>
           </w:pPr>
-          <w:hyperlink w:anchor="__RefHeading___Toc29101_1649759004">
+          <w:hyperlink w:anchor="__RefHeading___Toc61646_4195859891">
             <w:r>
               <w:rPr>
                 <w:webHidden/>
@@ -1513,7 +1513,7 @@
             </w:tabs>
             <w:rPr/>
           </w:pPr>
-          <w:hyperlink w:anchor="__RefHeading___Toc29103_1649759004">
+          <w:hyperlink w:anchor="__RefHeading___Toc61648_4195859891">
             <w:r>
               <w:rPr>
                 <w:webHidden/>
@@ -1535,7 +1535,7 @@
             </w:tabs>
             <w:rPr/>
           </w:pPr>
-          <w:hyperlink w:anchor="__RefHeading___Toc29105_1649759004">
+          <w:hyperlink w:anchor="__RefHeading___Toc61650_4195859891">
             <w:r>
               <w:rPr>
                 <w:webHidden/>
@@ -1557,7 +1557,7 @@
             </w:tabs>
             <w:rPr/>
           </w:pPr>
-          <w:hyperlink w:anchor="__RefHeading___Toc29107_1649759004">
+          <w:hyperlink w:anchor="__RefHeading___Toc61652_4195859891">
             <w:r>
               <w:rPr>
                 <w:webHidden/>
@@ -1579,7 +1579,7 @@
             </w:tabs>
             <w:rPr/>
           </w:pPr>
-          <w:hyperlink w:anchor="__RefHeading___Toc29109_1649759004">
+          <w:hyperlink w:anchor="__RefHeading___Toc61654_4195859891">
             <w:r>
               <w:rPr>
                 <w:webHidden/>
@@ -1601,7 +1601,7 @@
             </w:tabs>
             <w:rPr/>
           </w:pPr>
-          <w:hyperlink w:anchor="__RefHeading___Toc29111_1649759004">
+          <w:hyperlink w:anchor="__RefHeading___Toc61656_4195859891">
             <w:r>
               <w:rPr>
                 <w:webHidden/>
@@ -1623,7 +1623,7 @@
             </w:tabs>
             <w:rPr/>
           </w:pPr>
-          <w:hyperlink w:anchor="__RefHeading___Toc29113_1649759004">
+          <w:hyperlink w:anchor="__RefHeading___Toc61658_4195859891">
             <w:r>
               <w:rPr>
                 <w:webHidden/>
@@ -1645,7 +1645,7 @@
             </w:tabs>
             <w:rPr/>
           </w:pPr>
-          <w:hyperlink w:anchor="__RefHeading___Toc29115_1649759004">
+          <w:hyperlink w:anchor="__RefHeading___Toc61660_4195859891">
             <w:r>
               <w:rPr>
                 <w:webHidden/>
@@ -1667,7 +1667,7 @@
             </w:tabs>
             <w:rPr/>
           </w:pPr>
-          <w:hyperlink w:anchor="__RefHeading___Toc29117_1649759004">
+          <w:hyperlink w:anchor="__RefHeading___Toc61662_4195859891">
             <w:r>
               <w:rPr>
                 <w:webHidden/>
@@ -1689,7 +1689,7 @@
             </w:tabs>
             <w:rPr/>
           </w:pPr>
-          <w:hyperlink w:anchor="__RefHeading___Toc29119_1649759004">
+          <w:hyperlink w:anchor="__RefHeading___Toc61664_4195859891">
             <w:r>
               <w:rPr>
                 <w:webHidden/>
@@ -1711,7 +1711,7 @@
             </w:tabs>
             <w:rPr/>
           </w:pPr>
-          <w:hyperlink w:anchor="__RefHeading___Toc29121_1649759004">
+          <w:hyperlink w:anchor="__RefHeading___Toc61666_4195859891">
             <w:r>
               <w:rPr>
                 <w:webHidden/>
@@ -1733,7 +1733,7 @@
             </w:tabs>
             <w:rPr/>
           </w:pPr>
-          <w:hyperlink w:anchor="__RefHeading___Toc29123_1649759004">
+          <w:hyperlink w:anchor="__RefHeading___Toc61668_4195859891">
             <w:r>
               <w:rPr>
                 <w:webHidden/>
@@ -1755,7 +1755,7 @@
             </w:tabs>
             <w:rPr/>
           </w:pPr>
-          <w:hyperlink w:anchor="__RefHeading___Toc29125_1649759004">
+          <w:hyperlink w:anchor="__RefHeading___Toc61670_4195859891">
             <w:r>
               <w:rPr>
                 <w:webHidden/>
@@ -1777,7 +1777,7 @@
             </w:tabs>
             <w:rPr/>
           </w:pPr>
-          <w:hyperlink w:anchor="__RefHeading___Toc29127_1649759004">
+          <w:hyperlink w:anchor="__RefHeading___Toc61672_4195859891">
             <w:r>
               <w:rPr>
                 <w:webHidden/>
@@ -1799,7 +1799,7 @@
             </w:tabs>
             <w:rPr/>
           </w:pPr>
-          <w:hyperlink w:anchor="__RefHeading___Toc29129_1649759004">
+          <w:hyperlink w:anchor="__RefHeading___Toc61674_4195859891">
             <w:r>
               <w:rPr>
                 <w:webHidden/>
@@ -1821,7 +1821,7 @@
             </w:tabs>
             <w:rPr/>
           </w:pPr>
-          <w:hyperlink w:anchor="__RefHeading___Toc29131_1649759004">
+          <w:hyperlink w:anchor="__RefHeading___Toc61676_4195859891">
             <w:r>
               <w:rPr>
                 <w:webHidden/>
@@ -1843,7 +1843,7 @@
             </w:tabs>
             <w:rPr/>
           </w:pPr>
-          <w:hyperlink w:anchor="__RefHeading___Toc29133_1649759004">
+          <w:hyperlink w:anchor="__RefHeading___Toc61678_4195859891">
             <w:r>
               <w:rPr>
                 <w:webHidden/>
@@ -1865,7 +1865,7 @@
             </w:tabs>
             <w:rPr/>
           </w:pPr>
-          <w:hyperlink w:anchor="__RefHeading___Toc29135_1649759004">
+          <w:hyperlink w:anchor="__RefHeading___Toc61680_4195859891">
             <w:r>
               <w:rPr>
                 <w:webHidden/>
@@ -1887,7 +1887,7 @@
             </w:tabs>
             <w:rPr/>
           </w:pPr>
-          <w:hyperlink w:anchor="__RefHeading___Toc29137_1649759004">
+          <w:hyperlink w:anchor="__RefHeading___Toc61682_4195859891">
             <w:r>
               <w:rPr>
                 <w:webHidden/>
@@ -1909,7 +1909,7 @@
             </w:tabs>
             <w:rPr/>
           </w:pPr>
-          <w:hyperlink w:anchor="__RefHeading___Toc29139_1649759004">
+          <w:hyperlink w:anchor="__RefHeading___Toc61684_4195859891">
             <w:r>
               <w:rPr>
                 <w:webHidden/>
@@ -1931,7 +1931,7 @@
             </w:tabs>
             <w:rPr/>
           </w:pPr>
-          <w:hyperlink w:anchor="__RefHeading___Toc29141_1649759004">
+          <w:hyperlink w:anchor="__RefHeading___Toc61686_4195859891">
             <w:r>
               <w:rPr>
                 <w:webHidden/>
@@ -1953,7 +1953,7 @@
             </w:tabs>
             <w:rPr/>
           </w:pPr>
-          <w:hyperlink w:anchor="__RefHeading___Toc29143_1649759004">
+          <w:hyperlink w:anchor="__RefHeading___Toc61688_4195859891">
             <w:r>
               <w:rPr>
                 <w:webHidden/>
@@ -1975,7 +1975,7 @@
             </w:tabs>
             <w:rPr/>
           </w:pPr>
-          <w:hyperlink w:anchor="__RefHeading___Toc29145_1649759004">
+          <w:hyperlink w:anchor="__RefHeading___Toc61690_4195859891">
             <w:r>
               <w:rPr>
                 <w:webHidden/>
@@ -1997,7 +1997,7 @@
             </w:tabs>
             <w:rPr/>
           </w:pPr>
-          <w:hyperlink w:anchor="__RefHeading___Toc29147_1649759004">
+          <w:hyperlink w:anchor="__RefHeading___Toc61692_4195859891">
             <w:r>
               <w:rPr>
                 <w:webHidden/>
@@ -2019,7 +2019,7 @@
             </w:tabs>
             <w:rPr/>
           </w:pPr>
-          <w:hyperlink w:anchor="__RefHeading___Toc29149_1649759004">
+          <w:hyperlink w:anchor="__RefHeading___Toc61694_4195859891">
             <w:r>
               <w:rPr>
                 <w:webHidden/>
@@ -2041,7 +2041,7 @@
             </w:tabs>
             <w:rPr/>
           </w:pPr>
-          <w:hyperlink w:anchor="__RefHeading___Toc29151_1649759004">
+          <w:hyperlink w:anchor="__RefHeading___Toc61696_4195859891">
             <w:r>
               <w:rPr>
                 <w:webHidden/>
@@ -2063,7 +2063,7 @@
             </w:tabs>
             <w:rPr/>
           </w:pPr>
-          <w:hyperlink w:anchor="__RefHeading___Toc29153_1649759004">
+          <w:hyperlink w:anchor="__RefHeading___Toc61698_4195859891">
             <w:r>
               <w:rPr>
                 <w:webHidden/>
@@ -2085,7 +2085,7 @@
             </w:tabs>
             <w:rPr/>
           </w:pPr>
-          <w:hyperlink w:anchor="__RefHeading___Toc29155_1649759004">
+          <w:hyperlink w:anchor="__RefHeading___Toc61700_4195859891">
             <w:r>
               <w:rPr>
                 <w:webHidden/>
@@ -2107,7 +2107,7 @@
             </w:tabs>
             <w:rPr/>
           </w:pPr>
-          <w:hyperlink w:anchor="__RefHeading___Toc29157_1649759004">
+          <w:hyperlink w:anchor="__RefHeading___Toc61702_4195859891">
             <w:r>
               <w:rPr>
                 <w:webHidden/>
@@ -2129,7 +2129,7 @@
             </w:tabs>
             <w:rPr/>
           </w:pPr>
-          <w:hyperlink w:anchor="__RefHeading___Toc29159_1649759004">
+          <w:hyperlink w:anchor="__RefHeading___Toc61704_4195859891">
             <w:r>
               <w:rPr>
                 <w:webHidden/>
@@ -2151,7 +2151,7 @@
             </w:tabs>
             <w:rPr/>
           </w:pPr>
-          <w:hyperlink w:anchor="__RefHeading___Toc29161_1649759004">
+          <w:hyperlink w:anchor="__RefHeading___Toc61706_4195859891">
             <w:r>
               <w:rPr>
                 <w:webHidden/>
@@ -2173,7 +2173,7 @@
             </w:tabs>
             <w:rPr/>
           </w:pPr>
-          <w:hyperlink w:anchor="__RefHeading___Toc29163_1649759004">
+          <w:hyperlink w:anchor="__RefHeading___Toc61708_4195859891">
             <w:r>
               <w:rPr>
                 <w:webHidden/>
@@ -2195,7 +2195,7 @@
             </w:tabs>
             <w:rPr/>
           </w:pPr>
-          <w:hyperlink w:anchor="__RefHeading___Toc29165_1649759004">
+          <w:hyperlink w:anchor="__RefHeading___Toc61710_4195859891">
             <w:r>
               <w:rPr>
                 <w:webHidden/>
@@ -2217,7 +2217,7 @@
             </w:tabs>
             <w:rPr/>
           </w:pPr>
-          <w:hyperlink w:anchor="__RefHeading___Toc29167_1649759004">
+          <w:hyperlink w:anchor="__RefHeading___Toc61712_4195859891">
             <w:r>
               <w:rPr>
                 <w:webHidden/>
@@ -2239,7 +2239,7 @@
             </w:tabs>
             <w:rPr/>
           </w:pPr>
-          <w:hyperlink w:anchor="__RefHeading___Toc29169_1649759004">
+          <w:hyperlink w:anchor="__RefHeading___Toc61714_4195859891">
             <w:r>
               <w:rPr>
                 <w:webHidden/>
@@ -2261,7 +2261,7 @@
             </w:tabs>
             <w:rPr/>
           </w:pPr>
-          <w:hyperlink w:anchor="__RefHeading___Toc29171_1649759004">
+          <w:hyperlink w:anchor="__RefHeading___Toc61716_4195859891">
             <w:r>
               <w:rPr>
                 <w:webHidden/>
@@ -2283,7 +2283,7 @@
             </w:tabs>
             <w:rPr/>
           </w:pPr>
-          <w:hyperlink w:anchor="__RefHeading___Toc29173_1649759004">
+          <w:hyperlink w:anchor="__RefHeading___Toc61718_4195859891">
             <w:r>
               <w:rPr>
                 <w:webHidden/>
@@ -2305,7 +2305,7 @@
             </w:tabs>
             <w:rPr/>
           </w:pPr>
-          <w:hyperlink w:anchor="__RefHeading___Toc29175_1649759004">
+          <w:hyperlink w:anchor="__RefHeading___Toc61720_4195859891">
             <w:r>
               <w:rPr>
                 <w:webHidden/>
@@ -2353,7 +2353,7 @@
       <w:r>
         <w:br w:type="page"/>
       </w:r>
-      <w:bookmarkStart w:id="0" w:name="__RefHeading___Toc29039_1649759004"/>
+      <w:bookmarkStart w:id="0" w:name="__RefHeading___Toc61584_4195859891"/>
       <w:bookmarkStart w:id="1" w:name="_Toc48319687"/>
       <w:bookmarkStart w:id="2" w:name="_Toc11824118"/>
       <w:bookmarkEnd w:id="0"/>
@@ -2998,7 +2998,7 @@
           <w:spacing w:val="0"/>
         </w:rPr>
       </w:pPr>
-      <w:bookmarkStart w:id="4" w:name="__RefHeading___Toc29041_1649759004"/>
+      <w:bookmarkStart w:id="4" w:name="__RefHeading___Toc61586_4195859891"/>
       <w:bookmarkStart w:id="5" w:name="_Toc233203388"/>
       <w:bookmarkEnd w:id="4"/>
       <w:r>
@@ -6120,7 +6120,7 @@
         <w:pageBreakBefore w:val="false"/>
         <w:rPr/>
       </w:pPr>
-      <w:bookmarkStart w:id="6" w:name="__RefHeading___Toc29043_1649759004"/>
+      <w:bookmarkStart w:id="6" w:name="__RefHeading___Toc61588_4195859891"/>
       <w:bookmarkEnd w:id="6"/>
       <w:r>
         <w:rPr>
@@ -6137,7 +6137,7 @@
         <w:pStyle w:val="Heading2"/>
         <w:rPr/>
       </w:pPr>
-      <w:bookmarkStart w:id="7" w:name="__RefHeading___Toc29045_1649759004"/>
+      <w:bookmarkStart w:id="7" w:name="__RefHeading___Toc61590_4195859891"/>
       <w:bookmarkEnd w:id="7"/>
       <w:r>
         <w:rPr>
@@ -6699,7 +6699,7 @@
         <w:pStyle w:val="Heading2"/>
         <w:rPr/>
       </w:pPr>
-      <w:bookmarkStart w:id="8" w:name="__RefHeading___Toc29047_1649759004"/>
+      <w:bookmarkStart w:id="8" w:name="__RefHeading___Toc61592_4195859891"/>
       <w:bookmarkEnd w:id="8"/>
       <w:r>
         <w:rPr>
@@ -6800,7 +6800,7 @@
         <w:pStyle w:val="Heading1"/>
         <w:rPr/>
       </w:pPr>
-      <w:bookmarkStart w:id="9" w:name="__RefHeading___Toc29049_1649759004"/>
+      <w:bookmarkStart w:id="9" w:name="__RefHeading___Toc61594_4195859891"/>
       <w:bookmarkEnd w:id="9"/>
       <w:r>
         <w:rPr>
@@ -6817,7 +6817,7 @@
         <w:pStyle w:val="Heading2"/>
         <w:rPr/>
       </w:pPr>
-      <w:bookmarkStart w:id="10" w:name="__RefHeading___Toc29051_1649759004"/>
+      <w:bookmarkStart w:id="10" w:name="__RefHeading___Toc61596_4195859891"/>
       <w:bookmarkEnd w:id="10"/>
       <w:r>
         <w:rPr>
@@ -7004,7 +7004,7 @@
         <w:pStyle w:val="Heading2"/>
         <w:rPr/>
       </w:pPr>
-      <w:bookmarkStart w:id="11" w:name="__RefHeading___Toc29053_1649759004"/>
+      <w:bookmarkStart w:id="11" w:name="__RefHeading___Toc61598_4195859891"/>
       <w:bookmarkEnd w:id="11"/>
       <w:r>
         <w:rPr>
@@ -7113,7 +7113,7 @@
                 <w:szCs w:val="24"/>
                 <w:lang w:val="en-US" w:eastAsia="ja-JP" w:bidi="ar-SA"/>
               </w:rPr>
-              <w:t>iNXT BrokerVerse OOTB (tested release)</w:t>
+              <w:t>iNXT BrokerVerse OOTB release 1.0</w:t>
             </w:r>
           </w:p>
         </w:tc>
@@ -7498,7 +7498,7 @@
                 <w:szCs w:val="24"/>
                 <w:lang w:val="en-US" w:eastAsia="ja-JP" w:bidi="ar-SA"/>
               </w:rPr>
-              <w:t>854 registered API routes</w:t>
+              <w:t>868 registered API routes</w:t>
             </w:r>
           </w:p>
         </w:tc>
@@ -7575,7 +7575,7 @@
                 <w:szCs w:val="24"/>
                 <w:lang w:val="en-US" w:eastAsia="ja-JP" w:bidi="ar-SA"/>
               </w:rPr>
-              <w:t>16 jobs in Asia/Manila time</w:t>
+              <w:t>18 jobs in Asia/Manila time</w:t>
             </w:r>
           </w:p>
         </w:tc>
@@ -7652,7 +7652,7 @@
                 <w:szCs w:val="24"/>
                 <w:lang w:val="en-US" w:eastAsia="ja-JP" w:bidi="ar-SA"/>
               </w:rPr>
-              <w:t>52 document number series</w:t>
+              <w:t>61 document number series</w:t>
             </w:r>
           </w:p>
         </w:tc>
@@ -7904,7 +7904,7 @@
         <w:pStyle w:val="Heading2"/>
         <w:rPr/>
       </w:pPr>
-      <w:bookmarkStart w:id="12" w:name="__RefHeading___Toc29055_1649759004"/>
+      <w:bookmarkStart w:id="12" w:name="__RefHeading___Toc61600_4195859891"/>
       <w:bookmarkEnd w:id="12"/>
       <w:r>
         <w:rPr>
@@ -9020,7 +9020,7 @@
         <w:pStyle w:val="Heading2"/>
         <w:rPr/>
       </w:pPr>
-      <w:bookmarkStart w:id="13" w:name="__RefHeading___Toc29057_1649759004"/>
+      <w:bookmarkStart w:id="13" w:name="__RefHeading___Toc61602_4195859891"/>
       <w:bookmarkEnd w:id="13"/>
       <w:r>
         <w:rPr>
@@ -9131,7 +9131,7 @@
         <w:pStyle w:val="Heading1"/>
         <w:rPr/>
       </w:pPr>
-      <w:bookmarkStart w:id="14" w:name="__RefHeading___Toc29059_1649759004"/>
+      <w:bookmarkStart w:id="14" w:name="__RefHeading___Toc61604_4195859891"/>
       <w:bookmarkEnd w:id="14"/>
       <w:r>
         <w:rPr>
@@ -9148,7 +9148,7 @@
         <w:pStyle w:val="Heading2"/>
         <w:rPr/>
       </w:pPr>
-      <w:bookmarkStart w:id="15" w:name="__RefHeading___Toc29061_1649759004"/>
+      <w:bookmarkStart w:id="15" w:name="__RefHeading___Toc61606_4195859891"/>
       <w:bookmarkEnd w:id="15"/>
       <w:r>
         <w:rPr>
@@ -9195,7 +9195,7 @@
         <w:pStyle w:val="Heading2"/>
         <w:rPr/>
       </w:pPr>
-      <w:bookmarkStart w:id="16" w:name="__RefHeading___Toc29063_1649759004"/>
+      <w:bookmarkStart w:id="16" w:name="__RefHeading___Toc61608_4195859891"/>
       <w:bookmarkEnd w:id="16"/>
       <w:r>
         <w:rPr>
@@ -10221,7 +10221,7 @@
         <w:pStyle w:val="Heading2"/>
         <w:rPr/>
       </w:pPr>
-      <w:bookmarkStart w:id="17" w:name="__RefHeading___Toc29065_1649759004"/>
+      <w:bookmarkStart w:id="17" w:name="__RefHeading___Toc61610_4195859891"/>
       <w:bookmarkEnd w:id="17"/>
       <w:r>
         <w:rPr>
@@ -10751,7 +10751,7 @@
         <w:pStyle w:val="Heading2"/>
         <w:rPr/>
       </w:pPr>
-      <w:bookmarkStart w:id="18" w:name="__RefHeading___Toc29067_1649759004"/>
+      <w:bookmarkStart w:id="18" w:name="__RefHeading___Toc61612_4195859891"/>
       <w:bookmarkEnd w:id="18"/>
       <w:r>
         <w:rPr>
@@ -10878,7 +10878,7 @@
         <w:pStyle w:val="Heading2"/>
         <w:rPr/>
       </w:pPr>
-      <w:bookmarkStart w:id="19" w:name="__RefHeading___Toc29069_1649759004"/>
+      <w:bookmarkStart w:id="19" w:name="__RefHeading___Toc61614_4195859891"/>
       <w:bookmarkEnd w:id="19"/>
       <w:r>
         <w:rPr>
@@ -10913,7 +10913,7 @@
         <w:pStyle w:val="Heading1"/>
         <w:rPr/>
       </w:pPr>
-      <w:bookmarkStart w:id="20" w:name="__RefHeading___Toc29071_1649759004"/>
+      <w:bookmarkStart w:id="20" w:name="__RefHeading___Toc61616_4195859891"/>
       <w:bookmarkEnd w:id="20"/>
       <w:r>
         <w:rPr>
@@ -10930,7 +10930,7 @@
         <w:pStyle w:val="Heading2"/>
         <w:rPr/>
       </w:pPr>
-      <w:bookmarkStart w:id="21" w:name="__RefHeading___Toc29073_1649759004"/>
+      <w:bookmarkStart w:id="21" w:name="__RefHeading___Toc61618_4195859891"/>
       <w:bookmarkEnd w:id="21"/>
       <w:r>
         <w:rPr>
@@ -10962,7 +10962,7 @@
         <w:pStyle w:val="Heading2"/>
         <w:rPr/>
       </w:pPr>
-      <w:bookmarkStart w:id="22" w:name="__RefHeading___Toc29075_1649759004"/>
+      <w:bookmarkStart w:id="22" w:name="__RefHeading___Toc61620_4195859891"/>
       <w:bookmarkEnd w:id="22"/>
       <w:r>
         <w:rPr>
@@ -11945,7 +11945,7 @@
         <w:pStyle w:val="Heading2"/>
         <w:rPr/>
       </w:pPr>
-      <w:bookmarkStart w:id="23" w:name="__RefHeading___Toc29077_1649759004"/>
+      <w:bookmarkStart w:id="23" w:name="__RefHeading___Toc61622_4195859891"/>
       <w:bookmarkEnd w:id="23"/>
       <w:r>
         <w:rPr>
@@ -13150,7 +13150,7 @@
         <w:pStyle w:val="Heading2"/>
         <w:rPr/>
       </w:pPr>
-      <w:bookmarkStart w:id="24" w:name="__RefHeading___Toc29079_1649759004"/>
+      <w:bookmarkStart w:id="24" w:name="__RefHeading___Toc61624_4195859891"/>
       <w:bookmarkEnd w:id="24"/>
       <w:r>
         <w:rPr>
@@ -14355,7 +14355,7 @@
         <w:pStyle w:val="Heading2"/>
         <w:rPr/>
       </w:pPr>
-      <w:bookmarkStart w:id="25" w:name="__RefHeading___Toc29081_1649759004"/>
+      <w:bookmarkStart w:id="25" w:name="__RefHeading___Toc61626_4195859891"/>
       <w:bookmarkEnd w:id="25"/>
       <w:r>
         <w:rPr>
@@ -15560,7 +15560,7 @@
         <w:pStyle w:val="Heading2"/>
         <w:rPr/>
       </w:pPr>
-      <w:bookmarkStart w:id="26" w:name="__RefHeading___Toc29083_1649759004"/>
+      <w:bookmarkStart w:id="26" w:name="__RefHeading___Toc61628_4195859891"/>
       <w:bookmarkEnd w:id="26"/>
       <w:r>
         <w:rPr>
@@ -15595,7 +15595,7 @@
         <w:pStyle w:val="Heading1"/>
         <w:rPr/>
       </w:pPr>
-      <w:bookmarkStart w:id="27" w:name="__RefHeading___Toc29085_1649759004"/>
+      <w:bookmarkStart w:id="27" w:name="__RefHeading___Toc61630_4195859891"/>
       <w:bookmarkEnd w:id="27"/>
       <w:r>
         <w:rPr>
@@ -15612,7 +15612,7 @@
         <w:pStyle w:val="Heading2"/>
         <w:rPr/>
       </w:pPr>
-      <w:bookmarkStart w:id="28" w:name="__RefHeading___Toc29087_1649759004"/>
+      <w:bookmarkStart w:id="28" w:name="__RefHeading___Toc61632_4195859891"/>
       <w:bookmarkEnd w:id="28"/>
       <w:r>
         <w:rPr>
@@ -17757,7 +17757,7 @@
         <w:pStyle w:val="Heading2"/>
         <w:rPr/>
       </w:pPr>
-      <w:bookmarkStart w:id="29" w:name="__RefHeading___Toc29089_1649759004"/>
+      <w:bookmarkStart w:id="29" w:name="__RefHeading___Toc61634_4195859891"/>
       <w:bookmarkEnd w:id="29"/>
       <w:r>
         <w:rPr>
@@ -17888,7 +17888,7 @@
         <w:pStyle w:val="Heading2"/>
         <w:rPr/>
       </w:pPr>
-      <w:bookmarkStart w:id="30" w:name="__RefHeading___Toc29091_1649759004"/>
+      <w:bookmarkStart w:id="30" w:name="__RefHeading___Toc61636_4195859891"/>
       <w:bookmarkEnd w:id="30"/>
       <w:r>
         <w:rPr>
@@ -18853,7 +18853,7 @@
         <w:pStyle w:val="Heading2"/>
         <w:rPr/>
       </w:pPr>
-      <w:bookmarkStart w:id="31" w:name="__RefHeading___Toc29093_1649759004"/>
+      <w:bookmarkStart w:id="31" w:name="__RefHeading___Toc61638_4195859891"/>
       <w:bookmarkEnd w:id="31"/>
       <w:r>
         <w:rPr>
@@ -20434,7 +20434,7 @@
         <w:pStyle w:val="Heading2"/>
         <w:rPr/>
       </w:pPr>
-      <w:bookmarkStart w:id="32" w:name="__RefHeading___Toc29095_1649759004"/>
+      <w:bookmarkStart w:id="32" w:name="__RefHeading___Toc61640_4195859891"/>
       <w:bookmarkEnd w:id="32"/>
       <w:r>
         <w:rPr>
@@ -20469,7 +20469,7 @@
         <w:pStyle w:val="Heading1"/>
         <w:rPr/>
       </w:pPr>
-      <w:bookmarkStart w:id="33" w:name="__RefHeading___Toc29097_1649759004"/>
+      <w:bookmarkStart w:id="33" w:name="__RefHeading___Toc61642_4195859891"/>
       <w:bookmarkEnd w:id="33"/>
       <w:r>
         <w:rPr>
@@ -20486,7 +20486,7 @@
         <w:pStyle w:val="Heading2"/>
         <w:rPr/>
       </w:pPr>
-      <w:bookmarkStart w:id="34" w:name="__RefHeading___Toc29099_1649759004"/>
+      <w:bookmarkStart w:id="34" w:name="__RefHeading___Toc61644_4195859891"/>
       <w:bookmarkEnd w:id="34"/>
       <w:r>
         <w:rPr>
@@ -22024,7 +22024,7 @@
         <w:pStyle w:val="Heading2"/>
         <w:rPr/>
       </w:pPr>
-      <w:bookmarkStart w:id="35" w:name="__RefHeading___Toc29101_1649759004"/>
+      <w:bookmarkStart w:id="35" w:name="__RefHeading___Toc61646_4195859891"/>
       <w:bookmarkEnd w:id="35"/>
       <w:r>
         <w:rPr>
@@ -23306,7 +23306,7 @@
         <w:pStyle w:val="Heading2"/>
         <w:rPr/>
       </w:pPr>
-      <w:bookmarkStart w:id="36" w:name="__RefHeading___Toc29103_1649759004"/>
+      <w:bookmarkStart w:id="36" w:name="__RefHeading___Toc61648_4195859891"/>
       <w:bookmarkEnd w:id="36"/>
       <w:r>
         <w:rPr>
@@ -24340,7 +24340,7 @@
         <w:pStyle w:val="Heading2"/>
         <w:rPr/>
       </w:pPr>
-      <w:bookmarkStart w:id="37" w:name="__RefHeading___Toc29105_1649759004"/>
+      <w:bookmarkStart w:id="37" w:name="__RefHeading___Toc61650_4195859891"/>
       <w:bookmarkEnd w:id="37"/>
       <w:r>
         <w:rPr>
@@ -24433,7 +24433,7 @@
         <w:pStyle w:val="Heading2"/>
         <w:rPr/>
       </w:pPr>
-      <w:bookmarkStart w:id="38" w:name="__RefHeading___Toc29107_1649759004"/>
+      <w:bookmarkStart w:id="38" w:name="__RefHeading___Toc61652_4195859891"/>
       <w:bookmarkEnd w:id="38"/>
       <w:r>
         <w:rPr>
@@ -24465,7 +24465,7 @@
         <w:pStyle w:val="Heading2"/>
         <w:rPr/>
       </w:pPr>
-      <w:bookmarkStart w:id="39" w:name="__RefHeading___Toc29109_1649759004"/>
+      <w:bookmarkStart w:id="39" w:name="__RefHeading___Toc61654_4195859891"/>
       <w:bookmarkEnd w:id="39"/>
       <w:r>
         <w:rPr>
@@ -24841,7 +24841,7 @@
         <w:pStyle w:val="Heading2"/>
         <w:rPr/>
       </w:pPr>
-      <w:bookmarkStart w:id="40" w:name="__RefHeading___Toc29111_1649759004"/>
+      <w:bookmarkStart w:id="40" w:name="__RefHeading___Toc61656_4195859891"/>
       <w:bookmarkEnd w:id="40"/>
       <w:r>
         <w:rPr>
@@ -24873,7 +24873,7 @@
         <w:pStyle w:val="Heading2"/>
         <w:rPr/>
       </w:pPr>
-      <w:bookmarkStart w:id="41" w:name="__RefHeading___Toc29113_1649759004"/>
+      <w:bookmarkStart w:id="41" w:name="__RefHeading___Toc61658_4195859891"/>
       <w:bookmarkEnd w:id="41"/>
       <w:r>
         <w:rPr>
@@ -24908,7 +24908,7 @@
         <w:pStyle w:val="Heading1"/>
         <w:rPr/>
       </w:pPr>
-      <w:bookmarkStart w:id="42" w:name="__RefHeading___Toc29115_1649759004"/>
+      <w:bookmarkStart w:id="42" w:name="__RefHeading___Toc61660_4195859891"/>
       <w:bookmarkEnd w:id="42"/>
       <w:r>
         <w:rPr>
@@ -24925,7 +24925,7 @@
         <w:pStyle w:val="Heading2"/>
         <w:rPr/>
       </w:pPr>
-      <w:bookmarkStart w:id="43" w:name="__RefHeading___Toc29117_1649759004"/>
+      <w:bookmarkStart w:id="43" w:name="__RefHeading___Toc61662_4195859891"/>
       <w:bookmarkEnd w:id="43"/>
       <w:r>
         <w:rPr>
@@ -25452,7 +25452,7 @@
         <w:pStyle w:val="Heading2"/>
         <w:rPr/>
       </w:pPr>
-      <w:bookmarkStart w:id="44" w:name="__RefHeading___Toc29119_1649759004"/>
+      <w:bookmarkStart w:id="44" w:name="__RefHeading___Toc61664_4195859891"/>
       <w:bookmarkEnd w:id="44"/>
       <w:r>
         <w:rPr>
@@ -26484,7 +26484,7 @@
         <w:pStyle w:val="Heading2"/>
         <w:rPr/>
       </w:pPr>
-      <w:bookmarkStart w:id="45" w:name="__RefHeading___Toc29121_1649759004"/>
+      <w:bookmarkStart w:id="45" w:name="__RefHeading___Toc61666_4195859891"/>
       <w:bookmarkEnd w:id="45"/>
       <w:r>
         <w:rPr>
@@ -27132,7 +27132,7 @@
                 <w:szCs w:val="24"/>
                 <w:lang w:val="en-US" w:eastAsia="ja-JP" w:bidi="ar-SA"/>
               </w:rPr>
-              <w:t>Runtime and dependency advisories reviewed monthly; critical fixes as an emergency release; container base image at least quarterly; operating system and database patches monthly and critical security patches within 7 days where iorta TechNXT hosts</w:t>
+              <w:t>Runtime and dependency advisories reviewed monthly; critical fixes as an emergency release; container base image at least quarterly; operating system and database patches monthly critical security patches within 14 days and high within 30 days where iorta TechNXT hosts</w:t>
             </w:r>
           </w:p>
         </w:tc>
@@ -27153,7 +27153,7 @@
         <w:pStyle w:val="Heading2"/>
         <w:rPr/>
       </w:pPr>
-      <w:bookmarkStart w:id="46" w:name="__RefHeading___Toc29123_1649759004"/>
+      <w:bookmarkStart w:id="46" w:name="__RefHeading___Toc61668_4195859891"/>
       <w:bookmarkEnd w:id="46"/>
       <w:r>
         <w:rPr>
@@ -27185,7 +27185,7 @@
         <w:pStyle w:val="Heading2"/>
         <w:rPr/>
       </w:pPr>
-      <w:bookmarkStart w:id="47" w:name="__RefHeading___Toc29125_1649759004"/>
+      <w:bookmarkStart w:id="47" w:name="__RefHeading___Toc61670_4195859891"/>
       <w:bookmarkEnd w:id="47"/>
       <w:r>
         <w:rPr>
@@ -27281,7 +27281,7 @@
         <w:pStyle w:val="Heading1"/>
         <w:rPr/>
       </w:pPr>
-      <w:bookmarkStart w:id="48" w:name="__RefHeading___Toc29127_1649759004"/>
+      <w:bookmarkStart w:id="48" w:name="__RefHeading___Toc61672_4195859891"/>
       <w:bookmarkEnd w:id="48"/>
       <w:r>
         <w:rPr>
@@ -27298,7 +27298,7 @@
         <w:pStyle w:val="Heading2"/>
         <w:rPr/>
       </w:pPr>
-      <w:bookmarkStart w:id="49" w:name="__RefHeading___Toc29129_1649759004"/>
+      <w:bookmarkStart w:id="49" w:name="__RefHeading___Toc61674_4195859891"/>
       <w:bookmarkEnd w:id="49"/>
       <w:r>
         <w:rPr>
@@ -28024,7 +28024,7 @@
         <w:pStyle w:val="Heading2"/>
         <w:rPr/>
       </w:pPr>
-      <w:bookmarkStart w:id="50" w:name="__RefHeading___Toc29131_1649759004"/>
+      <w:bookmarkStart w:id="50" w:name="__RefHeading___Toc61676_4195859891"/>
       <w:bookmarkEnd w:id="50"/>
       <w:r>
         <w:rPr>
@@ -28233,7 +28233,7 @@
         <w:pStyle w:val="Heading2"/>
         <w:rPr/>
       </w:pPr>
-      <w:bookmarkStart w:id="51" w:name="__RefHeading___Toc29133_1649759004"/>
+      <w:bookmarkStart w:id="51" w:name="__RefHeading___Toc61678_4195859891"/>
       <w:bookmarkEnd w:id="51"/>
       <w:r>
         <w:rPr>
@@ -29558,7 +29558,7 @@
         <w:pStyle w:val="Heading2"/>
         <w:rPr/>
       </w:pPr>
-      <w:bookmarkStart w:id="52" w:name="__RefHeading___Toc29135_1649759004"/>
+      <w:bookmarkStart w:id="52" w:name="__RefHeading___Toc61680_4195859891"/>
       <w:bookmarkEnd w:id="52"/>
       <w:r>
         <w:rPr>
@@ -29593,7 +29593,7 @@
         <w:pStyle w:val="Heading1"/>
         <w:rPr/>
       </w:pPr>
-      <w:bookmarkStart w:id="53" w:name="__RefHeading___Toc29137_1649759004"/>
+      <w:bookmarkStart w:id="53" w:name="__RefHeading___Toc61682_4195859891"/>
       <w:bookmarkEnd w:id="53"/>
       <w:r>
         <w:rPr>
@@ -29610,7 +29610,7 @@
         <w:pStyle w:val="Heading2"/>
         <w:rPr/>
       </w:pPr>
-      <w:bookmarkStart w:id="54" w:name="__RefHeading___Toc29139_1649759004"/>
+      <w:bookmarkStart w:id="54" w:name="__RefHeading___Toc61684_4195859891"/>
       <w:bookmarkEnd w:id="54"/>
       <w:r>
         <w:rPr>
@@ -33448,7 +33448,7 @@
         <w:pStyle w:val="Heading2"/>
         <w:rPr/>
       </w:pPr>
-      <w:bookmarkStart w:id="55" w:name="__RefHeading___Toc29141_1649759004"/>
+      <w:bookmarkStart w:id="55" w:name="__RefHeading___Toc61686_4195859891"/>
       <w:bookmarkEnd w:id="55"/>
       <w:r>
         <w:rPr>
@@ -33492,7 +33492,7 @@
         <w:pStyle w:val="Heading1"/>
         <w:rPr/>
       </w:pPr>
-      <w:bookmarkStart w:id="56" w:name="__RefHeading___Toc29143_1649759004"/>
+      <w:bookmarkStart w:id="56" w:name="__RefHeading___Toc61688_4195859891"/>
       <w:bookmarkEnd w:id="56"/>
       <w:r>
         <w:rPr>
@@ -33524,7 +33524,7 @@
         <w:pStyle w:val="Heading2"/>
         <w:rPr/>
       </w:pPr>
-      <w:bookmarkStart w:id="57" w:name="__RefHeading___Toc29145_1649759004"/>
+      <w:bookmarkStart w:id="57" w:name="__RefHeading___Toc61690_4195859891"/>
       <w:bookmarkEnd w:id="57"/>
       <w:r>
         <w:rPr>
@@ -34492,7 +34492,7 @@
         <w:pStyle w:val="Heading2"/>
         <w:rPr/>
       </w:pPr>
-      <w:bookmarkStart w:id="58" w:name="__RefHeading___Toc29147_1649759004"/>
+      <w:bookmarkStart w:id="58" w:name="__RefHeading___Toc61692_4195859891"/>
       <w:bookmarkEnd w:id="58"/>
       <w:r>
         <w:rPr>
@@ -35460,7 +35460,7 @@
         <w:pStyle w:val="Heading2"/>
         <w:rPr/>
       </w:pPr>
-      <w:bookmarkStart w:id="59" w:name="__RefHeading___Toc29149_1649759004"/>
+      <w:bookmarkStart w:id="59" w:name="__RefHeading___Toc61694_4195859891"/>
       <w:bookmarkEnd w:id="59"/>
       <w:r>
         <w:rPr>
@@ -36542,7 +36542,7 @@
         <w:pStyle w:val="Heading2"/>
         <w:rPr/>
       </w:pPr>
-      <w:bookmarkStart w:id="60" w:name="__RefHeading___Toc29151_1649759004"/>
+      <w:bookmarkStart w:id="60" w:name="__RefHeading___Toc61696_4195859891"/>
       <w:bookmarkEnd w:id="60"/>
       <w:r>
         <w:rPr>
@@ -37224,7 +37224,7 @@
                 <w:szCs w:val="24"/>
                 <w:lang w:val="en-US" w:eastAsia="ja-JP" w:bidi="ar-SA"/>
               </w:rPr>
-              <w:t>Critical advisories fixed in an emergency release</w:t>
+              <w:t>Critical advisories fixed in an emergency release; high in the next release</w:t>
             </w:r>
           </w:p>
         </w:tc>
@@ -37261,7 +37261,7 @@
                 <w:szCs w:val="24"/>
                 <w:lang w:val="en-US" w:eastAsia="ja-JP" w:bidi="ar-SA"/>
               </w:rPr>
-              <w:t>Within 7 days</w:t>
+              <w:t>Critical within 14 days, high within 30 days</w:t>
             </w:r>
           </w:p>
         </w:tc>
@@ -37396,7 +37396,7 @@
         <w:pStyle w:val="Heading2"/>
         <w:rPr/>
       </w:pPr>
-      <w:bookmarkStart w:id="61" w:name="__RefHeading___Toc29153_1649759004"/>
+      <w:bookmarkStart w:id="61" w:name="__RefHeading___Toc61698_4195859891"/>
       <w:bookmarkEnd w:id="61"/>
       <w:r>
         <w:rPr>
@@ -38139,7 +38139,7 @@
         <w:pStyle w:val="Heading1"/>
         <w:rPr/>
       </w:pPr>
-      <w:bookmarkStart w:id="62" w:name="__RefHeading___Toc29155_1649759004"/>
+      <w:bookmarkStart w:id="62" w:name="__RefHeading___Toc61700_4195859891"/>
       <w:bookmarkEnd w:id="62"/>
       <w:r>
         <w:rPr>
@@ -38156,7 +38156,7 @@
         <w:pStyle w:val="Heading2"/>
         <w:rPr/>
       </w:pPr>
-      <w:bookmarkStart w:id="63" w:name="__RefHeading___Toc29157_1649759004"/>
+      <w:bookmarkStart w:id="63" w:name="__RefHeading___Toc61702_4195859891"/>
       <w:bookmarkEnd w:id="63"/>
       <w:r>
         <w:rPr>
@@ -39423,7 +39423,7 @@
         <w:pStyle w:val="Heading2"/>
         <w:rPr/>
       </w:pPr>
-      <w:bookmarkStart w:id="64" w:name="__RefHeading___Toc29159_1649759004"/>
+      <w:bookmarkStart w:id="64" w:name="__RefHeading___Toc61704_4195859891"/>
       <w:bookmarkEnd w:id="64"/>
       <w:r>
         <w:rPr>
@@ -40163,7 +40163,7 @@
         <w:pStyle w:val="Heading2"/>
         <w:rPr/>
       </w:pPr>
-      <w:bookmarkStart w:id="65" w:name="__RefHeading___Toc29161_1649759004"/>
+      <w:bookmarkStart w:id="65" w:name="__RefHeading___Toc61706_4195859891"/>
       <w:bookmarkEnd w:id="65"/>
       <w:r>
         <w:rPr>
@@ -40198,7 +40198,7 @@
         <w:pStyle w:val="Heading1"/>
         <w:rPr/>
       </w:pPr>
-      <w:bookmarkStart w:id="66" w:name="__RefHeading___Toc29163_1649759004"/>
+      <w:bookmarkStart w:id="66" w:name="__RefHeading___Toc61708_4195859891"/>
       <w:bookmarkEnd w:id="66"/>
       <w:r>
         <w:rPr>
@@ -40230,7 +40230,7 @@
         <w:pStyle w:val="Heading2"/>
         <w:rPr/>
       </w:pPr>
-      <w:bookmarkStart w:id="67" w:name="__RefHeading___Toc29165_1649759004"/>
+      <w:bookmarkStart w:id="67" w:name="__RefHeading___Toc61710_4195859891"/>
       <w:bookmarkEnd w:id="67"/>
       <w:r>
         <w:rPr>
@@ -41540,7 +41540,7 @@
         <w:pStyle w:val="Heading2"/>
         <w:rPr/>
       </w:pPr>
-      <w:bookmarkStart w:id="68" w:name="__RefHeading___Toc29167_1649759004"/>
+      <w:bookmarkStart w:id="68" w:name="__RefHeading___Toc61712_4195859891"/>
       <w:bookmarkEnd w:id="68"/>
       <w:r>
         <w:rPr>
@@ -42508,7 +42508,7 @@
         <w:pStyle w:val="Heading2"/>
         <w:rPr/>
       </w:pPr>
-      <w:bookmarkStart w:id="69" w:name="__RefHeading___Toc29169_1649759004"/>
+      <w:bookmarkStart w:id="69" w:name="__RefHeading___Toc61714_4195859891"/>
       <w:bookmarkEnd w:id="69"/>
       <w:r>
         <w:rPr>
@@ -43251,7 +43251,7 @@
         <w:pStyle w:val="Heading1"/>
         <w:rPr/>
       </w:pPr>
-      <w:bookmarkStart w:id="70" w:name="__RefHeading___Toc29171_1649759004"/>
+      <w:bookmarkStart w:id="70" w:name="__RefHeading___Toc61716_4195859891"/>
       <w:bookmarkEnd w:id="70"/>
       <w:r>
         <w:rPr>
@@ -44336,7 +44336,7 @@
         <w:pStyle w:val="Heading1"/>
         <w:rPr/>
       </w:pPr>
-      <w:bookmarkStart w:id="71" w:name="__RefHeading___Toc29173_1649759004"/>
+      <w:bookmarkStart w:id="71" w:name="__RefHeading___Toc61718_4195859891"/>
       <w:bookmarkEnd w:id="71"/>
       <w:r>
         <w:rPr>
@@ -45663,7 +45663,7 @@
           <w:spacing w:val="0"/>
         </w:rPr>
       </w:pPr>
-      <w:bookmarkStart w:id="72" w:name="__RefHeading___Toc29175_1649759004"/>
+      <w:bookmarkStart w:id="72" w:name="__RefHeading___Toc61720_4195859891"/>
       <w:bookmarkStart w:id="73" w:name="_Toc233203395"/>
       <w:bookmarkEnd w:id="72"/>
       <w:r>
@@ -46034,7 +46034,7 @@
                 <w:szCs w:val="24"/>
                 <w:lang w:val="en-US" w:eastAsia="ja-JP" w:bidi="ar-SA"/>
               </w:rPr>
-              <w:t>Closed</w:t>
+              <w:t>Open</w:t>
             </w:r>
           </w:p>
         </w:tc>
@@ -47409,19 +47409,6 @@
       <w:r>
         <w:rPr/>
       </w:r>
-      <w:r>
-        <w:br w:type="page"/>
-      </w:r>
-    </w:p>
-    <w:p>
-      <w:pPr>
-        <w:pStyle w:val="Normal"/>
-        <w:spacing w:before="0" w:after="160"/>
-        <w:rPr/>
-      </w:pPr>
-      <w:r>
-        <w:rPr/>
-      </w:r>
     </w:p>
     <w:p>
       <w:pPr>
@@ -47435,7 +47422,7 @@
       <w:r>
         <w:rPr/>
         <w:drawing>
-          <wp:anchor behindDoc="1" distT="0" distB="0" distL="0" distR="0" simplePos="0" locked="0" layoutInCell="0" allowOverlap="1" relativeHeight="36">
+          <wp:anchor behindDoc="1" distT="0" distB="0" distL="0" distR="0" simplePos="0" locked="0" layoutInCell="0" allowOverlap="1" relativeHeight="35">
             <wp:simplePos x="0" y="0"/>
             <wp:positionH relativeFrom="margin">
               <wp:align>center</wp:align>
@@ -47506,7 +47493,7 @@
     <w:r>
       <w:rPr/>
       <w:drawing>
-        <wp:anchor behindDoc="1" distT="0" distB="0" distL="0" distR="0" simplePos="0" locked="0" layoutInCell="0" allowOverlap="1" relativeHeight="35">
+        <wp:anchor behindDoc="1" distT="0" distB="0" distL="0" distR="0" simplePos="0" locked="0" layoutInCell="0" allowOverlap="1" relativeHeight="34">
           <wp:simplePos x="0" y="0"/>
           <wp:positionH relativeFrom="page">
             <wp:align>left</wp:align>
@@ -47565,7 +47552,7 @@
     <w:r>
       <w:rPr/>
       <w:drawing>
-        <wp:anchor behindDoc="1" distT="0" distB="0" distL="0" distR="0" simplePos="0" locked="0" layoutInCell="0" allowOverlap="1" relativeHeight="35">
+        <wp:anchor behindDoc="1" distT="0" distB="0" distL="0" distR="0" simplePos="0" locked="0" layoutInCell="0" allowOverlap="1" relativeHeight="34">
           <wp:simplePos x="0" y="0"/>
           <wp:positionH relativeFrom="page">
             <wp:align>left</wp:align>

--- a/docs/package/out/iNXT_BrokerVerse_OOTB_Strategy_and_Playbook.docx
+++ b/docs/package/out/iNXT_BrokerVerse_OOTB_Strategy_and_Playbook.docx
@@ -789,7 +789,7 @@
             </w:rPr>
             <w:fldChar w:fldCharType="separate"/>
           </w:r>
-          <w:hyperlink w:anchor="__RefHeading___Toc61584_4195859891">
+          <w:hyperlink w:anchor="__RefHeading___Toc61584_3949650649">
             <w:r>
               <w:rPr>
                 <w:webHidden/>
@@ -824,7 +824,7 @@
             </w:tabs>
             <w:rPr/>
           </w:pPr>
-          <w:hyperlink w:anchor="__RefHeading___Toc61586_4195859891">
+          <w:hyperlink w:anchor="__RefHeading___Toc61586_3949650649">
             <w:r>
               <w:rPr>
                 <w:webHidden/>
@@ -853,7 +853,7 @@
             </w:tabs>
             <w:rPr/>
           </w:pPr>
-          <w:hyperlink w:anchor="__RefHeading___Toc61588_4195859891">
+          <w:hyperlink w:anchor="__RefHeading___Toc61588_3949650649">
             <w:r>
               <w:rPr>
                 <w:webHidden/>
@@ -875,7 +875,7 @@
             </w:tabs>
             <w:rPr/>
           </w:pPr>
-          <w:hyperlink w:anchor="__RefHeading___Toc61590_4195859891">
+          <w:hyperlink w:anchor="__RefHeading___Toc61590_3949650649">
             <w:r>
               <w:rPr>
                 <w:webHidden/>
@@ -897,7 +897,7 @@
             </w:tabs>
             <w:rPr/>
           </w:pPr>
-          <w:hyperlink w:anchor="__RefHeading___Toc61592_4195859891">
+          <w:hyperlink w:anchor="__RefHeading___Toc61592_3949650649">
             <w:r>
               <w:rPr>
                 <w:webHidden/>
@@ -919,7 +919,7 @@
             </w:tabs>
             <w:rPr/>
           </w:pPr>
-          <w:hyperlink w:anchor="__RefHeading___Toc61594_4195859891">
+          <w:hyperlink w:anchor="__RefHeading___Toc61594_3949650649">
             <w:r>
               <w:rPr>
                 <w:webHidden/>
@@ -941,7 +941,7 @@
             </w:tabs>
             <w:rPr/>
           </w:pPr>
-          <w:hyperlink w:anchor="__RefHeading___Toc61596_4195859891">
+          <w:hyperlink w:anchor="__RefHeading___Toc61596_3949650649">
             <w:r>
               <w:rPr>
                 <w:webHidden/>
@@ -963,7 +963,7 @@
             </w:tabs>
             <w:rPr/>
           </w:pPr>
-          <w:hyperlink w:anchor="__RefHeading___Toc61598_4195859891">
+          <w:hyperlink w:anchor="__RefHeading___Toc61598_3949650649">
             <w:r>
               <w:rPr>
                 <w:webHidden/>
@@ -985,7 +985,7 @@
             </w:tabs>
             <w:rPr/>
           </w:pPr>
-          <w:hyperlink w:anchor="__RefHeading___Toc61600_4195859891">
+          <w:hyperlink w:anchor="__RefHeading___Toc61600_3949650649">
             <w:r>
               <w:rPr>
                 <w:webHidden/>
@@ -1007,7 +1007,7 @@
             </w:tabs>
             <w:rPr/>
           </w:pPr>
-          <w:hyperlink w:anchor="__RefHeading___Toc61602_4195859891">
+          <w:hyperlink w:anchor="__RefHeading___Toc61602_3949650649">
             <w:r>
               <w:rPr>
                 <w:webHidden/>
@@ -1029,7 +1029,7 @@
             </w:tabs>
             <w:rPr/>
           </w:pPr>
-          <w:hyperlink w:anchor="__RefHeading___Toc61604_4195859891">
+          <w:hyperlink w:anchor="__RefHeading___Toc61604_3949650649">
             <w:r>
               <w:rPr>
                 <w:webHidden/>
@@ -1051,7 +1051,7 @@
             </w:tabs>
             <w:rPr/>
           </w:pPr>
-          <w:hyperlink w:anchor="__RefHeading___Toc61606_4195859891">
+          <w:hyperlink w:anchor="__RefHeading___Toc61606_3949650649">
             <w:r>
               <w:rPr>
                 <w:webHidden/>
@@ -1073,7 +1073,7 @@
             </w:tabs>
             <w:rPr/>
           </w:pPr>
-          <w:hyperlink w:anchor="__RefHeading___Toc61608_4195859891">
+          <w:hyperlink w:anchor="__RefHeading___Toc61608_3949650649">
             <w:r>
               <w:rPr>
                 <w:webHidden/>
@@ -1095,7 +1095,7 @@
             </w:tabs>
             <w:rPr/>
           </w:pPr>
-          <w:hyperlink w:anchor="__RefHeading___Toc61610_4195859891">
+          <w:hyperlink w:anchor="__RefHeading___Toc61610_3949650649">
             <w:r>
               <w:rPr>
                 <w:webHidden/>
@@ -1117,7 +1117,7 @@
             </w:tabs>
             <w:rPr/>
           </w:pPr>
-          <w:hyperlink w:anchor="__RefHeading___Toc61612_4195859891">
+          <w:hyperlink w:anchor="__RefHeading___Toc61612_3949650649">
             <w:r>
               <w:rPr>
                 <w:webHidden/>
@@ -1139,7 +1139,7 @@
             </w:tabs>
             <w:rPr/>
           </w:pPr>
-          <w:hyperlink w:anchor="__RefHeading___Toc61614_4195859891">
+          <w:hyperlink w:anchor="__RefHeading___Toc61614_3949650649">
             <w:r>
               <w:rPr>
                 <w:webHidden/>
@@ -1161,7 +1161,7 @@
             </w:tabs>
             <w:rPr/>
           </w:pPr>
-          <w:hyperlink w:anchor="__RefHeading___Toc61616_4195859891">
+          <w:hyperlink w:anchor="__RefHeading___Toc61616_3949650649">
             <w:r>
               <w:rPr>
                 <w:webHidden/>
@@ -1183,7 +1183,7 @@
             </w:tabs>
             <w:rPr/>
           </w:pPr>
-          <w:hyperlink w:anchor="__RefHeading___Toc61618_4195859891">
+          <w:hyperlink w:anchor="__RefHeading___Toc61618_3949650649">
             <w:r>
               <w:rPr>
                 <w:webHidden/>
@@ -1205,7 +1205,7 @@
             </w:tabs>
             <w:rPr/>
           </w:pPr>
-          <w:hyperlink w:anchor="__RefHeading___Toc61620_4195859891">
+          <w:hyperlink w:anchor="__RefHeading___Toc61620_3949650649">
             <w:r>
               <w:rPr>
                 <w:webHidden/>
@@ -1227,7 +1227,7 @@
             </w:tabs>
             <w:rPr/>
           </w:pPr>
-          <w:hyperlink w:anchor="__RefHeading___Toc61622_4195859891">
+          <w:hyperlink w:anchor="__RefHeading___Toc61622_3949650649">
             <w:r>
               <w:rPr>
                 <w:webHidden/>
@@ -1249,7 +1249,7 @@
             </w:tabs>
             <w:rPr/>
           </w:pPr>
-          <w:hyperlink w:anchor="__RefHeading___Toc61624_4195859891">
+          <w:hyperlink w:anchor="__RefHeading___Toc61624_3949650649">
             <w:r>
               <w:rPr>
                 <w:webHidden/>
@@ -1271,7 +1271,7 @@
             </w:tabs>
             <w:rPr/>
           </w:pPr>
-          <w:hyperlink w:anchor="__RefHeading___Toc61626_4195859891">
+          <w:hyperlink w:anchor="__RefHeading___Toc61626_3949650649">
             <w:r>
               <w:rPr>
                 <w:webHidden/>
@@ -1293,7 +1293,7 @@
             </w:tabs>
             <w:rPr/>
           </w:pPr>
-          <w:hyperlink w:anchor="__RefHeading___Toc61628_4195859891">
+          <w:hyperlink w:anchor="__RefHeading___Toc61628_3949650649">
             <w:r>
               <w:rPr>
                 <w:webHidden/>
@@ -1315,7 +1315,7 @@
             </w:tabs>
             <w:rPr/>
           </w:pPr>
-          <w:hyperlink w:anchor="__RefHeading___Toc61630_4195859891">
+          <w:hyperlink w:anchor="__RefHeading___Toc61630_3949650649">
             <w:r>
               <w:rPr>
                 <w:webHidden/>
@@ -1337,7 +1337,7 @@
             </w:tabs>
             <w:rPr/>
           </w:pPr>
-          <w:hyperlink w:anchor="__RefHeading___Toc61632_4195859891">
+          <w:hyperlink w:anchor="__RefHeading___Toc61632_3949650649">
             <w:r>
               <w:rPr>
                 <w:webHidden/>
@@ -1359,7 +1359,7 @@
             </w:tabs>
             <w:rPr/>
           </w:pPr>
-          <w:hyperlink w:anchor="__RefHeading___Toc61634_4195859891">
+          <w:hyperlink w:anchor="__RefHeading___Toc61634_3949650649">
             <w:r>
               <w:rPr>
                 <w:webHidden/>
@@ -1381,7 +1381,7 @@
             </w:tabs>
             <w:rPr/>
           </w:pPr>
-          <w:hyperlink w:anchor="__RefHeading___Toc61636_4195859891">
+          <w:hyperlink w:anchor="__RefHeading___Toc61636_3949650649">
             <w:r>
               <w:rPr>
                 <w:webHidden/>
@@ -1403,7 +1403,7 @@
             </w:tabs>
             <w:rPr/>
           </w:pPr>
-          <w:hyperlink w:anchor="__RefHeading___Toc61638_4195859891">
+          <w:hyperlink w:anchor="__RefHeading___Toc61638_3949650649">
             <w:r>
               <w:rPr>
                 <w:webHidden/>
@@ -1425,7 +1425,7 @@
             </w:tabs>
             <w:rPr/>
           </w:pPr>
-          <w:hyperlink w:anchor="__RefHeading___Toc61640_4195859891">
+          <w:hyperlink w:anchor="__RefHeading___Toc61640_3949650649">
             <w:r>
               <w:rPr>
                 <w:webHidden/>
@@ -1447,7 +1447,7 @@
             </w:tabs>
             <w:rPr/>
           </w:pPr>
-          <w:hyperlink w:anchor="__RefHeading___Toc61642_4195859891">
+          <w:hyperlink w:anchor="__RefHeading___Toc61642_3949650649">
             <w:r>
               <w:rPr>
                 <w:webHidden/>
@@ -1469,7 +1469,7 @@
             </w:tabs>
             <w:rPr/>
           </w:pPr>
-          <w:hyperlink w:anchor="__RefHeading___Toc61644_4195859891">
+          <w:hyperlink w:anchor="__RefHeading___Toc61644_3949650649">
             <w:r>
               <w:rPr>
                 <w:webHidden/>
@@ -1491,7 +1491,7 @@
             </w:tabs>
             <w:rPr/>
           </w:pPr>
-          <w:hyperlink w:anchor="__RefHeading___Toc61646_4195859891">
+          <w:hyperlink w:anchor="__RefHeading___Toc61646_3949650649">
             <w:r>
               <w:rPr>
                 <w:webHidden/>
@@ -1513,7 +1513,7 @@
             </w:tabs>
             <w:rPr/>
           </w:pPr>
-          <w:hyperlink w:anchor="__RefHeading___Toc61648_4195859891">
+          <w:hyperlink w:anchor="__RefHeading___Toc61648_3949650649">
             <w:r>
               <w:rPr>
                 <w:webHidden/>
@@ -1535,7 +1535,7 @@
             </w:tabs>
             <w:rPr/>
           </w:pPr>
-          <w:hyperlink w:anchor="__RefHeading___Toc61650_4195859891">
+          <w:hyperlink w:anchor="__RefHeading___Toc61650_3949650649">
             <w:r>
               <w:rPr>
                 <w:webHidden/>
@@ -1557,7 +1557,7 @@
             </w:tabs>
             <w:rPr/>
           </w:pPr>
-          <w:hyperlink w:anchor="__RefHeading___Toc61652_4195859891">
+          <w:hyperlink w:anchor="__RefHeading___Toc61652_3949650649">
             <w:r>
               <w:rPr>
                 <w:webHidden/>
@@ -1579,7 +1579,7 @@
             </w:tabs>
             <w:rPr/>
           </w:pPr>
-          <w:hyperlink w:anchor="__RefHeading___Toc61654_4195859891">
+          <w:hyperlink w:anchor="__RefHeading___Toc61654_3949650649">
             <w:r>
               <w:rPr>
                 <w:webHidden/>
@@ -1601,7 +1601,7 @@
             </w:tabs>
             <w:rPr/>
           </w:pPr>
-          <w:hyperlink w:anchor="__RefHeading___Toc61656_4195859891">
+          <w:hyperlink w:anchor="__RefHeading___Toc61656_3949650649">
             <w:r>
               <w:rPr>
                 <w:webHidden/>
@@ -1623,7 +1623,7 @@
             </w:tabs>
             <w:rPr/>
           </w:pPr>
-          <w:hyperlink w:anchor="__RefHeading___Toc61658_4195859891">
+          <w:hyperlink w:anchor="__RefHeading___Toc61658_3949650649">
             <w:r>
               <w:rPr>
                 <w:webHidden/>
@@ -1645,7 +1645,7 @@
             </w:tabs>
             <w:rPr/>
           </w:pPr>
-          <w:hyperlink w:anchor="__RefHeading___Toc61660_4195859891">
+          <w:hyperlink w:anchor="__RefHeading___Toc61660_3949650649">
             <w:r>
               <w:rPr>
                 <w:webHidden/>
@@ -1667,7 +1667,7 @@
             </w:tabs>
             <w:rPr/>
           </w:pPr>
-          <w:hyperlink w:anchor="__RefHeading___Toc61662_4195859891">
+          <w:hyperlink w:anchor="__RefHeading___Toc61662_3949650649">
             <w:r>
               <w:rPr>
                 <w:webHidden/>
@@ -1689,7 +1689,7 @@
             </w:tabs>
             <w:rPr/>
           </w:pPr>
-          <w:hyperlink w:anchor="__RefHeading___Toc61664_4195859891">
+          <w:hyperlink w:anchor="__RefHeading___Toc61664_3949650649">
             <w:r>
               <w:rPr>
                 <w:webHidden/>
@@ -1711,7 +1711,7 @@
             </w:tabs>
             <w:rPr/>
           </w:pPr>
-          <w:hyperlink w:anchor="__RefHeading___Toc61666_4195859891">
+          <w:hyperlink w:anchor="__RefHeading___Toc61666_3949650649">
             <w:r>
               <w:rPr>
                 <w:webHidden/>
@@ -1733,7 +1733,7 @@
             </w:tabs>
             <w:rPr/>
           </w:pPr>
-          <w:hyperlink w:anchor="__RefHeading___Toc61668_4195859891">
+          <w:hyperlink w:anchor="__RefHeading___Toc61668_3949650649">
             <w:r>
               <w:rPr>
                 <w:webHidden/>
@@ -1755,7 +1755,7 @@
             </w:tabs>
             <w:rPr/>
           </w:pPr>
-          <w:hyperlink w:anchor="__RefHeading___Toc61670_4195859891">
+          <w:hyperlink w:anchor="__RefHeading___Toc61670_3949650649">
             <w:r>
               <w:rPr>
                 <w:webHidden/>
@@ -1777,7 +1777,7 @@
             </w:tabs>
             <w:rPr/>
           </w:pPr>
-          <w:hyperlink w:anchor="__RefHeading___Toc61672_4195859891">
+          <w:hyperlink w:anchor="__RefHeading___Toc61672_3949650649">
             <w:r>
               <w:rPr>
                 <w:webHidden/>
@@ -1799,7 +1799,7 @@
             </w:tabs>
             <w:rPr/>
           </w:pPr>
-          <w:hyperlink w:anchor="__RefHeading___Toc61674_4195859891">
+          <w:hyperlink w:anchor="__RefHeading___Toc61674_3949650649">
             <w:r>
               <w:rPr>
                 <w:webHidden/>
@@ -1821,7 +1821,7 @@
             </w:tabs>
             <w:rPr/>
           </w:pPr>
-          <w:hyperlink w:anchor="__RefHeading___Toc61676_4195859891">
+          <w:hyperlink w:anchor="__RefHeading___Toc61676_3949650649">
             <w:r>
               <w:rPr>
                 <w:webHidden/>
@@ -1843,7 +1843,7 @@
             </w:tabs>
             <w:rPr/>
           </w:pPr>
-          <w:hyperlink w:anchor="__RefHeading___Toc61678_4195859891">
+          <w:hyperlink w:anchor="__RefHeading___Toc61678_3949650649">
             <w:r>
               <w:rPr>
                 <w:webHidden/>
@@ -1865,7 +1865,7 @@
             </w:tabs>
             <w:rPr/>
           </w:pPr>
-          <w:hyperlink w:anchor="__RefHeading___Toc61680_4195859891">
+          <w:hyperlink w:anchor="__RefHeading___Toc61680_3949650649">
             <w:r>
               <w:rPr>
                 <w:webHidden/>
@@ -1887,7 +1887,7 @@
             </w:tabs>
             <w:rPr/>
           </w:pPr>
-          <w:hyperlink w:anchor="__RefHeading___Toc61682_4195859891">
+          <w:hyperlink w:anchor="__RefHeading___Toc61682_3949650649">
             <w:r>
               <w:rPr>
                 <w:webHidden/>
@@ -1909,7 +1909,7 @@
             </w:tabs>
             <w:rPr/>
           </w:pPr>
-          <w:hyperlink w:anchor="__RefHeading___Toc61684_4195859891">
+          <w:hyperlink w:anchor="__RefHeading___Toc61684_3949650649">
             <w:r>
               <w:rPr>
                 <w:webHidden/>
@@ -1931,7 +1931,7 @@
             </w:tabs>
             <w:rPr/>
           </w:pPr>
-          <w:hyperlink w:anchor="__RefHeading___Toc61686_4195859891">
+          <w:hyperlink w:anchor="__RefHeading___Toc61686_3949650649">
             <w:r>
               <w:rPr>
                 <w:webHidden/>
@@ -1953,7 +1953,7 @@
             </w:tabs>
             <w:rPr/>
           </w:pPr>
-          <w:hyperlink w:anchor="__RefHeading___Toc61688_4195859891">
+          <w:hyperlink w:anchor="__RefHeading___Toc61688_3949650649">
             <w:r>
               <w:rPr>
                 <w:webHidden/>
@@ -1975,7 +1975,7 @@
             </w:tabs>
             <w:rPr/>
           </w:pPr>
-          <w:hyperlink w:anchor="__RefHeading___Toc61690_4195859891">
+          <w:hyperlink w:anchor="__RefHeading___Toc61690_3949650649">
             <w:r>
               <w:rPr>
                 <w:webHidden/>
@@ -1997,7 +1997,7 @@
             </w:tabs>
             <w:rPr/>
           </w:pPr>
-          <w:hyperlink w:anchor="__RefHeading___Toc61692_4195859891">
+          <w:hyperlink w:anchor="__RefHeading___Toc61692_3949650649">
             <w:r>
               <w:rPr>
                 <w:webHidden/>
@@ -2019,7 +2019,7 @@
             </w:tabs>
             <w:rPr/>
           </w:pPr>
-          <w:hyperlink w:anchor="__RefHeading___Toc61694_4195859891">
+          <w:hyperlink w:anchor="__RefHeading___Toc61694_3949650649">
             <w:r>
               <w:rPr>
                 <w:webHidden/>
@@ -2041,7 +2041,7 @@
             </w:tabs>
             <w:rPr/>
           </w:pPr>
-          <w:hyperlink w:anchor="__RefHeading___Toc61696_4195859891">
+          <w:hyperlink w:anchor="__RefHeading___Toc61696_3949650649">
             <w:r>
               <w:rPr>
                 <w:webHidden/>
@@ -2063,7 +2063,7 @@
             </w:tabs>
             <w:rPr/>
           </w:pPr>
-          <w:hyperlink w:anchor="__RefHeading___Toc61698_4195859891">
+          <w:hyperlink w:anchor="__RefHeading___Toc61698_3949650649">
             <w:r>
               <w:rPr>
                 <w:webHidden/>
@@ -2085,7 +2085,7 @@
             </w:tabs>
             <w:rPr/>
           </w:pPr>
-          <w:hyperlink w:anchor="__RefHeading___Toc61700_4195859891">
+          <w:hyperlink w:anchor="__RefHeading___Toc61700_3949650649">
             <w:r>
               <w:rPr>
                 <w:webHidden/>
@@ -2107,7 +2107,7 @@
             </w:tabs>
             <w:rPr/>
           </w:pPr>
-          <w:hyperlink w:anchor="__RefHeading___Toc61702_4195859891">
+          <w:hyperlink w:anchor="__RefHeading___Toc61702_3949650649">
             <w:r>
               <w:rPr>
                 <w:webHidden/>
@@ -2129,7 +2129,7 @@
             </w:tabs>
             <w:rPr/>
           </w:pPr>
-          <w:hyperlink w:anchor="__RefHeading___Toc61704_4195859891">
+          <w:hyperlink w:anchor="__RefHeading___Toc61704_3949650649">
             <w:r>
               <w:rPr>
                 <w:webHidden/>
@@ -2151,7 +2151,7 @@
             </w:tabs>
             <w:rPr/>
           </w:pPr>
-          <w:hyperlink w:anchor="__RefHeading___Toc61706_4195859891">
+          <w:hyperlink w:anchor="__RefHeading___Toc61706_3949650649">
             <w:r>
               <w:rPr>
                 <w:webHidden/>
@@ -2173,7 +2173,7 @@
             </w:tabs>
             <w:rPr/>
           </w:pPr>
-          <w:hyperlink w:anchor="__RefHeading___Toc61708_4195859891">
+          <w:hyperlink w:anchor="__RefHeading___Toc61708_3949650649">
             <w:r>
               <w:rPr>
                 <w:webHidden/>
@@ -2195,7 +2195,7 @@
             </w:tabs>
             <w:rPr/>
           </w:pPr>
-          <w:hyperlink w:anchor="__RefHeading___Toc61710_4195859891">
+          <w:hyperlink w:anchor="__RefHeading___Toc61710_3949650649">
             <w:r>
               <w:rPr>
                 <w:webHidden/>
@@ -2217,7 +2217,7 @@
             </w:tabs>
             <w:rPr/>
           </w:pPr>
-          <w:hyperlink w:anchor="__RefHeading___Toc61712_4195859891">
+          <w:hyperlink w:anchor="__RefHeading___Toc61712_3949650649">
             <w:r>
               <w:rPr>
                 <w:webHidden/>
@@ -2239,7 +2239,7 @@
             </w:tabs>
             <w:rPr/>
           </w:pPr>
-          <w:hyperlink w:anchor="__RefHeading___Toc61714_4195859891">
+          <w:hyperlink w:anchor="__RefHeading___Toc61714_3949650649">
             <w:r>
               <w:rPr>
                 <w:webHidden/>
@@ -2261,7 +2261,7 @@
             </w:tabs>
             <w:rPr/>
           </w:pPr>
-          <w:hyperlink w:anchor="__RefHeading___Toc61716_4195859891">
+          <w:hyperlink w:anchor="__RefHeading___Toc61716_3949650649">
             <w:r>
               <w:rPr>
                 <w:webHidden/>
@@ -2283,7 +2283,7 @@
             </w:tabs>
             <w:rPr/>
           </w:pPr>
-          <w:hyperlink w:anchor="__RefHeading___Toc61718_4195859891">
+          <w:hyperlink w:anchor="__RefHeading___Toc61718_3949650649">
             <w:r>
               <w:rPr>
                 <w:webHidden/>
@@ -2305,7 +2305,7 @@
             </w:tabs>
             <w:rPr/>
           </w:pPr>
-          <w:hyperlink w:anchor="__RefHeading___Toc61720_4195859891">
+          <w:hyperlink w:anchor="__RefHeading___Toc61720_3949650649">
             <w:r>
               <w:rPr>
                 <w:webHidden/>
@@ -2353,7 +2353,7 @@
       <w:r>
         <w:br w:type="page"/>
       </w:r>
-      <w:bookmarkStart w:id="0" w:name="__RefHeading___Toc61584_4195859891"/>
+      <w:bookmarkStart w:id="0" w:name="__RefHeading___Toc61584_3949650649"/>
       <w:bookmarkStart w:id="1" w:name="_Toc48319687"/>
       <w:bookmarkStart w:id="2" w:name="_Toc11824118"/>
       <w:bookmarkEnd w:id="0"/>
@@ -2998,7 +2998,7 @@
           <w:spacing w:val="0"/>
         </w:rPr>
       </w:pPr>
-      <w:bookmarkStart w:id="4" w:name="__RefHeading___Toc61586_4195859891"/>
+      <w:bookmarkStart w:id="4" w:name="__RefHeading___Toc61586_3949650649"/>
       <w:bookmarkStart w:id="5" w:name="_Toc233203388"/>
       <w:bookmarkEnd w:id="4"/>
       <w:r>
@@ -6120,7 +6120,7 @@
         <w:pageBreakBefore w:val="false"/>
         <w:rPr/>
       </w:pPr>
-      <w:bookmarkStart w:id="6" w:name="__RefHeading___Toc61588_4195859891"/>
+      <w:bookmarkStart w:id="6" w:name="__RefHeading___Toc61588_3949650649"/>
       <w:bookmarkEnd w:id="6"/>
       <w:r>
         <w:rPr>
@@ -6137,7 +6137,7 @@
         <w:pStyle w:val="Heading2"/>
         <w:rPr/>
       </w:pPr>
-      <w:bookmarkStart w:id="7" w:name="__RefHeading___Toc61590_4195859891"/>
+      <w:bookmarkStart w:id="7" w:name="__RefHeading___Toc61590_3949650649"/>
       <w:bookmarkEnd w:id="7"/>
       <w:r>
         <w:rPr>
@@ -6699,7 +6699,7 @@
         <w:pStyle w:val="Heading2"/>
         <w:rPr/>
       </w:pPr>
-      <w:bookmarkStart w:id="8" w:name="__RefHeading___Toc61592_4195859891"/>
+      <w:bookmarkStart w:id="8" w:name="__RefHeading___Toc61592_3949650649"/>
       <w:bookmarkEnd w:id="8"/>
       <w:r>
         <w:rPr>
@@ -6800,7 +6800,7 @@
         <w:pStyle w:val="Heading1"/>
         <w:rPr/>
       </w:pPr>
-      <w:bookmarkStart w:id="9" w:name="__RefHeading___Toc61594_4195859891"/>
+      <w:bookmarkStart w:id="9" w:name="__RefHeading___Toc61594_3949650649"/>
       <w:bookmarkEnd w:id="9"/>
       <w:r>
         <w:rPr>
@@ -6817,7 +6817,7 @@
         <w:pStyle w:val="Heading2"/>
         <w:rPr/>
       </w:pPr>
-      <w:bookmarkStart w:id="10" w:name="__RefHeading___Toc61596_4195859891"/>
+      <w:bookmarkStart w:id="10" w:name="__RefHeading___Toc61596_3949650649"/>
       <w:bookmarkEnd w:id="10"/>
       <w:r>
         <w:rPr>
@@ -7004,7 +7004,7 @@
         <w:pStyle w:val="Heading2"/>
         <w:rPr/>
       </w:pPr>
-      <w:bookmarkStart w:id="11" w:name="__RefHeading___Toc61598_4195859891"/>
+      <w:bookmarkStart w:id="11" w:name="__RefHeading___Toc61598_3949650649"/>
       <w:bookmarkEnd w:id="11"/>
       <w:r>
         <w:rPr>
@@ -7904,7 +7904,7 @@
         <w:pStyle w:val="Heading2"/>
         <w:rPr/>
       </w:pPr>
-      <w:bookmarkStart w:id="12" w:name="__RefHeading___Toc61600_4195859891"/>
+      <w:bookmarkStart w:id="12" w:name="__RefHeading___Toc61600_3949650649"/>
       <w:bookmarkEnd w:id="12"/>
       <w:r>
         <w:rPr>
@@ -9020,7 +9020,7 @@
         <w:pStyle w:val="Heading2"/>
         <w:rPr/>
       </w:pPr>
-      <w:bookmarkStart w:id="13" w:name="__RefHeading___Toc61602_4195859891"/>
+      <w:bookmarkStart w:id="13" w:name="__RefHeading___Toc61602_3949650649"/>
       <w:bookmarkEnd w:id="13"/>
       <w:r>
         <w:rPr>
@@ -9131,7 +9131,7 @@
         <w:pStyle w:val="Heading1"/>
         <w:rPr/>
       </w:pPr>
-      <w:bookmarkStart w:id="14" w:name="__RefHeading___Toc61604_4195859891"/>
+      <w:bookmarkStart w:id="14" w:name="__RefHeading___Toc61604_3949650649"/>
       <w:bookmarkEnd w:id="14"/>
       <w:r>
         <w:rPr>
@@ -9148,7 +9148,7 @@
         <w:pStyle w:val="Heading2"/>
         <w:rPr/>
       </w:pPr>
-      <w:bookmarkStart w:id="15" w:name="__RefHeading___Toc61606_4195859891"/>
+      <w:bookmarkStart w:id="15" w:name="__RefHeading___Toc61606_3949650649"/>
       <w:bookmarkEnd w:id="15"/>
       <w:r>
         <w:rPr>
@@ -9195,7 +9195,7 @@
         <w:pStyle w:val="Heading2"/>
         <w:rPr/>
       </w:pPr>
-      <w:bookmarkStart w:id="16" w:name="__RefHeading___Toc61608_4195859891"/>
+      <w:bookmarkStart w:id="16" w:name="__RefHeading___Toc61608_3949650649"/>
       <w:bookmarkEnd w:id="16"/>
       <w:r>
         <w:rPr>
@@ -10221,7 +10221,7 @@
         <w:pStyle w:val="Heading2"/>
         <w:rPr/>
       </w:pPr>
-      <w:bookmarkStart w:id="17" w:name="__RefHeading___Toc61610_4195859891"/>
+      <w:bookmarkStart w:id="17" w:name="__RefHeading___Toc61610_3949650649"/>
       <w:bookmarkEnd w:id="17"/>
       <w:r>
         <w:rPr>
@@ -10751,7 +10751,7 @@
         <w:pStyle w:val="Heading2"/>
         <w:rPr/>
       </w:pPr>
-      <w:bookmarkStart w:id="18" w:name="__RefHeading___Toc61612_4195859891"/>
+      <w:bookmarkStart w:id="18" w:name="__RefHeading___Toc61612_3949650649"/>
       <w:bookmarkEnd w:id="18"/>
       <w:r>
         <w:rPr>
@@ -10878,7 +10878,7 @@
         <w:pStyle w:val="Heading2"/>
         <w:rPr/>
       </w:pPr>
-      <w:bookmarkStart w:id="19" w:name="__RefHeading___Toc61614_4195859891"/>
+      <w:bookmarkStart w:id="19" w:name="__RefHeading___Toc61614_3949650649"/>
       <w:bookmarkEnd w:id="19"/>
       <w:r>
         <w:rPr>
@@ -10913,7 +10913,7 @@
         <w:pStyle w:val="Heading1"/>
         <w:rPr/>
       </w:pPr>
-      <w:bookmarkStart w:id="20" w:name="__RefHeading___Toc61616_4195859891"/>
+      <w:bookmarkStart w:id="20" w:name="__RefHeading___Toc61616_3949650649"/>
       <w:bookmarkEnd w:id="20"/>
       <w:r>
         <w:rPr>
@@ -10930,7 +10930,7 @@
         <w:pStyle w:val="Heading2"/>
         <w:rPr/>
       </w:pPr>
-      <w:bookmarkStart w:id="21" w:name="__RefHeading___Toc61618_4195859891"/>
+      <w:bookmarkStart w:id="21" w:name="__RefHeading___Toc61618_3949650649"/>
       <w:bookmarkEnd w:id="21"/>
       <w:r>
         <w:rPr>
@@ -10962,7 +10962,7 @@
         <w:pStyle w:val="Heading2"/>
         <w:rPr/>
       </w:pPr>
-      <w:bookmarkStart w:id="22" w:name="__RefHeading___Toc61620_4195859891"/>
+      <w:bookmarkStart w:id="22" w:name="__RefHeading___Toc61620_3949650649"/>
       <w:bookmarkEnd w:id="22"/>
       <w:r>
         <w:rPr>
@@ -11945,7 +11945,7 @@
         <w:pStyle w:val="Heading2"/>
         <w:rPr/>
       </w:pPr>
-      <w:bookmarkStart w:id="23" w:name="__RefHeading___Toc61622_4195859891"/>
+      <w:bookmarkStart w:id="23" w:name="__RefHeading___Toc61622_3949650649"/>
       <w:bookmarkEnd w:id="23"/>
       <w:r>
         <w:rPr>
@@ -13150,7 +13150,7 @@
         <w:pStyle w:val="Heading2"/>
         <w:rPr/>
       </w:pPr>
-      <w:bookmarkStart w:id="24" w:name="__RefHeading___Toc61624_4195859891"/>
+      <w:bookmarkStart w:id="24" w:name="__RefHeading___Toc61624_3949650649"/>
       <w:bookmarkEnd w:id="24"/>
       <w:r>
         <w:rPr>
@@ -14355,7 +14355,7 @@
         <w:pStyle w:val="Heading2"/>
         <w:rPr/>
       </w:pPr>
-      <w:bookmarkStart w:id="25" w:name="__RefHeading___Toc61626_4195859891"/>
+      <w:bookmarkStart w:id="25" w:name="__RefHeading___Toc61626_3949650649"/>
       <w:bookmarkEnd w:id="25"/>
       <w:r>
         <w:rPr>
@@ -15560,7 +15560,7 @@
         <w:pStyle w:val="Heading2"/>
         <w:rPr/>
       </w:pPr>
-      <w:bookmarkStart w:id="26" w:name="__RefHeading___Toc61628_4195859891"/>
+      <w:bookmarkStart w:id="26" w:name="__RefHeading___Toc61628_3949650649"/>
       <w:bookmarkEnd w:id="26"/>
       <w:r>
         <w:rPr>
@@ -15595,7 +15595,7 @@
         <w:pStyle w:val="Heading1"/>
         <w:rPr/>
       </w:pPr>
-      <w:bookmarkStart w:id="27" w:name="__RefHeading___Toc61630_4195859891"/>
+      <w:bookmarkStart w:id="27" w:name="__RefHeading___Toc61630_3949650649"/>
       <w:bookmarkEnd w:id="27"/>
       <w:r>
         <w:rPr>
@@ -15612,7 +15612,7 @@
         <w:pStyle w:val="Heading2"/>
         <w:rPr/>
       </w:pPr>
-      <w:bookmarkStart w:id="28" w:name="__RefHeading___Toc61632_4195859891"/>
+      <w:bookmarkStart w:id="28" w:name="__RefHeading___Toc61632_3949650649"/>
       <w:bookmarkEnd w:id="28"/>
       <w:r>
         <w:rPr>
@@ -17757,7 +17757,7 @@
         <w:pStyle w:val="Heading2"/>
         <w:rPr/>
       </w:pPr>
-      <w:bookmarkStart w:id="29" w:name="__RefHeading___Toc61634_4195859891"/>
+      <w:bookmarkStart w:id="29" w:name="__RefHeading___Toc61634_3949650649"/>
       <w:bookmarkEnd w:id="29"/>
       <w:r>
         <w:rPr>
@@ -17888,7 +17888,7 @@
         <w:pStyle w:val="Heading2"/>
         <w:rPr/>
       </w:pPr>
-      <w:bookmarkStart w:id="30" w:name="__RefHeading___Toc61636_4195859891"/>
+      <w:bookmarkStart w:id="30" w:name="__RefHeading___Toc61636_3949650649"/>
       <w:bookmarkEnd w:id="30"/>
       <w:r>
         <w:rPr>
@@ -18853,7 +18853,7 @@
         <w:pStyle w:val="Heading2"/>
         <w:rPr/>
       </w:pPr>
-      <w:bookmarkStart w:id="31" w:name="__RefHeading___Toc61638_4195859891"/>
+      <w:bookmarkStart w:id="31" w:name="__RefHeading___Toc61638_3949650649"/>
       <w:bookmarkEnd w:id="31"/>
       <w:r>
         <w:rPr>
@@ -20434,7 +20434,7 @@
         <w:pStyle w:val="Heading2"/>
         <w:rPr/>
       </w:pPr>
-      <w:bookmarkStart w:id="32" w:name="__RefHeading___Toc61640_4195859891"/>
+      <w:bookmarkStart w:id="32" w:name="__RefHeading___Toc61640_3949650649"/>
       <w:bookmarkEnd w:id="32"/>
       <w:r>
         <w:rPr>
@@ -20469,7 +20469,7 @@
         <w:pStyle w:val="Heading1"/>
         <w:rPr/>
       </w:pPr>
-      <w:bookmarkStart w:id="33" w:name="__RefHeading___Toc61642_4195859891"/>
+      <w:bookmarkStart w:id="33" w:name="__RefHeading___Toc61642_3949650649"/>
       <w:bookmarkEnd w:id="33"/>
       <w:r>
         <w:rPr>
@@ -20486,7 +20486,7 @@
         <w:pStyle w:val="Heading2"/>
         <w:rPr/>
       </w:pPr>
-      <w:bookmarkStart w:id="34" w:name="__RefHeading___Toc61644_4195859891"/>
+      <w:bookmarkStart w:id="34" w:name="__RefHeading___Toc61644_3949650649"/>
       <w:bookmarkEnd w:id="34"/>
       <w:r>
         <w:rPr>
@@ -22024,7 +22024,7 @@
         <w:pStyle w:val="Heading2"/>
         <w:rPr/>
       </w:pPr>
-      <w:bookmarkStart w:id="35" w:name="__RefHeading___Toc61646_4195859891"/>
+      <w:bookmarkStart w:id="35" w:name="__RefHeading___Toc61646_3949650649"/>
       <w:bookmarkEnd w:id="35"/>
       <w:r>
         <w:rPr>
@@ -23306,7 +23306,7 @@
         <w:pStyle w:val="Heading2"/>
         <w:rPr/>
       </w:pPr>
-      <w:bookmarkStart w:id="36" w:name="__RefHeading___Toc61648_4195859891"/>
+      <w:bookmarkStart w:id="36" w:name="__RefHeading___Toc61648_3949650649"/>
       <w:bookmarkEnd w:id="36"/>
       <w:r>
         <w:rPr>
@@ -24340,7 +24340,7 @@
         <w:pStyle w:val="Heading2"/>
         <w:rPr/>
       </w:pPr>
-      <w:bookmarkStart w:id="37" w:name="__RefHeading___Toc61650_4195859891"/>
+      <w:bookmarkStart w:id="37" w:name="__RefHeading___Toc61650_3949650649"/>
       <w:bookmarkEnd w:id="37"/>
       <w:r>
         <w:rPr>
@@ -24433,7 +24433,7 @@
         <w:pStyle w:val="Heading2"/>
         <w:rPr/>
       </w:pPr>
-      <w:bookmarkStart w:id="38" w:name="__RefHeading___Toc61652_4195859891"/>
+      <w:bookmarkStart w:id="38" w:name="__RefHeading___Toc61652_3949650649"/>
       <w:bookmarkEnd w:id="38"/>
       <w:r>
         <w:rPr>
@@ -24465,7 +24465,7 @@
         <w:pStyle w:val="Heading2"/>
         <w:rPr/>
       </w:pPr>
-      <w:bookmarkStart w:id="39" w:name="__RefHeading___Toc61654_4195859891"/>
+      <w:bookmarkStart w:id="39" w:name="__RefHeading___Toc61654_3949650649"/>
       <w:bookmarkEnd w:id="39"/>
       <w:r>
         <w:rPr>
@@ -24841,7 +24841,7 @@
         <w:pStyle w:val="Heading2"/>
         <w:rPr/>
       </w:pPr>
-      <w:bookmarkStart w:id="40" w:name="__RefHeading___Toc61656_4195859891"/>
+      <w:bookmarkStart w:id="40" w:name="__RefHeading___Toc61656_3949650649"/>
       <w:bookmarkEnd w:id="40"/>
       <w:r>
         <w:rPr>
@@ -24873,7 +24873,7 @@
         <w:pStyle w:val="Heading2"/>
         <w:rPr/>
       </w:pPr>
-      <w:bookmarkStart w:id="41" w:name="__RefHeading___Toc61658_4195859891"/>
+      <w:bookmarkStart w:id="41" w:name="__RefHeading___Toc61658_3949650649"/>
       <w:bookmarkEnd w:id="41"/>
       <w:r>
         <w:rPr>
@@ -24908,7 +24908,7 @@
         <w:pStyle w:val="Heading1"/>
         <w:rPr/>
       </w:pPr>
-      <w:bookmarkStart w:id="42" w:name="__RefHeading___Toc61660_4195859891"/>
+      <w:bookmarkStart w:id="42" w:name="__RefHeading___Toc61660_3949650649"/>
       <w:bookmarkEnd w:id="42"/>
       <w:r>
         <w:rPr>
@@ -24925,7 +24925,7 @@
         <w:pStyle w:val="Heading2"/>
         <w:rPr/>
       </w:pPr>
-      <w:bookmarkStart w:id="43" w:name="__RefHeading___Toc61662_4195859891"/>
+      <w:bookmarkStart w:id="43" w:name="__RefHeading___Toc61662_3949650649"/>
       <w:bookmarkEnd w:id="43"/>
       <w:r>
         <w:rPr>
@@ -25452,7 +25452,7 @@
         <w:pStyle w:val="Heading2"/>
         <w:rPr/>
       </w:pPr>
-      <w:bookmarkStart w:id="44" w:name="__RefHeading___Toc61664_4195859891"/>
+      <w:bookmarkStart w:id="44" w:name="__RefHeading___Toc61664_3949650649"/>
       <w:bookmarkEnd w:id="44"/>
       <w:r>
         <w:rPr>
@@ -26484,7 +26484,7 @@
         <w:pStyle w:val="Heading2"/>
         <w:rPr/>
       </w:pPr>
-      <w:bookmarkStart w:id="45" w:name="__RefHeading___Toc61666_4195859891"/>
+      <w:bookmarkStart w:id="45" w:name="__RefHeading___Toc61666_3949650649"/>
       <w:bookmarkEnd w:id="45"/>
       <w:r>
         <w:rPr>
@@ -27153,7 +27153,7 @@
         <w:pStyle w:val="Heading2"/>
         <w:rPr/>
       </w:pPr>
-      <w:bookmarkStart w:id="46" w:name="__RefHeading___Toc61668_4195859891"/>
+      <w:bookmarkStart w:id="46" w:name="__RefHeading___Toc61668_3949650649"/>
       <w:bookmarkEnd w:id="46"/>
       <w:r>
         <w:rPr>
@@ -27185,7 +27185,7 @@
         <w:pStyle w:val="Heading2"/>
         <w:rPr/>
       </w:pPr>
-      <w:bookmarkStart w:id="47" w:name="__RefHeading___Toc61670_4195859891"/>
+      <w:bookmarkStart w:id="47" w:name="__RefHeading___Toc61670_3949650649"/>
       <w:bookmarkEnd w:id="47"/>
       <w:r>
         <w:rPr>
@@ -27281,7 +27281,7 @@
         <w:pStyle w:val="Heading1"/>
         <w:rPr/>
       </w:pPr>
-      <w:bookmarkStart w:id="48" w:name="__RefHeading___Toc61672_4195859891"/>
+      <w:bookmarkStart w:id="48" w:name="__RefHeading___Toc61672_3949650649"/>
       <w:bookmarkEnd w:id="48"/>
       <w:r>
         <w:rPr>
@@ -27298,7 +27298,7 @@
         <w:pStyle w:val="Heading2"/>
         <w:rPr/>
       </w:pPr>
-      <w:bookmarkStart w:id="49" w:name="__RefHeading___Toc61674_4195859891"/>
+      <w:bookmarkStart w:id="49" w:name="__RefHeading___Toc61674_3949650649"/>
       <w:bookmarkEnd w:id="49"/>
       <w:r>
         <w:rPr>
@@ -28024,7 +28024,7 @@
         <w:pStyle w:val="Heading2"/>
         <w:rPr/>
       </w:pPr>
-      <w:bookmarkStart w:id="50" w:name="__RefHeading___Toc61676_4195859891"/>
+      <w:bookmarkStart w:id="50" w:name="__RefHeading___Toc61676_3949650649"/>
       <w:bookmarkEnd w:id="50"/>
       <w:r>
         <w:rPr>
@@ -28233,7 +28233,7 @@
         <w:pStyle w:val="Heading2"/>
         <w:rPr/>
       </w:pPr>
-      <w:bookmarkStart w:id="51" w:name="__RefHeading___Toc61678_4195859891"/>
+      <w:bookmarkStart w:id="51" w:name="__RefHeading___Toc61678_3949650649"/>
       <w:bookmarkEnd w:id="51"/>
       <w:r>
         <w:rPr>
@@ -29558,7 +29558,7 @@
         <w:pStyle w:val="Heading2"/>
         <w:rPr/>
       </w:pPr>
-      <w:bookmarkStart w:id="52" w:name="__RefHeading___Toc61680_4195859891"/>
+      <w:bookmarkStart w:id="52" w:name="__RefHeading___Toc61680_3949650649"/>
       <w:bookmarkEnd w:id="52"/>
       <w:r>
         <w:rPr>
@@ -29593,7 +29593,7 @@
         <w:pStyle w:val="Heading1"/>
         <w:rPr/>
       </w:pPr>
-      <w:bookmarkStart w:id="53" w:name="__RefHeading___Toc61682_4195859891"/>
+      <w:bookmarkStart w:id="53" w:name="__RefHeading___Toc61682_3949650649"/>
       <w:bookmarkEnd w:id="53"/>
       <w:r>
         <w:rPr>
@@ -29610,7 +29610,7 @@
         <w:pStyle w:val="Heading2"/>
         <w:rPr/>
       </w:pPr>
-      <w:bookmarkStart w:id="54" w:name="__RefHeading___Toc61684_4195859891"/>
+      <w:bookmarkStart w:id="54" w:name="__RefHeading___Toc61684_3949650649"/>
       <w:bookmarkEnd w:id="54"/>
       <w:r>
         <w:rPr>
@@ -33448,7 +33448,7 @@
         <w:pStyle w:val="Heading2"/>
         <w:rPr/>
       </w:pPr>
-      <w:bookmarkStart w:id="55" w:name="__RefHeading___Toc61686_4195859891"/>
+      <w:bookmarkStart w:id="55" w:name="__RefHeading___Toc61686_3949650649"/>
       <w:bookmarkEnd w:id="55"/>
       <w:r>
         <w:rPr>
@@ -33492,7 +33492,7 @@
         <w:pStyle w:val="Heading1"/>
         <w:rPr/>
       </w:pPr>
-      <w:bookmarkStart w:id="56" w:name="__RefHeading___Toc61688_4195859891"/>
+      <w:bookmarkStart w:id="56" w:name="__RefHeading___Toc61688_3949650649"/>
       <w:bookmarkEnd w:id="56"/>
       <w:r>
         <w:rPr>
@@ -33524,7 +33524,7 @@
         <w:pStyle w:val="Heading2"/>
         <w:rPr/>
       </w:pPr>
-      <w:bookmarkStart w:id="57" w:name="__RefHeading___Toc61690_4195859891"/>
+      <w:bookmarkStart w:id="57" w:name="__RefHeading___Toc61690_3949650649"/>
       <w:bookmarkEnd w:id="57"/>
       <w:r>
         <w:rPr>
@@ -34492,7 +34492,7 @@
         <w:pStyle w:val="Heading2"/>
         <w:rPr/>
       </w:pPr>
-      <w:bookmarkStart w:id="58" w:name="__RefHeading___Toc61692_4195859891"/>
+      <w:bookmarkStart w:id="58" w:name="__RefHeading___Toc61692_3949650649"/>
       <w:bookmarkEnd w:id="58"/>
       <w:r>
         <w:rPr>
@@ -35460,7 +35460,7 @@
         <w:pStyle w:val="Heading2"/>
         <w:rPr/>
       </w:pPr>
-      <w:bookmarkStart w:id="59" w:name="__RefHeading___Toc61694_4195859891"/>
+      <w:bookmarkStart w:id="59" w:name="__RefHeading___Toc61694_3949650649"/>
       <w:bookmarkEnd w:id="59"/>
       <w:r>
         <w:rPr>
@@ -36542,7 +36542,7 @@
         <w:pStyle w:val="Heading2"/>
         <w:rPr/>
       </w:pPr>
-      <w:bookmarkStart w:id="60" w:name="__RefHeading___Toc61696_4195859891"/>
+      <w:bookmarkStart w:id="60" w:name="__RefHeading___Toc61696_3949650649"/>
       <w:bookmarkEnd w:id="60"/>
       <w:r>
         <w:rPr>
@@ -37396,7 +37396,7 @@
         <w:pStyle w:val="Heading2"/>
         <w:rPr/>
       </w:pPr>
-      <w:bookmarkStart w:id="61" w:name="__RefHeading___Toc61698_4195859891"/>
+      <w:bookmarkStart w:id="61" w:name="__RefHeading___Toc61698_3949650649"/>
       <w:bookmarkEnd w:id="61"/>
       <w:r>
         <w:rPr>
@@ -38123,23 +38123,13 @@
     </w:tbl>
     <w:p>
       <w:pPr>
-        <w:pStyle w:val="Normal"/>
-        <w:spacing w:before="0" w:after="80"/>
+        <w:pStyle w:val="Heading1"/>
         <w:rPr/>
       </w:pPr>
       <w:r>
-        <w:rPr/>
-      </w:r>
-      <w:r>
         <w:br w:type="page"/>
       </w:r>
-    </w:p>
-    <w:p>
-      <w:pPr>
-        <w:pStyle w:val="Heading1"/>
-        <w:rPr/>
-      </w:pPr>
-      <w:bookmarkStart w:id="62" w:name="__RefHeading___Toc61700_4195859891"/>
+      <w:bookmarkStart w:id="62" w:name="__RefHeading___Toc61700_3949650649"/>
       <w:bookmarkEnd w:id="62"/>
       <w:r>
         <w:rPr>
@@ -38156,7 +38146,7 @@
         <w:pStyle w:val="Heading2"/>
         <w:rPr/>
       </w:pPr>
-      <w:bookmarkStart w:id="63" w:name="__RefHeading___Toc61702_4195859891"/>
+      <w:bookmarkStart w:id="63" w:name="__RefHeading___Toc61702_3949650649"/>
       <w:bookmarkEnd w:id="63"/>
       <w:r>
         <w:rPr>
@@ -39423,7 +39413,7 @@
         <w:pStyle w:val="Heading2"/>
         <w:rPr/>
       </w:pPr>
-      <w:bookmarkStart w:id="64" w:name="__RefHeading___Toc61704_4195859891"/>
+      <w:bookmarkStart w:id="64" w:name="__RefHeading___Toc61704_3949650649"/>
       <w:bookmarkEnd w:id="64"/>
       <w:r>
         <w:rPr>
@@ -40163,7 +40153,7 @@
         <w:pStyle w:val="Heading2"/>
         <w:rPr/>
       </w:pPr>
-      <w:bookmarkStart w:id="65" w:name="__RefHeading___Toc61706_4195859891"/>
+      <w:bookmarkStart w:id="65" w:name="__RefHeading___Toc61706_3949650649"/>
       <w:bookmarkEnd w:id="65"/>
       <w:r>
         <w:rPr>
@@ -40198,7 +40188,7 @@
         <w:pStyle w:val="Heading1"/>
         <w:rPr/>
       </w:pPr>
-      <w:bookmarkStart w:id="66" w:name="__RefHeading___Toc61708_4195859891"/>
+      <w:bookmarkStart w:id="66" w:name="__RefHeading___Toc61708_3949650649"/>
       <w:bookmarkEnd w:id="66"/>
       <w:r>
         <w:rPr>
@@ -40230,7 +40220,7 @@
         <w:pStyle w:val="Heading2"/>
         <w:rPr/>
       </w:pPr>
-      <w:bookmarkStart w:id="67" w:name="__RefHeading___Toc61710_4195859891"/>
+      <w:bookmarkStart w:id="67" w:name="__RefHeading___Toc61710_3949650649"/>
       <w:bookmarkEnd w:id="67"/>
       <w:r>
         <w:rPr>
@@ -41540,7 +41530,7 @@
         <w:pStyle w:val="Heading2"/>
         <w:rPr/>
       </w:pPr>
-      <w:bookmarkStart w:id="68" w:name="__RefHeading___Toc61712_4195859891"/>
+      <w:bookmarkStart w:id="68" w:name="__RefHeading___Toc61712_3949650649"/>
       <w:bookmarkEnd w:id="68"/>
       <w:r>
         <w:rPr>
@@ -42508,7 +42498,7 @@
         <w:pStyle w:val="Heading2"/>
         <w:rPr/>
       </w:pPr>
-      <w:bookmarkStart w:id="69" w:name="__RefHeading___Toc61714_4195859891"/>
+      <w:bookmarkStart w:id="69" w:name="__RefHeading___Toc61714_3949650649"/>
       <w:bookmarkEnd w:id="69"/>
       <w:r>
         <w:rPr>
@@ -43235,23 +43225,13 @@
     </w:tbl>
     <w:p>
       <w:pPr>
-        <w:pStyle w:val="Normal"/>
-        <w:spacing w:before="0" w:after="80"/>
+        <w:pStyle w:val="Heading1"/>
         <w:rPr/>
       </w:pPr>
       <w:r>
-        <w:rPr/>
-      </w:r>
-      <w:r>
         <w:br w:type="page"/>
       </w:r>
-    </w:p>
-    <w:p>
-      <w:pPr>
-        <w:pStyle w:val="Heading1"/>
-        <w:rPr/>
-      </w:pPr>
-      <w:bookmarkStart w:id="70" w:name="__RefHeading___Toc61716_4195859891"/>
+      <w:bookmarkStart w:id="70" w:name="__RefHeading___Toc61716_3949650649"/>
       <w:bookmarkEnd w:id="70"/>
       <w:r>
         <w:rPr>
@@ -44320,23 +44300,13 @@
     </w:tbl>
     <w:p>
       <w:pPr>
-        <w:pStyle w:val="Normal"/>
-        <w:spacing w:before="0" w:after="80"/>
+        <w:pStyle w:val="Heading1"/>
         <w:rPr/>
       </w:pPr>
       <w:r>
-        <w:rPr/>
-      </w:r>
-      <w:r>
         <w:br w:type="page"/>
       </w:r>
-    </w:p>
-    <w:p>
-      <w:pPr>
-        <w:pStyle w:val="Heading1"/>
-        <w:rPr/>
-      </w:pPr>
-      <w:bookmarkStart w:id="71" w:name="__RefHeading___Toc61718_4195859891"/>
+      <w:bookmarkStart w:id="71" w:name="__RefHeading___Toc61718_3949650649"/>
       <w:bookmarkEnd w:id="71"/>
       <w:r>
         <w:rPr>
@@ -45633,19 +45603,6 @@
     </w:tbl>
     <w:p>
       <w:pPr>
-        <w:pStyle w:val="Normal"/>
-        <w:spacing w:before="0" w:after="80"/>
-        <w:rPr/>
-      </w:pPr>
-      <w:r>
-        <w:rPr/>
-      </w:r>
-      <w:r>
-        <w:br w:type="page"/>
-      </w:r>
-    </w:p>
-    <w:p>
-      <w:pPr>
         <w:pStyle w:val="Heading1"/>
         <w:tabs>
           <w:tab w:val="clear" w:pos="720"/>
@@ -45663,7 +45620,10 @@
           <w:spacing w:val="0"/>
         </w:rPr>
       </w:pPr>
-      <w:bookmarkStart w:id="72" w:name="__RefHeading___Toc61720_4195859891"/>
+      <w:r>
+        <w:br w:type="page"/>
+      </w:r>
+      <w:bookmarkStart w:id="72" w:name="__RefHeading___Toc61720_3949650649"/>
       <w:bookmarkStart w:id="73" w:name="_Toc233203395"/>
       <w:bookmarkEnd w:id="72"/>
       <w:r>

--- a/docs/package/out/iNXT_BrokerVerse_OOTB_Strategy_and_Playbook.docx
+++ b/docs/package/out/iNXT_BrokerVerse_OOTB_Strategy_and_Playbook.docx
@@ -789,7 +789,7 @@
             </w:rPr>
             <w:fldChar w:fldCharType="separate"/>
           </w:r>
-          <w:hyperlink w:anchor="__RefHeading___Toc61584_3949650649">
+          <w:hyperlink w:anchor="__RefHeading___Toc7754_1365534658">
             <w:r>
               <w:rPr>
                 <w:webHidden/>
@@ -824,7 +824,7 @@
             </w:tabs>
             <w:rPr/>
           </w:pPr>
-          <w:hyperlink w:anchor="__RefHeading___Toc61586_3949650649">
+          <w:hyperlink w:anchor="__RefHeading___Toc7756_1365534658">
             <w:r>
               <w:rPr>
                 <w:webHidden/>
@@ -853,7 +853,7 @@
             </w:tabs>
             <w:rPr/>
           </w:pPr>
-          <w:hyperlink w:anchor="__RefHeading___Toc61588_3949650649">
+          <w:hyperlink w:anchor="__RefHeading___Toc7758_1365534658">
             <w:r>
               <w:rPr>
                 <w:webHidden/>
@@ -875,7 +875,7 @@
             </w:tabs>
             <w:rPr/>
           </w:pPr>
-          <w:hyperlink w:anchor="__RefHeading___Toc61590_3949650649">
+          <w:hyperlink w:anchor="__RefHeading___Toc7760_1365534658">
             <w:r>
               <w:rPr>
                 <w:webHidden/>
@@ -897,7 +897,7 @@
             </w:tabs>
             <w:rPr/>
           </w:pPr>
-          <w:hyperlink w:anchor="__RefHeading___Toc61592_3949650649">
+          <w:hyperlink w:anchor="__RefHeading___Toc7762_1365534658">
             <w:r>
               <w:rPr>
                 <w:webHidden/>
@@ -919,7 +919,7 @@
             </w:tabs>
             <w:rPr/>
           </w:pPr>
-          <w:hyperlink w:anchor="__RefHeading___Toc61594_3949650649">
+          <w:hyperlink w:anchor="__RefHeading___Toc7764_1365534658">
             <w:r>
               <w:rPr>
                 <w:webHidden/>
@@ -941,7 +941,7 @@
             </w:tabs>
             <w:rPr/>
           </w:pPr>
-          <w:hyperlink w:anchor="__RefHeading___Toc61596_3949650649">
+          <w:hyperlink w:anchor="__RefHeading___Toc7766_1365534658">
             <w:r>
               <w:rPr>
                 <w:webHidden/>
@@ -963,7 +963,7 @@
             </w:tabs>
             <w:rPr/>
           </w:pPr>
-          <w:hyperlink w:anchor="__RefHeading___Toc61598_3949650649">
+          <w:hyperlink w:anchor="__RefHeading___Toc7768_1365534658">
             <w:r>
               <w:rPr>
                 <w:webHidden/>
@@ -985,7 +985,7 @@
             </w:tabs>
             <w:rPr/>
           </w:pPr>
-          <w:hyperlink w:anchor="__RefHeading___Toc61600_3949650649">
+          <w:hyperlink w:anchor="__RefHeading___Toc7770_1365534658">
             <w:r>
               <w:rPr>
                 <w:webHidden/>
@@ -1007,7 +1007,7 @@
             </w:tabs>
             <w:rPr/>
           </w:pPr>
-          <w:hyperlink w:anchor="__RefHeading___Toc61602_3949650649">
+          <w:hyperlink w:anchor="__RefHeading___Toc7772_1365534658">
             <w:r>
               <w:rPr>
                 <w:webHidden/>
@@ -1029,7 +1029,7 @@
             </w:tabs>
             <w:rPr/>
           </w:pPr>
-          <w:hyperlink w:anchor="__RefHeading___Toc61604_3949650649">
+          <w:hyperlink w:anchor="__RefHeading___Toc7774_1365534658">
             <w:r>
               <w:rPr>
                 <w:webHidden/>
@@ -1051,7 +1051,7 @@
             </w:tabs>
             <w:rPr/>
           </w:pPr>
-          <w:hyperlink w:anchor="__RefHeading___Toc61606_3949650649">
+          <w:hyperlink w:anchor="__RefHeading___Toc7776_1365534658">
             <w:r>
               <w:rPr>
                 <w:webHidden/>
@@ -1073,7 +1073,7 @@
             </w:tabs>
             <w:rPr/>
           </w:pPr>
-          <w:hyperlink w:anchor="__RefHeading___Toc61608_3949650649">
+          <w:hyperlink w:anchor="__RefHeading___Toc7778_1365534658">
             <w:r>
               <w:rPr>
                 <w:webHidden/>
@@ -1095,7 +1095,7 @@
             </w:tabs>
             <w:rPr/>
           </w:pPr>
-          <w:hyperlink w:anchor="__RefHeading___Toc61610_3949650649">
+          <w:hyperlink w:anchor="__RefHeading___Toc7780_1365534658">
             <w:r>
               <w:rPr>
                 <w:webHidden/>
@@ -1117,7 +1117,7 @@
             </w:tabs>
             <w:rPr/>
           </w:pPr>
-          <w:hyperlink w:anchor="__RefHeading___Toc61612_3949650649">
+          <w:hyperlink w:anchor="__RefHeading___Toc7782_1365534658">
             <w:r>
               <w:rPr>
                 <w:webHidden/>
@@ -1139,7 +1139,7 @@
             </w:tabs>
             <w:rPr/>
           </w:pPr>
-          <w:hyperlink w:anchor="__RefHeading___Toc61614_3949650649">
+          <w:hyperlink w:anchor="__RefHeading___Toc7784_1365534658">
             <w:r>
               <w:rPr>
                 <w:webHidden/>
@@ -1161,7 +1161,7 @@
             </w:tabs>
             <w:rPr/>
           </w:pPr>
-          <w:hyperlink w:anchor="__RefHeading___Toc61616_3949650649">
+          <w:hyperlink w:anchor="__RefHeading___Toc7786_1365534658">
             <w:r>
               <w:rPr>
                 <w:webHidden/>
@@ -1183,7 +1183,7 @@
             </w:tabs>
             <w:rPr/>
           </w:pPr>
-          <w:hyperlink w:anchor="__RefHeading___Toc61618_3949650649">
+          <w:hyperlink w:anchor="__RefHeading___Toc7788_1365534658">
             <w:r>
               <w:rPr>
                 <w:webHidden/>
@@ -1205,7 +1205,7 @@
             </w:tabs>
             <w:rPr/>
           </w:pPr>
-          <w:hyperlink w:anchor="__RefHeading___Toc61620_3949650649">
+          <w:hyperlink w:anchor="__RefHeading___Toc7790_1365534658">
             <w:r>
               <w:rPr>
                 <w:webHidden/>
@@ -1227,7 +1227,7 @@
             </w:tabs>
             <w:rPr/>
           </w:pPr>
-          <w:hyperlink w:anchor="__RefHeading___Toc61622_3949650649">
+          <w:hyperlink w:anchor="__RefHeading___Toc7792_1365534658">
             <w:r>
               <w:rPr>
                 <w:webHidden/>
@@ -1249,7 +1249,7 @@
             </w:tabs>
             <w:rPr/>
           </w:pPr>
-          <w:hyperlink w:anchor="__RefHeading___Toc61624_3949650649">
+          <w:hyperlink w:anchor="__RefHeading___Toc7794_1365534658">
             <w:r>
               <w:rPr>
                 <w:webHidden/>
@@ -1271,7 +1271,7 @@
             </w:tabs>
             <w:rPr/>
           </w:pPr>
-          <w:hyperlink w:anchor="__RefHeading___Toc61626_3949650649">
+          <w:hyperlink w:anchor="__RefHeading___Toc7796_1365534658">
             <w:r>
               <w:rPr>
                 <w:webHidden/>
@@ -1293,7 +1293,7 @@
             </w:tabs>
             <w:rPr/>
           </w:pPr>
-          <w:hyperlink w:anchor="__RefHeading___Toc61628_3949650649">
+          <w:hyperlink w:anchor="__RefHeading___Toc7798_1365534658">
             <w:r>
               <w:rPr>
                 <w:webHidden/>
@@ -1315,7 +1315,7 @@
             </w:tabs>
             <w:rPr/>
           </w:pPr>
-          <w:hyperlink w:anchor="__RefHeading___Toc61630_3949650649">
+          <w:hyperlink w:anchor="__RefHeading___Toc7800_1365534658">
             <w:r>
               <w:rPr>
                 <w:webHidden/>
@@ -1337,7 +1337,7 @@
             </w:tabs>
             <w:rPr/>
           </w:pPr>
-          <w:hyperlink w:anchor="__RefHeading___Toc61632_3949650649">
+          <w:hyperlink w:anchor="__RefHeading___Toc7802_1365534658">
             <w:r>
               <w:rPr>
                 <w:webHidden/>
@@ -1359,7 +1359,7 @@
             </w:tabs>
             <w:rPr/>
           </w:pPr>
-          <w:hyperlink w:anchor="__RefHeading___Toc61634_3949650649">
+          <w:hyperlink w:anchor="__RefHeading___Toc7804_1365534658">
             <w:r>
               <w:rPr>
                 <w:webHidden/>
@@ -1381,7 +1381,7 @@
             </w:tabs>
             <w:rPr/>
           </w:pPr>
-          <w:hyperlink w:anchor="__RefHeading___Toc61636_3949650649">
+          <w:hyperlink w:anchor="__RefHeading___Toc7806_1365534658">
             <w:r>
               <w:rPr>
                 <w:webHidden/>
@@ -1403,7 +1403,7 @@
             </w:tabs>
             <w:rPr/>
           </w:pPr>
-          <w:hyperlink w:anchor="__RefHeading___Toc61638_3949650649">
+          <w:hyperlink w:anchor="__RefHeading___Toc7808_1365534658">
             <w:r>
               <w:rPr>
                 <w:webHidden/>
@@ -1425,7 +1425,7 @@
             </w:tabs>
             <w:rPr/>
           </w:pPr>
-          <w:hyperlink w:anchor="__RefHeading___Toc61640_3949650649">
+          <w:hyperlink w:anchor="__RefHeading___Toc7810_1365534658">
             <w:r>
               <w:rPr>
                 <w:webHidden/>
@@ -1447,7 +1447,7 @@
             </w:tabs>
             <w:rPr/>
           </w:pPr>
-          <w:hyperlink w:anchor="__RefHeading___Toc61642_3949650649">
+          <w:hyperlink w:anchor="__RefHeading___Toc7812_1365534658">
             <w:r>
               <w:rPr>
                 <w:webHidden/>
@@ -1469,7 +1469,7 @@
             </w:tabs>
             <w:rPr/>
           </w:pPr>
-          <w:hyperlink w:anchor="__RefHeading___Toc61644_3949650649">
+          <w:hyperlink w:anchor="__RefHeading___Toc7814_1365534658">
             <w:r>
               <w:rPr>
                 <w:webHidden/>
@@ -1491,7 +1491,7 @@
             </w:tabs>
             <w:rPr/>
           </w:pPr>
-          <w:hyperlink w:anchor="__RefHeading___Toc61646_3949650649">
+          <w:hyperlink w:anchor="__RefHeading___Toc7816_1365534658">
             <w:r>
               <w:rPr>
                 <w:webHidden/>
@@ -1513,7 +1513,7 @@
             </w:tabs>
             <w:rPr/>
           </w:pPr>
-          <w:hyperlink w:anchor="__RefHeading___Toc61648_3949650649">
+          <w:hyperlink w:anchor="__RefHeading___Toc7818_1365534658">
             <w:r>
               <w:rPr>
                 <w:webHidden/>
@@ -1535,7 +1535,7 @@
             </w:tabs>
             <w:rPr/>
           </w:pPr>
-          <w:hyperlink w:anchor="__RefHeading___Toc61650_3949650649">
+          <w:hyperlink w:anchor="__RefHeading___Toc7820_1365534658">
             <w:r>
               <w:rPr>
                 <w:webHidden/>
@@ -1557,7 +1557,7 @@
             </w:tabs>
             <w:rPr/>
           </w:pPr>
-          <w:hyperlink w:anchor="__RefHeading___Toc61652_3949650649">
+          <w:hyperlink w:anchor="__RefHeading___Toc7822_1365534658">
             <w:r>
               <w:rPr>
                 <w:webHidden/>
@@ -1579,7 +1579,7 @@
             </w:tabs>
             <w:rPr/>
           </w:pPr>
-          <w:hyperlink w:anchor="__RefHeading___Toc61654_3949650649">
+          <w:hyperlink w:anchor="__RefHeading___Toc7824_1365534658">
             <w:r>
               <w:rPr>
                 <w:webHidden/>
@@ -1601,7 +1601,7 @@
             </w:tabs>
             <w:rPr/>
           </w:pPr>
-          <w:hyperlink w:anchor="__RefHeading___Toc61656_3949650649">
+          <w:hyperlink w:anchor="__RefHeading___Toc7826_1365534658">
             <w:r>
               <w:rPr>
                 <w:webHidden/>
@@ -1623,7 +1623,7 @@
             </w:tabs>
             <w:rPr/>
           </w:pPr>
-          <w:hyperlink w:anchor="__RefHeading___Toc61658_3949650649">
+          <w:hyperlink w:anchor="__RefHeading___Toc7828_1365534658">
             <w:r>
               <w:rPr>
                 <w:webHidden/>
@@ -1645,7 +1645,7 @@
             </w:tabs>
             <w:rPr/>
           </w:pPr>
-          <w:hyperlink w:anchor="__RefHeading___Toc61660_3949650649">
+          <w:hyperlink w:anchor="__RefHeading___Toc7830_1365534658">
             <w:r>
               <w:rPr>
                 <w:webHidden/>
@@ -1667,7 +1667,7 @@
             </w:tabs>
             <w:rPr/>
           </w:pPr>
-          <w:hyperlink w:anchor="__RefHeading___Toc61662_3949650649">
+          <w:hyperlink w:anchor="__RefHeading___Toc7832_1365534658">
             <w:r>
               <w:rPr>
                 <w:webHidden/>
@@ -1689,7 +1689,7 @@
             </w:tabs>
             <w:rPr/>
           </w:pPr>
-          <w:hyperlink w:anchor="__RefHeading___Toc61664_3949650649">
+          <w:hyperlink w:anchor="__RefHeading___Toc7834_1365534658">
             <w:r>
               <w:rPr>
                 <w:webHidden/>
@@ -1711,7 +1711,7 @@
             </w:tabs>
             <w:rPr/>
           </w:pPr>
-          <w:hyperlink w:anchor="__RefHeading___Toc61666_3949650649">
+          <w:hyperlink w:anchor="__RefHeading___Toc7836_1365534658">
             <w:r>
               <w:rPr>
                 <w:webHidden/>
@@ -1733,7 +1733,7 @@
             </w:tabs>
             <w:rPr/>
           </w:pPr>
-          <w:hyperlink w:anchor="__RefHeading___Toc61668_3949650649">
+          <w:hyperlink w:anchor="__RefHeading___Toc7838_1365534658">
             <w:r>
               <w:rPr>
                 <w:webHidden/>
@@ -1755,7 +1755,7 @@
             </w:tabs>
             <w:rPr/>
           </w:pPr>
-          <w:hyperlink w:anchor="__RefHeading___Toc61670_3949650649">
+          <w:hyperlink w:anchor="__RefHeading___Toc7840_1365534658">
             <w:r>
               <w:rPr>
                 <w:webHidden/>
@@ -1777,7 +1777,7 @@
             </w:tabs>
             <w:rPr/>
           </w:pPr>
-          <w:hyperlink w:anchor="__RefHeading___Toc61672_3949650649">
+          <w:hyperlink w:anchor="__RefHeading___Toc7842_1365534658">
             <w:r>
               <w:rPr>
                 <w:webHidden/>
@@ -1799,7 +1799,7 @@
             </w:tabs>
             <w:rPr/>
           </w:pPr>
-          <w:hyperlink w:anchor="__RefHeading___Toc61674_3949650649">
+          <w:hyperlink w:anchor="__RefHeading___Toc7844_1365534658">
             <w:r>
               <w:rPr>
                 <w:webHidden/>
@@ -1821,7 +1821,7 @@
             </w:tabs>
             <w:rPr/>
           </w:pPr>
-          <w:hyperlink w:anchor="__RefHeading___Toc61676_3949650649">
+          <w:hyperlink w:anchor="__RefHeading___Toc7846_1365534658">
             <w:r>
               <w:rPr>
                 <w:webHidden/>
@@ -1843,7 +1843,7 @@
             </w:tabs>
             <w:rPr/>
           </w:pPr>
-          <w:hyperlink w:anchor="__RefHeading___Toc61678_3949650649">
+          <w:hyperlink w:anchor="__RefHeading___Toc7848_1365534658">
             <w:r>
               <w:rPr>
                 <w:webHidden/>
@@ -1865,7 +1865,7 @@
             </w:tabs>
             <w:rPr/>
           </w:pPr>
-          <w:hyperlink w:anchor="__RefHeading___Toc61680_3949650649">
+          <w:hyperlink w:anchor="__RefHeading___Toc7850_1365534658">
             <w:r>
               <w:rPr>
                 <w:webHidden/>
@@ -1887,7 +1887,7 @@
             </w:tabs>
             <w:rPr/>
           </w:pPr>
-          <w:hyperlink w:anchor="__RefHeading___Toc61682_3949650649">
+          <w:hyperlink w:anchor="__RefHeading___Toc7852_1365534658">
             <w:r>
               <w:rPr>
                 <w:webHidden/>
@@ -1909,7 +1909,7 @@
             </w:tabs>
             <w:rPr/>
           </w:pPr>
-          <w:hyperlink w:anchor="__RefHeading___Toc61684_3949650649">
+          <w:hyperlink w:anchor="__RefHeading___Toc7854_1365534658">
             <w:r>
               <w:rPr>
                 <w:webHidden/>
@@ -1931,7 +1931,7 @@
             </w:tabs>
             <w:rPr/>
           </w:pPr>
-          <w:hyperlink w:anchor="__RefHeading___Toc61686_3949650649">
+          <w:hyperlink w:anchor="__RefHeading___Toc7856_1365534658">
             <w:r>
               <w:rPr>
                 <w:webHidden/>
@@ -1953,7 +1953,7 @@
             </w:tabs>
             <w:rPr/>
           </w:pPr>
-          <w:hyperlink w:anchor="__RefHeading___Toc61688_3949650649">
+          <w:hyperlink w:anchor="__RefHeading___Toc7858_1365534658">
             <w:r>
               <w:rPr>
                 <w:webHidden/>
@@ -1975,7 +1975,7 @@
             </w:tabs>
             <w:rPr/>
           </w:pPr>
-          <w:hyperlink w:anchor="__RefHeading___Toc61690_3949650649">
+          <w:hyperlink w:anchor="__RefHeading___Toc7860_1365534658">
             <w:r>
               <w:rPr>
                 <w:webHidden/>
@@ -1997,7 +1997,7 @@
             </w:tabs>
             <w:rPr/>
           </w:pPr>
-          <w:hyperlink w:anchor="__RefHeading___Toc61692_3949650649">
+          <w:hyperlink w:anchor="__RefHeading___Toc7862_1365534658">
             <w:r>
               <w:rPr>
                 <w:webHidden/>
@@ -2019,7 +2019,7 @@
             </w:tabs>
             <w:rPr/>
           </w:pPr>
-          <w:hyperlink w:anchor="__RefHeading___Toc61694_3949650649">
+          <w:hyperlink w:anchor="__RefHeading___Toc7864_1365534658">
             <w:r>
               <w:rPr>
                 <w:webHidden/>
@@ -2041,7 +2041,7 @@
             </w:tabs>
             <w:rPr/>
           </w:pPr>
-          <w:hyperlink w:anchor="__RefHeading___Toc61696_3949650649">
+          <w:hyperlink w:anchor="__RefHeading___Toc7866_1365534658">
             <w:r>
               <w:rPr>
                 <w:webHidden/>
@@ -2063,7 +2063,7 @@
             </w:tabs>
             <w:rPr/>
           </w:pPr>
-          <w:hyperlink w:anchor="__RefHeading___Toc61698_3949650649">
+          <w:hyperlink w:anchor="__RefHeading___Toc7868_1365534658">
             <w:r>
               <w:rPr>
                 <w:webHidden/>
@@ -2085,7 +2085,7 @@
             </w:tabs>
             <w:rPr/>
           </w:pPr>
-          <w:hyperlink w:anchor="__RefHeading___Toc61700_3949650649">
+          <w:hyperlink w:anchor="__RefHeading___Toc7870_1365534658">
             <w:r>
               <w:rPr>
                 <w:webHidden/>
@@ -2107,7 +2107,7 @@
             </w:tabs>
             <w:rPr/>
           </w:pPr>
-          <w:hyperlink w:anchor="__RefHeading___Toc61702_3949650649">
+          <w:hyperlink w:anchor="__RefHeading___Toc7872_1365534658">
             <w:r>
               <w:rPr>
                 <w:webHidden/>
@@ -2129,7 +2129,7 @@
             </w:tabs>
             <w:rPr/>
           </w:pPr>
-          <w:hyperlink w:anchor="__RefHeading___Toc61704_3949650649">
+          <w:hyperlink w:anchor="__RefHeading___Toc7874_1365534658">
             <w:r>
               <w:rPr>
                 <w:webHidden/>
@@ -2151,7 +2151,7 @@
             </w:tabs>
             <w:rPr/>
           </w:pPr>
-          <w:hyperlink w:anchor="__RefHeading___Toc61706_3949650649">
+          <w:hyperlink w:anchor="__RefHeading___Toc7876_1365534658">
             <w:r>
               <w:rPr>
                 <w:webHidden/>
@@ -2173,7 +2173,7 @@
             </w:tabs>
             <w:rPr/>
           </w:pPr>
-          <w:hyperlink w:anchor="__RefHeading___Toc61708_3949650649">
+          <w:hyperlink w:anchor="__RefHeading___Toc7878_1365534658">
             <w:r>
               <w:rPr>
                 <w:webHidden/>
@@ -2195,7 +2195,7 @@
             </w:tabs>
             <w:rPr/>
           </w:pPr>
-          <w:hyperlink w:anchor="__RefHeading___Toc61710_3949650649">
+          <w:hyperlink w:anchor="__RefHeading___Toc7880_1365534658">
             <w:r>
               <w:rPr>
                 <w:webHidden/>
@@ -2217,7 +2217,7 @@
             </w:tabs>
             <w:rPr/>
           </w:pPr>
-          <w:hyperlink w:anchor="__RefHeading___Toc61712_3949650649">
+          <w:hyperlink w:anchor="__RefHeading___Toc7882_1365534658">
             <w:r>
               <w:rPr>
                 <w:webHidden/>
@@ -2239,7 +2239,7 @@
             </w:tabs>
             <w:rPr/>
           </w:pPr>
-          <w:hyperlink w:anchor="__RefHeading___Toc61714_3949650649">
+          <w:hyperlink w:anchor="__RefHeading___Toc7884_1365534658">
             <w:r>
               <w:rPr>
                 <w:webHidden/>
@@ -2261,7 +2261,7 @@
             </w:tabs>
             <w:rPr/>
           </w:pPr>
-          <w:hyperlink w:anchor="__RefHeading___Toc61716_3949650649">
+          <w:hyperlink w:anchor="__RefHeading___Toc7886_1365534658">
             <w:r>
               <w:rPr>
                 <w:webHidden/>
@@ -2283,7 +2283,7 @@
             </w:tabs>
             <w:rPr/>
           </w:pPr>
-          <w:hyperlink w:anchor="__RefHeading___Toc61718_3949650649">
+          <w:hyperlink w:anchor="__RefHeading___Toc7888_1365534658">
             <w:r>
               <w:rPr>
                 <w:webHidden/>
@@ -2305,7 +2305,7 @@
             </w:tabs>
             <w:rPr/>
           </w:pPr>
-          <w:hyperlink w:anchor="__RefHeading___Toc61720_3949650649">
+          <w:hyperlink w:anchor="__RefHeading___Toc7890_1365534658">
             <w:r>
               <w:rPr>
                 <w:webHidden/>
@@ -2353,7 +2353,7 @@
       <w:r>
         <w:br w:type="page"/>
       </w:r>
-      <w:bookmarkStart w:id="0" w:name="__RefHeading___Toc61584_3949650649"/>
+      <w:bookmarkStart w:id="0" w:name="__RefHeading___Toc7754_1365534658"/>
       <w:bookmarkStart w:id="1" w:name="_Toc48319687"/>
       <w:bookmarkStart w:id="2" w:name="_Toc11824118"/>
       <w:bookmarkEnd w:id="0"/>
@@ -2998,7 +2998,7 @@
           <w:spacing w:val="0"/>
         </w:rPr>
       </w:pPr>
-      <w:bookmarkStart w:id="4" w:name="__RefHeading___Toc61586_3949650649"/>
+      <w:bookmarkStart w:id="4" w:name="__RefHeading___Toc7756_1365534658"/>
       <w:bookmarkStart w:id="5" w:name="_Toc233203388"/>
       <w:bookmarkEnd w:id="4"/>
       <w:r>
@@ -6120,7 +6120,7 @@
         <w:pageBreakBefore w:val="false"/>
         <w:rPr/>
       </w:pPr>
-      <w:bookmarkStart w:id="6" w:name="__RefHeading___Toc61588_3949650649"/>
+      <w:bookmarkStart w:id="6" w:name="__RefHeading___Toc7758_1365534658"/>
       <w:bookmarkEnd w:id="6"/>
       <w:r>
         <w:rPr>
@@ -6137,7 +6137,7 @@
         <w:pStyle w:val="Heading2"/>
         <w:rPr/>
       </w:pPr>
-      <w:bookmarkStart w:id="7" w:name="__RefHeading___Toc61590_3949650649"/>
+      <w:bookmarkStart w:id="7" w:name="__RefHeading___Toc7760_1365534658"/>
       <w:bookmarkEnd w:id="7"/>
       <w:r>
         <w:rPr>
@@ -6699,7 +6699,7 @@
         <w:pStyle w:val="Heading2"/>
         <w:rPr/>
       </w:pPr>
-      <w:bookmarkStart w:id="8" w:name="__RefHeading___Toc61592_3949650649"/>
+      <w:bookmarkStart w:id="8" w:name="__RefHeading___Toc7762_1365534658"/>
       <w:bookmarkEnd w:id="8"/>
       <w:r>
         <w:rPr>
@@ -6800,7 +6800,7 @@
         <w:pStyle w:val="Heading1"/>
         <w:rPr/>
       </w:pPr>
-      <w:bookmarkStart w:id="9" w:name="__RefHeading___Toc61594_3949650649"/>
+      <w:bookmarkStart w:id="9" w:name="__RefHeading___Toc7764_1365534658"/>
       <w:bookmarkEnd w:id="9"/>
       <w:r>
         <w:rPr>
@@ -6817,7 +6817,7 @@
         <w:pStyle w:val="Heading2"/>
         <w:rPr/>
       </w:pPr>
-      <w:bookmarkStart w:id="10" w:name="__RefHeading___Toc61596_3949650649"/>
+      <w:bookmarkStart w:id="10" w:name="__RefHeading___Toc7766_1365534658"/>
       <w:bookmarkEnd w:id="10"/>
       <w:r>
         <w:rPr>
@@ -7004,7 +7004,7 @@
         <w:pStyle w:val="Heading2"/>
         <w:rPr/>
       </w:pPr>
-      <w:bookmarkStart w:id="11" w:name="__RefHeading___Toc61598_3949650649"/>
+      <w:bookmarkStart w:id="11" w:name="__RefHeading___Toc7768_1365534658"/>
       <w:bookmarkEnd w:id="11"/>
       <w:r>
         <w:rPr>
@@ -7729,7 +7729,7 @@
                 <w:szCs w:val="24"/>
                 <w:lang w:val="en-US" w:eastAsia="ja-JP" w:bidi="ar-SA"/>
               </w:rPr>
-              <w:t>497 test cases (480 passed, 8 failed, 3 blocked, 6 not run); 634 automated business rule tests; a UAT cycle of 371 business steps</w:t>
+              <w:t>497 test cases (486 passed, 2 failed, 3 blocked, 6 not run, after the re-test of 03 October 2026); 717 automated business rule tests; a UAT cycle of 371 business steps</w:t>
             </w:r>
           </w:p>
         </w:tc>
@@ -7904,7 +7904,7 @@
         <w:pStyle w:val="Heading2"/>
         <w:rPr/>
       </w:pPr>
-      <w:bookmarkStart w:id="12" w:name="__RefHeading___Toc61600_3949650649"/>
+      <w:bookmarkStart w:id="12" w:name="__RefHeading___Toc7770_1365534658"/>
       <w:bookmarkEnd w:id="12"/>
       <w:r>
         <w:rPr>
@@ -9020,7 +9020,7 @@
         <w:pStyle w:val="Heading2"/>
         <w:rPr/>
       </w:pPr>
-      <w:bookmarkStart w:id="13" w:name="__RefHeading___Toc61602_3949650649"/>
+      <w:bookmarkStart w:id="13" w:name="__RefHeading___Toc7772_1365534658"/>
       <w:bookmarkEnd w:id="13"/>
       <w:r>
         <w:rPr>
@@ -9131,7 +9131,7 @@
         <w:pStyle w:val="Heading1"/>
         <w:rPr/>
       </w:pPr>
-      <w:bookmarkStart w:id="14" w:name="__RefHeading___Toc61604_3949650649"/>
+      <w:bookmarkStart w:id="14" w:name="__RefHeading___Toc7774_1365534658"/>
       <w:bookmarkEnd w:id="14"/>
       <w:r>
         <w:rPr>
@@ -9148,7 +9148,7 @@
         <w:pStyle w:val="Heading2"/>
         <w:rPr/>
       </w:pPr>
-      <w:bookmarkStart w:id="15" w:name="__RefHeading___Toc61606_3949650649"/>
+      <w:bookmarkStart w:id="15" w:name="__RefHeading___Toc7776_1365534658"/>
       <w:bookmarkEnd w:id="15"/>
       <w:r>
         <w:rPr>
@@ -9195,7 +9195,7 @@
         <w:pStyle w:val="Heading2"/>
         <w:rPr/>
       </w:pPr>
-      <w:bookmarkStart w:id="16" w:name="__RefHeading___Toc61608_3949650649"/>
+      <w:bookmarkStart w:id="16" w:name="__RefHeading___Toc7778_1365534658"/>
       <w:bookmarkEnd w:id="16"/>
       <w:r>
         <w:rPr>
@@ -10221,7 +10221,7 @@
         <w:pStyle w:val="Heading2"/>
         <w:rPr/>
       </w:pPr>
-      <w:bookmarkStart w:id="17" w:name="__RefHeading___Toc61610_3949650649"/>
+      <w:bookmarkStart w:id="17" w:name="__RefHeading___Toc7780_1365534658"/>
       <w:bookmarkEnd w:id="17"/>
       <w:r>
         <w:rPr>
@@ -10751,7 +10751,7 @@
         <w:pStyle w:val="Heading2"/>
         <w:rPr/>
       </w:pPr>
-      <w:bookmarkStart w:id="18" w:name="__RefHeading___Toc61612_3949650649"/>
+      <w:bookmarkStart w:id="18" w:name="__RefHeading___Toc7782_1365534658"/>
       <w:bookmarkEnd w:id="18"/>
       <w:r>
         <w:rPr>
@@ -10878,7 +10878,7 @@
         <w:pStyle w:val="Heading2"/>
         <w:rPr/>
       </w:pPr>
-      <w:bookmarkStart w:id="19" w:name="__RefHeading___Toc61614_3949650649"/>
+      <w:bookmarkStart w:id="19" w:name="__RefHeading___Toc7784_1365534658"/>
       <w:bookmarkEnd w:id="19"/>
       <w:r>
         <w:rPr>
@@ -10913,7 +10913,7 @@
         <w:pStyle w:val="Heading1"/>
         <w:rPr/>
       </w:pPr>
-      <w:bookmarkStart w:id="20" w:name="__RefHeading___Toc61616_3949650649"/>
+      <w:bookmarkStart w:id="20" w:name="__RefHeading___Toc7786_1365534658"/>
       <w:bookmarkEnd w:id="20"/>
       <w:r>
         <w:rPr>
@@ -10930,7 +10930,7 @@
         <w:pStyle w:val="Heading2"/>
         <w:rPr/>
       </w:pPr>
-      <w:bookmarkStart w:id="21" w:name="__RefHeading___Toc61618_3949650649"/>
+      <w:bookmarkStart w:id="21" w:name="__RefHeading___Toc7788_1365534658"/>
       <w:bookmarkEnd w:id="21"/>
       <w:r>
         <w:rPr>
@@ -10962,7 +10962,7 @@
         <w:pStyle w:val="Heading2"/>
         <w:rPr/>
       </w:pPr>
-      <w:bookmarkStart w:id="22" w:name="__RefHeading___Toc61620_3949650649"/>
+      <w:bookmarkStart w:id="22" w:name="__RefHeading___Toc7790_1365534658"/>
       <w:bookmarkEnd w:id="22"/>
       <w:r>
         <w:rPr>
@@ -11945,7 +11945,7 @@
         <w:pStyle w:val="Heading2"/>
         <w:rPr/>
       </w:pPr>
-      <w:bookmarkStart w:id="23" w:name="__RefHeading___Toc61622_3949650649"/>
+      <w:bookmarkStart w:id="23" w:name="__RefHeading___Toc7792_1365534658"/>
       <w:bookmarkEnd w:id="23"/>
       <w:r>
         <w:rPr>
@@ -13150,7 +13150,7 @@
         <w:pStyle w:val="Heading2"/>
         <w:rPr/>
       </w:pPr>
-      <w:bookmarkStart w:id="24" w:name="__RefHeading___Toc61624_3949650649"/>
+      <w:bookmarkStart w:id="24" w:name="__RefHeading___Toc7794_1365534658"/>
       <w:bookmarkEnd w:id="24"/>
       <w:r>
         <w:rPr>
@@ -14355,7 +14355,7 @@
         <w:pStyle w:val="Heading2"/>
         <w:rPr/>
       </w:pPr>
-      <w:bookmarkStart w:id="25" w:name="__RefHeading___Toc61626_3949650649"/>
+      <w:bookmarkStart w:id="25" w:name="__RefHeading___Toc7796_1365534658"/>
       <w:bookmarkEnd w:id="25"/>
       <w:r>
         <w:rPr>
@@ -15560,7 +15560,7 @@
         <w:pStyle w:val="Heading2"/>
         <w:rPr/>
       </w:pPr>
-      <w:bookmarkStart w:id="26" w:name="__RefHeading___Toc61628_3949650649"/>
+      <w:bookmarkStart w:id="26" w:name="__RefHeading___Toc7798_1365534658"/>
       <w:bookmarkEnd w:id="26"/>
       <w:r>
         <w:rPr>
@@ -15595,7 +15595,7 @@
         <w:pStyle w:val="Heading1"/>
         <w:rPr/>
       </w:pPr>
-      <w:bookmarkStart w:id="27" w:name="__RefHeading___Toc61630_3949650649"/>
+      <w:bookmarkStart w:id="27" w:name="__RefHeading___Toc7800_1365534658"/>
       <w:bookmarkEnd w:id="27"/>
       <w:r>
         <w:rPr>
@@ -15612,7 +15612,7 @@
         <w:pStyle w:val="Heading2"/>
         <w:rPr/>
       </w:pPr>
-      <w:bookmarkStart w:id="28" w:name="__RefHeading___Toc61632_3949650649"/>
+      <w:bookmarkStart w:id="28" w:name="__RefHeading___Toc7802_1365534658"/>
       <w:bookmarkEnd w:id="28"/>
       <w:r>
         <w:rPr>
@@ -17757,7 +17757,7 @@
         <w:pStyle w:val="Heading2"/>
         <w:rPr/>
       </w:pPr>
-      <w:bookmarkStart w:id="29" w:name="__RefHeading___Toc61634_3949650649"/>
+      <w:bookmarkStart w:id="29" w:name="__RefHeading___Toc7804_1365534658"/>
       <w:bookmarkEnd w:id="29"/>
       <w:r>
         <w:rPr>
@@ -17888,7 +17888,7 @@
         <w:pStyle w:val="Heading2"/>
         <w:rPr/>
       </w:pPr>
-      <w:bookmarkStart w:id="30" w:name="__RefHeading___Toc61636_3949650649"/>
+      <w:bookmarkStart w:id="30" w:name="__RefHeading___Toc7806_1365534658"/>
       <w:bookmarkEnd w:id="30"/>
       <w:r>
         <w:rPr>
@@ -18853,7 +18853,7 @@
         <w:pStyle w:val="Heading2"/>
         <w:rPr/>
       </w:pPr>
-      <w:bookmarkStart w:id="31" w:name="__RefHeading___Toc61638_3949650649"/>
+      <w:bookmarkStart w:id="31" w:name="__RefHeading___Toc7808_1365534658"/>
       <w:bookmarkEnd w:id="31"/>
       <w:r>
         <w:rPr>
@@ -20434,7 +20434,7 @@
         <w:pStyle w:val="Heading2"/>
         <w:rPr/>
       </w:pPr>
-      <w:bookmarkStart w:id="32" w:name="__RefHeading___Toc61640_3949650649"/>
+      <w:bookmarkStart w:id="32" w:name="__RefHeading___Toc7810_1365534658"/>
       <w:bookmarkEnd w:id="32"/>
       <w:r>
         <w:rPr>
@@ -20469,7 +20469,7 @@
         <w:pStyle w:val="Heading1"/>
         <w:rPr/>
       </w:pPr>
-      <w:bookmarkStart w:id="33" w:name="__RefHeading___Toc61642_3949650649"/>
+      <w:bookmarkStart w:id="33" w:name="__RefHeading___Toc7812_1365534658"/>
       <w:bookmarkEnd w:id="33"/>
       <w:r>
         <w:rPr>
@@ -20486,7 +20486,7 @@
         <w:pStyle w:val="Heading2"/>
         <w:rPr/>
       </w:pPr>
-      <w:bookmarkStart w:id="34" w:name="__RefHeading___Toc61644_3949650649"/>
+      <w:bookmarkStart w:id="34" w:name="__RefHeading___Toc7814_1365534658"/>
       <w:bookmarkEnd w:id="34"/>
       <w:r>
         <w:rPr>
@@ -22024,7 +22024,7 @@
         <w:pStyle w:val="Heading2"/>
         <w:rPr/>
       </w:pPr>
-      <w:bookmarkStart w:id="35" w:name="__RefHeading___Toc61646_3949650649"/>
+      <w:bookmarkStart w:id="35" w:name="__RefHeading___Toc7816_1365534658"/>
       <w:bookmarkEnd w:id="35"/>
       <w:r>
         <w:rPr>
@@ -23306,7 +23306,7 @@
         <w:pStyle w:val="Heading2"/>
         <w:rPr/>
       </w:pPr>
-      <w:bookmarkStart w:id="36" w:name="__RefHeading___Toc61648_3949650649"/>
+      <w:bookmarkStart w:id="36" w:name="__RefHeading___Toc7818_1365534658"/>
       <w:bookmarkEnd w:id="36"/>
       <w:r>
         <w:rPr>
@@ -24340,7 +24340,7 @@
         <w:pStyle w:val="Heading2"/>
         <w:rPr/>
       </w:pPr>
-      <w:bookmarkStart w:id="37" w:name="__RefHeading___Toc61650_3949650649"/>
+      <w:bookmarkStart w:id="37" w:name="__RefHeading___Toc7820_1365534658"/>
       <w:bookmarkEnd w:id="37"/>
       <w:r>
         <w:rPr>
@@ -24433,7 +24433,7 @@
         <w:pStyle w:val="Heading2"/>
         <w:rPr/>
       </w:pPr>
-      <w:bookmarkStart w:id="38" w:name="__RefHeading___Toc61652_3949650649"/>
+      <w:bookmarkStart w:id="38" w:name="__RefHeading___Toc7822_1365534658"/>
       <w:bookmarkEnd w:id="38"/>
       <w:r>
         <w:rPr>
@@ -24465,7 +24465,7 @@
         <w:pStyle w:val="Heading2"/>
         <w:rPr/>
       </w:pPr>
-      <w:bookmarkStart w:id="39" w:name="__RefHeading___Toc61654_3949650649"/>
+      <w:bookmarkStart w:id="39" w:name="__RefHeading___Toc7824_1365534658"/>
       <w:bookmarkEnd w:id="39"/>
       <w:r>
         <w:rPr>
@@ -24841,7 +24841,7 @@
         <w:pStyle w:val="Heading2"/>
         <w:rPr/>
       </w:pPr>
-      <w:bookmarkStart w:id="40" w:name="__RefHeading___Toc61656_3949650649"/>
+      <w:bookmarkStart w:id="40" w:name="__RefHeading___Toc7826_1365534658"/>
       <w:bookmarkEnd w:id="40"/>
       <w:r>
         <w:rPr>
@@ -24873,7 +24873,7 @@
         <w:pStyle w:val="Heading2"/>
         <w:rPr/>
       </w:pPr>
-      <w:bookmarkStart w:id="41" w:name="__RefHeading___Toc61658_3949650649"/>
+      <w:bookmarkStart w:id="41" w:name="__RefHeading___Toc7828_1365534658"/>
       <w:bookmarkEnd w:id="41"/>
       <w:r>
         <w:rPr>
@@ -24908,7 +24908,7 @@
         <w:pStyle w:val="Heading1"/>
         <w:rPr/>
       </w:pPr>
-      <w:bookmarkStart w:id="42" w:name="__RefHeading___Toc61660_3949650649"/>
+      <w:bookmarkStart w:id="42" w:name="__RefHeading___Toc7830_1365534658"/>
       <w:bookmarkEnd w:id="42"/>
       <w:r>
         <w:rPr>
@@ -24925,7 +24925,7 @@
         <w:pStyle w:val="Heading2"/>
         <w:rPr/>
       </w:pPr>
-      <w:bookmarkStart w:id="43" w:name="__RefHeading___Toc61662_3949650649"/>
+      <w:bookmarkStart w:id="43" w:name="__RefHeading___Toc7832_1365534658"/>
       <w:bookmarkEnd w:id="43"/>
       <w:r>
         <w:rPr>
@@ -25452,7 +25452,7 @@
         <w:pStyle w:val="Heading2"/>
         <w:rPr/>
       </w:pPr>
-      <w:bookmarkStart w:id="44" w:name="__RefHeading___Toc61664_3949650649"/>
+      <w:bookmarkStart w:id="44" w:name="__RefHeading___Toc7834_1365534658"/>
       <w:bookmarkEnd w:id="44"/>
       <w:r>
         <w:rPr>
@@ -26484,7 +26484,7 @@
         <w:pStyle w:val="Heading2"/>
         <w:rPr/>
       </w:pPr>
-      <w:bookmarkStart w:id="45" w:name="__RefHeading___Toc61666_3949650649"/>
+      <w:bookmarkStart w:id="45" w:name="__RefHeading___Toc7836_1365534658"/>
       <w:bookmarkEnd w:id="45"/>
       <w:r>
         <w:rPr>
@@ -27153,7 +27153,7 @@
         <w:pStyle w:val="Heading2"/>
         <w:rPr/>
       </w:pPr>
-      <w:bookmarkStart w:id="46" w:name="__RefHeading___Toc61668_3949650649"/>
+      <w:bookmarkStart w:id="46" w:name="__RefHeading___Toc7838_1365534658"/>
       <w:bookmarkEnd w:id="46"/>
       <w:r>
         <w:rPr>
@@ -27185,7 +27185,7 @@
         <w:pStyle w:val="Heading2"/>
         <w:rPr/>
       </w:pPr>
-      <w:bookmarkStart w:id="47" w:name="__RefHeading___Toc61670_3949650649"/>
+      <w:bookmarkStart w:id="47" w:name="__RefHeading___Toc7840_1365534658"/>
       <w:bookmarkEnd w:id="47"/>
       <w:r>
         <w:rPr>
@@ -27281,7 +27281,7 @@
         <w:pStyle w:val="Heading1"/>
         <w:rPr/>
       </w:pPr>
-      <w:bookmarkStart w:id="48" w:name="__RefHeading___Toc61672_3949650649"/>
+      <w:bookmarkStart w:id="48" w:name="__RefHeading___Toc7842_1365534658"/>
       <w:bookmarkEnd w:id="48"/>
       <w:r>
         <w:rPr>
@@ -27298,7 +27298,7 @@
         <w:pStyle w:val="Heading2"/>
         <w:rPr/>
       </w:pPr>
-      <w:bookmarkStart w:id="49" w:name="__RefHeading___Toc61674_3949650649"/>
+      <w:bookmarkStart w:id="49" w:name="__RefHeading___Toc7844_1365534658"/>
       <w:bookmarkEnd w:id="49"/>
       <w:r>
         <w:rPr>
@@ -28024,7 +28024,7 @@
         <w:pStyle w:val="Heading2"/>
         <w:rPr/>
       </w:pPr>
-      <w:bookmarkStart w:id="50" w:name="__RefHeading___Toc61676_3949650649"/>
+      <w:bookmarkStart w:id="50" w:name="__RefHeading___Toc7846_1365534658"/>
       <w:bookmarkEnd w:id="50"/>
       <w:r>
         <w:rPr>
@@ -28233,7 +28233,7 @@
         <w:pStyle w:val="Heading2"/>
         <w:rPr/>
       </w:pPr>
-      <w:bookmarkStart w:id="51" w:name="__RefHeading___Toc61678_3949650649"/>
+      <w:bookmarkStart w:id="51" w:name="__RefHeading___Toc7848_1365534658"/>
       <w:bookmarkEnd w:id="51"/>
       <w:r>
         <w:rPr>
@@ -29558,7 +29558,7 @@
         <w:pStyle w:val="Heading2"/>
         <w:rPr/>
       </w:pPr>
-      <w:bookmarkStart w:id="52" w:name="__RefHeading___Toc61680_3949650649"/>
+      <w:bookmarkStart w:id="52" w:name="__RefHeading___Toc7850_1365534658"/>
       <w:bookmarkEnd w:id="52"/>
       <w:r>
         <w:rPr>
@@ -29593,7 +29593,7 @@
         <w:pStyle w:val="Heading1"/>
         <w:rPr/>
       </w:pPr>
-      <w:bookmarkStart w:id="53" w:name="__RefHeading___Toc61682_3949650649"/>
+      <w:bookmarkStart w:id="53" w:name="__RefHeading___Toc7852_1365534658"/>
       <w:bookmarkEnd w:id="53"/>
       <w:r>
         <w:rPr>
@@ -29610,7 +29610,7 @@
         <w:pStyle w:val="Heading2"/>
         <w:rPr/>
       </w:pPr>
-      <w:bookmarkStart w:id="54" w:name="__RefHeading___Toc61684_3949650649"/>
+      <w:bookmarkStart w:id="54" w:name="__RefHeading___Toc7854_1365534658"/>
       <w:bookmarkEnd w:id="54"/>
       <w:r>
         <w:rPr>
@@ -33448,7 +33448,7 @@
         <w:pStyle w:val="Heading2"/>
         <w:rPr/>
       </w:pPr>
-      <w:bookmarkStart w:id="55" w:name="__RefHeading___Toc61686_3949650649"/>
+      <w:bookmarkStart w:id="55" w:name="__RefHeading___Toc7856_1365534658"/>
       <w:bookmarkEnd w:id="55"/>
       <w:r>
         <w:rPr>
@@ -33492,7 +33492,7 @@
         <w:pStyle w:val="Heading1"/>
         <w:rPr/>
       </w:pPr>
-      <w:bookmarkStart w:id="56" w:name="__RefHeading___Toc61688_3949650649"/>
+      <w:bookmarkStart w:id="56" w:name="__RefHeading___Toc7858_1365534658"/>
       <w:bookmarkEnd w:id="56"/>
       <w:r>
         <w:rPr>
@@ -33524,7 +33524,7 @@
         <w:pStyle w:val="Heading2"/>
         <w:rPr/>
       </w:pPr>
-      <w:bookmarkStart w:id="57" w:name="__RefHeading___Toc61690_3949650649"/>
+      <w:bookmarkStart w:id="57" w:name="__RefHeading___Toc7860_1365534658"/>
       <w:bookmarkEnd w:id="57"/>
       <w:r>
         <w:rPr>
@@ -34492,7 +34492,7 @@
         <w:pStyle w:val="Heading2"/>
         <w:rPr/>
       </w:pPr>
-      <w:bookmarkStart w:id="58" w:name="__RefHeading___Toc61692_3949650649"/>
+      <w:bookmarkStart w:id="58" w:name="__RefHeading___Toc7862_1365534658"/>
       <w:bookmarkEnd w:id="58"/>
       <w:r>
         <w:rPr>
@@ -35460,7 +35460,7 @@
         <w:pStyle w:val="Heading2"/>
         <w:rPr/>
       </w:pPr>
-      <w:bookmarkStart w:id="59" w:name="__RefHeading___Toc61694_3949650649"/>
+      <w:bookmarkStart w:id="59" w:name="__RefHeading___Toc7864_1365534658"/>
       <w:bookmarkEnd w:id="59"/>
       <w:r>
         <w:rPr>
@@ -36542,7 +36542,7 @@
         <w:pStyle w:val="Heading2"/>
         <w:rPr/>
       </w:pPr>
-      <w:bookmarkStart w:id="60" w:name="__RefHeading___Toc61696_3949650649"/>
+      <w:bookmarkStart w:id="60" w:name="__RefHeading___Toc7866_1365534658"/>
       <w:bookmarkEnd w:id="60"/>
       <w:r>
         <w:rPr>
@@ -37396,7 +37396,7 @@
         <w:pStyle w:val="Heading2"/>
         <w:rPr/>
       </w:pPr>
-      <w:bookmarkStart w:id="61" w:name="__RefHeading___Toc61698_3949650649"/>
+      <w:bookmarkStart w:id="61" w:name="__RefHeading___Toc7868_1365534658"/>
       <w:bookmarkEnd w:id="61"/>
       <w:r>
         <w:rPr>
@@ -38129,7 +38129,7 @@
       <w:r>
         <w:br w:type="page"/>
       </w:r>
-      <w:bookmarkStart w:id="62" w:name="__RefHeading___Toc61700_3949650649"/>
+      <w:bookmarkStart w:id="62" w:name="__RefHeading___Toc7870_1365534658"/>
       <w:bookmarkEnd w:id="62"/>
       <w:r>
         <w:rPr>
@@ -38146,7 +38146,7 @@
         <w:pStyle w:val="Heading2"/>
         <w:rPr/>
       </w:pPr>
-      <w:bookmarkStart w:id="63" w:name="__RefHeading___Toc61702_3949650649"/>
+      <w:bookmarkStart w:id="63" w:name="__RefHeading___Toc7872_1365534658"/>
       <w:bookmarkEnd w:id="63"/>
       <w:r>
         <w:rPr>
@@ -39413,7 +39413,7 @@
         <w:pStyle w:val="Heading2"/>
         <w:rPr/>
       </w:pPr>
-      <w:bookmarkStart w:id="64" w:name="__RefHeading___Toc61704_3949650649"/>
+      <w:bookmarkStart w:id="64" w:name="__RefHeading___Toc7874_1365534658"/>
       <w:bookmarkEnd w:id="64"/>
       <w:r>
         <w:rPr>
@@ -40153,7 +40153,7 @@
         <w:pStyle w:val="Heading2"/>
         <w:rPr/>
       </w:pPr>
-      <w:bookmarkStart w:id="65" w:name="__RefHeading___Toc61706_3949650649"/>
+      <w:bookmarkStart w:id="65" w:name="__RefHeading___Toc7876_1365534658"/>
       <w:bookmarkEnd w:id="65"/>
       <w:r>
         <w:rPr>
@@ -40188,7 +40188,7 @@
         <w:pStyle w:val="Heading1"/>
         <w:rPr/>
       </w:pPr>
-      <w:bookmarkStart w:id="66" w:name="__RefHeading___Toc61708_3949650649"/>
+      <w:bookmarkStart w:id="66" w:name="__RefHeading___Toc7878_1365534658"/>
       <w:bookmarkEnd w:id="66"/>
       <w:r>
         <w:rPr>
@@ -40220,7 +40220,7 @@
         <w:pStyle w:val="Heading2"/>
         <w:rPr/>
       </w:pPr>
-      <w:bookmarkStart w:id="67" w:name="__RefHeading___Toc61710_3949650649"/>
+      <w:bookmarkStart w:id="67" w:name="__RefHeading___Toc7880_1365534658"/>
       <w:bookmarkEnd w:id="67"/>
       <w:r>
         <w:rPr>
@@ -41530,7 +41530,7 @@
         <w:pStyle w:val="Heading2"/>
         <w:rPr/>
       </w:pPr>
-      <w:bookmarkStart w:id="68" w:name="__RefHeading___Toc61712_3949650649"/>
+      <w:bookmarkStart w:id="68" w:name="__RefHeading___Toc7882_1365534658"/>
       <w:bookmarkEnd w:id="68"/>
       <w:r>
         <w:rPr>
@@ -42498,7 +42498,7 @@
         <w:pStyle w:val="Heading2"/>
         <w:rPr/>
       </w:pPr>
-      <w:bookmarkStart w:id="69" w:name="__RefHeading___Toc61714_3949650649"/>
+      <w:bookmarkStart w:id="69" w:name="__RefHeading___Toc7884_1365534658"/>
       <w:bookmarkEnd w:id="69"/>
       <w:r>
         <w:rPr>
@@ -43231,7 +43231,7 @@
       <w:r>
         <w:br w:type="page"/>
       </w:r>
-      <w:bookmarkStart w:id="70" w:name="__RefHeading___Toc61716_3949650649"/>
+      <w:bookmarkStart w:id="70" w:name="__RefHeading___Toc7886_1365534658"/>
       <w:bookmarkEnd w:id="70"/>
       <w:r>
         <w:rPr>
@@ -44306,7 +44306,7 @@
       <w:r>
         <w:br w:type="page"/>
       </w:r>
-      <w:bookmarkStart w:id="71" w:name="__RefHeading___Toc61718_3949650649"/>
+      <w:bookmarkStart w:id="71" w:name="__RefHeading___Toc7888_1365534658"/>
       <w:bookmarkEnd w:id="71"/>
       <w:r>
         <w:rPr>
@@ -45623,7 +45623,7 @@
       <w:r>
         <w:br w:type="page"/>
       </w:r>
-      <w:bookmarkStart w:id="72" w:name="__RefHeading___Toc61720_3949650649"/>
+      <w:bookmarkStart w:id="72" w:name="__RefHeading___Toc7890_1365534658"/>
       <w:bookmarkStart w:id="73" w:name="_Toc233203395"/>
       <w:bookmarkEnd w:id="72"/>
       <w:r>
